--- a/前两章.docx
+++ b/前两章.docx
@@ -520,11 +520,11 @@
       </w:pPr>
       <w:smartTag w:uri="urn:schemas-microsoft-com:office:smarttags" w:element="chsdate">
         <w:smartTagPr>
+          <w:attr w:name="Year" w:val="1899"/>
+          <w:attr w:name="Month" w:val="12"/>
+          <w:attr w:name="Day" w:val="30"/>
+          <w:attr w:name="IsLunarDate" w:val="False"/>
           <w:attr w:name="IsROCDate" w:val="False"/>
-          <w:attr w:name="IsLunarDate" w:val="False"/>
-          <w:attr w:name="Day" w:val="30"/>
-          <w:attr w:name="Month" w:val="12"/>
-          <w:attr w:name="Year" w:val="1899"/>
         </w:smartTagPr>
         <w:r>
           <w:t>1.2.1</w:t>
@@ -536,9 +536,6 @@
       <w:bookmarkEnd w:id="29"/>
       <w:bookmarkEnd w:id="30"/>
       <w:r>
-        <w:t xml:space="preserve"> </w:t>
-      </w:r>
-      <w:r>
         <w:rPr>
           <w:rFonts w:hint="eastAsia"/>
         </w:rPr>
@@ -564,7 +561,23 @@
           <w:rFonts w:hint="eastAsia"/>
           <w:highlight w:val="red"/>
         </w:rPr>
-        <w:t>最近邻插值法的主要优点在于其简单性和高效性。这种方法由于计算简便，可以快速完成图像尺寸的调整。然而，它的缺点也非常明显，由于仅仅采用最近的像素值进行填充，没有进行任何形式的平滑或过渡处理，因此容易在放大的图像中产生锯齿状边缘，降低图像质量。</w:t>
+        <w:t>最近邻插值法的主要优点在于其简单性和高效性。这种方法由于计算简便，可以快速完成图像尺寸的调整。然而，它的缺点也非常明显，由于仅仅采用最近的</w:t>
+      </w:r>
+      <w:proofErr w:type="gramStart"/>
+      <w:r>
+        <w:rPr>
+          <w:rFonts w:hint="eastAsia"/>
+          <w:highlight w:val="red"/>
+        </w:rPr>
+        <w:t>像素值</w:t>
+      </w:r>
+      <w:proofErr w:type="gramEnd"/>
+      <w:r>
+        <w:rPr>
+          <w:rFonts w:hint="eastAsia"/>
+          <w:highlight w:val="red"/>
+        </w:rPr>
+        <w:t>进行填充，没有进行任何形式的平滑或过渡处理，因此容易在放大的图像中产生锯齿状边缘，降低图像质量。</w:t>
       </w:r>
     </w:p>
     <w:p>
@@ -580,7 +593,39 @@
           <w:rFonts w:hint="eastAsia"/>
           <w:highlight w:val="red"/>
         </w:rPr>
-        <w:t>双线性插值法相较于最近邻插值法，在图像质量上有了显著的提升。它通过对四个最近邻像素值进行加权平均，能够在一定程度上模拟出更加平滑的过渡效果，减少锯齿现象。这种方法适合于对图像质量有一定要求，但仍需要保持较快</w:t>
+        <w:t>双线性插值</w:t>
+      </w:r>
+      <w:proofErr w:type="gramStart"/>
+      <w:r>
+        <w:rPr>
+          <w:rFonts w:hint="eastAsia"/>
+          <w:highlight w:val="red"/>
+        </w:rPr>
+        <w:t>法相较</w:t>
+      </w:r>
+      <w:proofErr w:type="gramEnd"/>
+      <w:r>
+        <w:rPr>
+          <w:rFonts w:hint="eastAsia"/>
+          <w:highlight w:val="red"/>
+        </w:rPr>
+        <w:t>于最近邻插值法，在图像质量上有了显著的提升。它通过对四个最近邻</w:t>
+      </w:r>
+      <w:proofErr w:type="gramStart"/>
+      <w:r>
+        <w:rPr>
+          <w:rFonts w:hint="eastAsia"/>
+          <w:highlight w:val="red"/>
+        </w:rPr>
+        <w:t>像素值</w:t>
+      </w:r>
+      <w:proofErr w:type="gramEnd"/>
+      <w:r>
+        <w:rPr>
+          <w:rFonts w:hint="eastAsia"/>
+          <w:highlight w:val="red"/>
+        </w:rPr>
+        <w:t>进行加权平均，能够在一定程度上模拟出更加平滑的过渡效果，减少锯齿现象。这种方法适合于对图像质量有一定要求，但仍需要保持较快</w:t>
       </w:r>
       <w:r>
         <w:rPr>
@@ -657,6 +702,7 @@
         </w:rPr>
         <w:t>等人开发了一种新型的基于边缘指导的图像插值算法，这种算法显著优于传统的线性插值方法，因为它能够在提高图像分辨率的同时，保持图像的边缘清晰度，从而改善了图像的整体视觉效果。同时，</w:t>
       </w:r>
+      <w:proofErr w:type="spellStart"/>
       <w:r>
         <w:rPr>
           <w:rFonts w:hint="eastAsia"/>
@@ -664,6 +710,7 @@
         </w:rPr>
         <w:t>Battiatto</w:t>
       </w:r>
+      <w:proofErr w:type="spellEnd"/>
       <w:r>
         <w:rPr>
           <w:rFonts w:hint="eastAsia"/>
@@ -840,12 +887,14 @@
         <w:lastRenderedPageBreak/>
         <w:t>典型的基于重建的超分辨率技术包括迭代反投影法、</w:t>
       </w:r>
+      <w:proofErr w:type="gramStart"/>
       <w:r>
         <w:rPr>
           <w:rFonts w:hint="eastAsia"/>
         </w:rPr>
         <w:t>多帧超分辨率</w:t>
       </w:r>
+      <w:proofErr w:type="gramEnd"/>
       <w:r>
         <w:rPr>
           <w:rFonts w:hint="eastAsia"/>
@@ -1102,7 +1151,21 @@
         <w:rPr>
           <w:rFonts w:hint="eastAsia"/>
         </w:rPr>
-        <w:t>图像质量不足，同时维护庞大样本库需要占用大量存储空间。基于稀疏编码的算法是一种通过学习</w:t>
+        <w:t>图像质量不足，同时维护庞大样本</w:t>
+      </w:r>
+      <w:proofErr w:type="gramStart"/>
+      <w:r>
+        <w:rPr>
+          <w:rFonts w:hint="eastAsia"/>
+        </w:rPr>
+        <w:t>库需要</w:t>
+      </w:r>
+      <w:proofErr w:type="gramEnd"/>
+      <w:r>
+        <w:rPr>
+          <w:rFonts w:hint="eastAsia"/>
+        </w:rPr>
+        <w:t>占用大量存储空间。基于稀疏编码的算法是一种通过学习</w:t>
       </w:r>
       <w:r>
         <w:rPr>
@@ -1126,7 +1189,21 @@
         <w:rPr>
           <w:rFonts w:hint="eastAsia"/>
         </w:rPr>
-        <w:t>图像块之间的映射关系来进行图像超分辨率重建的方法。该方法利用超完备字典对</w:t>
+        <w:t>图像块之间的映射关系来进行</w:t>
+      </w:r>
+      <w:proofErr w:type="gramStart"/>
+      <w:r>
+        <w:rPr>
+          <w:rFonts w:hint="eastAsia"/>
+        </w:rPr>
+        <w:t>图像超</w:t>
+      </w:r>
+      <w:proofErr w:type="gramEnd"/>
+      <w:r>
+        <w:rPr>
+          <w:rFonts w:hint="eastAsia"/>
+        </w:rPr>
+        <w:t>分辨率重建的方法。该方法利用超完备字典对</w:t>
       </w:r>
       <w:r>
         <w:rPr>
@@ -1298,7 +1375,21 @@
         <w:rPr>
           <w:rFonts w:hint="eastAsia"/>
         </w:rPr>
-        <w:t>的创新之处在于将深度学习技术首次成功应用于图像超分辨率领域，展现了卷积神经网络在图像处理方面的强大潜力。尽管如此，随着深度学习技术的发展，后续研究中提出了更多高效、复杂的模型来进一步提升超分辨率重建的性能。</w:t>
+        <w:t>的创新之处在于将深度学习技术首次成功应用于</w:t>
+      </w:r>
+      <w:proofErr w:type="gramStart"/>
+      <w:r>
+        <w:rPr>
+          <w:rFonts w:hint="eastAsia"/>
+        </w:rPr>
+        <w:t>图像超</w:t>
+      </w:r>
+      <w:proofErr w:type="gramEnd"/>
+      <w:r>
+        <w:rPr>
+          <w:rFonts w:hint="eastAsia"/>
+        </w:rPr>
+        <w:t>分辨率领域，展现了卷积神经网络在图像处理方面的强大潜力。尽管如此，随着深度学习技术的发展，后续研究中提出了更多高效、复杂的模型来进一步提升超分辨率重建的性能。</w:t>
       </w:r>
       <w:r>
         <w:rPr>
@@ -1318,17 +1409,33 @@
         </w:rPr>
         <w:t>年，</w:t>
       </w:r>
+      <w:proofErr w:type="spellStart"/>
       <w:r>
         <w:rPr>
           <w:rFonts w:hint="eastAsia"/>
         </w:rPr>
         <w:t>ResNet</w:t>
       </w:r>
-      <w:r>
-        <w:rPr>
-          <w:rFonts w:hint="eastAsia"/>
-        </w:rPr>
-        <w:t>首次将深度残差网络引入到单图像超分辨率</w:t>
+      <w:proofErr w:type="spellEnd"/>
+      <w:r>
+        <w:rPr>
+          <w:rFonts w:hint="eastAsia"/>
+        </w:rPr>
+        <w:t>首次将深度残差网络引入到单</w:t>
+      </w:r>
+      <w:proofErr w:type="gramStart"/>
+      <w:r>
+        <w:rPr>
+          <w:rFonts w:hint="eastAsia"/>
+        </w:rPr>
+        <w:t>图像超</w:t>
+      </w:r>
+      <w:proofErr w:type="gramEnd"/>
+      <w:r>
+        <w:rPr>
+          <w:rFonts w:hint="eastAsia"/>
+        </w:rPr>
+        <w:t>分辨率</w:t>
       </w:r>
       <w:r>
         <w:rPr>
@@ -1340,26 +1447,58 @@
         <w:rPr>
           <w:rFonts w:hint="eastAsia"/>
         </w:rPr>
-        <w:t>任务中，开创了利用深度学习进行图像超分辨率重建的新篇章，并对后续的图像超分辨率研究产生了深远的影响。</w:t>
-      </w:r>
+        <w:t>任务中，开创了利用深度学习进行</w:t>
+      </w:r>
+      <w:proofErr w:type="gramStart"/>
+      <w:r>
+        <w:rPr>
+          <w:rFonts w:hint="eastAsia"/>
+        </w:rPr>
+        <w:t>图像超</w:t>
+      </w:r>
+      <w:proofErr w:type="gramEnd"/>
+      <w:r>
+        <w:rPr>
+          <w:rFonts w:hint="eastAsia"/>
+        </w:rPr>
+        <w:t>分辨率重建的新篇章，并对后续的</w:t>
+      </w:r>
+      <w:proofErr w:type="gramStart"/>
+      <w:r>
+        <w:rPr>
+          <w:rFonts w:hint="eastAsia"/>
+        </w:rPr>
+        <w:t>图像超</w:t>
+      </w:r>
+      <w:proofErr w:type="gramEnd"/>
+      <w:r>
+        <w:rPr>
+          <w:rFonts w:hint="eastAsia"/>
+        </w:rPr>
+        <w:t>分辨率研究产生了深远的影响。</w:t>
+      </w:r>
+      <w:proofErr w:type="spellStart"/>
       <w:r>
         <w:rPr>
           <w:rFonts w:hint="eastAsia"/>
         </w:rPr>
         <w:t>ResNet</w:t>
       </w:r>
+      <w:proofErr w:type="spellEnd"/>
       <w:r>
         <w:rPr>
           <w:rFonts w:hint="eastAsia"/>
         </w:rPr>
         <w:t>通过引入残差连接来解决深度网络训练过程中可能出现的梯度消失或爆炸问题，使得网络能够学习到更加复杂和深层的特征表示。在</w:t>
       </w:r>
+      <w:proofErr w:type="spellStart"/>
       <w:r>
         <w:rPr>
           <w:rFonts w:hint="eastAsia"/>
         </w:rPr>
         <w:t>ResNet</w:t>
       </w:r>
+      <w:proofErr w:type="spellEnd"/>
       <w:r>
         <w:rPr>
           <w:rFonts w:hint="eastAsia"/>
@@ -1376,7 +1515,21 @@
         <w:rPr>
           <w:rFonts w:hint="eastAsia"/>
         </w:rPr>
-        <w:t>模型通过采用残差学习的方式，显著增加了网络层数，不仅提高了单图像超分辨率的性能，而且通过全局残差学习和带</w:t>
+        <w:t>模型通过采用残差学习的方式，显著增加了网络层数，不仅提高了单</w:t>
+      </w:r>
+      <w:proofErr w:type="gramStart"/>
+      <w:r>
+        <w:rPr>
+          <w:rFonts w:hint="eastAsia"/>
+        </w:rPr>
+        <w:t>图像超</w:t>
+      </w:r>
+      <w:proofErr w:type="gramEnd"/>
+      <w:r>
+        <w:rPr>
+          <w:rFonts w:hint="eastAsia"/>
+        </w:rPr>
+        <w:t>分辨率的性能，而且通过全局残差学习和带</w:t>
       </w:r>
       <w:r>
         <w:rPr>
@@ -1445,7 +1598,21 @@
         <w:rPr>
           <w:rFonts w:hint="eastAsia"/>
         </w:rPr>
-        <w:t>等人提出以来，在图像超分辨率（</w:t>
+        <w:t>等人提出以来，在</w:t>
+      </w:r>
+      <w:proofErr w:type="gramStart"/>
+      <w:r>
+        <w:rPr>
+          <w:rFonts w:hint="eastAsia"/>
+        </w:rPr>
+        <w:t>图像超</w:t>
+      </w:r>
+      <w:proofErr w:type="gramEnd"/>
+      <w:r>
+        <w:rPr>
+          <w:rFonts w:hint="eastAsia"/>
+        </w:rPr>
+        <w:t>分辨率（</w:t>
       </w:r>
       <w:r>
         <w:rPr>
@@ -1493,7 +1660,21 @@
         <w:rPr>
           <w:rFonts w:hint="eastAsia"/>
         </w:rPr>
-        <w:t>）两部分组成。生成器用于生成需要的图像，判别器用于按照预设的条件对生成的图片进行判别以帮助生成器更好的学习图像的特征。在图像超分辨率领域，使用</w:t>
+        <w:t>）两部分组成。生成器用于生成需要的图像，判别器用于按照预设的条件对生成的图片进行判别以帮助生成器更好的学习图像的特征。在</w:t>
+      </w:r>
+      <w:proofErr w:type="gramStart"/>
+      <w:r>
+        <w:rPr>
+          <w:rFonts w:hint="eastAsia"/>
+        </w:rPr>
+        <w:t>图像超</w:t>
+      </w:r>
+      <w:proofErr w:type="gramEnd"/>
+      <w:r>
+        <w:rPr>
+          <w:rFonts w:hint="eastAsia"/>
+        </w:rPr>
+        <w:t>分辨率领域，使用</w:t>
       </w:r>
       <w:r>
         <w:rPr>
@@ -1529,7 +1710,21 @@
         <w:rPr>
           <w:rFonts w:hint="eastAsia"/>
         </w:rPr>
-        <w:t>），它是专门为了提升低分辨率图像到高分辨率图像转换的质量而设计的。</w:t>
+        <w:t>），它是专门为了</w:t>
+      </w:r>
+      <w:proofErr w:type="gramStart"/>
+      <w:r>
+        <w:rPr>
+          <w:rFonts w:hint="eastAsia"/>
+        </w:rPr>
+        <w:t>提升低</w:t>
+      </w:r>
+      <w:proofErr w:type="gramEnd"/>
+      <w:r>
+        <w:rPr>
+          <w:rFonts w:hint="eastAsia"/>
+        </w:rPr>
+        <w:t>分辨率图像到高分辨率图像转换的质量而设计的。</w:t>
       </w:r>
       <w:r>
         <w:rPr>
@@ -1541,7 +1736,21 @@
         <w:rPr>
           <w:rFonts w:hint="eastAsia"/>
         </w:rPr>
-        <w:t>通过训练生成器生成高分辨率图像，并通过判别器来评估生成图像的真实性，从而在训练过程中逐渐提升生成图像的质量。虽然</w:t>
+        <w:t>通过训练生成器生成高分辨率图像，并通过</w:t>
+      </w:r>
+      <w:proofErr w:type="gramStart"/>
+      <w:r>
+        <w:rPr>
+          <w:rFonts w:hint="eastAsia"/>
+        </w:rPr>
+        <w:t>判别器</w:t>
+      </w:r>
+      <w:proofErr w:type="gramEnd"/>
+      <w:r>
+        <w:rPr>
+          <w:rFonts w:hint="eastAsia"/>
+        </w:rPr>
+        <w:t>来评估生成图像的真实性，从而在训练过程中逐渐提升生成图像的质量。虽然</w:t>
       </w:r>
       <w:r>
         <w:rPr>
@@ -1553,7 +1762,21 @@
         <w:rPr>
           <w:rFonts w:hint="eastAsia"/>
         </w:rPr>
-        <w:t>在图像超分辨率领域取得了显著成效，但也面临着一些挑战和缺陷，例如训练过程的稳定性问题、模型收敛速度慢以及可能产生不真实的纹理或伪影等问题。</w:t>
+        <w:t>在</w:t>
+      </w:r>
+      <w:proofErr w:type="gramStart"/>
+      <w:r>
+        <w:rPr>
+          <w:rFonts w:hint="eastAsia"/>
+        </w:rPr>
+        <w:t>图像超</w:t>
+      </w:r>
+      <w:proofErr w:type="gramEnd"/>
+      <w:r>
+        <w:rPr>
+          <w:rFonts w:hint="eastAsia"/>
+        </w:rPr>
+        <w:t>分辨率领域取得了显著成效，但也面临着一些挑战和缺陷，例如训练过程的稳定性问题、模型收敛速度慢以及可能产生不真实的纹理或伪影等问题。</w:t>
       </w:r>
     </w:p>
     <w:p>
@@ -1567,7 +1790,21 @@
         <w:rPr>
           <w:rFonts w:hint="eastAsia"/>
         </w:rPr>
-        <w:t>深度扩散模型在图像超分辨率领域的应用确实取得了令人瞩目的成就。</w:t>
+        <w:t>深度扩散模型在</w:t>
+      </w:r>
+      <w:proofErr w:type="gramStart"/>
+      <w:r>
+        <w:rPr>
+          <w:rFonts w:hint="eastAsia"/>
+        </w:rPr>
+        <w:t>图像超</w:t>
+      </w:r>
+      <w:proofErr w:type="gramEnd"/>
+      <w:r>
+        <w:rPr>
+          <w:rFonts w:hint="eastAsia"/>
+        </w:rPr>
+        <w:t>分辨率领域的应用确实取得了令人瞩目的成就。</w:t>
       </w:r>
       <w:r>
         <w:rPr>
@@ -1589,12 +1826,14 @@
         <w:spacing w:line="300" w:lineRule="auto"/>
         <w:ind w:firstLineChars="200" w:firstLine="498"/>
       </w:pPr>
+      <w:proofErr w:type="spellStart"/>
       <w:r>
         <w:rPr>
           <w:rFonts w:hint="eastAsia"/>
         </w:rPr>
         <w:t>SwinIR</w:t>
       </w:r>
+      <w:proofErr w:type="spellEnd"/>
       <w:r>
         <w:rPr>
           <w:rFonts w:hint="eastAsia"/>
@@ -1611,7 +1850,21 @@
         <w:rPr>
           <w:rFonts w:hint="eastAsia"/>
         </w:rPr>
-        <w:t>的低级视觉重建模型，在图像超分辨率领域中展现出了显著的优势。它通过将传统的卷积神经网络（</w:t>
+        <w:t>的低级视觉重建模型，在</w:t>
+      </w:r>
+      <w:proofErr w:type="gramStart"/>
+      <w:r>
+        <w:rPr>
+          <w:rFonts w:hint="eastAsia"/>
+        </w:rPr>
+        <w:t>图像超</w:t>
+      </w:r>
+      <w:proofErr w:type="gramEnd"/>
+      <w:r>
+        <w:rPr>
+          <w:rFonts w:hint="eastAsia"/>
+        </w:rPr>
+        <w:t>分辨率领域中展现出了显著的优势。它通过将传统的卷积神经网络（</w:t>
       </w:r>
       <w:r>
         <w:rPr>
@@ -1661,12 +1914,14 @@
         </w:rPr>
         <w:t>网络训练稳定性方面的不足，同时也避免了深度扩散模型在计算成本上的高昂开销。</w:t>
       </w:r>
+      <w:proofErr w:type="spellStart"/>
       <w:r>
         <w:rPr>
           <w:rFonts w:hint="eastAsia"/>
         </w:rPr>
         <w:t>SwinIR</w:t>
       </w:r>
+      <w:proofErr w:type="spellEnd"/>
       <w:r>
         <w:rPr>
           <w:rFonts w:hint="eastAsia"/>
@@ -1697,11 +1952,19 @@
         </w:rPr>
         <w:t>通过多个</w:t>
       </w:r>
-      <w:r>
-        <w:rPr>
-          <w:rFonts w:hint="eastAsia"/>
-        </w:rPr>
-        <w:t>Swin Transformer</w:t>
+      <w:proofErr w:type="spellStart"/>
+      <w:r>
+        <w:rPr>
+          <w:rFonts w:hint="eastAsia"/>
+        </w:rPr>
+        <w:t>Swin</w:t>
+      </w:r>
+      <w:proofErr w:type="spellEnd"/>
+      <w:r>
+        <w:rPr>
+          <w:rFonts w:hint="eastAsia"/>
+        </w:rPr>
+        <w:t xml:space="preserve"> Transformer</w:t>
       </w:r>
       <w:r>
         <w:rPr>
@@ -1733,12 +1996,14 @@
         </w:rPr>
         <w:t>最后的图像重建部分则将提取到的特征转化为高质量的超分辨率图像。</w:t>
       </w:r>
+      <w:proofErr w:type="spellStart"/>
       <w:r>
         <w:rPr>
           <w:rFonts w:hint="eastAsia"/>
         </w:rPr>
         <w:t>SwinIR</w:t>
       </w:r>
+      <w:proofErr w:type="spellEnd"/>
       <w:r>
         <w:rPr>
           <w:rFonts w:hint="eastAsia"/>
@@ -1805,7 +2070,21 @@
         <w:rPr>
           <w:rFonts w:hint="eastAsia"/>
         </w:rPr>
-        <w:t>架构的网络在单图像超分辨率领域得到了广泛的研究和应用。与传统的卷积神经网络相比，</w:t>
+        <w:t>架构的网络在单</w:t>
+      </w:r>
+      <w:proofErr w:type="gramStart"/>
+      <w:r>
+        <w:rPr>
+          <w:rFonts w:hint="eastAsia"/>
+        </w:rPr>
+        <w:t>图像超</w:t>
+      </w:r>
+      <w:proofErr w:type="gramEnd"/>
+      <w:r>
+        <w:rPr>
+          <w:rFonts w:hint="eastAsia"/>
+        </w:rPr>
+        <w:t>分辨率领域得到了广泛的研究和应用。与传统的卷积神经网络相比，</w:t>
       </w:r>
       <w:r>
         <w:rPr>
@@ -1895,7 +2174,21 @@
         <w:rPr>
           <w:rFonts w:hint="eastAsia"/>
         </w:rPr>
-        <w:t>架构的轴向自注意力的单图像超分辨率网络，具体研究内容如下：</w:t>
+        <w:t>架构的轴向自注意力的单</w:t>
+      </w:r>
+      <w:proofErr w:type="gramStart"/>
+      <w:r>
+        <w:rPr>
+          <w:rFonts w:hint="eastAsia"/>
+        </w:rPr>
+        <w:t>图像超</w:t>
+      </w:r>
+      <w:proofErr w:type="gramEnd"/>
+      <w:r>
+        <w:rPr>
+          <w:rFonts w:hint="eastAsia"/>
+        </w:rPr>
+        <w:t>分辨率网络，具体研究内容如下：</w:t>
       </w:r>
     </w:p>
     <w:p>
@@ -1933,7 +2226,21 @@
         <w:rPr>
           <w:rFonts w:hint="eastAsia"/>
         </w:rPr>
-        <w:t>的单图像超分辨率（</w:t>
+        <w:t>的单</w:t>
+      </w:r>
+      <w:proofErr w:type="gramStart"/>
+      <w:r>
+        <w:rPr>
+          <w:rFonts w:hint="eastAsia"/>
+        </w:rPr>
+        <w:t>图像超</w:t>
+      </w:r>
+      <w:proofErr w:type="gramEnd"/>
+      <w:r>
+        <w:rPr>
+          <w:rFonts w:hint="eastAsia"/>
+        </w:rPr>
+        <w:t>分辨率（</w:t>
       </w:r>
       <w:r>
         <w:rPr>
@@ -2014,8 +2321,16 @@
         <w:rPr>
           <w:rFonts w:hint="eastAsia"/>
         </w:rPr>
-        <w:t>Gated-Dconv</w:t>
-      </w:r>
+        <w:t>Gated-</w:t>
+      </w:r>
+      <w:proofErr w:type="spellStart"/>
+      <w:r>
+        <w:rPr>
+          <w:rFonts w:hint="eastAsia"/>
+        </w:rPr>
+        <w:t>Dconv</w:t>
+      </w:r>
+      <w:proofErr w:type="spellEnd"/>
       <w:r>
         <w:rPr>
           <w:rFonts w:hint="eastAsia"/>
@@ -2230,7 +2545,21 @@
         <w:rPr>
           <w:rFonts w:hint="eastAsia"/>
         </w:rPr>
-        <w:t>网络能够在不同尺度的超分辨率任务中表现出色，这归功于其能够捕捉到图像中的长距离依赖信息。轴向自注意力机制通过分别在水平和垂直方向上应用自注意力，使得网络能够更加灵活地处理图像的全局信息</w:t>
+        <w:t>网络能够在不同尺度的超分辨率任务中表现出色，这归功于其能够捕捉到图像中的长距离依赖信息。轴向自注意力机制通过分别在水平和垂直方向上</w:t>
+      </w:r>
+      <w:proofErr w:type="gramStart"/>
+      <w:r>
+        <w:rPr>
+          <w:rFonts w:hint="eastAsia"/>
+        </w:rPr>
+        <w:t>应用自</w:t>
+      </w:r>
+      <w:proofErr w:type="gramEnd"/>
+      <w:r>
+        <w:rPr>
+          <w:rFonts w:hint="eastAsia"/>
+        </w:rPr>
+        <w:t>注意力，使得网络能够更加灵活地处理图像的全局信息</w:t>
       </w:r>
       <w:r>
         <w:rPr>
@@ -2538,7 +2867,21 @@
         <w:rPr>
           <w:rFonts w:hint="eastAsia"/>
         </w:rPr>
-        <w:t>。最后介绍单图像超分辨率领域中常用的数据集、损失函数以及各种评价指标。</w:t>
+        <w:t>。最后介绍单</w:t>
+      </w:r>
+      <w:proofErr w:type="gramStart"/>
+      <w:r>
+        <w:rPr>
+          <w:rFonts w:hint="eastAsia"/>
+        </w:rPr>
+        <w:t>图像超</w:t>
+      </w:r>
+      <w:proofErr w:type="gramEnd"/>
+      <w:r>
+        <w:rPr>
+          <w:rFonts w:hint="eastAsia"/>
+        </w:rPr>
+        <w:t>分辨率领域中常用的数据集、损失函数以及各种评价指标。</w:t>
       </w:r>
     </w:p>
     <w:p>
@@ -3099,8 +3442,41 @@
           <w:rFonts w:hint="eastAsia"/>
           <w:szCs w:val="20"/>
         </w:rPr>
-        <w:t>卷积神经网络是由卷积核构成的一种前馈神经网络，主要应用于图像和视频识别、图像分类、图像分割以及机器人技术等领域。这种网络通过卷积层的卷积核对输入的数据进行特征提取，每个卷积核负责捕捉输入数据的不同特征。随后，池化层（也称为下采样层）会减少数据的维度，同时保留最重要的信息。激活函数如</w:t>
-      </w:r>
+        <w:t>卷积神经网络是由卷积</w:t>
+      </w:r>
+      <w:proofErr w:type="gramStart"/>
+      <w:r>
+        <w:rPr>
+          <w:rFonts w:hint="eastAsia"/>
+          <w:szCs w:val="20"/>
+        </w:rPr>
+        <w:t>核构成</w:t>
+      </w:r>
+      <w:proofErr w:type="gramEnd"/>
+      <w:r>
+        <w:rPr>
+          <w:rFonts w:hint="eastAsia"/>
+          <w:szCs w:val="20"/>
+        </w:rPr>
+        <w:t>的一种前馈神经网络，主要应用于图像和视频识别、图像分类、图像分割以及机器人技术等领域。这种网络通过卷积层的卷积核对输入的数据进行特征提取，每个卷积核负责捕捉输入数据的不同特征。随后，</w:t>
+      </w:r>
+      <w:proofErr w:type="gramStart"/>
+      <w:r>
+        <w:rPr>
+          <w:rFonts w:hint="eastAsia"/>
+          <w:szCs w:val="20"/>
+        </w:rPr>
+        <w:t>池化层</w:t>
+      </w:r>
+      <w:proofErr w:type="gramEnd"/>
+      <w:r>
+        <w:rPr>
+          <w:rFonts w:hint="eastAsia"/>
+          <w:szCs w:val="20"/>
+        </w:rPr>
+        <w:t>（也称为下采样层）会减少数据的维度，同时保留最重要的信息。激活函数如</w:t>
+      </w:r>
+      <w:proofErr w:type="spellStart"/>
       <w:r>
         <w:rPr>
           <w:rFonts w:hint="eastAsia"/>
@@ -3108,12 +3484,45 @@
         </w:rPr>
         <w:t>ReLU</w:t>
       </w:r>
-      <w:r>
-        <w:rPr>
-          <w:rFonts w:hint="eastAsia"/>
-          <w:szCs w:val="20"/>
-        </w:rPr>
-        <w:t>则负责引入非线性，使得网络能够学习和模拟复杂的函数映射。由于卷积具有平移不变性的特点，即当图像中的物体发生位移时，通过卷积提取的特征不会受到影响，这一特点保证了模型对于物体位置的泛化能力。此外，卷积还能够通过局部感受野捕捉图像局部区域的特征，从而降低模型的复杂度并减少参数数量。权重共享是卷积神经网络中的一个核心概念，它指的是网络中每个卷积核的参数在整个输入图像上使用是相同的。这不仅大幅度减少了模型的参数量，也使得模型更易于训练和泛化。此外通过设计多尺度卷积，即在同一层中使用不同大小的卷积核进行特征融合，网络可以同时捕获图像的粗粒度和细粒度信息，这样就能够提取到更加丰富和层次化的特征，并且可以有效减少过多较大的卷积核的使用，减少计算量和参数量。总之，卷积在图像超分辨率领域中的应用极为广泛，并且通过创新性的网络架构设计，如权重共享和多尺度卷积等方法，可以极大地提升模型对图像超分辨率的性能。</w:t>
+      <w:proofErr w:type="spellEnd"/>
+      <w:r>
+        <w:rPr>
+          <w:rFonts w:hint="eastAsia"/>
+          <w:szCs w:val="20"/>
+        </w:rPr>
+        <w:t>则负责引入非线性，使得网络能够学习和模拟复杂的函数映射。由于卷积具有平移不变性的特点，即当图像中的物体发生位移时，通过卷积提取的特征不会受到影响，这一特点保证了模型对于物体位置的泛化能力。此外，卷积还能够通过局部感受野捕捉图像局部区域的特征，从而降低模型的复杂度并减少参数数量。权重共享是卷积神经网络中的一个核心概念，它指的是网络中每个卷积核的参数在整个输入图像上使用是相同的。这不仅大幅度减少了模型的参数量，也使得模型更易于训练和泛化。此外通过设计多尺度卷积，即在同一层中使用不同大小的卷积核进行特征融合，网络可以同时捕获图像的粗粒度和细粒度信息，这样就能够提取到更加丰富和层次化的特征，并且可以有效减少过多较大的卷积核的使用，减少计算量和参数量。总之，卷积在</w:t>
+      </w:r>
+      <w:proofErr w:type="gramStart"/>
+      <w:r>
+        <w:rPr>
+          <w:rFonts w:hint="eastAsia"/>
+          <w:szCs w:val="20"/>
+        </w:rPr>
+        <w:t>图像超</w:t>
+      </w:r>
+      <w:proofErr w:type="gramEnd"/>
+      <w:r>
+        <w:rPr>
+          <w:rFonts w:hint="eastAsia"/>
+          <w:szCs w:val="20"/>
+        </w:rPr>
+        <w:t>分辨率领域中的应用极为广泛，并且通过创新性的网络架构设计，如权重共享和多尺度卷积等方法，可以极大地提升模型对</w:t>
+      </w:r>
+      <w:proofErr w:type="gramStart"/>
+      <w:r>
+        <w:rPr>
+          <w:rFonts w:hint="eastAsia"/>
+          <w:szCs w:val="20"/>
+        </w:rPr>
+        <w:t>图像超</w:t>
+      </w:r>
+      <w:proofErr w:type="gramEnd"/>
+      <w:r>
+        <w:rPr>
+          <w:rFonts w:hint="eastAsia"/>
+          <w:szCs w:val="20"/>
+        </w:rPr>
+        <w:t>分辨率的性能。</w:t>
       </w:r>
     </w:p>
     <w:p>
@@ -3352,6 +3761,7 @@
         </w:rPr>
         <w:t xml:space="preserve"> </w:t>
       </w:r>
+      <w:proofErr w:type="gramStart"/>
       <w:r>
         <w:rPr>
           <w:rFonts w:eastAsia="黑体" w:hint="eastAsia"/>
@@ -3361,6 +3771,7 @@
         </w:rPr>
         <w:t>池化层</w:t>
       </w:r>
+      <w:proofErr w:type="gramEnd"/>
     </w:p>
     <w:p>
       <w:pPr>
@@ -3377,7 +3788,71 @@
           <w:rFonts w:hint="eastAsia"/>
           <w:szCs w:val="20"/>
         </w:rPr>
-        <w:t>在卷积神经网络的架构中，池化层扮演着至关重要的角色。作为一种标准的降采样技术，池化层的主要目的是通过减少数据维度和复杂性来提升计算效率，同时保持关键特征信息的完整性。在大多数情况下，池化层紧随卷积层之后，对其输出进行空间上的下采样处理。这种处理不仅有助于显著降低网络模型中的参数数量和计算负担，还可以有效减轻过拟合问题，增强模型对新数据的泛化能力。池化操作主要分为两种类型：最大池化</w:t>
+        <w:t>在卷积神经网络的架构中，</w:t>
+      </w:r>
+      <w:proofErr w:type="gramStart"/>
+      <w:r>
+        <w:rPr>
+          <w:rFonts w:hint="eastAsia"/>
+          <w:szCs w:val="20"/>
+        </w:rPr>
+        <w:t>池化层</w:t>
+      </w:r>
+      <w:proofErr w:type="gramEnd"/>
+      <w:r>
+        <w:rPr>
+          <w:rFonts w:hint="eastAsia"/>
+          <w:szCs w:val="20"/>
+        </w:rPr>
+        <w:t>扮演着至关重要的角色。作为一种标准的降采样技术，</w:t>
+      </w:r>
+      <w:proofErr w:type="gramStart"/>
+      <w:r>
+        <w:rPr>
+          <w:rFonts w:hint="eastAsia"/>
+          <w:szCs w:val="20"/>
+        </w:rPr>
+        <w:t>池化层</w:t>
+      </w:r>
+      <w:proofErr w:type="gramEnd"/>
+      <w:r>
+        <w:rPr>
+          <w:rFonts w:hint="eastAsia"/>
+          <w:szCs w:val="20"/>
+        </w:rPr>
+        <w:t>的主要目的是通过减少数据维度和复杂性来提升计算效率，同时保持关键特征信息的完整性。在大多数情况下，</w:t>
+      </w:r>
+      <w:proofErr w:type="gramStart"/>
+      <w:r>
+        <w:rPr>
+          <w:rFonts w:hint="eastAsia"/>
+          <w:szCs w:val="20"/>
+        </w:rPr>
+        <w:t>池化层</w:t>
+      </w:r>
+      <w:proofErr w:type="gramEnd"/>
+      <w:r>
+        <w:rPr>
+          <w:rFonts w:hint="eastAsia"/>
+          <w:szCs w:val="20"/>
+        </w:rPr>
+        <w:t>紧随卷积层之后，对其输出进行空间上的下采样处理。这种处理不仅有助于显著降低网络模型中的参数数量和计算负担，还可以有效减轻过拟合问题，增强模型对新数据的泛化能力。</w:t>
+      </w:r>
+      <w:proofErr w:type="gramStart"/>
+      <w:r>
+        <w:rPr>
+          <w:rFonts w:hint="eastAsia"/>
+          <w:szCs w:val="20"/>
+        </w:rPr>
+        <w:t>池化操作</w:t>
+      </w:r>
+      <w:proofErr w:type="gramEnd"/>
+      <w:r>
+        <w:rPr>
+          <w:rFonts w:hint="eastAsia"/>
+          <w:szCs w:val="20"/>
+        </w:rPr>
+        <w:t>主要分为两种类型：最大池化</w:t>
       </w:r>
       <w:r>
         <w:rPr>
@@ -3459,7 +3934,71 @@
           <w:rFonts w:hint="eastAsia"/>
           <w:szCs w:val="20"/>
         </w:rPr>
-        <w:t>。最大池化操作通过提取特定窗口内的最大值来代表整个窗口区域，这种方式极好地保留了窗口中最显著的特征信号。相对地，平均池化则通过计算窗口内所有元素的平均值来反映该窗口区域的一般特征强度。这两种池化策略都使得网络结构对于输入数据中的微小变动具有一定的不变性，如图像中物体的轻微移动，从而增强了模型对实际应用场景的适应性和鲁棒性。总体而言，池化层是卷积神经网络中不可或缺的一环，对于优化模型性能和效率起到了</w:t>
+        <w:t>。</w:t>
+      </w:r>
+      <w:proofErr w:type="gramStart"/>
+      <w:r>
+        <w:rPr>
+          <w:rFonts w:hint="eastAsia"/>
+          <w:szCs w:val="20"/>
+        </w:rPr>
+        <w:t>最大池化操作</w:t>
+      </w:r>
+      <w:proofErr w:type="gramEnd"/>
+      <w:r>
+        <w:rPr>
+          <w:rFonts w:hint="eastAsia"/>
+          <w:szCs w:val="20"/>
+        </w:rPr>
+        <w:t>通过提取特定窗口内的最大值来代表整个窗口区域，这种方式极好地保留了窗口中最显著的特征信号。相对地，</w:t>
+      </w:r>
+      <w:proofErr w:type="gramStart"/>
+      <w:r>
+        <w:rPr>
+          <w:rFonts w:hint="eastAsia"/>
+          <w:szCs w:val="20"/>
+        </w:rPr>
+        <w:t>平均池化则</w:t>
+      </w:r>
+      <w:proofErr w:type="gramEnd"/>
+      <w:r>
+        <w:rPr>
+          <w:rFonts w:hint="eastAsia"/>
+          <w:szCs w:val="20"/>
+        </w:rPr>
+        <w:t>通过计算窗口内所有元素的平均值来反映该窗口区域的一般特征强度。这</w:t>
+      </w:r>
+      <w:proofErr w:type="gramStart"/>
+      <w:r>
+        <w:rPr>
+          <w:rFonts w:hint="eastAsia"/>
+          <w:szCs w:val="20"/>
+        </w:rPr>
+        <w:t>两种池化策略</w:t>
+      </w:r>
+      <w:proofErr w:type="gramEnd"/>
+      <w:r>
+        <w:rPr>
+          <w:rFonts w:hint="eastAsia"/>
+          <w:szCs w:val="20"/>
+        </w:rPr>
+        <w:t>都使得网络结构对于输入数据中的微小变动具有一定的不变性，如图像中物体的轻微移动，从而增强了模型对实际应用场景的适应性和鲁棒性。总体而言，</w:t>
+      </w:r>
+      <w:proofErr w:type="gramStart"/>
+      <w:r>
+        <w:rPr>
+          <w:rFonts w:hint="eastAsia"/>
+          <w:szCs w:val="20"/>
+        </w:rPr>
+        <w:t>池化层</w:t>
+      </w:r>
+      <w:proofErr w:type="gramEnd"/>
+      <w:r>
+        <w:rPr>
+          <w:rFonts w:hint="eastAsia"/>
+          <w:szCs w:val="20"/>
+        </w:rPr>
+        <w:t>是卷积神经网络中不可或缺的一环，对于优化模型性能和效率起到了</w:t>
       </w:r>
       <w:r>
         <w:rPr>
@@ -3607,7 +4146,6 @@
         <w:snapToGrid w:val="0"/>
         <w:spacing w:line="300" w:lineRule="auto"/>
         <w:rPr>
-          <w:rFonts w:hint="eastAsia"/>
           <w:szCs w:val="20"/>
         </w:rPr>
       </w:pPr>
@@ -3815,7 +4353,6 @@
         <w:snapToGrid w:val="0"/>
         <w:spacing w:line="300" w:lineRule="auto"/>
         <w:rPr>
-          <w:rFonts w:hint="eastAsia"/>
           <w:szCs w:val="20"/>
         </w:rPr>
       </w:pPr>
@@ -3939,12 +4476,14 @@
         </w:rPr>
         <w:t xml:space="preserve">c) </w:t>
       </w:r>
+      <w:proofErr w:type="spellStart"/>
       <w:r>
         <w:rPr>
           <w:szCs w:val="20"/>
         </w:rPr>
         <w:t>ReLU</w:t>
       </w:r>
+      <w:proofErr w:type="spellEnd"/>
       <w:r>
         <w:rPr>
           <w:rFonts w:hint="eastAsia"/>
@@ -4208,9 +4747,6 @@
     <w:p>
       <w:pPr>
         <w:pStyle w:val="MTDisplayEquation"/>
-        <w:rPr>
-          <w:rFonts w:hint="eastAsia"/>
-        </w:rPr>
       </w:pPr>
       <w:r>
         <w:tab/>
@@ -4239,10 +4775,10 @@
             <v:path o:extrusionok="f" gradientshapeok="t" o:connecttype="rect"/>
             <o:lock v:ext="edit" aspectratio="t"/>
           </v:shapetype>
-          <v:shape id="_x0000_i1255" type="#_x0000_t75" style="width:69.95pt;height:31.25pt" o:ole="">
+          <v:shape id="_x0000_i1896" type="#_x0000_t75" style="width:69.9pt;height:31.2pt" o:ole="">
             <v:imagedata r:id="rId18" o:title=""/>
           </v:shape>
-          <o:OLEObject Type="Embed" ProgID="Equation.DSMT4" ShapeID="_x0000_i1255" DrawAspect="Content" ObjectID="_1770776877" r:id="rId19"/>
+          <o:OLEObject Type="Embed" ProgID="Equation.DSMT4" ShapeID="_x0000_i1896" DrawAspect="Content" ObjectID="_1770846600" r:id="rId19"/>
         </w:object>
       </w:r>
       <w:r>
@@ -4347,19 +4883,7 @@
         <w:rPr>
           <w:szCs w:val="20"/>
         </w:rPr>
-        <w:t xml:space="preserve">-1 </w:t>
-      </w:r>
-      <w:r>
-        <w:rPr>
-          <w:szCs w:val="20"/>
-        </w:rPr>
-        <w:t>b</w:t>
-      </w:r>
-      <w:r>
-        <w:rPr>
-          <w:szCs w:val="20"/>
-        </w:rPr>
-        <w:t>)</w:t>
+        <w:t>-1 b)</w:t>
       </w:r>
       <w:r>
         <w:rPr>
@@ -4539,9 +5063,6 @@
     <w:p>
       <w:pPr>
         <w:pStyle w:val="MTDisplayEquation"/>
-        <w:rPr>
-          <w:rFonts w:hint="eastAsia"/>
-        </w:rPr>
       </w:pPr>
       <w:r>
         <w:tab/>
@@ -4550,11 +5071,11 @@
         <w:rPr>
           <w:position w:val="-24"/>
         </w:rPr>
-        <w:object w:dxaOrig="2480" w:dyaOrig="660" w14:anchorId="5AAFCD5C">
-          <v:shape id="_x0000_i1277" type="#_x0000_t75" style="width:124.3pt;height:33.3pt" o:ole="">
+        <w:object w:dxaOrig="1540" w:dyaOrig="660" w14:anchorId="5AAFCD5C">
+          <v:shape id="_x0000_i1897" type="#_x0000_t75" style="width:77pt;height:33.3pt" o:ole="">
             <v:imagedata r:id="rId20" o:title=""/>
           </v:shape>
-          <o:OLEObject Type="Embed" ProgID="Equation.DSMT4" ShapeID="_x0000_i1277" DrawAspect="Content" ObjectID="_1770776878" r:id="rId21"/>
+          <o:OLEObject Type="Embed" ProgID="Equation.DSMT4" ShapeID="_x0000_i1897" DrawAspect="Content" ObjectID="_1770846601" r:id="rId21"/>
         </w:object>
       </w:r>
       <w:r>
@@ -4617,12 +5138,14 @@
           <w:szCs w:val="20"/>
         </w:rPr>
       </w:pPr>
+      <w:proofErr w:type="spellStart"/>
       <w:r>
         <w:rPr>
           <w:szCs w:val="20"/>
         </w:rPr>
         <w:t>ReLU</w:t>
       </w:r>
+      <w:proofErr w:type="spellEnd"/>
       <w:r>
         <w:rPr>
           <w:rFonts w:hint="eastAsia"/>
@@ -4659,19 +5182,7 @@
         <w:rPr>
           <w:szCs w:val="20"/>
         </w:rPr>
-        <w:t xml:space="preserve">-1 </w:t>
-      </w:r>
-      <w:r>
-        <w:rPr>
-          <w:szCs w:val="20"/>
-        </w:rPr>
-        <w:t>c</w:t>
-      </w:r>
-      <w:r>
-        <w:rPr>
-          <w:szCs w:val="20"/>
-        </w:rPr>
-        <w:t>)</w:t>
+        <w:t>-1 c)</w:t>
       </w:r>
       <w:r>
         <w:rPr>
@@ -4680,6 +5191,7 @@
         </w:rPr>
         <w:t>所示，</w:t>
       </w:r>
+      <w:proofErr w:type="spellStart"/>
       <w:r>
         <w:rPr>
           <w:rFonts w:hint="eastAsia"/>
@@ -4687,6 +5199,7 @@
         </w:rPr>
         <w:t>ReLU</w:t>
       </w:r>
+      <w:proofErr w:type="spellEnd"/>
       <w:r>
         <w:rPr>
           <w:rFonts w:hint="eastAsia"/>
@@ -4708,6 +5221,7 @@
         </w:rPr>
         <w:t>，而所有正输入值保持不变。这种非线性特性使得</w:t>
       </w:r>
+      <w:proofErr w:type="spellStart"/>
       <w:r>
         <w:rPr>
           <w:rFonts w:hint="eastAsia"/>
@@ -4715,6 +5229,7 @@
         </w:rPr>
         <w:t>ReLU</w:t>
       </w:r>
+      <w:proofErr w:type="spellEnd"/>
       <w:r>
         <w:rPr>
           <w:rFonts w:hint="eastAsia"/>
@@ -4776,10 +5291,10 @@
           <w:position w:val="-10"/>
         </w:rPr>
         <w:object w:dxaOrig="1680" w:dyaOrig="320" w14:anchorId="5826A8EE">
-          <v:shape id="_x0000_i1307" type="#_x0000_t75" style="width:84.25pt;height:16.3pt" o:ole="">
+          <v:shape id="_x0000_i1898" type="#_x0000_t75" style="width:84.05pt;height:16.25pt" o:ole="">
             <v:imagedata r:id="rId22" o:title=""/>
           </v:shape>
-          <o:OLEObject Type="Embed" ProgID="Equation.DSMT4" ShapeID="_x0000_i1307" DrawAspect="Content" ObjectID="_1770776879" r:id="rId23"/>
+          <o:OLEObject Type="Embed" ProgID="Equation.DSMT4" ShapeID="_x0000_i1898" DrawAspect="Content" ObjectID="_1770846602" r:id="rId23"/>
         </w:object>
       </w:r>
       <w:r>
@@ -4846,8 +5361,16 @@
         <w:rPr>
           <w:szCs w:val="20"/>
         </w:rPr>
-        <w:t>Leaky ReLU</w:t>
-      </w:r>
+        <w:t xml:space="preserve">Leaky </w:t>
+      </w:r>
+      <w:proofErr w:type="spellStart"/>
+      <w:r>
+        <w:rPr>
+          <w:szCs w:val="20"/>
+        </w:rPr>
+        <w:t>ReLU</w:t>
+      </w:r>
+      <w:proofErr w:type="spellEnd"/>
       <w:r>
         <w:rPr>
           <w:rFonts w:hint="eastAsia"/>
@@ -4860,17 +5383,25 @@
       <w:pPr>
         <w:ind w:firstLineChars="200" w:firstLine="498"/>
         <w:rPr>
-          <w:rFonts w:hint="eastAsia"/>
-          <w:szCs w:val="20"/>
-        </w:rPr>
-      </w:pPr>
-      <w:r>
-        <w:rPr>
-          <w:rFonts w:hint="eastAsia"/>
-          <w:szCs w:val="20"/>
-        </w:rPr>
-        <w:t>Leaky ReLU</w:t>
-      </w:r>
+          <w:szCs w:val="20"/>
+        </w:rPr>
+      </w:pPr>
+      <w:r>
+        <w:rPr>
+          <w:rFonts w:hint="eastAsia"/>
+          <w:szCs w:val="20"/>
+        </w:rPr>
+        <w:t xml:space="preserve">Leaky </w:t>
+      </w:r>
+      <w:proofErr w:type="spellStart"/>
+      <w:r>
+        <w:rPr>
+          <w:rFonts w:hint="eastAsia"/>
+          <w:szCs w:val="20"/>
+        </w:rPr>
+        <w:t>ReLU</w:t>
+      </w:r>
+      <w:proofErr w:type="spellEnd"/>
       <w:r>
         <w:rPr>
           <w:rFonts w:hint="eastAsia"/>
@@ -4878,6 +5409,7 @@
         </w:rPr>
         <w:t>是</w:t>
       </w:r>
+      <w:proofErr w:type="spellStart"/>
       <w:r>
         <w:rPr>
           <w:rFonts w:hint="eastAsia"/>
@@ -4885,6 +5417,7 @@
         </w:rPr>
         <w:t>ReLU</w:t>
       </w:r>
+      <w:proofErr w:type="spellEnd"/>
       <w:r>
         <w:rPr>
           <w:rFonts w:hint="eastAsia"/>
@@ -4910,19 +5443,7 @@
         <w:rPr>
           <w:szCs w:val="20"/>
         </w:rPr>
-        <w:t xml:space="preserve">-1 </w:t>
-      </w:r>
-      <w:r>
-        <w:rPr>
-          <w:szCs w:val="20"/>
-        </w:rPr>
-        <w:t>d</w:t>
-      </w:r>
-      <w:r>
-        <w:rPr>
-          <w:szCs w:val="20"/>
-        </w:rPr>
-        <w:t>)</w:t>
+        <w:t>-1 d)</w:t>
       </w:r>
       <w:r>
         <w:rPr>
@@ -4936,7 +5457,23 @@
           <w:rFonts w:hint="eastAsia"/>
           <w:szCs w:val="20"/>
         </w:rPr>
-        <w:t>它允许负输入值有一个非零的输出（即“</w:t>
+        <w:t>它允许负输入值有</w:t>
+      </w:r>
+      <w:proofErr w:type="gramStart"/>
+      <w:r>
+        <w:rPr>
+          <w:rFonts w:hint="eastAsia"/>
+          <w:szCs w:val="20"/>
+        </w:rPr>
+        <w:t>一个非零的</w:t>
+      </w:r>
+      <w:proofErr w:type="gramEnd"/>
+      <w:r>
+        <w:rPr>
+          <w:rFonts w:hint="eastAsia"/>
+          <w:szCs w:val="20"/>
+        </w:rPr>
+        <w:t>输出（即“</w:t>
       </w:r>
       <w:r>
         <w:rPr>
@@ -4960,6 +5497,7 @@
         <w:lastRenderedPageBreak/>
         <w:t>消失。这有助于解决</w:t>
       </w:r>
+      <w:proofErr w:type="spellStart"/>
       <w:r>
         <w:rPr>
           <w:rFonts w:hint="eastAsia"/>
@@ -4967,6 +5505,7 @@
         </w:rPr>
         <w:t>ReLU</w:t>
       </w:r>
+      <w:proofErr w:type="spellEnd"/>
       <w:r>
         <w:rPr>
           <w:rFonts w:hint="eastAsia"/>
@@ -4993,8 +5532,17 @@
           <w:rFonts w:hint="eastAsia"/>
           <w:szCs w:val="20"/>
         </w:rPr>
-        <w:t>Leaky ReLU</w:t>
-      </w:r>
+        <w:t xml:space="preserve">Leaky </w:t>
+      </w:r>
+      <w:proofErr w:type="spellStart"/>
+      <w:r>
+        <w:rPr>
+          <w:rFonts w:hint="eastAsia"/>
+          <w:szCs w:val="20"/>
+        </w:rPr>
+        <w:t>ReLU</w:t>
+      </w:r>
+      <w:proofErr w:type="spellEnd"/>
       <w:r>
         <w:rPr>
           <w:rFonts w:hint="eastAsia"/>
@@ -5002,6 +5550,7 @@
         </w:rPr>
         <w:t>保持了</w:t>
       </w:r>
+      <w:proofErr w:type="spellStart"/>
       <w:r>
         <w:rPr>
           <w:rFonts w:hint="eastAsia"/>
@@ -5009,6 +5558,7 @@
         </w:rPr>
         <w:t>ReLU</w:t>
       </w:r>
+      <w:proofErr w:type="spellEnd"/>
       <w:r>
         <w:rPr>
           <w:rFonts w:hint="eastAsia"/>
@@ -5063,10 +5613,10 @@
           <w:position w:val="-30"/>
         </w:rPr>
         <w:object w:dxaOrig="2079" w:dyaOrig="720" w14:anchorId="314BF46F">
-          <v:shape id="_x0000_i1345" type="#_x0000_t75" style="width:103.9pt;height:36pt" o:ole="">
+          <v:shape id="_x0000_i1899" type="#_x0000_t75" style="width:104.05pt;height:36.2pt" o:ole="">
             <v:imagedata r:id="rId24" o:title=""/>
           </v:shape>
-          <o:OLEObject Type="Embed" ProgID="Equation.DSMT4" ShapeID="_x0000_i1345" DrawAspect="Content" ObjectID="_1770776880" r:id="rId25"/>
+          <o:OLEObject Type="Embed" ProgID="Equation.DSMT4" ShapeID="_x0000_i1899" DrawAspect="Content" ObjectID="_1770846603" r:id="rId25"/>
         </w:object>
       </w:r>
       <w:r>
@@ -5128,10 +5678,10 @@
           <w:position w:val="-6"/>
         </w:rPr>
         <w:object w:dxaOrig="240" w:dyaOrig="220" w14:anchorId="644D1075">
-          <v:shape id="_x0000_i1349" type="#_x0000_t75" style="width:12.25pt;height:10.85pt" o:ole="">
+          <v:shape id="_x0000_i1900" type="#_x0000_t75" style="width:12.05pt;height:10.8pt" o:ole="">
             <v:imagedata r:id="rId26" o:title=""/>
           </v:shape>
-          <o:OLEObject Type="Embed" ProgID="Equation.DSMT4" ShapeID="_x0000_i1349" DrawAspect="Content" ObjectID="_1770776881" r:id="rId27"/>
+          <o:OLEObject Type="Embed" ProgID="Equation.DSMT4" ShapeID="_x0000_i1900" DrawAspect="Content" ObjectID="_1770846604" r:id="rId27"/>
         </w:object>
       </w:r>
       <w:r>
@@ -5260,16 +5810,49 @@
         <w:rPr>
           <w:rFonts w:hint="eastAsia"/>
         </w:rPr>
-        <w:t>的核心组件是自注意力机制，其整体的结构如图</w:t>
-      </w:r>
-      <w:r>
-        <w:rPr>
-          <w:rFonts w:hint="eastAsia"/>
+        <w:t>的核心组件是</w:t>
+      </w:r>
+      <w:r>
+        <w:t>Transformer</w:t>
+      </w:r>
+      <w:r>
+        <w:rPr>
+          <w:rFonts w:hint="eastAsia"/>
+        </w:rPr>
+        <w:t>块</w:t>
+      </w:r>
+      <w:r>
+        <w:rPr>
+          <w:rFonts w:hint="eastAsia"/>
+        </w:rPr>
+        <w:t>，其整体的结构如</w:t>
+      </w:r>
+      <w:r>
+        <w:rPr>
+          <w:rFonts w:hint="eastAsia"/>
+          <w:highlight w:val="red"/>
+        </w:rPr>
+        <w:t>图</w:t>
+      </w:r>
+      <w:r>
+        <w:rPr>
+          <w:rFonts w:hint="eastAsia"/>
+          <w:highlight w:val="red"/>
         </w:rPr>
         <w:t>2</w:t>
       </w:r>
       <w:r>
+        <w:rPr>
+          <w:highlight w:val="red"/>
+        </w:rPr>
         <w:t>-2</w:t>
+      </w:r>
+      <w:r>
+        <w:rPr>
+          <w:rFonts w:hint="eastAsia"/>
+          <w:highlight w:val="red"/>
+        </w:rPr>
+        <w:t>（图片修改紧凑）</w:t>
       </w:r>
       <w:r>
         <w:rPr>
@@ -5297,31 +5880,167 @@
           <w:rFonts w:hint="eastAsia"/>
         </w:rPr>
       </w:pPr>
+      <w:r>
+        <w:rPr>
+          <w:rFonts w:hint="eastAsia"/>
+          <w:noProof/>
+        </w:rPr>
+        <w:drawing>
+          <wp:inline distT="0" distB="0" distL="0" distR="0" wp14:anchorId="7CD2B5F0" wp14:editId="3D4F5305">
+            <wp:extent cx="3049762" cy="1327568"/>
+            <wp:effectExtent l="0" t="0" r="0" b="6350"/>
+            <wp:docPr id="14" name="图形 14"/>
+            <wp:cNvGraphicFramePr>
+              <a:graphicFrameLocks xmlns:a="http://schemas.openxmlformats.org/drawingml/2006/main" noChangeAspect="1"/>
+            </wp:cNvGraphicFramePr>
+            <a:graphic xmlns:a="http://schemas.openxmlformats.org/drawingml/2006/main">
+              <a:graphicData uri="http://schemas.openxmlformats.org/drawingml/2006/picture">
+                <pic:pic xmlns:pic="http://schemas.openxmlformats.org/drawingml/2006/picture">
+                  <pic:nvPicPr>
+                    <pic:cNvPr id="14" name="图形 14"/>
+                    <pic:cNvPicPr/>
+                  </pic:nvPicPr>
+                  <pic:blipFill>
+                    <a:blip r:embed="rId28">
+                      <a:extLst>
+                        <a:ext uri="{28A0092B-C50C-407E-A947-70E740481C1C}">
+                          <a14:useLocalDpi xmlns:a14="http://schemas.microsoft.com/office/drawing/2010/main" val="0"/>
+                        </a:ext>
+                        <a:ext uri="{96DAC541-7B7A-43D3-8B79-37D633B846F1}">
+                          <asvg:svgBlip xmlns:asvg="http://schemas.microsoft.com/office/drawing/2016/SVG/main" r:embed="rId29"/>
+                        </a:ext>
+                      </a:extLst>
+                    </a:blip>
+                    <a:stretch>
+                      <a:fillRect/>
+                    </a:stretch>
+                  </pic:blipFill>
+                  <pic:spPr>
+                    <a:xfrm>
+                      <a:off x="0" y="0"/>
+                      <a:ext cx="3066183" cy="1334716"/>
+                    </a:xfrm>
+                    <a:prstGeom prst="rect">
+                      <a:avLst/>
+                    </a:prstGeom>
+                  </pic:spPr>
+                </pic:pic>
+              </a:graphicData>
+            </a:graphic>
+          </wp:inline>
+        </w:drawing>
+      </w:r>
+    </w:p>
+    <w:p>
+      <w:pPr>
+        <w:adjustRightInd w:val="0"/>
+        <w:snapToGrid w:val="0"/>
+        <w:spacing w:line="300" w:lineRule="auto"/>
+        <w:jc w:val="center"/>
+        <w:rPr>
+          <w:rFonts w:hint="eastAsia"/>
+          <w:szCs w:val="20"/>
+        </w:rPr>
+      </w:pPr>
+      <w:r>
+        <w:rPr>
+          <w:rFonts w:hint="eastAsia"/>
+          <w:szCs w:val="20"/>
+        </w:rPr>
+        <w:t>图</w:t>
+      </w:r>
+      <w:r>
+        <w:rPr>
+          <w:szCs w:val="20"/>
+        </w:rPr>
+        <w:t>2-</w:t>
+      </w:r>
+      <w:r>
+        <w:rPr>
+          <w:szCs w:val="20"/>
+        </w:rPr>
+        <w:t>2</w:t>
+      </w:r>
+      <w:r>
+        <w:rPr>
+          <w:szCs w:val="20"/>
+        </w:rPr>
+        <w:t xml:space="preserve"> </w:t>
+      </w:r>
+      <w:r>
+        <w:rPr>
+          <w:rFonts w:hint="eastAsia"/>
+          <w:szCs w:val="20"/>
+        </w:rPr>
+        <w:t>Transformer</w:t>
+      </w:r>
+      <w:proofErr w:type="gramStart"/>
+      <w:r>
+        <w:rPr>
+          <w:rFonts w:hint="eastAsia"/>
+          <w:szCs w:val="20"/>
+        </w:rPr>
+        <w:t>块内部</w:t>
+      </w:r>
+      <w:proofErr w:type="gramEnd"/>
+      <w:r>
+        <w:rPr>
+          <w:rFonts w:hint="eastAsia"/>
+          <w:szCs w:val="20"/>
+        </w:rPr>
+        <w:t>结构</w:t>
+      </w:r>
     </w:p>
     <w:p>
       <w:pPr>
         <w:tabs>
           <w:tab w:val="left" w:pos="1173"/>
+          <w:tab w:val="left" w:pos="2996"/>
         </w:tabs>
         <w:adjustRightInd w:val="0"/>
         <w:snapToGrid w:val="0"/>
         <w:spacing w:line="300" w:lineRule="auto"/>
       </w:pPr>
-    </w:p>
-    <w:p>
-      <w:pPr>
-        <w:tabs>
-          <w:tab w:val="left" w:pos="1173"/>
-        </w:tabs>
-        <w:adjustRightInd w:val="0"/>
-        <w:snapToGrid w:val="0"/>
-        <w:spacing w:line="300" w:lineRule="auto"/>
-      </w:pPr>
-      <w:r>
-        <w:rPr>
-          <w:rFonts w:hint="eastAsia"/>
-        </w:rPr>
-        <w:t>其中</w:t>
+      <w:r>
+        <w:rPr>
+          <w:rFonts w:hint="eastAsia"/>
+        </w:rPr>
+        <w:t>首先</w:t>
+      </w:r>
+      <w:r>
+        <w:rPr>
+          <w:rFonts w:hint="eastAsia"/>
+        </w:rPr>
+        <w:t>将</w:t>
+      </w:r>
+      <w:r>
+        <w:rPr>
+          <w:rFonts w:hint="eastAsia"/>
+        </w:rPr>
+        <w:t>输入的图像向量化为</w:t>
+      </w:r>
+      <w:r>
+        <w:rPr>
+          <w:position w:val="-4"/>
+        </w:rPr>
+        <w:object w:dxaOrig="279" w:dyaOrig="260" w14:anchorId="082A59DC">
+          <v:shape id="_x0000_i4770" type="#_x0000_t75" style="width:14.15pt;height:12.9pt" o:ole="">
+            <v:imagedata r:id="rId30" o:title=""/>
+          </v:shape>
+          <o:OLEObject Type="Embed" ProgID="Equation.DSMT4" ShapeID="_x0000_i4770" DrawAspect="Content" ObjectID="_1770846605" r:id="rId31"/>
+        </w:object>
+      </w:r>
+      <w:r>
+        <w:rPr>
+          <w:rFonts w:hint="eastAsia"/>
+        </w:rPr>
+        <w:t>，</w:t>
+      </w:r>
+      <w:r>
+        <w:rPr>
+          <w:rFonts w:hint="eastAsia"/>
+        </w:rPr>
+        <w:t>在进入多头自注意力机制（</w:t>
       </w:r>
       <w:r>
         <w:rPr>
@@ -5333,7 +6052,70 @@
         <w:rPr>
           <w:rFonts w:hint="eastAsia"/>
         </w:rPr>
-        <w:t>是多头注意力，其计算过程如式（</w:t>
+        <w:t>）之前，向量</w:t>
+      </w:r>
+      <w:r>
+        <w:rPr>
+          <w:position w:val="-4"/>
+        </w:rPr>
+        <w:object w:dxaOrig="279" w:dyaOrig="260" w14:anchorId="0A263DF6">
+          <v:shape id="_x0000_i4773" type="#_x0000_t75" style="width:14.15pt;height:12.9pt" o:ole="">
+            <v:imagedata r:id="rId32" o:title=""/>
+          </v:shape>
+          <o:OLEObject Type="Embed" ProgID="Equation.DSMT4" ShapeID="_x0000_i4773" DrawAspect="Content" ObjectID="_1770846606" r:id="rId33"/>
+        </w:object>
+      </w:r>
+      <w:r>
+        <w:rPr>
+          <w:rFonts w:hint="eastAsia"/>
+        </w:rPr>
+        <w:t>首先通过层归一化（</w:t>
+      </w:r>
+      <w:r>
+        <w:rPr>
+          <w:rFonts w:hint="eastAsia"/>
+        </w:rPr>
+        <w:t>LN</w:t>
+      </w:r>
+      <w:r>
+        <w:rPr>
+          <w:rFonts w:hint="eastAsia"/>
+        </w:rPr>
+        <w:t>）进行预处理。层归一化的目的是减少内部协变量偏移，通过对特征进行标准化来稳定训练过程。计算公式</w:t>
+      </w:r>
+      <w:r>
+        <w:rPr>
+          <w:rFonts w:hint="eastAsia"/>
+          <w:highlight w:val="red"/>
+        </w:rPr>
+        <w:t>如式</w:t>
+      </w:r>
+      <w:r>
+        <w:rPr>
+          <w:rFonts w:hint="eastAsia"/>
+          <w:highlight w:val="red"/>
+        </w:rPr>
+        <w:t>（缺少</w:t>
+      </w:r>
+      <w:r>
+        <w:rPr>
+          <w:rFonts w:hint="eastAsia"/>
+          <w:highlight w:val="red"/>
+        </w:rPr>
+        <w:t>LN</w:t>
+      </w:r>
+      <w:r>
+        <w:rPr>
+          <w:rFonts w:hint="eastAsia"/>
+          <w:highlight w:val="red"/>
+        </w:rPr>
+        <w:t>参数的描述）</w:t>
+      </w:r>
+      <w:r>
+        <w:rPr>
+          <w:rFonts w:hint="eastAsia"/>
+        </w:rPr>
+        <w:t>（</w:t>
       </w:r>
       <w:r>
         <w:rPr>
@@ -5348,7 +6130,13 @@
         <w:rPr>
           <w:rFonts w:hint="eastAsia"/>
         </w:rPr>
-        <w:t>）所示：</w:t>
+        <w:t>）</w:t>
+      </w:r>
+      <w:r>
+        <w:rPr>
+          <w:rFonts w:hint="eastAsia"/>
+        </w:rPr>
+        <w:t>：</w:t>
       </w:r>
     </w:p>
     <w:p>
@@ -5365,11 +6153,11 @@
         <w:rPr>
           <w:position w:val="-32"/>
         </w:rPr>
-        <w:object w:dxaOrig="4980" w:dyaOrig="760" w14:anchorId="18D4B91D">
-          <v:shape id="_x0000_i1436" type="#_x0000_t75" style="width:249.3pt;height:38.05pt" o:ole="">
-            <v:imagedata r:id="rId28" o:title=""/>
+        <w:object w:dxaOrig="2580" w:dyaOrig="760" w14:anchorId="09DF5123">
+          <v:shape id="_x0000_i4981" type="#_x0000_t75" style="width:129pt;height:37.85pt" o:ole="">
+            <v:imagedata r:id="rId34" o:title=""/>
           </v:shape>
-          <o:OLEObject Type="Embed" ProgID="Equation.DSMT4" ShapeID="_x0000_i1436" DrawAspect="Content" ObjectID="_1770776882" r:id="rId29"/>
+          <o:OLEObject Type="Embed" ProgID="Equation.DSMT4" ShapeID="_x0000_i4981" DrawAspect="Content" ObjectID="_1770846607" r:id="rId35"/>
         </w:object>
       </w:r>
       <w:r>
@@ -5421,201 +6209,30 @@
     </w:p>
     <w:p>
       <w:pPr>
+        <w:tabs>
+          <w:tab w:val="left" w:pos="1173"/>
+        </w:tabs>
         <w:adjustRightInd w:val="0"/>
         <w:snapToGrid w:val="0"/>
         <w:spacing w:line="300" w:lineRule="auto"/>
-        <w:rPr>
-          <w:highlight w:val="red"/>
-        </w:rPr>
-      </w:pPr>
-      <w:r>
-        <w:rPr>
-          <w:rFonts w:hint="eastAsia"/>
-        </w:rPr>
-        <w:t>上述</w:t>
-      </w:r>
-      <w:r>
-        <w:rPr>
-          <w:rFonts w:hint="eastAsia"/>
-          <w:highlight w:val="red"/>
-        </w:rPr>
-        <w:t>公式中</w:t>
-      </w:r>
-      <w:r>
-        <w:rPr>
-          <w:rFonts w:hint="eastAsia"/>
-          <w:highlight w:val="red"/>
-        </w:rPr>
-        <w:t>（正体还是斜体？）</w:t>
-      </w:r>
-      <w:r>
-        <w:rPr>
-          <w:rFonts w:hint="eastAsia"/>
-        </w:rPr>
-        <w:t>的</w:t>
-      </w:r>
-      <w:r>
-        <w:rPr>
-          <w:position w:val="-10"/>
-        </w:rPr>
-        <w:object w:dxaOrig="1320" w:dyaOrig="320" w14:anchorId="7519A5AA">
-          <v:shape id="_x0000_i1437" type="#_x0000_t75" style="width:65.9pt;height:16.3pt" o:ole="">
-            <v:imagedata r:id="rId30" o:title=""/>
-          </v:shape>
-          <o:OLEObject Type="Embed" ProgID="Equation.DSMT4" ShapeID="_x0000_i1437" DrawAspect="Content" ObjectID="_1770776883" r:id="rId31"/>
-        </w:object>
-      </w:r>
-      <w:r>
-        <w:rPr>
-          <w:rFonts w:hint="eastAsia"/>
-        </w:rPr>
-        <w:t>表示多头自注意力的计算，</w:t>
-      </w:r>
-      <w:r>
-        <w:rPr>
-          <w:rFonts w:hint="eastAsia"/>
-        </w:rPr>
-        <w:t>每个</w:t>
-      </w:r>
-      <w:r>
-        <w:rPr>
-          <w:position w:val="-12"/>
-        </w:rPr>
-        <w:object w:dxaOrig="580" w:dyaOrig="360" w14:anchorId="3CE86697">
-          <v:shape id="_x0000_i1454" type="#_x0000_t75" style="width:29.2pt;height:18.35pt" o:ole="">
-            <v:imagedata r:id="rId32" o:title=""/>
-          </v:shape>
-          <o:OLEObject Type="Embed" ProgID="Equation.DSMT4" ShapeID="_x0000_i1454" DrawAspect="Content" ObjectID="_1770776884" r:id="rId33"/>
-        </w:object>
-      </w:r>
-      <w:r>
-        <w:rPr>
-          <w:rFonts w:hint="eastAsia"/>
-        </w:rPr>
-        <w:t>代表一个通道分组内的自注意力计算</w:t>
-      </w:r>
-      <w:r>
-        <w:rPr>
-          <w:rFonts w:hint="eastAsia"/>
-        </w:rPr>
-        <w:t>。自注意力</w:t>
-      </w:r>
-      <w:r>
-        <w:rPr>
-          <w:position w:val="-10"/>
-        </w:rPr>
-        <w:object w:dxaOrig="1200" w:dyaOrig="320" w14:anchorId="5E372E0B">
-          <v:shape id="_x0000_i1468" type="#_x0000_t75" style="width:59.75pt;height:16.3pt" o:ole="">
-            <v:imagedata r:id="rId34" o:title=""/>
-          </v:shape>
-          <o:OLEObject Type="Embed" ProgID="Equation.DSMT4" ShapeID="_x0000_i1468" DrawAspect="Content" ObjectID="_1770776885" r:id="rId35"/>
-        </w:object>
-      </w:r>
-      <w:r>
-        <w:rPr>
-          <w:rFonts w:hint="eastAsia"/>
-        </w:rPr>
-        <w:t>的计算过程如</w:t>
-      </w:r>
-      <w:r>
-        <w:rPr>
-          <w:rFonts w:hint="eastAsia"/>
-          <w:highlight w:val="red"/>
-        </w:rPr>
-        <w:t>下：</w:t>
-      </w:r>
-    </w:p>
-    <w:p>
-      <w:pPr>
-        <w:adjustRightInd w:val="0"/>
-        <w:snapToGrid w:val="0"/>
-        <w:spacing w:line="300" w:lineRule="auto"/>
-      </w:pPr>
-      <w:r>
-        <w:rPr>
-          <w:rFonts w:hint="eastAsia"/>
-          <w:highlight w:val="red"/>
-        </w:rPr>
-        <w:t>首先</w:t>
-      </w:r>
-      <w:r>
-        <w:rPr>
-          <w:rFonts w:hint="eastAsia"/>
-          <w:highlight w:val="red"/>
-        </w:rPr>
-        <w:t>（是否首行缩进）</w:t>
-      </w:r>
-      <w:r>
-        <w:rPr>
-          <w:rFonts w:hint="eastAsia"/>
-        </w:rPr>
-        <w:t>，</w:t>
-      </w:r>
-      <w:r>
-        <w:rPr>
-          <w:rFonts w:hint="eastAsia"/>
-        </w:rPr>
-        <w:t>将</w:t>
-      </w:r>
-      <w:r>
-        <w:rPr>
-          <w:rFonts w:hint="eastAsia"/>
-        </w:rPr>
-        <w:t>输入</w:t>
-      </w:r>
-      <w:r>
-        <w:rPr>
-          <w:rFonts w:hint="eastAsia"/>
-        </w:rPr>
-        <w:t>图像转换成一系列向量</w:t>
-      </w:r>
-      <w:r>
-        <w:rPr>
-          <w:rFonts w:hint="eastAsia"/>
-        </w:rPr>
-        <w:t>，即查询（</w:t>
-      </w:r>
-      <w:r>
-        <w:rPr>
-          <w:rFonts w:hint="eastAsia"/>
-        </w:rPr>
-        <w:t>Query, Q</w:t>
-      </w:r>
-      <w:r>
-        <w:rPr>
-          <w:rFonts w:hint="eastAsia"/>
-        </w:rPr>
-        <w:t>）、键（</w:t>
-      </w:r>
-      <w:r>
-        <w:rPr>
-          <w:rFonts w:hint="eastAsia"/>
-        </w:rPr>
-        <w:t>Key, K</w:t>
-      </w:r>
-      <w:r>
-        <w:rPr>
-          <w:rFonts w:hint="eastAsia"/>
-        </w:rPr>
-        <w:t>）和值（</w:t>
-      </w:r>
-      <w:r>
-        <w:rPr>
-          <w:rFonts w:hint="eastAsia"/>
-        </w:rPr>
-        <w:t>Value, V</w:t>
-      </w:r>
-      <w:r>
-        <w:rPr>
-          <w:rFonts w:hint="eastAsia"/>
-        </w:rPr>
-        <w:t>）。这些向量是通过将输入向量与权重矩阵相乘得到的</w:t>
-      </w:r>
-      <w:r>
-        <w:rPr>
-          <w:rFonts w:hint="eastAsia"/>
-        </w:rPr>
-        <w:t>，如式（</w:t>
+      </w:pPr>
+      <w:r>
+        <w:rPr>
+          <w:rFonts w:hint="eastAsia"/>
+        </w:rPr>
+        <w:t>其中</w:t>
+      </w:r>
+      <w:r>
+        <w:rPr>
+          <w:rFonts w:hint="eastAsia"/>
+        </w:rPr>
+        <w:t>MHSA</w:t>
+      </w:r>
+      <w:r>
+        <w:rPr>
+          <w:rFonts w:hint="eastAsia"/>
+        </w:rPr>
+        <w:t>是多头注意力，其计算过程如式（</w:t>
       </w:r>
       <w:r>
         <w:rPr>
@@ -5624,7 +6241,10 @@
         <w:t>2</w:t>
       </w:r>
       <w:r>
-        <w:t>-6</w:t>
+        <w:t>-</w:t>
+      </w:r>
+      <w:r>
+        <w:t>6</w:t>
       </w:r>
       <w:r>
         <w:rPr>
@@ -5635,41 +6255,20 @@
     </w:p>
     <w:p>
       <w:pPr>
-        <w:adjustRightInd w:val="0"/>
-        <w:snapToGrid w:val="0"/>
-        <w:spacing w:line="300" w:lineRule="auto"/>
-      </w:pPr>
-      <w:r>
-        <w:rPr>
-          <w:position w:val="-4"/>
-        </w:rPr>
-        <w:object w:dxaOrig="180" w:dyaOrig="279" w14:anchorId="384AF028">
-          <v:shape id="_x0000_i1471" type="#_x0000_t75" style="width:8.85pt;height:14.25pt" o:ole="">
+        <w:pStyle w:val="MTDisplayEquation"/>
+      </w:pPr>
+      <w:r>
+        <w:tab/>
+      </w:r>
+      <w:r>
+        <w:rPr>
+          <w:position w:val="-32"/>
+        </w:rPr>
+        <w:object w:dxaOrig="4700" w:dyaOrig="760" w14:anchorId="18D4B91D">
+          <v:shape id="_x0000_i5361" type="#_x0000_t75" style="width:235.15pt;height:37.85pt" o:ole="">
             <v:imagedata r:id="rId36" o:title=""/>
           </v:shape>
-          <o:OLEObject Type="Embed" ProgID="Equation.DSMT4" ShapeID="_x0000_i1471" DrawAspect="Content" ObjectID="_1770776886" r:id="rId37"/>
-        </w:object>
-      </w:r>
-    </w:p>
-    <w:p>
-      <w:pPr>
-        <w:pStyle w:val="MTDisplayEquation"/>
-        <w:rPr>
-          <w:rFonts w:hint="eastAsia"/>
-        </w:rPr>
-      </w:pPr>
-      <w:r>
-        <w:tab/>
-      </w:r>
-      <w:r>
-        <w:rPr>
-          <w:position w:val="-10"/>
-        </w:rPr>
-        <w:object w:dxaOrig="3560" w:dyaOrig="360" w14:anchorId="17FD0E6A">
-          <v:shape id="_x0000_i1590" type="#_x0000_t75" style="width:177.95pt;height:18.35pt" o:ole="">
-            <v:imagedata r:id="rId38" o:title=""/>
-          </v:shape>
-          <o:OLEObject Type="Embed" ProgID="Equation.DSMT4" ShapeID="_x0000_i1590" DrawAspect="Content" ObjectID="_1770776887" r:id="rId39"/>
+          <o:OLEObject Type="Embed" ProgID="Equation.DSMT4" ShapeID="_x0000_i5361" DrawAspect="Content" ObjectID="_1770846608" r:id="rId37"/>
         </w:object>
       </w:r>
       <w:r>
@@ -5720,133 +6319,281 @@
       </w:r>
     </w:p>
     <w:p>
-      <w:r>
-        <w:rPr>
-          <w:rFonts w:hint="eastAsia"/>
-        </w:rPr>
-        <w:t>其中</w:t>
-      </w:r>
-      <w:r>
-        <w:rPr>
-          <w:position w:val="-4"/>
-        </w:rPr>
-        <w:object w:dxaOrig="260" w:dyaOrig="260" w14:anchorId="752C2F10">
-          <v:shape id="_x0000_i1593" type="#_x0000_t75" style="width:12.9pt;height:12.9pt" o:ole="">
+      <w:pPr>
+        <w:adjustRightInd w:val="0"/>
+        <w:snapToGrid w:val="0"/>
+        <w:spacing w:line="300" w:lineRule="auto"/>
+        <w:rPr>
+          <w:highlight w:val="red"/>
+        </w:rPr>
+      </w:pPr>
+      <w:r>
+        <w:rPr>
+          <w:rFonts w:hint="eastAsia"/>
+        </w:rPr>
+        <w:t>上述</w:t>
+      </w:r>
+      <w:r>
+        <w:rPr>
+          <w:rFonts w:hint="eastAsia"/>
+          <w:highlight w:val="red"/>
+        </w:rPr>
+        <w:t>公式中</w:t>
+      </w:r>
+      <w:r>
+        <w:rPr>
+          <w:rFonts w:hint="eastAsia"/>
+          <w:highlight w:val="red"/>
+        </w:rPr>
+        <w:t>（正体还是斜体？）</w:t>
+      </w:r>
+      <w:r>
+        <w:rPr>
+          <w:rFonts w:hint="eastAsia"/>
+        </w:rPr>
+        <w:t>的</w:t>
+      </w:r>
+      <w:r>
+        <w:rPr>
+          <w:position w:val="-10"/>
+        </w:rPr>
+        <w:object w:dxaOrig="1359" w:dyaOrig="320" w14:anchorId="7519A5AA">
+          <v:shape id="_x0000_i1908" type="#_x0000_t75" style="width:67.85pt;height:16.25pt" o:ole="">
+            <v:imagedata r:id="rId38" o:title=""/>
+          </v:shape>
+          <o:OLEObject Type="Embed" ProgID="Equation.DSMT4" ShapeID="_x0000_i1908" DrawAspect="Content" ObjectID="_1770846609" r:id="rId39"/>
+        </w:object>
+      </w:r>
+      <w:r>
+        <w:rPr>
+          <w:rFonts w:hint="eastAsia"/>
+        </w:rPr>
+        <w:t>表示多头自注意力的计算，</w:t>
+      </w:r>
+      <w:r>
+        <w:rPr>
+          <w:rFonts w:hint="eastAsia"/>
+        </w:rPr>
+        <w:t>每个</w:t>
+      </w:r>
+      <w:r>
+        <w:rPr>
+          <w:position w:val="-12"/>
+        </w:rPr>
+        <w:object w:dxaOrig="600" w:dyaOrig="360" w14:anchorId="3CE86697">
+          <v:shape id="_x0000_i1903" type="#_x0000_t75" style="width:30.4pt;height:18.3pt" o:ole="">
             <v:imagedata r:id="rId40" o:title=""/>
           </v:shape>
-          <o:OLEObject Type="Embed" ProgID="Equation.DSMT4" ShapeID="_x0000_i1593" DrawAspect="Content" ObjectID="_1770776888" r:id="rId41"/>
+          <o:OLEObject Type="Embed" ProgID="Equation.DSMT4" ShapeID="_x0000_i1903" DrawAspect="Content" ObjectID="_1770846610" r:id="rId41"/>
         </w:object>
       </w:r>
       <w:r>
         <w:rPr>
           <w:rFonts w:hint="eastAsia"/>
         </w:rPr>
-        <w:t>是输入向量，</w:t>
-      </w:r>
-      <w:r>
-        <w:rPr>
-          <w:position w:val="-6"/>
-        </w:rPr>
-        <w:object w:dxaOrig="420" w:dyaOrig="320" w14:anchorId="63647FE1">
-          <v:shape id="_x0000_i1598" type="#_x0000_t75" style="width:21.05pt;height:16.3pt" o:ole="">
+        <w:t>代表一个通道分组内的自注意力计算</w:t>
+      </w:r>
+      <w:r>
+        <w:rPr>
+          <w:rFonts w:hint="eastAsia"/>
+        </w:rPr>
+        <w:t>。自注意力</w:t>
+      </w:r>
+      <w:r>
+        <w:rPr>
+          <w:position w:val="-10"/>
+        </w:rPr>
+        <w:object w:dxaOrig="1240" w:dyaOrig="320" w14:anchorId="5E372E0B">
+          <v:shape id="_x0000_i1904" type="#_x0000_t75" style="width:61.6pt;height:16.25pt" o:ole="">
             <v:imagedata r:id="rId42" o:title=""/>
           </v:shape>
-          <o:OLEObject Type="Embed" ProgID="Equation.DSMT4" ShapeID="_x0000_i1598" DrawAspect="Content" ObjectID="_1770776889" r:id="rId43"/>
+          <o:OLEObject Type="Embed" ProgID="Equation.DSMT4" ShapeID="_x0000_i1904" DrawAspect="Content" ObjectID="_1770846611" r:id="rId43"/>
         </w:object>
       </w:r>
       <w:r>
         <w:rPr>
           <w:rFonts w:hint="eastAsia"/>
         </w:rPr>
-        <w:t>、</w:t>
-      </w:r>
-      <w:r>
-        <w:rPr>
-          <w:position w:val="-6"/>
-        </w:rPr>
-        <w:object w:dxaOrig="440" w:dyaOrig="320" w14:anchorId="3D51D10E">
-          <v:shape id="_x0000_i1602" type="#_x0000_t75" style="width:21.75pt;height:16.3pt" o:ole="">
+        <w:t>的计算过程如</w:t>
+      </w:r>
+      <w:r>
+        <w:rPr>
+          <w:rFonts w:hint="eastAsia"/>
+          <w:highlight w:val="red"/>
+        </w:rPr>
+        <w:t>下：</w:t>
+      </w:r>
+    </w:p>
+    <w:p>
+      <w:pPr>
+        <w:adjustRightInd w:val="0"/>
+        <w:snapToGrid w:val="0"/>
+        <w:spacing w:line="300" w:lineRule="auto"/>
+      </w:pPr>
+      <w:r>
+        <w:rPr>
+          <w:rFonts w:hint="eastAsia"/>
+          <w:highlight w:val="red"/>
+        </w:rPr>
+        <w:t>首先</w:t>
+      </w:r>
+      <w:r>
+        <w:rPr>
+          <w:rFonts w:hint="eastAsia"/>
+          <w:highlight w:val="red"/>
+        </w:rPr>
+        <w:t>（是否首行缩进）</w:t>
+      </w:r>
+      <w:r>
+        <w:rPr>
+          <w:rFonts w:hint="eastAsia"/>
+        </w:rPr>
+        <w:t>，</w:t>
+      </w:r>
+      <w:r>
+        <w:rPr>
+          <w:rFonts w:hint="eastAsia"/>
+        </w:rPr>
+        <w:t>将</w:t>
+      </w:r>
+      <w:r>
+        <w:rPr>
+          <w:rFonts w:hint="eastAsia"/>
+        </w:rPr>
+        <w:t>输入</w:t>
+      </w:r>
+      <w:r>
+        <w:rPr>
+          <w:rFonts w:hint="eastAsia"/>
+        </w:rPr>
+        <w:t>图像转换成一系列向量</w:t>
+      </w:r>
+      <w:r>
+        <w:rPr>
+          <w:rFonts w:hint="eastAsia"/>
+        </w:rPr>
+        <w:t>，即查询（</w:t>
+      </w:r>
+      <w:r>
+        <w:rPr>
+          <w:rFonts w:hint="eastAsia"/>
+        </w:rPr>
+        <w:t xml:space="preserve">Query, </w:t>
+      </w:r>
+      <w:r>
+        <w:rPr>
+          <w:position w:val="-10"/>
+        </w:rPr>
+        <w:object w:dxaOrig="240" w:dyaOrig="320" w14:anchorId="0C405ACF">
+          <v:shape id="_x0000_i1905" type="#_x0000_t75" style="width:12.05pt;height:15.8pt" o:ole="">
             <v:imagedata r:id="rId44" o:title=""/>
           </v:shape>
-          <o:OLEObject Type="Embed" ProgID="Equation.DSMT4" ShapeID="_x0000_i1602" DrawAspect="Content" ObjectID="_1770776890" r:id="rId45"/>
+          <o:OLEObject Type="Embed" ProgID="Equation.DSMT4" ShapeID="_x0000_i1905" DrawAspect="Content" ObjectID="_1770846612" r:id="rId45"/>
         </w:object>
       </w:r>
       <w:r>
         <w:rPr>
           <w:rFonts w:hint="eastAsia"/>
         </w:rPr>
-        <w:t>和</w:t>
-      </w:r>
-      <w:r>
-        <w:rPr>
-          <w:position w:val="-6"/>
-        </w:rPr>
-        <w:object w:dxaOrig="420" w:dyaOrig="320" w14:anchorId="74AA5C14">
-          <v:shape id="_x0000_i1604" type="#_x0000_t75" style="width:21.05pt;height:16.3pt" o:ole="">
+        <w:t>）、键（</w:t>
+      </w:r>
+      <w:r>
+        <w:rPr>
+          <w:rFonts w:hint="eastAsia"/>
+        </w:rPr>
+        <w:t xml:space="preserve">Key, </w:t>
+      </w:r>
+      <w:r>
+        <w:rPr>
+          <w:position w:val="-4"/>
+        </w:rPr>
+        <w:object w:dxaOrig="260" w:dyaOrig="260" w14:anchorId="2E1135A3">
+          <v:shape id="_x0000_i1906" type="#_x0000_t75" style="width:12.9pt;height:12.9pt" o:ole="">
             <v:imagedata r:id="rId46" o:title=""/>
           </v:shape>
-          <o:OLEObject Type="Embed" ProgID="Equation.DSMT4" ShapeID="_x0000_i1604" DrawAspect="Content" ObjectID="_1770776891" r:id="rId47"/>
+          <o:OLEObject Type="Embed" ProgID="Equation.DSMT4" ShapeID="_x0000_i1906" DrawAspect="Content" ObjectID="_1770846613" r:id="rId47"/>
         </w:object>
       </w:r>
       <w:r>
         <w:rPr>
           <w:rFonts w:hint="eastAsia"/>
         </w:rPr>
-        <w:t>是权重矩阵。</w:t>
-      </w:r>
-      <w:r>
-        <w:rPr>
-          <w:rFonts w:hint="eastAsia"/>
-        </w:rPr>
-        <w:t>权重矩阵允许模型将输入向量转换为新的特征空间。通过与权重矩阵相乘，输入数据可以被映射到一个可能更有利于模型理解和处理的表示形式。这种变换可以帮助模型更好地捕捉和理解数据中的复杂关系和模式</w:t>
-      </w:r>
-      <w:r>
-        <w:rPr>
-          <w:rFonts w:hint="eastAsia"/>
-        </w:rPr>
-        <w:t>，从而学到特定任务中的知识。</w:t>
-      </w:r>
-      <w:r>
-        <w:rPr>
-          <w:rFonts w:hint="eastAsia"/>
-        </w:rPr>
-        <w:t>待输入序列转换后，执行自注意力计算，过程如（</w:t>
-      </w:r>
-      <w:r>
-        <w:rPr>
-          <w:rFonts w:hint="eastAsia"/>
-        </w:rPr>
-        <w:t>2</w:t>
-      </w:r>
-      <w:r>
-        <w:t>-7</w:t>
-      </w:r>
-      <w:r>
-        <w:rPr>
-          <w:rFonts w:hint="eastAsia"/>
-        </w:rPr>
-        <w:t>）所示：</w:t>
-      </w:r>
-    </w:p>
-    <w:p>
-      <w:pPr>
-        <w:pStyle w:val="MTDisplayEquation"/>
-        <w:rPr>
-          <w:rFonts w:hint="eastAsia"/>
-        </w:rPr>
-      </w:pPr>
-      <w:r>
-        <w:tab/>
-      </w:r>
-      <w:r>
-        <w:rPr>
-          <w:position w:val="-36"/>
-        </w:rPr>
-        <w:object w:dxaOrig="3920" w:dyaOrig="840" w14:anchorId="24D487C7">
-          <v:shape id="_x0000_i1773" type="#_x0000_t75" style="width:196.3pt;height:42.1pt" o:ole="">
+        <w:t>）和值（</w:t>
+      </w:r>
+      <w:r>
+        <w:rPr>
+          <w:rFonts w:hint="eastAsia"/>
+        </w:rPr>
+        <w:t xml:space="preserve">Value, </w:t>
+      </w:r>
+      <w:r>
+        <w:rPr>
+          <w:position w:val="-6"/>
+        </w:rPr>
+        <w:object w:dxaOrig="240" w:dyaOrig="279" w14:anchorId="5517E0CC">
+          <v:shape id="_x0000_i1907" type="#_x0000_t75" style="width:12.05pt;height:14.15pt" o:ole="">
             <v:imagedata r:id="rId48" o:title=""/>
           </v:shape>
-          <o:OLEObject Type="Embed" ProgID="Equation.DSMT4" ShapeID="_x0000_i1773" DrawAspect="Content" ObjectID="_1770776892" r:id="rId49"/>
+          <o:OLEObject Type="Embed" ProgID="Equation.DSMT4" ShapeID="_x0000_i1907" DrawAspect="Content" ObjectID="_1770846614" r:id="rId49"/>
+        </w:object>
+      </w:r>
+      <w:r>
+        <w:rPr>
+          <w:rFonts w:hint="eastAsia"/>
+        </w:rPr>
+        <w:t>）。这些向量是通过将输入向量与权重矩阵相乘得到</w:t>
+      </w:r>
+      <w:r>
+        <w:rPr>
+          <w:rFonts w:hint="eastAsia"/>
+        </w:rPr>
+        <w:lastRenderedPageBreak/>
+        <w:t>的</w:t>
+      </w:r>
+      <w:r>
+        <w:rPr>
+          <w:rFonts w:hint="eastAsia"/>
+        </w:rPr>
+        <w:t>，如式（</w:t>
+      </w:r>
+      <w:r>
+        <w:rPr>
+          <w:rFonts w:hint="eastAsia"/>
+        </w:rPr>
+        <w:t>2</w:t>
+      </w:r>
+      <w:r>
+        <w:t>-</w:t>
+      </w:r>
+      <w:r>
+        <w:t>7</w:t>
+      </w:r>
+      <w:r>
+        <w:rPr>
+          <w:rFonts w:hint="eastAsia"/>
+        </w:rPr>
+        <w:t>）所示：</w:t>
+      </w:r>
+    </w:p>
+    <w:p>
+      <w:pPr>
+        <w:pStyle w:val="MTDisplayEquation"/>
+        <w:rPr>
+          <w:rFonts w:hint="eastAsia"/>
+        </w:rPr>
+      </w:pPr>
+      <w:r>
+        <w:tab/>
+      </w:r>
+      <w:r>
+        <w:rPr>
+          <w:position w:val="-10"/>
+        </w:rPr>
+        <w:object w:dxaOrig="3080" w:dyaOrig="360" w14:anchorId="6A686682">
+          <v:shape id="_x0000_i4754" type="#_x0000_t75" style="width:154pt;height:17.9pt" o:ole="">
+            <v:imagedata r:id="rId50" o:title=""/>
+          </v:shape>
+          <o:OLEObject Type="Embed" ProgID="Equation.DSMT4" ShapeID="_x0000_i4754" DrawAspect="Content" ObjectID="_1770846615" r:id="rId51"/>
         </w:object>
       </w:r>
       <w:r>
@@ -5897,1172 +6644,133 @@
       </w:r>
     </w:p>
     <w:p>
-      <w:pPr>
-        <w:adjustRightInd w:val="0"/>
-        <w:snapToGrid w:val="0"/>
-        <w:spacing w:line="300" w:lineRule="auto"/>
-        <w:rPr>
-          <w:rFonts w:hint="eastAsia"/>
-        </w:rPr>
-      </w:pPr>
-      <w:r>
-        <w:rPr>
-          <w:rFonts w:hint="eastAsia"/>
-        </w:rPr>
-        <w:t>自注意力机制在处理图像任务时，可以被视为一种允许模型在处理每个像素点时考虑到图像中所有其他像素点信息的机制</w:t>
-      </w:r>
-      <w:r>
-        <w:rPr>
-          <w:rFonts w:hint="eastAsia"/>
-        </w:rPr>
-        <w:t>。</w:t>
-      </w:r>
-      <w:r>
-        <w:rPr>
-          <w:rFonts w:hint="eastAsia"/>
-        </w:rPr>
-        <w:t>通过计算查询（</w:t>
-      </w:r>
-      <w:r>
-        <w:rPr>
-          <w:rFonts w:hint="eastAsia"/>
-        </w:rPr>
-        <w:t>Q</w:t>
-      </w:r>
-      <w:r>
-        <w:rPr>
-          <w:rFonts w:hint="eastAsia"/>
-        </w:rPr>
-        <w:t>）和所有键（</w:t>
-      </w:r>
-      <w:r>
-        <w:rPr>
-          <w:rFonts w:hint="eastAsia"/>
-        </w:rPr>
-        <w:t>K</w:t>
-      </w:r>
-      <w:r>
-        <w:rPr>
-          <w:rFonts w:hint="eastAsia"/>
-        </w:rPr>
-        <w:t>）</w:t>
-      </w:r>
-      <w:r>
-        <w:rPr>
-          <w:rFonts w:hint="eastAsia"/>
-        </w:rPr>
-        <w:lastRenderedPageBreak/>
-        <w:t>之间的点积得到注意力</w:t>
-      </w:r>
-      <w:r>
-        <w:rPr>
-          <w:rFonts w:hint="eastAsia"/>
-        </w:rPr>
-        <w:t>矩阵</w:t>
-      </w:r>
-      <w:r>
-        <w:rPr>
-          <w:rFonts w:hint="eastAsia"/>
-        </w:rPr>
-        <w:t>，这个</w:t>
-      </w:r>
-      <w:r>
-        <w:rPr>
-          <w:rFonts w:hint="eastAsia"/>
-        </w:rPr>
-        <w:t>矩阵</w:t>
-      </w:r>
-      <w:r>
-        <w:rPr>
-          <w:rFonts w:hint="eastAsia"/>
-        </w:rPr>
-        <w:t>反映了每个</w:t>
-      </w:r>
-      <w:r>
-        <w:rPr>
-          <w:rFonts w:hint="eastAsia"/>
-        </w:rPr>
-        <w:t>像素点</w:t>
-      </w:r>
-      <w:r>
-        <w:rPr>
-          <w:rFonts w:hint="eastAsia"/>
-        </w:rPr>
-        <w:t>位置与其他位置</w:t>
-      </w:r>
-      <w:r>
-        <w:rPr>
-          <w:rFonts w:hint="eastAsia"/>
-        </w:rPr>
-        <w:t>像素点</w:t>
-      </w:r>
-      <w:r>
-        <w:rPr>
-          <w:rFonts w:hint="eastAsia"/>
-        </w:rPr>
-        <w:t>之间的</w:t>
-      </w:r>
-      <w:r>
-        <w:rPr>
-          <w:rFonts w:hint="eastAsia"/>
-        </w:rPr>
-        <w:t>关联度</w:t>
-      </w:r>
-      <w:r>
-        <w:rPr>
-          <w:rFonts w:hint="eastAsia"/>
-        </w:rPr>
-        <w:t>。然后，为了使得分尺度不受向量维度大小的影响，会用得分除以</w:t>
-      </w:r>
-      <w:r>
-        <w:rPr>
-          <w:position w:val="-14"/>
-        </w:rPr>
-        <w:object w:dxaOrig="480" w:dyaOrig="420" w14:anchorId="32253523">
-          <v:shape id="_x0000_i1776" type="#_x0000_t75" style="width:23.75pt;height:21.05pt" o:ole="">
-            <v:imagedata r:id="rId50" o:title=""/>
-          </v:shape>
-          <o:OLEObject Type="Embed" ProgID="Equation.DSMT4" ShapeID="_x0000_i1776" DrawAspect="Content" ObjectID="_1770776893" r:id="rId51"/>
-        </w:object>
-      </w:r>
-      <w:r>
-        <w:rPr>
-          <w:rFonts w:hint="eastAsia"/>
-        </w:rPr>
-        <w:t>，其中</w:t>
-      </w:r>
-      <w:r>
-        <w:rPr>
-          <w:position w:val="-12"/>
-        </w:rPr>
-        <w:object w:dxaOrig="279" w:dyaOrig="360" w14:anchorId="3B258874">
-          <v:shape id="_x0000_i1779" type="#_x0000_t75" style="width:14.25pt;height:18.35pt" o:ole="">
+      <w:r>
+        <w:rPr>
+          <w:rFonts w:hint="eastAsia"/>
+        </w:rPr>
+        <w:t>其中</w:t>
+      </w:r>
+      <w:r>
+        <w:rPr>
+          <w:position w:val="-4"/>
+        </w:rPr>
+        <w:object w:dxaOrig="279" w:dyaOrig="260" w14:anchorId="752C2F10">
+          <v:shape id="_x0000_i1911" type="#_x0000_t75" style="width:13.75pt;height:12.9pt" o:ole="">
             <v:imagedata r:id="rId52" o:title=""/>
           </v:shape>
-          <o:OLEObject Type="Embed" ProgID="Equation.DSMT4" ShapeID="_x0000_i1779" DrawAspect="Content" ObjectID="_1770776894" r:id="rId53"/>
+          <o:OLEObject Type="Embed" ProgID="Equation.DSMT4" ShapeID="_x0000_i1911" DrawAspect="Content" ObjectID="_1770846616" r:id="rId53"/>
         </w:object>
       </w:r>
       <w:r>
         <w:rPr>
           <w:rFonts w:hint="eastAsia"/>
         </w:rPr>
-        <w:t>是</w:t>
-      </w:r>
-      <w:r>
-        <w:rPr>
-          <w:rFonts w:hint="eastAsia"/>
-        </w:rPr>
-        <w:t>键向量的维度</w:t>
-      </w:r>
-      <w:r>
-        <w:rPr>
-          <w:rFonts w:hint="eastAsia"/>
-        </w:rPr>
-        <w:t>。</w:t>
-      </w:r>
-    </w:p>
-    <w:p>
-      <w:pPr>
-        <w:keepNext/>
-        <w:keepLines/>
-        <w:adjustRightInd w:val="0"/>
-        <w:snapToGrid w:val="0"/>
-        <w:spacing w:beforeLines="50" w:before="195" w:afterLines="50" w:after="195" w:line="324" w:lineRule="auto"/>
-        <w:outlineLvl w:val="1"/>
-        <w:rPr>
-          <w:rFonts w:eastAsia="黑体" w:hint="eastAsia"/>
-          <w:kern w:val="0"/>
-          <w:sz w:val="30"/>
-          <w:szCs w:val="30"/>
-        </w:rPr>
-      </w:pPr>
-      <w:r>
-        <w:rPr>
-          <w:rFonts w:eastAsia="黑体"/>
-          <w:kern w:val="0"/>
-          <w:sz w:val="30"/>
-          <w:szCs w:val="30"/>
-        </w:rPr>
-        <w:t>2.</w:t>
-      </w:r>
-      <w:r>
-        <w:rPr>
-          <w:rFonts w:eastAsia="黑体"/>
-          <w:kern w:val="0"/>
-          <w:sz w:val="30"/>
-          <w:szCs w:val="30"/>
-        </w:rPr>
-        <w:t>3</w:t>
-      </w:r>
-      <w:r>
-        <w:rPr>
-          <w:rFonts w:eastAsia="黑体" w:hint="eastAsia"/>
-          <w:kern w:val="0"/>
-          <w:sz w:val="30"/>
-          <w:szCs w:val="30"/>
-        </w:rPr>
-        <w:t xml:space="preserve"> </w:t>
-      </w:r>
-      <w:r>
-        <w:rPr>
-          <w:rFonts w:eastAsia="黑体" w:hint="eastAsia"/>
-          <w:kern w:val="0"/>
-          <w:sz w:val="30"/>
-          <w:szCs w:val="30"/>
-          <w:lang w:val="zh-CN"/>
-        </w:rPr>
-        <w:t>基于</w:t>
-      </w:r>
-      <w:r>
-        <w:rPr>
-          <w:rFonts w:eastAsia="黑体" w:hint="eastAsia"/>
-          <w:kern w:val="0"/>
-          <w:sz w:val="30"/>
-          <w:szCs w:val="30"/>
-        </w:rPr>
-        <w:t>Transformer</w:t>
-      </w:r>
-      <w:r>
-        <w:rPr>
-          <w:rFonts w:eastAsia="黑体" w:hint="eastAsia"/>
-          <w:kern w:val="0"/>
-          <w:sz w:val="30"/>
-          <w:szCs w:val="30"/>
-        </w:rPr>
-        <w:t>网络架构的超分辨率方法</w:t>
-      </w:r>
-    </w:p>
-    <w:p>
-      <w:pPr>
-        <w:keepNext/>
-        <w:keepLines/>
-        <w:adjustRightInd w:val="0"/>
-        <w:snapToGrid w:val="0"/>
-        <w:spacing w:beforeLines="50" w:before="195" w:afterLines="50" w:after="195" w:line="324" w:lineRule="auto"/>
-        <w:outlineLvl w:val="2"/>
-        <w:rPr>
-          <w:rFonts w:eastAsia="黑体"/>
-          <w:kern w:val="0"/>
-          <w:sz w:val="28"/>
-          <w:szCs w:val="28"/>
-        </w:rPr>
-      </w:pPr>
-      <w:r>
-        <w:rPr>
-          <w:rFonts w:eastAsia="黑体"/>
-          <w:kern w:val="0"/>
-          <w:sz w:val="28"/>
-          <w:szCs w:val="28"/>
-        </w:rPr>
-        <w:t>2.</w:t>
-      </w:r>
-      <w:r>
-        <w:rPr>
-          <w:rFonts w:eastAsia="黑体" w:hint="eastAsia"/>
-          <w:kern w:val="0"/>
-          <w:sz w:val="28"/>
-          <w:szCs w:val="28"/>
-        </w:rPr>
-        <w:t>3</w:t>
-      </w:r>
-      <w:r>
-        <w:rPr>
-          <w:rFonts w:eastAsia="黑体"/>
-          <w:kern w:val="0"/>
-          <w:sz w:val="28"/>
-          <w:szCs w:val="28"/>
-        </w:rPr>
-        <w:t>.1</w:t>
-      </w:r>
-      <w:r>
-        <w:rPr>
-          <w:rFonts w:eastAsia="黑体" w:hint="eastAsia"/>
-          <w:kern w:val="0"/>
-          <w:sz w:val="28"/>
-          <w:szCs w:val="28"/>
-        </w:rPr>
-        <w:t xml:space="preserve"> </w:t>
-      </w:r>
-      <w:r>
-        <w:rPr>
-          <w:rFonts w:eastAsia="黑体" w:hint="eastAsia"/>
-          <w:kern w:val="0"/>
-          <w:sz w:val="28"/>
-          <w:szCs w:val="28"/>
-          <w:lang w:val="zh-CN"/>
-        </w:rPr>
-        <w:t>基本的</w:t>
-      </w:r>
-      <w:r>
-        <w:rPr>
-          <w:rFonts w:eastAsia="黑体" w:hint="eastAsia"/>
-          <w:kern w:val="0"/>
-          <w:sz w:val="28"/>
-          <w:szCs w:val="28"/>
-        </w:rPr>
-        <w:t>Transformer</w:t>
-      </w:r>
-      <w:r>
-        <w:rPr>
-          <w:rFonts w:eastAsia="黑体" w:hint="eastAsia"/>
-          <w:kern w:val="0"/>
-          <w:sz w:val="28"/>
-          <w:szCs w:val="28"/>
-        </w:rPr>
-        <w:t>架构的超分辨率网络</w:t>
-      </w:r>
-    </w:p>
-    <w:p>
-      <w:pPr>
-        <w:adjustRightInd w:val="0"/>
-        <w:snapToGrid w:val="0"/>
-        <w:spacing w:line="300" w:lineRule="auto"/>
-        <w:rPr>
-          <w:rFonts w:eastAsia="黑体"/>
-        </w:rPr>
-      </w:pPr>
-      <w:r>
-        <w:rPr>
-          <w:rFonts w:eastAsia="黑体"/>
-        </w:rPr>
-        <w:t>2.3.1.1</w:t>
-      </w:r>
-      <w:r>
-        <w:rPr>
-          <w:rFonts w:eastAsia="黑体"/>
-        </w:rPr>
-        <w:t xml:space="preserve"> </w:t>
-      </w:r>
-      <w:r>
-        <w:rPr>
-          <w:rFonts w:eastAsia="黑体" w:hint="eastAsia"/>
-        </w:rPr>
-        <w:t>IPT</w:t>
-      </w:r>
-    </w:p>
-    <w:p>
-      <w:pPr>
-        <w:adjustRightInd w:val="0"/>
-        <w:snapToGrid w:val="0"/>
-        <w:spacing w:line="300" w:lineRule="auto"/>
-        <w:rPr>
-          <w:rFonts w:eastAsia="黑体"/>
-        </w:rPr>
-      </w:pPr>
-    </w:p>
-    <w:p>
-      <w:pPr>
-        <w:adjustRightInd w:val="0"/>
-        <w:snapToGrid w:val="0"/>
-        <w:spacing w:line="300" w:lineRule="auto"/>
-        <w:rPr>
-          <w:rFonts w:eastAsia="黑体"/>
-        </w:rPr>
-      </w:pPr>
-      <w:r>
-        <w:rPr>
-          <w:rFonts w:eastAsia="黑体" w:hint="eastAsia"/>
-        </w:rPr>
-        <w:t>2</w:t>
-      </w:r>
-      <w:r>
-        <w:rPr>
-          <w:rFonts w:eastAsia="黑体"/>
-        </w:rPr>
-        <w:t xml:space="preserve">.3.1.2 </w:t>
-      </w:r>
-      <w:r>
-        <w:rPr>
-          <w:rFonts w:eastAsia="黑体" w:hint="eastAsia"/>
-        </w:rPr>
-        <w:t>SwinIR</w:t>
-      </w:r>
-    </w:p>
-    <w:p>
-      <w:pPr>
-        <w:adjustRightInd w:val="0"/>
-        <w:snapToGrid w:val="0"/>
-        <w:spacing w:line="300" w:lineRule="auto"/>
-        <w:rPr>
-          <w:rFonts w:eastAsia="黑体"/>
-        </w:rPr>
-      </w:pPr>
-    </w:p>
-    <w:p>
-      <w:pPr>
-        <w:adjustRightInd w:val="0"/>
-        <w:snapToGrid w:val="0"/>
-        <w:spacing w:line="300" w:lineRule="auto"/>
-        <w:rPr>
-          <w:rFonts w:eastAsia="黑体"/>
-        </w:rPr>
-      </w:pPr>
-      <w:r>
-        <w:rPr>
-          <w:rFonts w:eastAsia="黑体" w:hint="eastAsia"/>
-        </w:rPr>
-        <w:t>2</w:t>
-      </w:r>
-      <w:r>
-        <w:rPr>
-          <w:rFonts w:eastAsia="黑体"/>
-        </w:rPr>
-        <w:t>.3.1.</w:t>
-      </w:r>
-      <w:r>
-        <w:rPr>
-          <w:rFonts w:eastAsia="黑体"/>
-        </w:rPr>
-        <w:t>3</w:t>
-      </w:r>
-      <w:r>
-        <w:rPr>
-          <w:rFonts w:eastAsia="黑体"/>
-        </w:rPr>
-        <w:t xml:space="preserve"> </w:t>
-      </w:r>
-      <w:r>
-        <w:rPr>
-          <w:rFonts w:eastAsia="黑体" w:hint="eastAsia"/>
-        </w:rPr>
-        <w:t>HAT</w:t>
-      </w:r>
-    </w:p>
-    <w:p>
-      <w:pPr>
-        <w:adjustRightInd w:val="0"/>
-        <w:snapToGrid w:val="0"/>
-        <w:spacing w:line="300" w:lineRule="auto"/>
-        <w:rPr>
-          <w:rFonts w:hint="eastAsia"/>
-        </w:rPr>
-      </w:pPr>
-    </w:p>
-    <w:p>
-      <w:pPr>
-        <w:adjustRightInd w:val="0"/>
-        <w:snapToGrid w:val="0"/>
-        <w:spacing w:line="300" w:lineRule="auto"/>
-        <w:rPr>
-          <w:rFonts w:eastAsia="黑体"/>
-        </w:rPr>
-      </w:pPr>
-      <w:r>
-        <w:rPr>
-          <w:rFonts w:eastAsia="黑体" w:hint="eastAsia"/>
-        </w:rPr>
-        <w:t>2</w:t>
-      </w:r>
-      <w:r>
-        <w:rPr>
-          <w:rFonts w:eastAsia="黑体"/>
-        </w:rPr>
-        <w:t>.3.1.</w:t>
-      </w:r>
-      <w:r>
-        <w:rPr>
-          <w:rFonts w:eastAsia="黑体"/>
-        </w:rPr>
-        <w:t>4</w:t>
-      </w:r>
-      <w:r>
-        <w:rPr>
-          <w:rFonts w:eastAsia="黑体"/>
-        </w:rPr>
-        <w:t xml:space="preserve"> </w:t>
-      </w:r>
-      <w:r>
-        <w:rPr>
-          <w:rFonts w:eastAsia="黑体" w:hint="eastAsia"/>
-        </w:rPr>
-        <w:t>ACT</w:t>
-      </w:r>
-    </w:p>
-    <w:p>
-      <w:pPr>
-        <w:adjustRightInd w:val="0"/>
-        <w:snapToGrid w:val="0"/>
-        <w:spacing w:line="300" w:lineRule="auto"/>
-      </w:pPr>
-    </w:p>
-    <w:p>
-      <w:pPr>
-        <w:adjustRightInd w:val="0"/>
-        <w:snapToGrid w:val="0"/>
-        <w:spacing w:line="300" w:lineRule="auto"/>
-        <w:rPr>
-          <w:rFonts w:eastAsia="黑体"/>
-        </w:rPr>
-      </w:pPr>
-      <w:r>
-        <w:rPr>
-          <w:rFonts w:eastAsia="黑体" w:hint="eastAsia"/>
-        </w:rPr>
-        <w:t>2</w:t>
-      </w:r>
-      <w:r>
-        <w:rPr>
-          <w:rFonts w:eastAsia="黑体"/>
-        </w:rPr>
-        <w:t>.3.1.</w:t>
-      </w:r>
-      <w:r>
-        <w:rPr>
-          <w:rFonts w:eastAsia="黑体"/>
-        </w:rPr>
-        <w:t>5</w:t>
-      </w:r>
-      <w:r>
-        <w:rPr>
-          <w:rFonts w:eastAsia="黑体"/>
-        </w:rPr>
-        <w:t xml:space="preserve"> </w:t>
-      </w:r>
-      <w:r>
-        <w:rPr>
-          <w:rFonts w:eastAsia="黑体"/>
-        </w:rPr>
-        <w:t>Restormer</w:t>
-      </w:r>
-    </w:p>
-    <w:p>
-      <w:pPr>
-        <w:adjustRightInd w:val="0"/>
-        <w:snapToGrid w:val="0"/>
-        <w:spacing w:line="300" w:lineRule="auto"/>
-        <w:rPr>
-          <w:rFonts w:hint="eastAsia"/>
-        </w:rPr>
-      </w:pPr>
-    </w:p>
-    <w:p>
-      <w:pPr>
-        <w:keepNext/>
-        <w:keepLines/>
-        <w:adjustRightInd w:val="0"/>
-        <w:snapToGrid w:val="0"/>
-        <w:spacing w:beforeLines="50" w:before="195" w:afterLines="50" w:after="195" w:line="324" w:lineRule="auto"/>
-        <w:outlineLvl w:val="2"/>
-        <w:rPr>
-          <w:rFonts w:eastAsia="黑体"/>
-          <w:kern w:val="0"/>
-          <w:sz w:val="28"/>
-          <w:szCs w:val="28"/>
-        </w:rPr>
-      </w:pPr>
-      <w:r>
-        <w:rPr>
-          <w:rFonts w:eastAsia="黑体"/>
-          <w:kern w:val="0"/>
-          <w:sz w:val="28"/>
-          <w:szCs w:val="28"/>
-        </w:rPr>
-        <w:t>2.</w:t>
-      </w:r>
-      <w:r>
-        <w:rPr>
-          <w:rFonts w:eastAsia="黑体" w:hint="eastAsia"/>
-          <w:kern w:val="0"/>
-          <w:sz w:val="28"/>
-          <w:szCs w:val="28"/>
-        </w:rPr>
-        <w:t>3</w:t>
-      </w:r>
-      <w:r>
-        <w:rPr>
-          <w:rFonts w:eastAsia="黑体"/>
-          <w:kern w:val="0"/>
-          <w:sz w:val="28"/>
-          <w:szCs w:val="28"/>
-        </w:rPr>
-        <w:t>.2</w:t>
-      </w:r>
-      <w:r>
-        <w:rPr>
-          <w:rFonts w:eastAsia="黑体" w:hint="eastAsia"/>
-          <w:kern w:val="0"/>
-          <w:sz w:val="28"/>
-          <w:szCs w:val="28"/>
-        </w:rPr>
-        <w:t xml:space="preserve"> </w:t>
-      </w:r>
-      <w:r>
-        <w:rPr>
-          <w:rFonts w:eastAsia="黑体" w:hint="eastAsia"/>
-          <w:kern w:val="0"/>
-          <w:sz w:val="28"/>
-          <w:szCs w:val="28"/>
-          <w:lang w:val="zh-CN"/>
-        </w:rPr>
-        <w:t>常用的数据集</w:t>
-      </w:r>
-    </w:p>
-    <w:p>
-      <w:pPr>
-        <w:adjustRightInd w:val="0"/>
-        <w:snapToGrid w:val="0"/>
-        <w:spacing w:line="300" w:lineRule="auto"/>
-        <w:rPr>
-          <w:rFonts w:hint="eastAsia"/>
-        </w:rPr>
-      </w:pPr>
-      <w:r>
-        <w:rPr>
-          <w:rFonts w:hint="eastAsia"/>
-        </w:rPr>
-        <w:t>在超分辨率图像重建的研究领域中，为了训练高效且准确的模型，研究者们通常会采用一些标准的数据集。其中，</w:t>
-      </w:r>
-      <w:r>
-        <w:rPr>
-          <w:rFonts w:hint="eastAsia"/>
-        </w:rPr>
-        <w:t>DIV2K</w:t>
-      </w:r>
-      <w:r>
-        <w:rPr>
-          <w:rFonts w:hint="eastAsia"/>
-        </w:rPr>
-        <w:t>和</w:t>
-      </w:r>
-      <w:r>
-        <w:rPr>
-          <w:rFonts w:hint="eastAsia"/>
-        </w:rPr>
-        <w:t>Flickr2K</w:t>
-      </w:r>
-      <w:r>
-        <w:rPr>
-          <w:rFonts w:hint="eastAsia"/>
-        </w:rPr>
-        <w:t>是两个被广泛使用的训练集。</w:t>
-      </w:r>
-      <w:r>
-        <w:rPr>
-          <w:rFonts w:hint="eastAsia"/>
-        </w:rPr>
-        <w:t>DIV2K</w:t>
-      </w:r>
-      <w:r>
-        <w:rPr>
-          <w:rFonts w:hint="eastAsia"/>
-        </w:rPr>
-        <w:t>数据集含有</w:t>
-      </w:r>
-      <w:r>
-        <w:t>1000</w:t>
-      </w:r>
-      <w:r>
-        <w:rPr>
-          <w:rFonts w:hint="eastAsia"/>
-        </w:rPr>
-        <w:t>张高质量的图像，这些图像的分辨率非常高，</w:t>
-      </w:r>
-      <w:r>
-        <w:rPr>
-          <w:rFonts w:hint="eastAsia"/>
-        </w:rPr>
-        <w:t>通常取前</w:t>
-      </w:r>
-      <w:r>
-        <w:rPr>
-          <w:rFonts w:hint="eastAsia"/>
-        </w:rPr>
-        <w:t>8</w:t>
-      </w:r>
-      <w:r>
-        <w:t>00</w:t>
-      </w:r>
-      <w:r>
-        <w:rPr>
-          <w:rFonts w:hint="eastAsia"/>
-        </w:rPr>
-        <w:t>张用来作为训练集数据</w:t>
-      </w:r>
-      <w:r>
-        <w:rPr>
-          <w:rFonts w:hint="eastAsia"/>
-        </w:rPr>
-        <w:t>。</w:t>
-      </w:r>
-      <w:r>
-        <w:rPr>
-          <w:rFonts w:hint="eastAsia"/>
-        </w:rPr>
-        <w:t>Flickr2K</w:t>
-      </w:r>
-      <w:r>
-        <w:rPr>
-          <w:rFonts w:hint="eastAsia"/>
-        </w:rPr>
-        <w:t>则包含</w:t>
-      </w:r>
-      <w:r>
-        <w:rPr>
-          <w:rFonts w:hint="eastAsia"/>
-        </w:rPr>
-        <w:t>2</w:t>
-      </w:r>
-      <w:r>
-        <w:t>650</w:t>
-      </w:r>
-      <w:r>
-        <w:rPr>
-          <w:rFonts w:hint="eastAsia"/>
-        </w:rPr>
-        <w:t>张图像，这些图像</w:t>
-      </w:r>
-      <w:r>
-        <w:rPr>
-          <w:rFonts w:hint="eastAsia"/>
-        </w:rPr>
-        <w:t>包含的细节和内容比</w:t>
-      </w:r>
-      <w:r>
-        <w:rPr>
-          <w:rFonts w:hint="eastAsia"/>
-        </w:rPr>
-        <w:t>DIV2K</w:t>
-      </w:r>
-      <w:r>
-        <w:rPr>
-          <w:rFonts w:hint="eastAsia"/>
-        </w:rPr>
-        <w:t>更加丰富</w:t>
-      </w:r>
-      <w:r>
-        <w:rPr>
-          <w:rFonts w:hint="eastAsia"/>
-        </w:rPr>
-        <w:t>，有助于</w:t>
-      </w:r>
-      <w:r>
-        <w:rPr>
-          <w:rFonts w:hint="eastAsia"/>
-        </w:rPr>
-        <w:t>进一步</w:t>
-      </w:r>
-      <w:r>
-        <w:rPr>
-          <w:rFonts w:hint="eastAsia"/>
-        </w:rPr>
-        <w:t>提升模型的泛化能力。</w:t>
-      </w:r>
-    </w:p>
-    <w:p>
-      <w:pPr>
-        <w:adjustRightInd w:val="0"/>
-        <w:snapToGrid w:val="0"/>
-        <w:spacing w:line="300" w:lineRule="auto"/>
-        <w:rPr>
-          <w:rFonts w:hint="eastAsia"/>
-        </w:rPr>
-      </w:pPr>
-      <w:r>
-        <w:rPr>
-          <w:rFonts w:hint="eastAsia"/>
-        </w:rPr>
-        <w:t>在评估超分辨率模型的性能时，研究者们通常会使用特定的测试集来进行验证。</w:t>
-      </w:r>
-      <w:r>
-        <w:rPr>
-          <w:rFonts w:hint="eastAsia"/>
-        </w:rPr>
-        <w:t>Set5</w:t>
-      </w:r>
-      <w:r>
-        <w:rPr>
-          <w:rFonts w:hint="eastAsia"/>
-        </w:rPr>
-        <w:t>、</w:t>
-      </w:r>
-      <w:r>
-        <w:rPr>
-          <w:rFonts w:hint="eastAsia"/>
-        </w:rPr>
-        <w:t>Set14</w:t>
-      </w:r>
-      <w:r>
-        <w:rPr>
-          <w:rFonts w:hint="eastAsia"/>
-        </w:rPr>
-        <w:t>、</w:t>
-      </w:r>
-      <w:r>
-        <w:rPr>
-          <w:rFonts w:hint="eastAsia"/>
-        </w:rPr>
-        <w:t>BSD100</w:t>
-      </w:r>
-      <w:r>
-        <w:rPr>
-          <w:rFonts w:hint="eastAsia"/>
-        </w:rPr>
-        <w:t>、</w:t>
-      </w:r>
-      <w:r>
-        <w:rPr>
-          <w:rFonts w:hint="eastAsia"/>
-        </w:rPr>
-        <w:t>Urban100</w:t>
-      </w:r>
-      <w:r>
-        <w:rPr>
-          <w:rFonts w:hint="eastAsia"/>
-        </w:rPr>
-        <w:t>和</w:t>
-      </w:r>
-      <w:r>
-        <w:rPr>
-          <w:rFonts w:hint="eastAsia"/>
-        </w:rPr>
-        <w:t>Manga109</w:t>
-      </w:r>
-      <w:r>
-        <w:rPr>
-          <w:rFonts w:hint="eastAsia"/>
-        </w:rPr>
-        <w:t>是当前最为常见的测试集。</w:t>
-      </w:r>
-      <w:r>
-        <w:rPr>
-          <w:rFonts w:hint="eastAsia"/>
-        </w:rPr>
-        <w:t>Set5</w:t>
-      </w:r>
-      <w:r>
-        <w:rPr>
-          <w:rFonts w:hint="eastAsia"/>
-        </w:rPr>
-        <w:t>包含了</w:t>
-      </w:r>
-      <w:r>
-        <w:rPr>
-          <w:rFonts w:hint="eastAsia"/>
-        </w:rPr>
-        <w:t>5</w:t>
-      </w:r>
-      <w:r>
-        <w:rPr>
-          <w:rFonts w:hint="eastAsia"/>
-        </w:rPr>
-        <w:t>张不同场景的图像，而</w:t>
-      </w:r>
-      <w:r>
-        <w:rPr>
-          <w:rFonts w:hint="eastAsia"/>
-        </w:rPr>
-        <w:t>Set14</w:t>
-      </w:r>
-      <w:r>
-        <w:rPr>
-          <w:rFonts w:hint="eastAsia"/>
-        </w:rPr>
-        <w:t>则包含了</w:t>
-      </w:r>
-      <w:r>
-        <w:rPr>
-          <w:rFonts w:hint="eastAsia"/>
-        </w:rPr>
-        <w:t>14</w:t>
-      </w:r>
-      <w:r>
-        <w:rPr>
-          <w:rFonts w:hint="eastAsia"/>
-        </w:rPr>
-        <w:t>张图像，这两个测试集虽然相对较小，但被广泛用于快速评估模型性能。</w:t>
-      </w:r>
-      <w:r>
-        <w:rPr>
-          <w:rFonts w:hint="eastAsia"/>
-        </w:rPr>
-        <w:t>BSD100</w:t>
-      </w:r>
-      <w:r>
-        <w:rPr>
-          <w:rFonts w:hint="eastAsia"/>
-        </w:rPr>
-        <w:t>是从</w:t>
-      </w:r>
-      <w:r>
-        <w:rPr>
-          <w:rFonts w:hint="eastAsia"/>
-        </w:rPr>
-        <w:t>Berkeley Segmentation Dataset</w:t>
-      </w:r>
-      <w:r>
-        <w:rPr>
-          <w:rFonts w:hint="eastAsia"/>
-        </w:rPr>
-        <w:t>中精选出来的</w:t>
-      </w:r>
-      <w:r>
-        <w:rPr>
-          <w:rFonts w:hint="eastAsia"/>
-        </w:rPr>
-        <w:t>100</w:t>
-      </w:r>
-      <w:r>
-        <w:rPr>
-          <w:rFonts w:hint="eastAsia"/>
-        </w:rPr>
-        <w:t>张图像，这些图像在自然场景中具有代表性。</w:t>
-      </w:r>
-      <w:r>
-        <w:rPr>
-          <w:rFonts w:hint="eastAsia"/>
-        </w:rPr>
-        <w:t>Urban100</w:t>
-      </w:r>
-      <w:r>
-        <w:rPr>
-          <w:rFonts w:hint="eastAsia"/>
-        </w:rPr>
-        <w:t>包含了</w:t>
-      </w:r>
-      <w:r>
-        <w:rPr>
-          <w:rFonts w:hint="eastAsia"/>
-        </w:rPr>
-        <w:t>100</w:t>
-      </w:r>
-      <w:r>
-        <w:rPr>
-          <w:rFonts w:hint="eastAsia"/>
-        </w:rPr>
-        <w:t>张城市建筑物的高分辨率图像，这些图像往往包含大量的细节和直线结构，对超分辨率算法是一个挑战。</w:t>
-      </w:r>
-      <w:r>
-        <w:rPr>
-          <w:rFonts w:hint="eastAsia"/>
-        </w:rPr>
-        <w:t>Manga109</w:t>
-      </w:r>
-      <w:r>
-        <w:rPr>
-          <w:rFonts w:hint="eastAsia"/>
-        </w:rPr>
-        <w:t>则是一个包含了</w:t>
-      </w:r>
-      <w:r>
-        <w:rPr>
-          <w:rFonts w:hint="eastAsia"/>
-        </w:rPr>
-        <w:t>109</w:t>
-      </w:r>
-      <w:r>
-        <w:rPr>
-          <w:rFonts w:hint="eastAsia"/>
-        </w:rPr>
-        <w:t>本不同风格漫画书中的图像的数据集，其特点是线条清晰、对比度高，非常适合用来测试模型在处理线条和纹理上的能力。</w:t>
-      </w:r>
-    </w:p>
-    <w:p>
-      <w:pPr>
-        <w:keepNext/>
-        <w:keepLines/>
-        <w:adjustRightInd w:val="0"/>
-        <w:snapToGrid w:val="0"/>
-        <w:spacing w:beforeLines="50" w:before="195" w:afterLines="50" w:after="195" w:line="324" w:lineRule="auto"/>
-        <w:outlineLvl w:val="2"/>
-        <w:rPr>
-          <w:rFonts w:eastAsia="黑体"/>
-          <w:kern w:val="0"/>
-          <w:sz w:val="28"/>
-          <w:szCs w:val="28"/>
-        </w:rPr>
-      </w:pPr>
-      <w:r>
-        <w:rPr>
-          <w:rFonts w:eastAsia="黑体"/>
-          <w:kern w:val="0"/>
-          <w:sz w:val="28"/>
-          <w:szCs w:val="28"/>
-        </w:rPr>
-        <w:lastRenderedPageBreak/>
-        <w:t>2.</w:t>
-      </w:r>
-      <w:r>
-        <w:rPr>
-          <w:rFonts w:eastAsia="黑体" w:hint="eastAsia"/>
-          <w:kern w:val="0"/>
-          <w:sz w:val="28"/>
-          <w:szCs w:val="28"/>
-        </w:rPr>
-        <w:t>3</w:t>
-      </w:r>
-      <w:r>
-        <w:rPr>
-          <w:rFonts w:eastAsia="黑体"/>
-          <w:kern w:val="0"/>
-          <w:sz w:val="28"/>
-          <w:szCs w:val="28"/>
-        </w:rPr>
-        <w:t>.3</w:t>
-      </w:r>
-      <w:r>
-        <w:rPr>
-          <w:rFonts w:eastAsia="黑体" w:hint="eastAsia"/>
-          <w:kern w:val="0"/>
-          <w:sz w:val="28"/>
-          <w:szCs w:val="28"/>
-        </w:rPr>
-        <w:t xml:space="preserve"> </w:t>
-      </w:r>
-      <w:r>
-        <w:rPr>
-          <w:rFonts w:eastAsia="黑体" w:hint="eastAsia"/>
-          <w:kern w:val="0"/>
-          <w:sz w:val="28"/>
-          <w:szCs w:val="28"/>
-          <w:lang w:val="zh-CN"/>
-        </w:rPr>
-        <w:t>常用的损失函数</w:t>
-      </w:r>
-    </w:p>
-    <w:p>
-      <w:pPr>
-        <w:adjustRightInd w:val="0"/>
-        <w:snapToGrid w:val="0"/>
-        <w:spacing w:line="300" w:lineRule="auto"/>
-        <w:ind w:firstLineChars="200" w:firstLine="498"/>
-      </w:pPr>
-      <w:r>
-        <w:rPr>
-          <w:rFonts w:hint="eastAsia"/>
-        </w:rPr>
-        <w:t>在超分辨率领域，损失函数是评估模型输出与真实图像差异的关键指标。三种常用的损失函数包括</w:t>
-      </w:r>
-      <w:r>
-        <w:rPr>
-          <w:rFonts w:hint="eastAsia"/>
-        </w:rPr>
-        <w:t>L1</w:t>
-      </w:r>
-      <w:r>
-        <w:rPr>
-          <w:rFonts w:hint="eastAsia"/>
-        </w:rPr>
-        <w:t>损失、</w:t>
-      </w:r>
-      <w:r>
-        <w:rPr>
-          <w:rFonts w:hint="eastAsia"/>
-        </w:rPr>
-        <w:t>L2</w:t>
-      </w:r>
-      <w:r>
-        <w:rPr>
-          <w:rFonts w:hint="eastAsia"/>
-        </w:rPr>
-        <w:t>损失和感知损失。</w:t>
-      </w:r>
-      <w:r>
-        <w:rPr>
-          <w:rFonts w:hint="eastAsia"/>
-        </w:rPr>
-        <w:t>本小结分别介绍这三个损失函数：</w:t>
-      </w:r>
-    </w:p>
-    <w:p>
-      <w:pPr>
-        <w:adjustRightInd w:val="0"/>
-        <w:snapToGrid w:val="0"/>
-        <w:spacing w:line="300" w:lineRule="auto"/>
-        <w:ind w:firstLineChars="200" w:firstLine="498"/>
-      </w:pPr>
-      <w:r>
-        <w:rPr>
-          <w:rFonts w:hint="eastAsia"/>
-        </w:rPr>
-        <w:t>L1</w:t>
-      </w:r>
-      <w:r>
-        <w:rPr>
-          <w:rFonts w:hint="eastAsia"/>
-        </w:rPr>
-        <w:t>损失函数：也称为平均绝对误差（</w:t>
-      </w:r>
-      <w:r>
-        <w:rPr>
-          <w:rFonts w:hint="eastAsia"/>
-        </w:rPr>
-        <w:t>Mean Absolute Error, MAE</w:t>
-      </w:r>
-      <w:r>
-        <w:rPr>
-          <w:rFonts w:hint="eastAsia"/>
-        </w:rPr>
-        <w:t>），是预测值与真实值之差的绝对值的平均。在超分辨率重建中，</w:t>
-      </w:r>
-      <w:r>
-        <w:rPr>
-          <w:rFonts w:hint="eastAsia"/>
-        </w:rPr>
-        <w:t>L1</w:t>
-      </w:r>
-      <w:r>
-        <w:rPr>
-          <w:rFonts w:hint="eastAsia"/>
-        </w:rPr>
-        <w:t>损失有助于减少重建图像与真实图像之间的平均像素误差，通常能够得到较为平滑的重建结果。</w:t>
-      </w:r>
-      <w:r>
-        <w:rPr>
-          <w:rFonts w:hint="eastAsia"/>
-        </w:rPr>
-        <w:t>L1</w:t>
-      </w:r>
-      <w:r>
-        <w:rPr>
-          <w:rFonts w:hint="eastAsia"/>
-        </w:rPr>
-        <w:t>损失的计算公式</w:t>
-      </w:r>
-      <w:r>
-        <w:rPr>
-          <w:rFonts w:hint="eastAsia"/>
-        </w:rPr>
-        <w:t>如式（</w:t>
-      </w:r>
-      <w:r>
-        <w:rPr>
-          <w:rFonts w:hint="eastAsia"/>
-        </w:rPr>
-        <w:t>2</w:t>
-      </w:r>
-      <w:r>
-        <w:t>-8</w:t>
-      </w:r>
-      <w:r>
-        <w:rPr>
-          <w:rFonts w:hint="eastAsia"/>
-        </w:rPr>
-        <w:t>）所示</w:t>
-      </w:r>
-      <w:r>
-        <w:rPr>
-          <w:rFonts w:hint="eastAsia"/>
-        </w:rPr>
-        <w:t>：</w:t>
-      </w:r>
-    </w:p>
-    <w:p>
-      <w:pPr>
-        <w:pStyle w:val="MTDisplayEquation"/>
-        <w:ind w:firstLineChars="200" w:firstLine="498"/>
-      </w:pPr>
-      <w:r>
-        <w:tab/>
-      </w:r>
-      <w:r>
-        <w:rPr>
-          <w:position w:val="-28"/>
-        </w:rPr>
-        <w:object w:dxaOrig="2020" w:dyaOrig="680" w14:anchorId="5A7FCEF8">
-          <v:shape id="_x0000_i1961" type="#_x0000_t75" style="width:101.2pt;height:33.95pt" o:ole="">
+        <w:t>是输入向量，</w:t>
+      </w:r>
+      <w:r>
+        <w:rPr>
+          <w:position w:val="-6"/>
+        </w:rPr>
+        <w:object w:dxaOrig="400" w:dyaOrig="320" w14:anchorId="63647FE1">
+          <v:shape id="_x0000_i1912" type="#_x0000_t75" style="width:20pt;height:16.25pt" o:ole="">
             <v:imagedata r:id="rId54" o:title=""/>
           </v:shape>
-          <o:OLEObject Type="Embed" ProgID="Equation.DSMT4" ShapeID="_x0000_i1961" DrawAspect="Content" ObjectID="_1770776895" r:id="rId55"/>
+          <o:OLEObject Type="Embed" ProgID="Equation.DSMT4" ShapeID="_x0000_i1912" DrawAspect="Content" ObjectID="_1770846617" r:id="rId55"/>
+        </w:object>
+      </w:r>
+      <w:r>
+        <w:rPr>
+          <w:rFonts w:hint="eastAsia"/>
+        </w:rPr>
+        <w:t>、</w:t>
+      </w:r>
+      <w:r>
+        <w:rPr>
+          <w:position w:val="-6"/>
+        </w:rPr>
+        <w:object w:dxaOrig="420" w:dyaOrig="320" w14:anchorId="3D51D10E">
+          <v:shape id="_x0000_i1913" type="#_x0000_t75" style="width:20.8pt;height:16.25pt" o:ole="">
+            <v:imagedata r:id="rId56" o:title=""/>
+          </v:shape>
+          <o:OLEObject Type="Embed" ProgID="Equation.DSMT4" ShapeID="_x0000_i1913" DrawAspect="Content" ObjectID="_1770846618" r:id="rId57"/>
+        </w:object>
+      </w:r>
+      <w:r>
+        <w:rPr>
+          <w:rFonts w:hint="eastAsia"/>
+        </w:rPr>
+        <w:t>和</w:t>
+      </w:r>
+      <w:r>
+        <w:rPr>
+          <w:position w:val="-6"/>
+        </w:rPr>
+        <w:object w:dxaOrig="400" w:dyaOrig="320" w14:anchorId="74AA5C14">
+          <v:shape id="_x0000_i1914" type="#_x0000_t75" style="width:20pt;height:16.25pt" o:ole="">
+            <v:imagedata r:id="rId58" o:title=""/>
+          </v:shape>
+          <o:OLEObject Type="Embed" ProgID="Equation.DSMT4" ShapeID="_x0000_i1914" DrawAspect="Content" ObjectID="_1770846619" r:id="rId59"/>
+        </w:object>
+      </w:r>
+      <w:r>
+        <w:rPr>
+          <w:rFonts w:hint="eastAsia"/>
+        </w:rPr>
+        <w:t>是权重矩阵。</w:t>
+      </w:r>
+      <w:r>
+        <w:rPr>
+          <w:rFonts w:hint="eastAsia"/>
+        </w:rPr>
+        <w:t>权重矩阵允许模型将输入向量转换为新的特征空间。通过与权重矩阵相乘，输入数据可以被映射到一个可能更有利于模型理解和处理的表示形式。这种变换可以帮助模型更好地捕捉和理解数据中的复杂关系和模式</w:t>
+      </w:r>
+      <w:r>
+        <w:rPr>
+          <w:rFonts w:hint="eastAsia"/>
+        </w:rPr>
+        <w:t>，从而学到特定任务中的知识。</w:t>
+      </w:r>
+      <w:r>
+        <w:rPr>
+          <w:rFonts w:hint="eastAsia"/>
+        </w:rPr>
+        <w:t>待输入序列转换后，执行自注意力计算，过程如（</w:t>
+      </w:r>
+      <w:r>
+        <w:rPr>
+          <w:rFonts w:hint="eastAsia"/>
+        </w:rPr>
+        <w:t>2</w:t>
+      </w:r>
+      <w:r>
+        <w:t>-</w:t>
+      </w:r>
+      <w:r>
+        <w:t>8</w:t>
+      </w:r>
+      <w:r>
+        <w:rPr>
+          <w:rFonts w:hint="eastAsia"/>
+        </w:rPr>
+        <w:t>）所示：</w:t>
+      </w:r>
+    </w:p>
+    <w:p>
+      <w:pPr>
+        <w:pStyle w:val="MTDisplayEquation"/>
+      </w:pPr>
+      <w:r>
+        <w:tab/>
+      </w:r>
+      <w:r>
+        <w:rPr>
+          <w:position w:val="-36"/>
+        </w:rPr>
+        <w:object w:dxaOrig="3780" w:dyaOrig="840" w14:anchorId="24D487C7">
+          <v:shape id="_x0000_i5355" type="#_x0000_t75" style="width:189.35pt;height:42.05pt" o:ole="">
+            <v:imagedata r:id="rId60" o:title=""/>
+          </v:shape>
+          <o:OLEObject Type="Embed" ProgID="Equation.DSMT4" ShapeID="_x0000_i5355" DrawAspect="Content" ObjectID="_1770846620" r:id="rId61"/>
         </w:object>
       </w:r>
       <w:r>
@@ -7125,58 +6833,232 @@
         <w:rPr>
           <w:rFonts w:hint="eastAsia"/>
         </w:rPr>
-        <w:t>上式中，</w:t>
-      </w:r>
-      <w:r>
-        <w:rPr>
-          <w:position w:val="-6"/>
-        </w:rPr>
-        <w:object w:dxaOrig="279" w:dyaOrig="279" w14:anchorId="68165E0F">
-          <v:shape id="_x0000_i2344" type="#_x0000_t75" style="width:14.25pt;height:14.25pt" o:ole="">
-            <v:imagedata r:id="rId56" o:title=""/>
+        <w:t>自注意力机制在处理图像任务时，可以被视为一种允许模型在处理每个像素点时考虑到图像中所有其他像素</w:t>
+      </w:r>
+      <w:proofErr w:type="gramStart"/>
+      <w:r>
+        <w:rPr>
+          <w:rFonts w:hint="eastAsia"/>
+        </w:rPr>
+        <w:t>点信息</w:t>
+      </w:r>
+      <w:proofErr w:type="gramEnd"/>
+      <w:r>
+        <w:rPr>
+          <w:rFonts w:hint="eastAsia"/>
+        </w:rPr>
+        <w:t>的机制</w:t>
+      </w:r>
+      <w:r>
+        <w:rPr>
+          <w:rFonts w:hint="eastAsia"/>
+        </w:rPr>
+        <w:t>。</w:t>
+      </w:r>
+      <w:r>
+        <w:rPr>
+          <w:rFonts w:hint="eastAsia"/>
+        </w:rPr>
+        <w:t>在这里，</w:t>
+      </w:r>
+      <w:r>
+        <w:rPr>
+          <w:position w:val="-10"/>
+        </w:rPr>
+        <w:object w:dxaOrig="520" w:dyaOrig="360" w14:anchorId="58A13D48">
+          <v:shape id="_x0000_i5329" type="#_x0000_t75" style="width:25.8pt;height:17.9pt" o:ole="">
+            <v:imagedata r:id="rId62" o:title=""/>
           </v:shape>
-          <o:OLEObject Type="Embed" ProgID="Equation.DSMT4" ShapeID="_x0000_i2344" DrawAspect="Content" ObjectID="_1770776896" r:id="rId57"/>
+          <o:OLEObject Type="Embed" ProgID="Equation.DSMT4" ShapeID="_x0000_i5329" DrawAspect="Content" ObjectID="_1770846621" r:id="rId63"/>
         </w:object>
       </w:r>
       <w:r>
         <w:rPr>
           <w:rFonts w:hint="eastAsia"/>
         </w:rPr>
-        <w:t>表示输入图像像素点的数量，</w:t>
+        <w:t>表示查询和</w:t>
+      </w:r>
+      <w:proofErr w:type="gramStart"/>
+      <w:r>
+        <w:rPr>
+          <w:rFonts w:hint="eastAsia"/>
+        </w:rPr>
+        <w:t>键的</w:t>
+      </w:r>
+      <w:proofErr w:type="gramEnd"/>
+      <w:r>
+        <w:rPr>
+          <w:rFonts w:hint="eastAsia"/>
+        </w:rPr>
+        <w:t>点积，用于衡量它们之间的相似度。然后，将这个</w:t>
+      </w:r>
+      <w:proofErr w:type="gramStart"/>
+      <w:r>
+        <w:rPr>
+          <w:rFonts w:hint="eastAsia"/>
+        </w:rPr>
+        <w:t>点积除</w:t>
+      </w:r>
+      <w:proofErr w:type="gramEnd"/>
+      <w:r>
+        <w:rPr>
+          <w:rFonts w:hint="eastAsia"/>
+        </w:rPr>
+        <w:t>以</w:t>
+      </w:r>
+      <w:r>
+        <w:rPr>
+          <w:position w:val="-14"/>
+        </w:rPr>
+        <w:object w:dxaOrig="480" w:dyaOrig="420" w14:anchorId="0CD3D27B">
+          <v:shape id="_x0000_i5334" type="#_x0000_t75" style="width:24.15pt;height:20.8pt" o:ole="">
+            <v:imagedata r:id="rId64" o:title=""/>
+          </v:shape>
+          <o:OLEObject Type="Embed" ProgID="Equation.DSMT4" ShapeID="_x0000_i5334" DrawAspect="Content" ObjectID="_1770846622" r:id="rId65"/>
+        </w:object>
+      </w:r>
+      <w:r>
+        <w:rPr>
+          <w:rFonts w:hint="eastAsia"/>
+        </w:rPr>
+        <w:t>，其中</w:t>
       </w:r>
       <w:r>
         <w:rPr>
           <w:position w:val="-12"/>
         </w:rPr>
-        <w:object w:dxaOrig="240" w:dyaOrig="360" w14:anchorId="73033712">
-          <v:shape id="_x0000_i2351" type="#_x0000_t75" style="width:12.25pt;height:18.35pt" o:ole="">
-            <v:imagedata r:id="rId58" o:title=""/>
+        <w:object w:dxaOrig="279" w:dyaOrig="360" w14:anchorId="49EE9C18">
+          <v:shape id="_x0000_i5337" type="#_x0000_t75" style="width:14.15pt;height:17.9pt" o:ole="">
+            <v:imagedata r:id="rId66" o:title=""/>
           </v:shape>
-          <o:OLEObject Type="Embed" ProgID="Equation.DSMT4" ShapeID="_x0000_i2351" DrawAspect="Content" ObjectID="_1770776897" r:id="rId59"/>
+          <o:OLEObject Type="Embed" ProgID="Equation.DSMT4" ShapeID="_x0000_i5337" DrawAspect="Content" ObjectID="_1770846623" r:id="rId67"/>
         </w:object>
       </w:r>
       <w:r>
         <w:rPr>
           <w:rFonts w:hint="eastAsia"/>
         </w:rPr>
-        <w:t>表示输入图像，</w:t>
-      </w:r>
-      <w:r>
-        <w:rPr>
-          <w:position w:val="-12"/>
-        </w:rPr>
-        <w:object w:dxaOrig="240" w:dyaOrig="360" w14:anchorId="13A760A3">
-          <v:shape id="_x0000_i2358" type="#_x0000_t75" style="width:12.25pt;height:18.35pt" o:ole="">
-            <v:imagedata r:id="rId60" o:title=""/>
-          </v:shape>
-          <o:OLEObject Type="Embed" ProgID="Equation.DSMT4" ShapeID="_x0000_i2358" DrawAspect="Content" ObjectID="_1770776898" r:id="rId61"/>
-        </w:object>
-      </w:r>
-      <w:r>
-        <w:rPr>
-          <w:rFonts w:hint="eastAsia"/>
-        </w:rPr>
-        <w:t>表示生成图像。</w:t>
+        <w:t>是键向量的维度，这样做是为了控制点积得分的量级，避免过大的得分导致</w:t>
+      </w:r>
+      <w:r>
+        <w:rPr>
+          <w:rFonts w:hint="eastAsia"/>
+        </w:rPr>
+        <w:t>s</w:t>
+      </w:r>
+      <w:r>
+        <w:t>oftmax</w:t>
+      </w:r>
+      <w:r>
+        <w:rPr>
+          <w:rFonts w:hint="eastAsia"/>
+        </w:rPr>
+        <w:t>函数进入梯度很小的区域，从而影响梯度下降的效率。接下来，应用</w:t>
+      </w:r>
+      <w:r>
+        <w:rPr>
+          <w:rFonts w:hint="eastAsia"/>
+        </w:rPr>
+        <w:t>s</w:t>
+      </w:r>
+      <w:r>
+        <w:t>oftmax</w:t>
+      </w:r>
+      <w:r>
+        <w:rPr>
+          <w:rFonts w:hint="eastAsia"/>
+        </w:rPr>
+        <w:t>函</w:t>
+      </w:r>
+      <w:r>
+        <w:rPr>
+          <w:rFonts w:hint="eastAsia"/>
+        </w:rPr>
+        <w:t>数</w:t>
+      </w:r>
+      <w:r>
+        <w:rPr>
+          <w:rFonts w:hint="eastAsia"/>
+        </w:rPr>
+        <w:t>对这些得分进行归一化处理，使得所有得分之和为</w:t>
+      </w:r>
+      <w:r>
+        <w:rPr>
+          <w:rFonts w:hint="eastAsia"/>
+        </w:rPr>
+        <w:t>1</w:t>
+      </w:r>
+      <w:r>
+        <w:rPr>
+          <w:rFonts w:hint="eastAsia"/>
+        </w:rPr>
+        <w:t>。</w:t>
+      </w:r>
+      <w:r>
+        <w:rPr>
+          <w:rFonts w:hint="eastAsia"/>
+        </w:rPr>
+        <w:t>s</w:t>
+      </w:r>
+      <w:r>
+        <w:t>oftmax</w:t>
+      </w:r>
+      <w:r>
+        <w:rPr>
+          <w:rFonts w:hint="eastAsia"/>
+        </w:rPr>
+        <w:t>函数确保了每个值的权重是正的且总和为</w:t>
+      </w:r>
+      <w:r>
+        <w:rPr>
+          <w:rFonts w:hint="eastAsia"/>
+        </w:rPr>
+        <w:t>1</w:t>
+      </w:r>
+      <w:r>
+        <w:rPr>
+          <w:rFonts w:hint="eastAsia"/>
+        </w:rPr>
+        <w:t>，这样就可以将它们解释为概率。这一步骤使得模型能够决定在生成每个输出元素时应该“关注”输入序列的哪些部分更多。通过这种方式，</w:t>
+      </w:r>
+      <w:r>
+        <w:rPr>
+          <w:rFonts w:hint="eastAsia"/>
+        </w:rPr>
+        <w:t>s</w:t>
+      </w:r>
+      <w:r>
+        <w:t>oftmax</w:t>
+      </w:r>
+      <w:r>
+        <w:rPr>
+          <w:rFonts w:hint="eastAsia"/>
+        </w:rPr>
+        <w:t>函数在</w:t>
+      </w:r>
+      <w:r>
+        <w:rPr>
+          <w:rFonts w:hint="eastAsia"/>
+        </w:rPr>
+        <w:t>MHSA</w:t>
+      </w:r>
+      <w:r>
+        <w:rPr>
+          <w:rFonts w:hint="eastAsia"/>
+        </w:rPr>
+        <w:t>中起到了关键作用，它使得模型能够基于输入之间的相互作用动态地调整注意力焦点。在实际应用中，这允许</w:t>
+      </w:r>
+      <w:r>
+        <w:rPr>
+          <w:rFonts w:hint="eastAsia"/>
+        </w:rPr>
+        <w:t>Transformer</w:t>
+      </w:r>
+      <w:r>
+        <w:rPr>
+          <w:rFonts w:hint="eastAsia"/>
+        </w:rPr>
+        <w:t>模型捕捉到输入数据中复杂的、长距离的依赖关系。</w:t>
       </w:r>
     </w:p>
     <w:p>
@@ -7184,116 +7066,119 @@
         <w:adjustRightInd w:val="0"/>
         <w:snapToGrid w:val="0"/>
         <w:spacing w:line="300" w:lineRule="auto"/>
-        <w:ind w:firstLineChars="200" w:firstLine="498"/>
-      </w:pPr>
-      <w:r>
-        <w:rPr>
-          <w:rFonts w:hint="eastAsia"/>
-        </w:rPr>
-        <w:t>L2</w:t>
-      </w:r>
-      <w:r>
-        <w:rPr>
-          <w:rFonts w:hint="eastAsia"/>
-        </w:rPr>
-        <w:t>损失函数：也称为均方误差（</w:t>
-      </w:r>
-      <w:r>
-        <w:rPr>
-          <w:rFonts w:hint="eastAsia"/>
-        </w:rPr>
-        <w:t>Mean Squared Error, MSE</w:t>
-      </w:r>
-      <w:r>
-        <w:rPr>
-          <w:rFonts w:hint="eastAsia"/>
-        </w:rPr>
-        <w:t>），是预测值与真实值之差的平方的平均。在超分辨率领域，</w:t>
-      </w:r>
-      <w:r>
-        <w:rPr>
-          <w:rFonts w:hint="eastAsia"/>
-        </w:rPr>
-        <w:t>L2</w:t>
-      </w:r>
-      <w:r>
-        <w:rPr>
-          <w:rFonts w:hint="eastAsia"/>
-        </w:rPr>
-        <w:t>损失有助于惩罚较大的误差，使模型更加关注于减少大的预测误差，常常能够获得较高的峰值信噪比（</w:t>
-      </w:r>
-      <w:r>
-        <w:rPr>
-          <w:rFonts w:hint="eastAsia"/>
-        </w:rPr>
-        <w:t>PSNR</w:t>
-      </w:r>
-      <w:r>
-        <w:rPr>
-          <w:rFonts w:hint="eastAsia"/>
-        </w:rPr>
-        <w:t>）性能。</w:t>
-      </w:r>
-      <w:r>
-        <w:rPr>
-          <w:rFonts w:hint="eastAsia"/>
-        </w:rPr>
-        <w:t>L2</w:t>
-      </w:r>
-      <w:r>
-        <w:rPr>
-          <w:rFonts w:hint="eastAsia"/>
-        </w:rPr>
-        <w:t>损失的计算公式</w:t>
-      </w:r>
-      <w:r>
-        <w:rPr>
-          <w:rFonts w:hint="eastAsia"/>
-        </w:rPr>
-        <w:t>如式（</w:t>
-      </w:r>
-      <w:r>
-        <w:rPr>
-          <w:rFonts w:hint="eastAsia"/>
-        </w:rPr>
-        <w:t>2</w:t>
-      </w:r>
-      <w:r>
-        <w:t>-</w:t>
-      </w:r>
-      <w:r>
-        <w:t>9</w:t>
-      </w:r>
-      <w:r>
-        <w:rPr>
-          <w:rFonts w:hint="eastAsia"/>
-        </w:rPr>
-        <w:t>）所示</w:t>
-      </w:r>
-      <w:r>
-        <w:rPr>
-          <w:rFonts w:hint="eastAsia"/>
-        </w:rPr>
-        <w:t>：</w:t>
+        <w:rPr>
+          <w:rFonts w:hint="eastAsia"/>
+        </w:rPr>
+      </w:pPr>
+      <w:r>
+        <w:rPr>
+          <w:rFonts w:hint="eastAsia"/>
+        </w:rPr>
+        <w:t>在</w:t>
+      </w:r>
+      <w:r>
+        <w:rPr>
+          <w:rFonts w:hint="eastAsia"/>
+        </w:rPr>
+        <w:t>MHSA</w:t>
+      </w:r>
+      <w:r>
+        <w:rPr>
+          <w:rFonts w:hint="eastAsia"/>
+        </w:rPr>
+        <w:t>之后，有另一个层归一化步骤，随后是多层感知机（</w:t>
+      </w:r>
+      <w:r>
+        <w:rPr>
+          <w:rFonts w:hint="eastAsia"/>
+        </w:rPr>
+        <w:t>MLP</w:t>
+      </w:r>
+      <w:r>
+        <w:rPr>
+          <w:rFonts w:hint="eastAsia"/>
+        </w:rPr>
+        <w:t>）。</w:t>
+      </w:r>
+      <w:r>
+        <w:rPr>
+          <w:rFonts w:hint="eastAsia"/>
+        </w:rPr>
+        <w:t>MLP</w:t>
+      </w:r>
+      <w:r>
+        <w:rPr>
+          <w:rFonts w:hint="eastAsia"/>
+        </w:rPr>
+        <w:t>可以看作是对</w:t>
+      </w:r>
+      <w:r>
+        <w:rPr>
+          <w:rFonts w:hint="eastAsia"/>
+        </w:rPr>
+        <w:t>MHSA</w:t>
+      </w:r>
+      <w:r>
+        <w:rPr>
+          <w:rFonts w:hint="eastAsia"/>
+        </w:rPr>
+        <w:t>输出的进一步处理，它包含两个线性层和一个非线性激活函数，通常是</w:t>
+      </w:r>
+      <w:proofErr w:type="spellStart"/>
+      <w:r>
+        <w:rPr>
+          <w:rFonts w:hint="eastAsia"/>
+        </w:rPr>
+        <w:t>ReLU</w:t>
+      </w:r>
+      <w:proofErr w:type="spellEnd"/>
+      <w:r>
+        <w:rPr>
+          <w:rFonts w:hint="eastAsia"/>
+        </w:rPr>
+        <w:t>。</w:t>
+      </w:r>
+      <w:r>
+        <w:rPr>
+          <w:rFonts w:hint="eastAsia"/>
+        </w:rPr>
+        <w:t>MLP</w:t>
+      </w:r>
+      <w:r>
+        <w:rPr>
+          <w:rFonts w:hint="eastAsia"/>
+        </w:rPr>
+        <w:t>的存在使得模型能够学习复杂的特征表示。</w:t>
+      </w:r>
+      <w:r>
+        <w:rPr>
+          <w:rFonts w:hint="eastAsia"/>
+        </w:rPr>
+        <w:t>MLP</w:t>
+      </w:r>
+      <w:r>
+        <w:rPr>
+          <w:rFonts w:hint="eastAsia"/>
+        </w:rPr>
+        <w:t>的计算过程可以表示为：</w:t>
       </w:r>
     </w:p>
     <w:p>
       <w:pPr>
         <w:pStyle w:val="MTDisplayEquation"/>
-        <w:ind w:firstLineChars="200" w:firstLine="498"/>
       </w:pPr>
       <w:r>
         <w:tab/>
       </w:r>
       <w:r>
         <w:rPr>
-          <w:position w:val="-28"/>
-        </w:rPr>
-        <w:object w:dxaOrig="2200" w:dyaOrig="680" w14:anchorId="4273E8AE">
-          <v:shape id="_x0000_i2147" type="#_x0000_t75" style="width:110.05pt;height:33.95pt" o:ole="">
-            <v:imagedata r:id="rId62" o:title=""/>
+          <w:position w:val="-12"/>
+        </w:rPr>
+        <w:object w:dxaOrig="3420" w:dyaOrig="360" w14:anchorId="3AFCFDE2">
+          <v:shape id="_x0000_i5303" type="#_x0000_t75" style="width:171.05pt;height:17.9pt" o:ole="">
+            <v:imagedata r:id="rId68" o:title=""/>
           </v:shape>
-          <o:OLEObject Type="Embed" ProgID="Equation.DSMT4" ShapeID="_x0000_i2147" DrawAspect="Content" ObjectID="_1770776899" r:id="rId63"/>
+          <o:OLEObject Type="Embed" ProgID="Equation.DSMT4" ShapeID="_x0000_i5303" DrawAspect="Content" ObjectID="_1770846624" r:id="rId69"/>
         </w:object>
       </w:r>
       <w:r>
@@ -7344,6 +7229,524 @@
       </w:r>
     </w:p>
     <w:p>
+      <w:r>
+        <w:rPr>
+          <w:rFonts w:hint="eastAsia"/>
+        </w:rPr>
+        <w:t>其中</w:t>
+      </w:r>
+      <w:r>
+        <w:rPr>
+          <w:position w:val="-12"/>
+        </w:rPr>
+        <w:object w:dxaOrig="300" w:dyaOrig="360" w14:anchorId="72F1E7E6">
+          <v:shape id="_x0000_i5307" type="#_x0000_t75" style="width:15pt;height:17.9pt" o:ole="">
+            <v:imagedata r:id="rId70" o:title=""/>
+          </v:shape>
+          <o:OLEObject Type="Embed" ProgID="Equation.DSMT4" ShapeID="_x0000_i5307" DrawAspect="Content" ObjectID="_1770846625" r:id="rId71"/>
+        </w:object>
+      </w:r>
+      <w:r>
+        <w:rPr>
+          <w:rFonts w:hint="eastAsia"/>
+        </w:rPr>
+        <w:t>和</w:t>
+      </w:r>
+      <w:r>
+        <w:rPr>
+          <w:position w:val="-12"/>
+        </w:rPr>
+        <w:object w:dxaOrig="320" w:dyaOrig="360" w14:anchorId="3E83508E">
+          <v:shape id="_x0000_i5310" type="#_x0000_t75" style="width:15.8pt;height:17.9pt" o:ole="">
+            <v:imagedata r:id="rId72" o:title=""/>
+          </v:shape>
+          <o:OLEObject Type="Embed" ProgID="Equation.DSMT4" ShapeID="_x0000_i5310" DrawAspect="Content" ObjectID="_1770846626" r:id="rId73"/>
+        </w:object>
+      </w:r>
+      <w:r>
+        <w:rPr>
+          <w:rFonts w:hint="eastAsia"/>
+        </w:rPr>
+        <w:t>为</w:t>
+      </w:r>
+      <w:r>
+        <w:rPr>
+          <w:rFonts w:hint="eastAsia"/>
+        </w:rPr>
+        <w:t>MLP</w:t>
+      </w:r>
+      <w:r>
+        <w:rPr>
+          <w:rFonts w:hint="eastAsia"/>
+        </w:rPr>
+        <w:t>的权重矩阵，</w:t>
+      </w:r>
+      <w:r>
+        <w:rPr>
+          <w:position w:val="-12"/>
+        </w:rPr>
+        <w:object w:dxaOrig="220" w:dyaOrig="360" w14:anchorId="369D6D3C">
+          <v:shape id="_x0000_i5313" type="#_x0000_t75" style="width:10.8pt;height:17.9pt" o:ole="">
+            <v:imagedata r:id="rId74" o:title=""/>
+          </v:shape>
+          <o:OLEObject Type="Embed" ProgID="Equation.DSMT4" ShapeID="_x0000_i5313" DrawAspect="Content" ObjectID="_1770846627" r:id="rId75"/>
+        </w:object>
+      </w:r>
+      <w:r>
+        <w:rPr>
+          <w:rFonts w:hint="eastAsia"/>
+        </w:rPr>
+        <w:t>和</w:t>
+      </w:r>
+      <w:r>
+        <w:rPr>
+          <w:position w:val="-12"/>
+        </w:rPr>
+        <w:object w:dxaOrig="240" w:dyaOrig="360" w14:anchorId="684258FF">
+          <v:shape id="_x0000_i5318" type="#_x0000_t75" style="width:12.05pt;height:17.9pt" o:ole="">
+            <v:imagedata r:id="rId76" o:title=""/>
+          </v:shape>
+          <o:OLEObject Type="Embed" ProgID="Equation.DSMT4" ShapeID="_x0000_i5318" DrawAspect="Content" ObjectID="_1770846628" r:id="rId77"/>
+        </w:object>
+      </w:r>
+      <w:r>
+        <w:rPr>
+          <w:rFonts w:hint="eastAsia"/>
+        </w:rPr>
+        <w:t>是是偏置</w:t>
+      </w:r>
+      <w:r>
+        <w:rPr>
+          <w:rFonts w:hint="eastAsia"/>
+        </w:rPr>
+        <w:t>参数</w:t>
+      </w:r>
+      <w:r>
+        <w:rPr>
+          <w:rFonts w:hint="eastAsia"/>
+        </w:rPr>
+        <w:t>。</w:t>
+      </w:r>
+    </w:p>
+    <w:p>
+      <w:pPr>
+        <w:keepNext/>
+        <w:keepLines/>
+        <w:adjustRightInd w:val="0"/>
+        <w:snapToGrid w:val="0"/>
+        <w:spacing w:beforeLines="50" w:before="195" w:afterLines="50" w:after="195" w:line="324" w:lineRule="auto"/>
+        <w:outlineLvl w:val="1"/>
+        <w:rPr>
+          <w:rFonts w:eastAsia="黑体"/>
+          <w:kern w:val="0"/>
+          <w:sz w:val="30"/>
+          <w:szCs w:val="30"/>
+        </w:rPr>
+      </w:pPr>
+      <w:r>
+        <w:rPr>
+          <w:rFonts w:eastAsia="黑体"/>
+          <w:kern w:val="0"/>
+          <w:sz w:val="30"/>
+          <w:szCs w:val="30"/>
+        </w:rPr>
+        <w:t>2.</w:t>
+      </w:r>
+      <w:r>
+        <w:rPr>
+          <w:rFonts w:eastAsia="黑体"/>
+          <w:kern w:val="0"/>
+          <w:sz w:val="30"/>
+          <w:szCs w:val="30"/>
+        </w:rPr>
+        <w:t>3</w:t>
+      </w:r>
+      <w:r>
+        <w:rPr>
+          <w:rFonts w:eastAsia="黑体" w:hint="eastAsia"/>
+          <w:kern w:val="0"/>
+          <w:sz w:val="30"/>
+          <w:szCs w:val="30"/>
+        </w:rPr>
+        <w:t xml:space="preserve"> </w:t>
+      </w:r>
+      <w:r>
+        <w:rPr>
+          <w:rFonts w:eastAsia="黑体" w:hint="eastAsia"/>
+          <w:kern w:val="0"/>
+          <w:sz w:val="30"/>
+          <w:szCs w:val="30"/>
+          <w:lang w:val="zh-CN"/>
+        </w:rPr>
+        <w:t>基于</w:t>
+      </w:r>
+      <w:r>
+        <w:rPr>
+          <w:rFonts w:eastAsia="黑体" w:hint="eastAsia"/>
+          <w:kern w:val="0"/>
+          <w:sz w:val="30"/>
+          <w:szCs w:val="30"/>
+        </w:rPr>
+        <w:t>Transformer</w:t>
+      </w:r>
+      <w:r>
+        <w:rPr>
+          <w:rFonts w:eastAsia="黑体" w:hint="eastAsia"/>
+          <w:kern w:val="0"/>
+          <w:sz w:val="30"/>
+          <w:szCs w:val="30"/>
+        </w:rPr>
+        <w:t>网络架构的超分辨率方法</w:t>
+      </w:r>
+    </w:p>
+    <w:p>
+      <w:pPr>
+        <w:keepNext/>
+        <w:keepLines/>
+        <w:adjustRightInd w:val="0"/>
+        <w:snapToGrid w:val="0"/>
+        <w:spacing w:beforeLines="50" w:before="195" w:afterLines="50" w:after="195" w:line="324" w:lineRule="auto"/>
+        <w:outlineLvl w:val="2"/>
+        <w:rPr>
+          <w:rFonts w:eastAsia="黑体"/>
+          <w:kern w:val="0"/>
+          <w:sz w:val="28"/>
+          <w:szCs w:val="28"/>
+        </w:rPr>
+      </w:pPr>
+      <w:r>
+        <w:rPr>
+          <w:rFonts w:eastAsia="黑体"/>
+          <w:kern w:val="0"/>
+          <w:sz w:val="28"/>
+          <w:szCs w:val="28"/>
+        </w:rPr>
+        <w:t>2.</w:t>
+      </w:r>
+      <w:r>
+        <w:rPr>
+          <w:rFonts w:eastAsia="黑体" w:hint="eastAsia"/>
+          <w:kern w:val="0"/>
+          <w:sz w:val="28"/>
+          <w:szCs w:val="28"/>
+        </w:rPr>
+        <w:t>3</w:t>
+      </w:r>
+      <w:r>
+        <w:rPr>
+          <w:rFonts w:eastAsia="黑体"/>
+          <w:kern w:val="0"/>
+          <w:sz w:val="28"/>
+          <w:szCs w:val="28"/>
+        </w:rPr>
+        <w:t>.1</w:t>
+      </w:r>
+      <w:r>
+        <w:rPr>
+          <w:rFonts w:eastAsia="黑体" w:hint="eastAsia"/>
+          <w:kern w:val="0"/>
+          <w:sz w:val="28"/>
+          <w:szCs w:val="28"/>
+        </w:rPr>
+        <w:t xml:space="preserve"> </w:t>
+      </w:r>
+      <w:r>
+        <w:rPr>
+          <w:rFonts w:eastAsia="黑体" w:hint="eastAsia"/>
+          <w:kern w:val="0"/>
+          <w:sz w:val="28"/>
+          <w:szCs w:val="28"/>
+          <w:lang w:val="zh-CN"/>
+        </w:rPr>
+        <w:t>基本的</w:t>
+      </w:r>
+      <w:r>
+        <w:rPr>
+          <w:rFonts w:eastAsia="黑体" w:hint="eastAsia"/>
+          <w:kern w:val="0"/>
+          <w:sz w:val="28"/>
+          <w:szCs w:val="28"/>
+        </w:rPr>
+        <w:t>Transformer</w:t>
+      </w:r>
+      <w:r>
+        <w:rPr>
+          <w:rFonts w:eastAsia="黑体" w:hint="eastAsia"/>
+          <w:kern w:val="0"/>
+          <w:sz w:val="28"/>
+          <w:szCs w:val="28"/>
+        </w:rPr>
+        <w:t>架构的超分辨率网络</w:t>
+      </w:r>
+    </w:p>
+    <w:p>
+      <w:pPr>
+        <w:adjustRightInd w:val="0"/>
+        <w:snapToGrid w:val="0"/>
+        <w:spacing w:line="300" w:lineRule="auto"/>
+        <w:rPr>
+          <w:rFonts w:eastAsia="黑体"/>
+        </w:rPr>
+      </w:pPr>
+      <w:r>
+        <w:rPr>
+          <w:rFonts w:eastAsia="黑体"/>
+        </w:rPr>
+        <w:t>2.3.1.1</w:t>
+      </w:r>
+      <w:r>
+        <w:rPr>
+          <w:rFonts w:eastAsia="黑体"/>
+        </w:rPr>
+        <w:t xml:space="preserve"> </w:t>
+      </w:r>
+      <w:r>
+        <w:rPr>
+          <w:rFonts w:eastAsia="黑体" w:hint="eastAsia"/>
+        </w:rPr>
+        <w:t>IPT</w:t>
+      </w:r>
+    </w:p>
+    <w:p>
+      <w:pPr>
+        <w:adjustRightInd w:val="0"/>
+        <w:snapToGrid w:val="0"/>
+        <w:spacing w:line="300" w:lineRule="auto"/>
+        <w:rPr>
+          <w:rFonts w:eastAsia="黑体"/>
+        </w:rPr>
+      </w:pPr>
+    </w:p>
+    <w:p>
+      <w:pPr>
+        <w:adjustRightInd w:val="0"/>
+        <w:snapToGrid w:val="0"/>
+        <w:spacing w:line="300" w:lineRule="auto"/>
+        <w:rPr>
+          <w:rFonts w:eastAsia="黑体"/>
+        </w:rPr>
+      </w:pPr>
+    </w:p>
+    <w:p>
+      <w:pPr>
+        <w:adjustRightInd w:val="0"/>
+        <w:snapToGrid w:val="0"/>
+        <w:spacing w:line="300" w:lineRule="auto"/>
+        <w:rPr>
+          <w:rFonts w:eastAsia="黑体" w:hint="eastAsia"/>
+        </w:rPr>
+      </w:pPr>
+    </w:p>
+    <w:p>
+      <w:pPr>
+        <w:adjustRightInd w:val="0"/>
+        <w:snapToGrid w:val="0"/>
+        <w:spacing w:line="300" w:lineRule="auto"/>
+        <w:rPr>
+          <w:rFonts w:eastAsia="黑体"/>
+        </w:rPr>
+      </w:pPr>
+      <w:r>
+        <w:rPr>
+          <w:rFonts w:eastAsia="黑体" w:hint="eastAsia"/>
+        </w:rPr>
+        <w:t>2</w:t>
+      </w:r>
+      <w:r>
+        <w:rPr>
+          <w:rFonts w:eastAsia="黑体"/>
+        </w:rPr>
+        <w:t xml:space="preserve">.3.1.2 </w:t>
+      </w:r>
+      <w:proofErr w:type="spellStart"/>
+      <w:r>
+        <w:rPr>
+          <w:rFonts w:eastAsia="黑体" w:hint="eastAsia"/>
+        </w:rPr>
+        <w:t>SwinIR</w:t>
+      </w:r>
+      <w:proofErr w:type="spellEnd"/>
+    </w:p>
+    <w:p>
+      <w:pPr>
+        <w:adjustRightInd w:val="0"/>
+        <w:snapToGrid w:val="0"/>
+        <w:spacing w:line="300" w:lineRule="auto"/>
+        <w:rPr>
+          <w:rFonts w:eastAsia="黑体"/>
+        </w:rPr>
+      </w:pPr>
+    </w:p>
+    <w:p>
+      <w:pPr>
+        <w:adjustRightInd w:val="0"/>
+        <w:snapToGrid w:val="0"/>
+        <w:spacing w:line="300" w:lineRule="auto"/>
+        <w:rPr>
+          <w:rFonts w:eastAsia="黑体"/>
+        </w:rPr>
+      </w:pPr>
+      <w:r>
+        <w:rPr>
+          <w:rFonts w:eastAsia="黑体" w:hint="eastAsia"/>
+        </w:rPr>
+        <w:t>2</w:t>
+      </w:r>
+      <w:r>
+        <w:rPr>
+          <w:rFonts w:eastAsia="黑体"/>
+        </w:rPr>
+        <w:t xml:space="preserve">.3.1.3 </w:t>
+      </w:r>
+      <w:r>
+        <w:rPr>
+          <w:rFonts w:eastAsia="黑体" w:hint="eastAsia"/>
+        </w:rPr>
+        <w:t>HAT</w:t>
+      </w:r>
+    </w:p>
+    <w:p>
+      <w:pPr>
+        <w:adjustRightInd w:val="0"/>
+        <w:snapToGrid w:val="0"/>
+        <w:spacing w:line="300" w:lineRule="auto"/>
+      </w:pPr>
+    </w:p>
+    <w:p>
+      <w:pPr>
+        <w:adjustRightInd w:val="0"/>
+        <w:snapToGrid w:val="0"/>
+        <w:spacing w:line="300" w:lineRule="auto"/>
+        <w:rPr>
+          <w:rFonts w:eastAsia="黑体"/>
+        </w:rPr>
+      </w:pPr>
+      <w:r>
+        <w:rPr>
+          <w:rFonts w:eastAsia="黑体" w:hint="eastAsia"/>
+        </w:rPr>
+        <w:t>2</w:t>
+      </w:r>
+      <w:r>
+        <w:rPr>
+          <w:rFonts w:eastAsia="黑体"/>
+        </w:rPr>
+        <w:t xml:space="preserve">.3.1.4 </w:t>
+      </w:r>
+      <w:r>
+        <w:rPr>
+          <w:rFonts w:eastAsia="黑体" w:hint="eastAsia"/>
+        </w:rPr>
+        <w:t>ACT</w:t>
+      </w:r>
+    </w:p>
+    <w:p>
+      <w:pPr>
+        <w:adjustRightInd w:val="0"/>
+        <w:snapToGrid w:val="0"/>
+        <w:spacing w:line="300" w:lineRule="auto"/>
+      </w:pPr>
+    </w:p>
+    <w:p>
+      <w:pPr>
+        <w:adjustRightInd w:val="0"/>
+        <w:snapToGrid w:val="0"/>
+        <w:spacing w:line="300" w:lineRule="auto"/>
+        <w:rPr>
+          <w:rFonts w:eastAsia="黑体"/>
+        </w:rPr>
+      </w:pPr>
+      <w:r>
+        <w:rPr>
+          <w:rFonts w:eastAsia="黑体" w:hint="eastAsia"/>
+        </w:rPr>
+        <w:t>2</w:t>
+      </w:r>
+      <w:r>
+        <w:rPr>
+          <w:rFonts w:eastAsia="黑体"/>
+        </w:rPr>
+        <w:t xml:space="preserve">.3.1.5 </w:t>
+      </w:r>
+      <w:proofErr w:type="spellStart"/>
+      <w:r>
+        <w:rPr>
+          <w:rFonts w:eastAsia="黑体"/>
+        </w:rPr>
+        <w:t>Restormer</w:t>
+      </w:r>
+      <w:proofErr w:type="spellEnd"/>
+    </w:p>
+    <w:p>
+      <w:pPr>
+        <w:adjustRightInd w:val="0"/>
+        <w:snapToGrid w:val="0"/>
+        <w:spacing w:line="300" w:lineRule="auto"/>
+      </w:pPr>
+    </w:p>
+    <w:p>
+      <w:pPr>
+        <w:keepNext/>
+        <w:keepLines/>
+        <w:adjustRightInd w:val="0"/>
+        <w:snapToGrid w:val="0"/>
+        <w:spacing w:beforeLines="50" w:before="195" w:afterLines="50" w:after="195" w:line="324" w:lineRule="auto"/>
+        <w:outlineLvl w:val="2"/>
+        <w:rPr>
+          <w:rFonts w:eastAsia="黑体"/>
+          <w:kern w:val="0"/>
+          <w:sz w:val="28"/>
+          <w:szCs w:val="28"/>
+        </w:rPr>
+      </w:pPr>
+      <w:r>
+        <w:rPr>
+          <w:rFonts w:eastAsia="黑体"/>
+          <w:kern w:val="0"/>
+          <w:sz w:val="28"/>
+          <w:szCs w:val="28"/>
+        </w:rPr>
+        <w:t>2.</w:t>
+      </w:r>
+      <w:r>
+        <w:rPr>
+          <w:rFonts w:eastAsia="黑体" w:hint="eastAsia"/>
+          <w:kern w:val="0"/>
+          <w:sz w:val="28"/>
+          <w:szCs w:val="28"/>
+        </w:rPr>
+        <w:t>3</w:t>
+      </w:r>
+      <w:r>
+        <w:rPr>
+          <w:rFonts w:eastAsia="黑体"/>
+          <w:kern w:val="0"/>
+          <w:sz w:val="28"/>
+          <w:szCs w:val="28"/>
+        </w:rPr>
+        <w:t>.2</w:t>
+      </w:r>
+      <w:r>
+        <w:rPr>
+          <w:rFonts w:eastAsia="黑体" w:hint="eastAsia"/>
+          <w:kern w:val="0"/>
+          <w:sz w:val="28"/>
+          <w:szCs w:val="28"/>
+        </w:rPr>
+        <w:t xml:space="preserve"> </w:t>
+      </w:r>
+      <w:r>
+        <w:rPr>
+          <w:rFonts w:eastAsia="黑体" w:hint="eastAsia"/>
+          <w:kern w:val="0"/>
+          <w:sz w:val="28"/>
+          <w:szCs w:val="28"/>
+          <w:lang w:val="zh-CN"/>
+        </w:rPr>
+        <w:t>常用的数据集</w:t>
+      </w:r>
+    </w:p>
+    <w:p>
       <w:pPr>
         <w:adjustRightInd w:val="0"/>
         <w:snapToGrid w:val="0"/>
@@ -7354,7 +7757,388 @@
         <w:rPr>
           <w:rFonts w:hint="eastAsia"/>
         </w:rPr>
-        <w:t>感知损失：与</w:t>
+        <w:t>在超分辨率图像重建的研究领域中，为了训练高效且准确的模型，研究者们通常会采用一些标准的数据集。其中，</w:t>
+      </w:r>
+      <w:r>
+        <w:rPr>
+          <w:rFonts w:hint="eastAsia"/>
+        </w:rPr>
+        <w:t>DIV2K</w:t>
+      </w:r>
+      <w:r>
+        <w:rPr>
+          <w:rFonts w:hint="eastAsia"/>
+        </w:rPr>
+        <w:t>和</w:t>
+      </w:r>
+      <w:r>
+        <w:rPr>
+          <w:rFonts w:hint="eastAsia"/>
+        </w:rPr>
+        <w:t>Flickr2K</w:t>
+      </w:r>
+      <w:r>
+        <w:rPr>
+          <w:rFonts w:hint="eastAsia"/>
+        </w:rPr>
+        <w:t>是两个被广泛使用的训练集。</w:t>
+      </w:r>
+      <w:r>
+        <w:rPr>
+          <w:rFonts w:hint="eastAsia"/>
+        </w:rPr>
+        <w:t>DIV2K</w:t>
+      </w:r>
+      <w:r>
+        <w:rPr>
+          <w:rFonts w:hint="eastAsia"/>
+        </w:rPr>
+        <w:t>数据集含有</w:t>
+      </w:r>
+      <w:r>
+        <w:t>1000</w:t>
+      </w:r>
+      <w:r>
+        <w:rPr>
+          <w:rFonts w:hint="eastAsia"/>
+        </w:rPr>
+        <w:t>张高质量的图像，这些图像的分辨率非常高，通常取前</w:t>
+      </w:r>
+      <w:r>
+        <w:rPr>
+          <w:rFonts w:hint="eastAsia"/>
+        </w:rPr>
+        <w:t>8</w:t>
+      </w:r>
+      <w:r>
+        <w:t>00</w:t>
+      </w:r>
+      <w:r>
+        <w:rPr>
+          <w:rFonts w:hint="eastAsia"/>
+        </w:rPr>
+        <w:t>张用来作为训练集数据。</w:t>
+      </w:r>
+      <w:r>
+        <w:rPr>
+          <w:rFonts w:hint="eastAsia"/>
+        </w:rPr>
+        <w:t>Flickr2K</w:t>
+      </w:r>
+      <w:r>
+        <w:rPr>
+          <w:rFonts w:hint="eastAsia"/>
+        </w:rPr>
+        <w:t>则包含</w:t>
+      </w:r>
+      <w:r>
+        <w:rPr>
+          <w:rFonts w:hint="eastAsia"/>
+        </w:rPr>
+        <w:t>2</w:t>
+      </w:r>
+      <w:r>
+        <w:t>650</w:t>
+      </w:r>
+      <w:r>
+        <w:rPr>
+          <w:rFonts w:hint="eastAsia"/>
+        </w:rPr>
+        <w:t>张图像，这些图像包含的细节和内容比</w:t>
+      </w:r>
+      <w:r>
+        <w:rPr>
+          <w:rFonts w:hint="eastAsia"/>
+        </w:rPr>
+        <w:t>DIV2K</w:t>
+      </w:r>
+      <w:r>
+        <w:rPr>
+          <w:rFonts w:hint="eastAsia"/>
+        </w:rPr>
+        <w:t>更加丰富，有助于进一步提升模型的泛化能力。</w:t>
+      </w:r>
+    </w:p>
+    <w:p>
+      <w:pPr>
+        <w:adjustRightInd w:val="0"/>
+        <w:snapToGrid w:val="0"/>
+        <w:spacing w:line="300" w:lineRule="auto"/>
+        <w:ind w:firstLineChars="200" w:firstLine="498"/>
+      </w:pPr>
+      <w:r>
+        <w:rPr>
+          <w:rFonts w:hint="eastAsia"/>
+        </w:rPr>
+        <w:t>在评估超分辨率模型的性能时，研究者们通常会使用特定的测试集来进行验证。</w:t>
+      </w:r>
+      <w:r>
+        <w:rPr>
+          <w:rFonts w:hint="eastAsia"/>
+        </w:rPr>
+        <w:t>Set5</w:t>
+      </w:r>
+      <w:r>
+        <w:rPr>
+          <w:rFonts w:hint="eastAsia"/>
+        </w:rPr>
+        <w:t>、</w:t>
+      </w:r>
+      <w:r>
+        <w:rPr>
+          <w:rFonts w:hint="eastAsia"/>
+        </w:rPr>
+        <w:t>Set14</w:t>
+      </w:r>
+      <w:r>
+        <w:rPr>
+          <w:rFonts w:hint="eastAsia"/>
+        </w:rPr>
+        <w:t>、</w:t>
+      </w:r>
+      <w:r>
+        <w:rPr>
+          <w:rFonts w:hint="eastAsia"/>
+        </w:rPr>
+        <w:t>BSD100</w:t>
+      </w:r>
+      <w:r>
+        <w:rPr>
+          <w:rFonts w:hint="eastAsia"/>
+        </w:rPr>
+        <w:t>、</w:t>
+      </w:r>
+      <w:r>
+        <w:rPr>
+          <w:rFonts w:hint="eastAsia"/>
+        </w:rPr>
+        <w:t>Urban100</w:t>
+      </w:r>
+      <w:r>
+        <w:rPr>
+          <w:rFonts w:hint="eastAsia"/>
+        </w:rPr>
+        <w:t>和</w:t>
+      </w:r>
+      <w:r>
+        <w:rPr>
+          <w:rFonts w:hint="eastAsia"/>
+        </w:rPr>
+        <w:t>Manga109</w:t>
+      </w:r>
+      <w:r>
+        <w:rPr>
+          <w:rFonts w:hint="eastAsia"/>
+        </w:rPr>
+        <w:t>是当前最为常见的测试集。</w:t>
+      </w:r>
+      <w:r>
+        <w:rPr>
+          <w:rFonts w:hint="eastAsia"/>
+        </w:rPr>
+        <w:t>Set5</w:t>
+      </w:r>
+      <w:r>
+        <w:rPr>
+          <w:rFonts w:hint="eastAsia"/>
+        </w:rPr>
+        <w:t>包含了</w:t>
+      </w:r>
+      <w:r>
+        <w:rPr>
+          <w:rFonts w:hint="eastAsia"/>
+        </w:rPr>
+        <w:t>5</w:t>
+      </w:r>
+      <w:r>
+        <w:rPr>
+          <w:rFonts w:hint="eastAsia"/>
+        </w:rPr>
+        <w:t>张不同场景的图像，而</w:t>
+      </w:r>
+      <w:r>
+        <w:rPr>
+          <w:rFonts w:hint="eastAsia"/>
+        </w:rPr>
+        <w:t>Set14</w:t>
+      </w:r>
+      <w:r>
+        <w:rPr>
+          <w:rFonts w:hint="eastAsia"/>
+        </w:rPr>
+        <w:t>则包含了</w:t>
+      </w:r>
+      <w:r>
+        <w:rPr>
+          <w:rFonts w:hint="eastAsia"/>
+        </w:rPr>
+        <w:t>14</w:t>
+      </w:r>
+      <w:r>
+        <w:rPr>
+          <w:rFonts w:hint="eastAsia"/>
+        </w:rPr>
+        <w:t>张图像，这两个测试集虽然相对较小，但被广泛用于快速评估模型性能。</w:t>
+      </w:r>
+      <w:r>
+        <w:rPr>
+          <w:rFonts w:hint="eastAsia"/>
+        </w:rPr>
+        <w:t>BSD100</w:t>
+      </w:r>
+      <w:r>
+        <w:rPr>
+          <w:rFonts w:hint="eastAsia"/>
+        </w:rPr>
+        <w:t>是从</w:t>
+      </w:r>
+      <w:r>
+        <w:rPr>
+          <w:rFonts w:hint="eastAsia"/>
+        </w:rPr>
+        <w:t>Berkeley Segmentation Dataset</w:t>
+      </w:r>
+      <w:r>
+        <w:rPr>
+          <w:rFonts w:hint="eastAsia"/>
+        </w:rPr>
+        <w:t>中精选出来的</w:t>
+      </w:r>
+      <w:r>
+        <w:rPr>
+          <w:rFonts w:hint="eastAsia"/>
+        </w:rPr>
+        <w:t>100</w:t>
+      </w:r>
+      <w:r>
+        <w:rPr>
+          <w:rFonts w:hint="eastAsia"/>
+        </w:rPr>
+        <w:t>张图像，这些图像在自然场景中具有代表性。</w:t>
+      </w:r>
+      <w:r>
+        <w:rPr>
+          <w:rFonts w:hint="eastAsia"/>
+        </w:rPr>
+        <w:t>Urban100</w:t>
+      </w:r>
+      <w:r>
+        <w:rPr>
+          <w:rFonts w:hint="eastAsia"/>
+        </w:rPr>
+        <w:t>包含了</w:t>
+      </w:r>
+      <w:r>
+        <w:rPr>
+          <w:rFonts w:hint="eastAsia"/>
+        </w:rPr>
+        <w:t>100</w:t>
+      </w:r>
+      <w:r>
+        <w:rPr>
+          <w:rFonts w:hint="eastAsia"/>
+        </w:rPr>
+        <w:t>张城市建筑物的高分辨率图像，这些图像往往包含大量的细节和直线结构，对超分辨率算法是一个挑战。</w:t>
+      </w:r>
+      <w:r>
+        <w:rPr>
+          <w:rFonts w:hint="eastAsia"/>
+        </w:rPr>
+        <w:t>Manga109</w:t>
+      </w:r>
+      <w:r>
+        <w:rPr>
+          <w:rFonts w:hint="eastAsia"/>
+        </w:rPr>
+        <w:t>则是一个包含了</w:t>
+      </w:r>
+      <w:r>
+        <w:rPr>
+          <w:rFonts w:hint="eastAsia"/>
+        </w:rPr>
+        <w:t>109</w:t>
+      </w:r>
+      <w:r>
+        <w:rPr>
+          <w:rFonts w:hint="eastAsia"/>
+        </w:rPr>
+        <w:t>本不同风格漫画书中的图像的数据集，其特点是线条清晰、对比度高，非常适合用来测试模型在处理线条和纹理上的能力。</w:t>
+      </w:r>
+    </w:p>
+    <w:p>
+      <w:pPr>
+        <w:keepNext/>
+        <w:keepLines/>
+        <w:adjustRightInd w:val="0"/>
+        <w:snapToGrid w:val="0"/>
+        <w:spacing w:beforeLines="50" w:before="195" w:afterLines="50" w:after="195" w:line="324" w:lineRule="auto"/>
+        <w:outlineLvl w:val="2"/>
+        <w:rPr>
+          <w:rFonts w:eastAsia="黑体"/>
+          <w:kern w:val="0"/>
+          <w:sz w:val="28"/>
+          <w:szCs w:val="28"/>
+        </w:rPr>
+      </w:pPr>
+      <w:r>
+        <w:rPr>
+          <w:rFonts w:eastAsia="黑体"/>
+          <w:kern w:val="0"/>
+          <w:sz w:val="28"/>
+          <w:szCs w:val="28"/>
+        </w:rPr>
+        <w:t>2.</w:t>
+      </w:r>
+      <w:r>
+        <w:rPr>
+          <w:rFonts w:eastAsia="黑体" w:hint="eastAsia"/>
+          <w:kern w:val="0"/>
+          <w:sz w:val="28"/>
+          <w:szCs w:val="28"/>
+        </w:rPr>
+        <w:t>3</w:t>
+      </w:r>
+      <w:r>
+        <w:rPr>
+          <w:rFonts w:eastAsia="黑体"/>
+          <w:kern w:val="0"/>
+          <w:sz w:val="28"/>
+          <w:szCs w:val="28"/>
+        </w:rPr>
+        <w:t>.3</w:t>
+      </w:r>
+      <w:r>
+        <w:rPr>
+          <w:rFonts w:eastAsia="黑体" w:hint="eastAsia"/>
+          <w:kern w:val="0"/>
+          <w:sz w:val="28"/>
+          <w:szCs w:val="28"/>
+        </w:rPr>
+        <w:t xml:space="preserve"> </w:t>
+      </w:r>
+      <w:r>
+        <w:rPr>
+          <w:rFonts w:eastAsia="黑体" w:hint="eastAsia"/>
+          <w:kern w:val="0"/>
+          <w:sz w:val="28"/>
+          <w:szCs w:val="28"/>
+          <w:lang w:val="zh-CN"/>
+        </w:rPr>
+        <w:t>常用的损失函数</w:t>
+      </w:r>
+    </w:p>
+    <w:p>
+      <w:pPr>
+        <w:adjustRightInd w:val="0"/>
+        <w:snapToGrid w:val="0"/>
+        <w:spacing w:line="300" w:lineRule="auto"/>
+        <w:ind w:firstLineChars="200" w:firstLine="498"/>
+      </w:pPr>
+      <w:r>
+        <w:rPr>
+          <w:rFonts w:hint="eastAsia"/>
+        </w:rPr>
+        <w:t>在超分辨率领域，损失函数是评估模型输出与真实图像差异的关键指标。三种常用的损失函数包括</w:t>
       </w:r>
       <w:r>
         <w:rPr>
@@ -7366,7 +8150,7 @@
         <w:rPr>
           <w:rFonts w:hint="eastAsia"/>
         </w:rPr>
-        <w:t>和</w:t>
+        <w:t>损失、</w:t>
       </w:r>
       <w:r>
         <w:rPr>
@@ -7378,25 +8162,69 @@
         <w:rPr>
           <w:rFonts w:hint="eastAsia"/>
         </w:rPr>
-        <w:t>损失不同，感知损失是基于图像的高级特征而非像素级差异来计算的。它通过预训练的深度神经网络（如</w:t>
-      </w:r>
-      <w:r>
-        <w:rPr>
-          <w:rFonts w:hint="eastAsia"/>
-        </w:rPr>
-        <w:t>VGG</w:t>
-      </w:r>
-      <w:r>
-        <w:rPr>
-          <w:rFonts w:hint="eastAsia"/>
-        </w:rPr>
-        <w:t>网络）来提取图像的特征表示，然后计算重建图像与真实图像在这些特征表示上的差异。感知损失有助于重建图像在视觉上更加逼真，保留更多的纹理和细节信息。感知损失的计算</w:t>
-      </w:r>
-      <w:r>
-        <w:rPr>
-          <w:rFonts w:hint="eastAsia"/>
-        </w:rPr>
-        <w:t>公式</w:t>
+        <w:t>损失和感知损失。</w:t>
+      </w:r>
+      <w:r>
+        <w:rPr>
+          <w:rFonts w:hint="eastAsia"/>
+        </w:rPr>
+        <w:t>本小结分别介绍这三个损失函数：</w:t>
+      </w:r>
+    </w:p>
+    <w:p>
+      <w:pPr>
+        <w:adjustRightInd w:val="0"/>
+        <w:snapToGrid w:val="0"/>
+        <w:spacing w:line="300" w:lineRule="auto"/>
+        <w:ind w:firstLineChars="200" w:firstLine="498"/>
+      </w:pPr>
+      <w:r>
+        <w:rPr>
+          <w:rFonts w:hint="eastAsia"/>
+        </w:rPr>
+        <w:t>L1</w:t>
+      </w:r>
+      <w:r>
+        <w:rPr>
+          <w:rFonts w:hint="eastAsia"/>
+        </w:rPr>
+        <w:t>损失函数：也称为平均绝对误差（</w:t>
+      </w:r>
+      <w:r>
+        <w:rPr>
+          <w:rFonts w:hint="eastAsia"/>
+        </w:rPr>
+        <w:t>Mean Absolute Error, MAE</w:t>
+      </w:r>
+      <w:r>
+        <w:rPr>
+          <w:rFonts w:hint="eastAsia"/>
+        </w:rPr>
+        <w:t>），是预测值与真实值之差的绝对值的平均。在超分辨率重建中，</w:t>
+      </w:r>
+      <w:r>
+        <w:rPr>
+          <w:rFonts w:hint="eastAsia"/>
+        </w:rPr>
+        <w:t>L1</w:t>
+      </w:r>
+      <w:r>
+        <w:rPr>
+          <w:rFonts w:hint="eastAsia"/>
+        </w:rPr>
+        <w:t>损失有助于减少重建图像与真实图像之间的平均像素误差，通常能够得到较为平滑的重建结果。</w:t>
+      </w:r>
+      <w:r>
+        <w:rPr>
+          <w:rFonts w:hint="eastAsia"/>
+        </w:rPr>
+        <w:t>L1</w:t>
+      </w:r>
+      <w:r>
+        <w:rPr>
+          <w:rFonts w:hint="eastAsia"/>
+        </w:rPr>
+        <w:t>损失的计算公式</w:t>
       </w:r>
       <w:r>
         <w:rPr>
@@ -7411,10 +8239,7 @@
         <w:t>2</w:t>
       </w:r>
       <w:r>
-        <w:t>-</w:t>
-      </w:r>
-      <w:r>
-        <w:t>10</w:t>
+        <w:t>-8</w:t>
       </w:r>
       <w:r>
         <w:rPr>
@@ -7435,17 +8260,18 @@
         <w:ind w:firstLineChars="200" w:firstLine="498"/>
       </w:pPr>
       <w:r>
+        <w:lastRenderedPageBreak/>
         <w:tab/>
       </w:r>
       <w:r>
         <w:rPr>
           <w:position w:val="-28"/>
         </w:rPr>
-        <w:object w:dxaOrig="2760" w:dyaOrig="680" w14:anchorId="253B13FA">
-          <v:shape id="_x0000_i2341" type="#_x0000_t75" style="width:137.9pt;height:33.95pt" o:ole="">
-            <v:imagedata r:id="rId64" o:title=""/>
+        <w:object w:dxaOrig="2020" w:dyaOrig="680" w14:anchorId="5A7FCEF8">
+          <v:shape id="_x0000_i1917" type="#_x0000_t75" style="width:101.15pt;height:34.15pt" o:ole="">
+            <v:imagedata r:id="rId78" o:title=""/>
           </v:shape>
-          <o:OLEObject Type="Embed" ProgID="Equation.DSMT4" ShapeID="_x0000_i2341" DrawAspect="Content" ObjectID="_1770776900" r:id="rId65"/>
+          <o:OLEObject Type="Embed" ProgID="Equation.DSMT4" ShapeID="_x0000_i1917" DrawAspect="Content" ObjectID="_1770846629" r:id="rId79"/>
         </w:object>
       </w:r>
       <w:r>
@@ -7500,154 +8326,63 @@
         <w:adjustRightInd w:val="0"/>
         <w:snapToGrid w:val="0"/>
         <w:spacing w:line="300" w:lineRule="auto"/>
-        <w:rPr>
-          <w:rFonts w:hint="eastAsia"/>
-        </w:rPr>
-      </w:pPr>
-      <w:r>
-        <w:rPr>
-          <w:rFonts w:hint="eastAsia"/>
-        </w:rPr>
-        <w:t>其中</w:t>
-      </w:r>
-      <w:r>
-        <w:rPr>
-          <w:rFonts w:hint="eastAsia"/>
-        </w:rPr>
-        <w:t>，</w:t>
-      </w:r>
-      <w:r>
-        <w:rPr>
-          <w:position w:val="-10"/>
-        </w:rPr>
-        <w:object w:dxaOrig="420" w:dyaOrig="320" w14:anchorId="350B9392">
-          <v:shape id="_x0000_i2361" type="#_x0000_t75" style="width:21.05pt;height:16.3pt" o:ole="">
-            <v:imagedata r:id="rId66" o:title=""/>
+      </w:pPr>
+      <w:r>
+        <w:rPr>
+          <w:rFonts w:hint="eastAsia"/>
+        </w:rPr>
+        <w:t>上式中，</w:t>
+      </w:r>
+      <w:r>
+        <w:rPr>
+          <w:position w:val="-6"/>
+        </w:rPr>
+        <w:object w:dxaOrig="279" w:dyaOrig="279" w14:anchorId="68165E0F">
+          <v:shape id="_x0000_i1920" type="#_x0000_t75" style="width:14.15pt;height:14.15pt" o:ole="">
+            <v:imagedata r:id="rId80" o:title=""/>
           </v:shape>
-          <o:OLEObject Type="Embed" ProgID="Equation.DSMT4" ShapeID="_x0000_i2361" DrawAspect="Content" ObjectID="_1770776901" r:id="rId67"/>
+          <o:OLEObject Type="Embed" ProgID="Equation.DSMT4" ShapeID="_x0000_i1920" DrawAspect="Content" ObjectID="_1770846630" r:id="rId81"/>
         </w:object>
       </w:r>
       <w:r>
         <w:rPr>
           <w:rFonts w:hint="eastAsia"/>
         </w:rPr>
-        <w:t>表示通过某个预训练</w:t>
-      </w:r>
-      <w:r>
-        <w:rPr>
-          <w:rFonts w:hint="eastAsia"/>
-        </w:rPr>
-        <w:t>的深度神经</w:t>
-      </w:r>
-      <w:r>
-        <w:rPr>
-          <w:rFonts w:hint="eastAsia"/>
-        </w:rPr>
-        <w:t>网络（例如</w:t>
-      </w:r>
-      <w:r>
-        <w:rPr>
-          <w:rFonts w:hint="eastAsia"/>
-        </w:rPr>
-        <w:t>VGG</w:t>
-      </w:r>
-      <w:r>
-        <w:rPr>
-          <w:rFonts w:hint="eastAsia"/>
-        </w:rPr>
-        <w:t>网络）提取的特征表示函数</w:t>
-      </w:r>
-      <w:r>
-        <w:rPr>
-          <w:rFonts w:hint="eastAsia"/>
-        </w:rPr>
-        <w:t>。</w:t>
-      </w:r>
-    </w:p>
-    <w:p>
-      <w:pPr>
-        <w:keepNext/>
-        <w:keepLines/>
-        <w:adjustRightInd w:val="0"/>
-        <w:snapToGrid w:val="0"/>
-        <w:spacing w:beforeLines="50" w:before="195" w:afterLines="50" w:after="195" w:line="324" w:lineRule="auto"/>
-        <w:outlineLvl w:val="2"/>
-        <w:rPr>
-          <w:rFonts w:eastAsia="黑体"/>
-          <w:kern w:val="0"/>
-          <w:sz w:val="28"/>
-          <w:szCs w:val="28"/>
-        </w:rPr>
-      </w:pPr>
-      <w:r>
-        <w:rPr>
-          <w:rFonts w:eastAsia="黑体"/>
-          <w:kern w:val="0"/>
-          <w:sz w:val="28"/>
-          <w:szCs w:val="28"/>
-          <w:lang w:val="zh-CN"/>
-        </w:rPr>
-        <w:t>2</w:t>
-      </w:r>
-      <w:r>
-        <w:rPr>
-          <w:rFonts w:eastAsia="黑体"/>
-          <w:kern w:val="0"/>
-          <w:sz w:val="28"/>
-          <w:szCs w:val="28"/>
-          <w:lang w:val="zh-CN"/>
-        </w:rPr>
-        <w:t>.</w:t>
-      </w:r>
-      <w:r>
-        <w:rPr>
-          <w:rFonts w:eastAsia="黑体" w:hint="eastAsia"/>
-          <w:kern w:val="0"/>
-          <w:sz w:val="28"/>
-          <w:szCs w:val="28"/>
-          <w:lang w:val="zh-CN"/>
-        </w:rPr>
-        <w:t>3</w:t>
-      </w:r>
-      <w:r>
-        <w:rPr>
-          <w:rFonts w:eastAsia="黑体"/>
-          <w:kern w:val="0"/>
-          <w:sz w:val="28"/>
-          <w:szCs w:val="28"/>
-          <w:lang w:val="zh-CN"/>
-        </w:rPr>
-        <w:t>.</w:t>
-      </w:r>
-      <w:r>
-        <w:rPr>
-          <w:rFonts w:eastAsia="黑体"/>
-          <w:kern w:val="0"/>
-          <w:sz w:val="28"/>
-          <w:szCs w:val="28"/>
-          <w:lang w:val="zh-CN"/>
-        </w:rPr>
-        <w:t>4</w:t>
-      </w:r>
-      <w:r>
-        <w:rPr>
-          <w:rFonts w:eastAsia="黑体" w:hint="eastAsia"/>
-          <w:kern w:val="0"/>
-          <w:sz w:val="28"/>
-          <w:szCs w:val="28"/>
-          <w:lang w:val="zh-CN"/>
-        </w:rPr>
-        <w:t xml:space="preserve"> </w:t>
-      </w:r>
-      <w:r>
-        <w:rPr>
-          <w:rFonts w:eastAsia="黑体" w:hint="eastAsia"/>
-          <w:kern w:val="0"/>
-          <w:sz w:val="28"/>
-          <w:szCs w:val="28"/>
-          <w:lang w:val="zh-CN"/>
-        </w:rPr>
-        <w:t>常用的评价指标</w:t>
+        <w:t>表示输入图像像素点的数量，</w:t>
+      </w:r>
+      <w:r>
+        <w:rPr>
+          <w:position w:val="-12"/>
+        </w:rPr>
+        <w:object w:dxaOrig="240" w:dyaOrig="360" w14:anchorId="73033712">
+          <v:shape id="_x0000_i1921" type="#_x0000_t75" style="width:12.05pt;height:18.3pt" o:ole="">
+            <v:imagedata r:id="rId82" o:title=""/>
+          </v:shape>
+          <o:OLEObject Type="Embed" ProgID="Equation.DSMT4" ShapeID="_x0000_i1921" DrawAspect="Content" ObjectID="_1770846631" r:id="rId83"/>
+        </w:object>
+      </w:r>
+      <w:r>
+        <w:rPr>
+          <w:rFonts w:hint="eastAsia"/>
+        </w:rPr>
+        <w:t>表示输入图像，</w:t>
+      </w:r>
+      <w:r>
+        <w:rPr>
+          <w:position w:val="-12"/>
+        </w:rPr>
+        <w:object w:dxaOrig="240" w:dyaOrig="360" w14:anchorId="13A760A3">
+          <v:shape id="_x0000_i1922" type="#_x0000_t75" style="width:12.05pt;height:18.3pt" o:ole="">
+            <v:imagedata r:id="rId84" o:title=""/>
+          </v:shape>
+          <o:OLEObject Type="Embed" ProgID="Equation.DSMT4" ShapeID="_x0000_i1922" DrawAspect="Content" ObjectID="_1770846632" r:id="rId85"/>
+        </w:object>
+      </w:r>
+      <w:r>
+        <w:rPr>
+          <w:rFonts w:hint="eastAsia"/>
+        </w:rPr>
+        <w:t>表示生成图像。</w:t>
       </w:r>
     </w:p>
     <w:p>
@@ -7661,25 +8396,37 @@
         <w:rPr>
           <w:rFonts w:hint="eastAsia"/>
         </w:rPr>
-        <w:t>常用的</w:t>
-      </w:r>
-      <w:r>
-        <w:rPr>
-          <w:rFonts w:hint="eastAsia"/>
-        </w:rPr>
-        <w:t>评估超分辨率</w:t>
-      </w:r>
-      <w:r>
-        <w:rPr>
-          <w:rFonts w:hint="eastAsia"/>
-        </w:rPr>
-        <w:t>图像生成质量的客观指标</w:t>
-      </w:r>
-      <w:r>
-        <w:rPr>
-          <w:rFonts w:hint="eastAsia"/>
-        </w:rPr>
-        <w:t>包括峰值信噪比（</w:t>
+        <w:t>L2</w:t>
+      </w:r>
+      <w:r>
+        <w:rPr>
+          <w:rFonts w:hint="eastAsia"/>
+        </w:rPr>
+        <w:t>损失函数：也称为均方误差（</w:t>
+      </w:r>
+      <w:r>
+        <w:rPr>
+          <w:rFonts w:hint="eastAsia"/>
+        </w:rPr>
+        <w:t>Mean Squared Error, MSE</w:t>
+      </w:r>
+      <w:r>
+        <w:rPr>
+          <w:rFonts w:hint="eastAsia"/>
+        </w:rPr>
+        <w:t>），是预测值与真实值之差的平方的平均。在超分辨率领域，</w:t>
+      </w:r>
+      <w:r>
+        <w:rPr>
+          <w:rFonts w:hint="eastAsia"/>
+        </w:rPr>
+        <w:t>L2</w:t>
+      </w:r>
+      <w:r>
+        <w:rPr>
+          <w:rFonts w:hint="eastAsia"/>
+        </w:rPr>
+        <w:t>损失有助于惩罚较大的误差，使模型更加关注于减少大的预测误差，常常能够获得较高的峰值信噪比（</w:t>
       </w:r>
       <w:r>
         <w:rPr>
@@ -7691,121 +8438,25 @@
         <w:rPr>
           <w:rFonts w:hint="eastAsia"/>
         </w:rPr>
-        <w:t>）、结构相似性指数（</w:t>
-      </w:r>
-      <w:r>
-        <w:rPr>
-          <w:rFonts w:hint="eastAsia"/>
-        </w:rPr>
-        <w:t>SSIM</w:t>
-      </w:r>
-      <w:r>
-        <w:rPr>
-          <w:rFonts w:hint="eastAsia"/>
-        </w:rPr>
-        <w:t>）和</w:t>
-      </w:r>
-      <w:r>
-        <w:rPr>
-          <w:rFonts w:hint="eastAsia"/>
-        </w:rPr>
-        <w:t>学习感知图像块相似度</w:t>
-      </w:r>
-      <w:r>
-        <w:rPr>
-          <w:rFonts w:hint="eastAsia"/>
-        </w:rPr>
-        <w:t>（</w:t>
-      </w:r>
-      <w:r>
-        <w:rPr>
-          <w:rFonts w:hint="eastAsia"/>
-        </w:rPr>
-        <w:t>LPIPS</w:t>
-      </w:r>
-      <w:r>
-        <w:rPr>
-          <w:rFonts w:hint="eastAsia"/>
-        </w:rPr>
-        <w:t>）。这些指标各自从不同的角度评估图像恢复的质量。</w:t>
-      </w:r>
-      <w:r>
-        <w:rPr>
-          <w:rFonts w:hint="eastAsia"/>
-        </w:rPr>
-        <w:t>本小结分别介绍这三个指标：</w:t>
-      </w:r>
-    </w:p>
-    <w:p>
-      <w:pPr>
-        <w:ind w:firstLineChars="200" w:firstLine="498"/>
-      </w:pPr>
-      <w:r>
-        <w:rPr>
-          <w:rFonts w:hint="eastAsia"/>
-        </w:rPr>
-        <w:t>PSNR</w:t>
-      </w:r>
-      <w:r>
-        <w:rPr>
-          <w:rFonts w:hint="eastAsia"/>
-        </w:rPr>
-        <w:t>是最常用的评价指标之一，用于衡量重建图像和原始高分辨率图像之间的相似度。它基于整体像素的误差计算，通过比较两幅图像的均方误差（</w:t>
-      </w:r>
-      <w:r>
-        <w:rPr>
-          <w:rFonts w:hint="eastAsia"/>
-        </w:rPr>
-        <w:t>MSE</w:t>
-      </w:r>
-      <w:r>
-        <w:rPr>
-          <w:rFonts w:hint="eastAsia"/>
-        </w:rPr>
-        <w:t>）</w:t>
-      </w:r>
-      <w:r>
-        <w:rPr>
-          <w:rFonts w:hint="eastAsia"/>
-        </w:rPr>
-        <w:lastRenderedPageBreak/>
-        <w:t>来计算。</w:t>
-      </w:r>
-      <w:r>
-        <w:rPr>
-          <w:rFonts w:hint="eastAsia"/>
-        </w:rPr>
-        <w:t>PSNR</w:t>
-      </w:r>
-      <w:r>
-        <w:rPr>
-          <w:rFonts w:hint="eastAsia"/>
-        </w:rPr>
-        <w:t>值越高，表示图像质量越好。尽管</w:t>
-      </w:r>
-      <w:r>
-        <w:rPr>
-          <w:rFonts w:hint="eastAsia"/>
-        </w:rPr>
-        <w:t>PSNR</w:t>
-      </w:r>
-      <w:r>
-        <w:rPr>
-          <w:rFonts w:hint="eastAsia"/>
-        </w:rPr>
-        <w:t>是一个流行的度量，但它并不总能很好地反映人眼对图像质量的感知，因为它主要关注像素级的差异，而忽略了图像的视觉结构和内容。</w:t>
-      </w:r>
-      <w:r>
-        <w:rPr>
-          <w:rFonts w:hint="eastAsia"/>
-        </w:rPr>
-        <w:t>PSNR</w:t>
-      </w:r>
-      <w:r>
-        <w:rPr>
-          <w:rFonts w:hint="eastAsia"/>
-        </w:rPr>
-        <w:t>的计算公式如式（</w:t>
+        <w:t>）性能。</w:t>
+      </w:r>
+      <w:r>
+        <w:rPr>
+          <w:rFonts w:hint="eastAsia"/>
+        </w:rPr>
+        <w:t>L2</w:t>
+      </w:r>
+      <w:r>
+        <w:rPr>
+          <w:rFonts w:hint="eastAsia"/>
+        </w:rPr>
+        <w:t>损失的计算公式</w:t>
+      </w:r>
+      <w:r>
+        <w:rPr>
+          <w:rFonts w:hint="eastAsia"/>
+        </w:rPr>
+        <w:t>如式（</w:t>
       </w:r>
       <w:r>
         <w:rPr>
@@ -7814,27 +8465,13 @@
         <w:t>2</w:t>
       </w:r>
       <w:r>
-        <w:t>-11</w:t>
-      </w:r>
-      <w:r>
-        <w:rPr>
-          <w:rFonts w:hint="eastAsia"/>
-        </w:rPr>
-        <w:t>）</w:t>
-      </w:r>
-      <w:r>
-        <w:rPr>
-          <w:rFonts w:hint="eastAsia"/>
-          <w:highlight w:val="red"/>
-        </w:rPr>
-        <w:t>所示</w:t>
-      </w:r>
-      <w:r>
-        <w:rPr>
-          <w:rFonts w:hint="eastAsia"/>
-          <w:highlight w:val="red"/>
-        </w:rPr>
-        <w:t>（正确性？）</w:t>
+        <w:t>-9</w:t>
+      </w:r>
+      <w:r>
+        <w:rPr>
+          <w:rFonts w:hint="eastAsia"/>
+        </w:rPr>
+        <w:t>）所示</w:t>
       </w:r>
       <w:r>
         <w:rPr>
@@ -7847,22 +8484,19 @@
       <w:pPr>
         <w:pStyle w:val="MTDisplayEquation"/>
         <w:ind w:firstLineChars="200" w:firstLine="498"/>
-        <w:rPr>
-          <w:rFonts w:hint="eastAsia"/>
-        </w:rPr>
       </w:pPr>
       <w:r>
         <w:tab/>
       </w:r>
       <w:r>
         <w:rPr>
-          <w:position w:val="-32"/>
-        </w:rPr>
-        <w:object w:dxaOrig="2700" w:dyaOrig="760" w14:anchorId="3DB05CC5">
-          <v:shape id="_x0000_i2596" type="#_x0000_t75" style="width:135.15pt;height:38.05pt" o:ole="">
-            <v:imagedata r:id="rId68" o:title=""/>
+          <w:position w:val="-28"/>
+        </w:rPr>
+        <w:object w:dxaOrig="2200" w:dyaOrig="680" w14:anchorId="4273E8AE">
+          <v:shape id="_x0000_i1923" type="#_x0000_t75" style="width:109.85pt;height:34.15pt" o:ole="">
+            <v:imagedata r:id="rId86" o:title=""/>
           </v:shape>
-          <o:OLEObject Type="Embed" ProgID="Equation.DSMT4" ShapeID="_x0000_i2596" DrawAspect="Content" ObjectID="_1770776902" r:id="rId69"/>
+          <o:OLEObject Type="Embed" ProgID="Equation.DSMT4" ShapeID="_x0000_i1923" DrawAspect="Content" ObjectID="_1770846633" r:id="rId87"/>
         </w:object>
       </w:r>
       <w:r>
@@ -7913,80 +8547,87 @@
       </w:r>
     </w:p>
     <w:p>
-      <w:r>
-        <w:rPr>
-          <w:rFonts w:hint="eastAsia"/>
-        </w:rPr>
-        <w:t>其中：</w:t>
-      </w:r>
-      <w:r>
-        <w:rPr>
-          <w:position w:val="-12"/>
-        </w:rPr>
-        <w:object w:dxaOrig="720" w:dyaOrig="360" w14:anchorId="37178613">
-          <v:shape id="_x0000_i2599" type="#_x0000_t75" style="width:36pt;height:18.35pt" o:ole="">
-            <v:imagedata r:id="rId70" o:title=""/>
-          </v:shape>
-          <o:OLEObject Type="Embed" ProgID="Equation.DSMT4" ShapeID="_x0000_i2599" DrawAspect="Content" ObjectID="_1770776903" r:id="rId71"/>
-        </w:object>
-      </w:r>
-      <w:r>
-        <w:rPr>
-          <w:rFonts w:hint="eastAsia"/>
-        </w:rPr>
-        <w:t>表示图像可能的最大像素值（例如，对于</w:t>
-      </w:r>
-      <w:r>
-        <w:rPr>
-          <w:rFonts w:hint="eastAsia"/>
-        </w:rPr>
-        <w:t>8</w:t>
-      </w:r>
-      <w:r>
-        <w:rPr>
-          <w:rFonts w:hint="eastAsia"/>
-        </w:rPr>
-        <w:t>位图像</w:t>
-      </w:r>
-      <w:r>
-        <w:rPr>
-          <w:position w:val="-12"/>
-        </w:rPr>
-        <w:object w:dxaOrig="1340" w:dyaOrig="360" w14:anchorId="4E598C25">
-          <v:shape id="_x0000_i2602" type="#_x0000_t75" style="width:67.25pt;height:18.35pt" o:ole="">
-            <v:imagedata r:id="rId72" o:title=""/>
-          </v:shape>
-          <o:OLEObject Type="Embed" ProgID="Equation.DSMT4" ShapeID="_x0000_i2602" DrawAspect="Content" ObjectID="_1770776904" r:id="rId73"/>
-        </w:object>
-      </w:r>
-      <w:r>
-        <w:rPr>
-          <w:rFonts w:hint="eastAsia"/>
-        </w:rPr>
-        <w:t>）。</w:t>
-      </w:r>
-      <w:r>
-        <w:rPr>
-          <w:position w:val="-6"/>
-        </w:rPr>
-        <w:object w:dxaOrig="580" w:dyaOrig="279" w14:anchorId="10E758CB">
-          <v:shape id="_x0000_i2607" type="#_x0000_t75" style="width:29.2pt;height:14.25pt" o:ole="">
-            <v:imagedata r:id="rId74" o:title=""/>
-          </v:shape>
-          <o:OLEObject Type="Embed" ProgID="Equation.DSMT4" ShapeID="_x0000_i2607" DrawAspect="Content" ObjectID="_1770776905" r:id="rId75"/>
-        </w:object>
-      </w:r>
-      <w:r>
-        <w:rPr>
-          <w:rFonts w:hint="eastAsia"/>
-        </w:rPr>
-        <w:t>表示均方误差，其计算公式</w:t>
-      </w:r>
-      <w:r>
-        <w:rPr>
-          <w:rFonts w:hint="eastAsia"/>
-        </w:rPr>
-        <w:t>如式（</w:t>
+      <w:pPr>
+        <w:adjustRightInd w:val="0"/>
+        <w:snapToGrid w:val="0"/>
+        <w:spacing w:line="300" w:lineRule="auto"/>
+        <w:ind w:firstLineChars="200" w:firstLine="498"/>
+      </w:pPr>
+      <w:r>
+        <w:rPr>
+          <w:rFonts w:hint="eastAsia"/>
+        </w:rPr>
+        <w:t>感知损失：与</w:t>
+      </w:r>
+      <w:r>
+        <w:rPr>
+          <w:rFonts w:hint="eastAsia"/>
+        </w:rPr>
+        <w:t>L1</w:t>
+      </w:r>
+      <w:r>
+        <w:rPr>
+          <w:rFonts w:hint="eastAsia"/>
+        </w:rPr>
+        <w:t>和</w:t>
+      </w:r>
+      <w:r>
+        <w:rPr>
+          <w:rFonts w:hint="eastAsia"/>
+        </w:rPr>
+        <w:t>L2</w:t>
+      </w:r>
+      <w:r>
+        <w:rPr>
+          <w:rFonts w:hint="eastAsia"/>
+        </w:rPr>
+        <w:t>损失不同，感知损失是基于图像的高级特征而非</w:t>
+      </w:r>
+      <w:proofErr w:type="gramStart"/>
+      <w:r>
+        <w:rPr>
+          <w:rFonts w:hint="eastAsia"/>
+        </w:rPr>
+        <w:t>像素级</w:t>
+      </w:r>
+      <w:proofErr w:type="gramEnd"/>
+      <w:r>
+        <w:rPr>
+          <w:rFonts w:hint="eastAsia"/>
+        </w:rPr>
+        <w:t>差异来计算的。它通过</w:t>
+      </w:r>
+      <w:proofErr w:type="gramStart"/>
+      <w:r>
+        <w:rPr>
+          <w:rFonts w:hint="eastAsia"/>
+        </w:rPr>
+        <w:t>预训练</w:t>
+      </w:r>
+      <w:proofErr w:type="gramEnd"/>
+      <w:r>
+        <w:rPr>
+          <w:rFonts w:hint="eastAsia"/>
+        </w:rPr>
+        <w:t>的深度神经网络（如</w:t>
+      </w:r>
+      <w:r>
+        <w:rPr>
+          <w:rFonts w:hint="eastAsia"/>
+        </w:rPr>
+        <w:t>VGG</w:t>
+      </w:r>
+      <w:r>
+        <w:rPr>
+          <w:rFonts w:hint="eastAsia"/>
+        </w:rPr>
+        <w:t>网络）来提取图像的特征表示，然后计算重建图像与真实图像在这些特征表示上的差异。感知损失有助于重建图像在视觉上更加逼真，保留更多的纹理和细节信息。感知损失的计算</w:t>
+      </w:r>
+      <w:r>
+        <w:rPr>
+          <w:rFonts w:hint="eastAsia"/>
+        </w:rPr>
+        <w:t>公式如式（</w:t>
       </w:r>
       <w:r>
         <w:rPr>
@@ -7995,7 +8636,7 @@
         <w:t>2</w:t>
       </w:r>
       <w:r>
-        <w:t>-12</w:t>
+        <w:t>-10</w:t>
       </w:r>
       <w:r>
         <w:rPr>
@@ -8014,22 +8655,19 @@
       <w:pPr>
         <w:pStyle w:val="MTDisplayEquation"/>
         <w:ind w:firstLineChars="200" w:firstLine="498"/>
-        <w:rPr>
-          <w:rFonts w:hint="eastAsia"/>
-        </w:rPr>
       </w:pPr>
       <w:r>
         <w:tab/>
       </w:r>
       <w:r>
         <w:rPr>
-          <w:position w:val="-30"/>
-        </w:rPr>
-        <w:object w:dxaOrig="3460" w:dyaOrig="700" w14:anchorId="7A5109A6">
-          <v:shape id="_x0000_i2876" type="#_x0000_t75" style="width:173.2pt;height:35.3pt" o:ole="">
-            <v:imagedata r:id="rId76" o:title=""/>
+          <w:position w:val="-28"/>
+        </w:rPr>
+        <w:object w:dxaOrig="2760" w:dyaOrig="680" w14:anchorId="253B13FA">
+          <v:shape id="_x0000_i1924" type="#_x0000_t75" style="width:137.75pt;height:34.15pt" o:ole="">
+            <v:imagedata r:id="rId88" o:title=""/>
           </v:shape>
-          <o:OLEObject Type="Embed" ProgID="Equation.DSMT4" ShapeID="_x0000_i2876" DrawAspect="Content" ObjectID="_1770776906" r:id="rId77"/>
+          <o:OLEObject Type="Embed" ProgID="Equation.DSMT4" ShapeID="_x0000_i1924" DrawAspect="Content" ObjectID="_1770846634" r:id="rId89"/>
         </w:object>
       </w:r>
       <w:r>
@@ -8081,9 +8719,9 @@
     </w:p>
     <w:p>
       <w:pPr>
-        <w:rPr>
-          <w:rFonts w:hint="eastAsia"/>
-        </w:rPr>
+        <w:adjustRightInd w:val="0"/>
+        <w:snapToGrid w:val="0"/>
+        <w:spacing w:line="300" w:lineRule="auto"/>
       </w:pPr>
       <w:r>
         <w:rPr>
@@ -8093,147 +8731,242 @@
       </w:r>
       <w:r>
         <w:rPr>
+          <w:rFonts w:hint="eastAsia"/>
+        </w:rPr>
+        <w:t>，</w:t>
+      </w:r>
+      <w:r>
+        <w:rPr>
           <w:position w:val="-10"/>
         </w:rPr>
-        <w:object w:dxaOrig="639" w:dyaOrig="320" w14:anchorId="1A3AE5B3">
-          <v:shape id="_x0000_i2879" type="#_x0000_t75" style="width:31.9pt;height:16.3pt" o:ole="">
-            <v:imagedata r:id="rId78" o:title=""/>
+        <w:object w:dxaOrig="420" w:dyaOrig="320" w14:anchorId="350B9392">
+          <v:shape id="_x0000_i1925" type="#_x0000_t75" style="width:21.25pt;height:16.25pt" o:ole="">
+            <v:imagedata r:id="rId90" o:title=""/>
           </v:shape>
-          <o:OLEObject Type="Embed" ProgID="Equation.DSMT4" ShapeID="_x0000_i2879" DrawAspect="Content" ObjectID="_1770776907" r:id="rId79"/>
+          <o:OLEObject Type="Embed" ProgID="Equation.DSMT4" ShapeID="_x0000_i1925" DrawAspect="Content" ObjectID="_1770846635" r:id="rId91"/>
         </w:object>
       </w:r>
       <w:r>
         <w:rPr>
           <w:rFonts w:hint="eastAsia"/>
         </w:rPr>
-        <w:t>是原始图像在位置</w:t>
-      </w:r>
-      <w:r>
-        <w:rPr>
-          <w:position w:val="-10"/>
-        </w:rPr>
-        <w:object w:dxaOrig="520" w:dyaOrig="320" w14:anchorId="4E742CA5">
-          <v:shape id="_x0000_i2882" type="#_x0000_t75" style="width:25.8pt;height:16.3pt" o:ole="">
-            <v:imagedata r:id="rId80" o:title=""/>
-          </v:shape>
-          <o:OLEObject Type="Embed" ProgID="Equation.DSMT4" ShapeID="_x0000_i2882" DrawAspect="Content" ObjectID="_1770776908" r:id="rId81"/>
-        </w:object>
-      </w:r>
-      <w:r>
-        <w:rPr>
-          <w:rFonts w:hint="eastAsia"/>
-        </w:rPr>
-        <w:t>的像素值</w:t>
-      </w:r>
-      <w:r>
-        <w:rPr>
-          <w:rFonts w:hint="eastAsia"/>
-        </w:rPr>
-        <w:t>，</w:t>
-      </w:r>
-      <w:r>
-        <w:rPr>
-          <w:position w:val="-10"/>
-        </w:rPr>
-        <w:object w:dxaOrig="720" w:dyaOrig="320" w14:anchorId="7888A0F0">
-          <v:shape id="_x0000_i2885" type="#_x0000_t75" style="width:36pt;height:16.3pt" o:ole="">
-            <v:imagedata r:id="rId82" o:title=""/>
-          </v:shape>
-          <o:OLEObject Type="Embed" ProgID="Equation.DSMT4" ShapeID="_x0000_i2885" DrawAspect="Content" ObjectID="_1770776909" r:id="rId83"/>
-        </w:object>
-      </w:r>
-      <w:r>
-        <w:rPr>
-          <w:rFonts w:hint="eastAsia"/>
-        </w:rPr>
-        <w:t>是</w:t>
-      </w:r>
-      <w:r>
-        <w:rPr>
-          <w:rFonts w:hint="eastAsia"/>
-        </w:rPr>
-        <w:t>重建</w:t>
-      </w:r>
-      <w:r>
-        <w:rPr>
-          <w:rFonts w:hint="eastAsia"/>
-        </w:rPr>
-        <w:t>图像在位置</w:t>
-      </w:r>
-      <w:r>
-        <w:rPr>
-          <w:position w:val="-10"/>
-        </w:rPr>
-        <w:object w:dxaOrig="520" w:dyaOrig="320" w14:anchorId="3CD79695">
-          <v:shape id="_x0000_i2886" type="#_x0000_t75" style="width:25.8pt;height:16.3pt" o:ole="">
-            <v:imagedata r:id="rId80" o:title=""/>
-          </v:shape>
-          <o:OLEObject Type="Embed" ProgID="Equation.DSMT4" ShapeID="_x0000_i2886" DrawAspect="Content" ObjectID="_1770776910" r:id="rId84"/>
-        </w:object>
-      </w:r>
-      <w:r>
-        <w:rPr>
-          <w:rFonts w:hint="eastAsia"/>
-        </w:rPr>
-        <w:t>的像素值</w:t>
-      </w:r>
-      <w:r>
-        <w:rPr>
-          <w:rFonts w:hint="eastAsia"/>
-        </w:rPr>
-        <w:t>，</w:t>
-      </w:r>
-      <w:r>
-        <w:rPr>
-          <w:position w:val="-6"/>
-        </w:rPr>
-        <w:object w:dxaOrig="260" w:dyaOrig="220" w14:anchorId="402303B5">
-          <v:shape id="_x0000_i2889" type="#_x0000_t75" style="width:12.9pt;height:10.85pt" o:ole="">
-            <v:imagedata r:id="rId85" o:title=""/>
-          </v:shape>
-          <o:OLEObject Type="Embed" ProgID="Equation.DSMT4" ShapeID="_x0000_i2889" DrawAspect="Content" ObjectID="_1770776911" r:id="rId86"/>
-        </w:object>
-      </w:r>
-      <w:r>
-        <w:rPr>
-          <w:rFonts w:hint="eastAsia"/>
-        </w:rPr>
-        <w:t>和</w:t>
-      </w:r>
-      <w:r>
-        <w:rPr>
-          <w:position w:val="-6"/>
-        </w:rPr>
-        <w:object w:dxaOrig="200" w:dyaOrig="220" w14:anchorId="4271563F">
-          <v:shape id="_x0000_i2893" type="#_x0000_t75" style="width:10.2pt;height:10.85pt" o:ole="">
-            <v:imagedata r:id="rId87" o:title=""/>
-          </v:shape>
-          <o:OLEObject Type="Embed" ProgID="Equation.DSMT4" ShapeID="_x0000_i2893" DrawAspect="Content" ObjectID="_1770776912" r:id="rId88"/>
-        </w:object>
-      </w:r>
-      <w:r>
-        <w:rPr>
-          <w:rFonts w:hint="eastAsia"/>
-        </w:rPr>
-        <w:t>分别是图像的行数和列数。</w:t>
-      </w:r>
-    </w:p>
-    <w:p>
-      <w:pPr>
+        <w:t>表示通过某个</w:t>
+      </w:r>
+      <w:proofErr w:type="gramStart"/>
+      <w:r>
+        <w:rPr>
+          <w:rFonts w:hint="eastAsia"/>
+        </w:rPr>
+        <w:t>预训练</w:t>
+      </w:r>
+      <w:proofErr w:type="gramEnd"/>
+      <w:r>
+        <w:rPr>
+          <w:rFonts w:hint="eastAsia"/>
+        </w:rPr>
+        <w:t>的深度神经</w:t>
+      </w:r>
+      <w:r>
+        <w:rPr>
+          <w:rFonts w:hint="eastAsia"/>
+        </w:rPr>
+        <w:t>网络（例如</w:t>
+      </w:r>
+      <w:r>
+        <w:rPr>
+          <w:rFonts w:hint="eastAsia"/>
+        </w:rPr>
+        <w:t>VGG</w:t>
+      </w:r>
+      <w:r>
+        <w:rPr>
+          <w:rFonts w:hint="eastAsia"/>
+        </w:rPr>
+        <w:t>网络）提取的特征表示函数</w:t>
+      </w:r>
+      <w:r>
+        <w:rPr>
+          <w:rFonts w:hint="eastAsia"/>
+        </w:rPr>
+        <w:t>。</w:t>
+      </w:r>
+    </w:p>
+    <w:p>
+      <w:pPr>
+        <w:keepNext/>
+        <w:keepLines/>
+        <w:adjustRightInd w:val="0"/>
+        <w:snapToGrid w:val="0"/>
+        <w:spacing w:beforeLines="50" w:before="195" w:afterLines="50" w:after="195" w:line="324" w:lineRule="auto"/>
+        <w:outlineLvl w:val="2"/>
+        <w:rPr>
+          <w:rFonts w:eastAsia="黑体"/>
+          <w:kern w:val="0"/>
+          <w:sz w:val="28"/>
+          <w:szCs w:val="28"/>
+        </w:rPr>
+      </w:pPr>
+      <w:r>
+        <w:rPr>
+          <w:rFonts w:eastAsia="黑体"/>
+          <w:kern w:val="0"/>
+          <w:sz w:val="28"/>
+          <w:szCs w:val="28"/>
+          <w:lang w:val="zh-CN"/>
+        </w:rPr>
+        <w:t>2</w:t>
+      </w:r>
+      <w:r>
+        <w:rPr>
+          <w:rFonts w:eastAsia="黑体"/>
+          <w:kern w:val="0"/>
+          <w:sz w:val="28"/>
+          <w:szCs w:val="28"/>
+          <w:lang w:val="zh-CN"/>
+        </w:rPr>
+        <w:t>.</w:t>
+      </w:r>
+      <w:r>
+        <w:rPr>
+          <w:rFonts w:eastAsia="黑体" w:hint="eastAsia"/>
+          <w:kern w:val="0"/>
+          <w:sz w:val="28"/>
+          <w:szCs w:val="28"/>
+          <w:lang w:val="zh-CN"/>
+        </w:rPr>
+        <w:t>3</w:t>
+      </w:r>
+      <w:r>
+        <w:rPr>
+          <w:rFonts w:eastAsia="黑体"/>
+          <w:kern w:val="0"/>
+          <w:sz w:val="28"/>
+          <w:szCs w:val="28"/>
+          <w:lang w:val="zh-CN"/>
+        </w:rPr>
+        <w:t>.</w:t>
+      </w:r>
+      <w:r>
+        <w:rPr>
+          <w:rFonts w:eastAsia="黑体"/>
+          <w:kern w:val="0"/>
+          <w:sz w:val="28"/>
+          <w:szCs w:val="28"/>
+          <w:lang w:val="zh-CN"/>
+        </w:rPr>
+        <w:t>4</w:t>
+      </w:r>
+      <w:r>
+        <w:rPr>
+          <w:rFonts w:eastAsia="黑体" w:hint="eastAsia"/>
+          <w:kern w:val="0"/>
+          <w:sz w:val="28"/>
+          <w:szCs w:val="28"/>
+          <w:lang w:val="zh-CN"/>
+        </w:rPr>
+        <w:t xml:space="preserve"> </w:t>
+      </w:r>
+      <w:r>
+        <w:rPr>
+          <w:rFonts w:eastAsia="黑体" w:hint="eastAsia"/>
+          <w:kern w:val="0"/>
+          <w:sz w:val="28"/>
+          <w:szCs w:val="28"/>
+          <w:lang w:val="zh-CN"/>
+        </w:rPr>
+        <w:t>常用的评价指标</w:t>
+      </w:r>
+    </w:p>
+    <w:p>
+      <w:pPr>
+        <w:adjustRightInd w:val="0"/>
+        <w:snapToGrid w:val="0"/>
+        <w:spacing w:line="300" w:lineRule="auto"/>
         <w:ind w:firstLineChars="200" w:firstLine="498"/>
       </w:pPr>
       <w:r>
         <w:rPr>
           <w:rFonts w:hint="eastAsia"/>
         </w:rPr>
+        <w:t>常用的</w:t>
+      </w:r>
+      <w:r>
+        <w:rPr>
+          <w:rFonts w:hint="eastAsia"/>
+        </w:rPr>
+        <w:t>评估超分辨率</w:t>
+      </w:r>
+      <w:r>
+        <w:rPr>
+          <w:rFonts w:hint="eastAsia"/>
+        </w:rPr>
+        <w:t>图像生成质量的客观指标</w:t>
+      </w:r>
+      <w:r>
+        <w:rPr>
+          <w:rFonts w:hint="eastAsia"/>
+        </w:rPr>
+        <w:t>包括峰值信噪比（</w:t>
+      </w:r>
+      <w:r>
+        <w:rPr>
+          <w:rFonts w:hint="eastAsia"/>
+        </w:rPr>
+        <w:t>PSNR</w:t>
+      </w:r>
+      <w:r>
+        <w:rPr>
+          <w:rFonts w:hint="eastAsia"/>
+        </w:rPr>
+        <w:t>）、结构相似性指数（</w:t>
+      </w:r>
+      <w:r>
+        <w:rPr>
+          <w:rFonts w:hint="eastAsia"/>
+        </w:rPr>
         <w:t>SSIM</w:t>
       </w:r>
       <w:r>
         <w:rPr>
           <w:rFonts w:hint="eastAsia"/>
         </w:rPr>
-        <w:t>是一种更加先进的评价指标，用于衡量两幅图像在视觉结构、亮度和对比度方面的相似性。与</w:t>
-      </w:r>
+        <w:t>）和</w:t>
+      </w:r>
+      <w:r>
+        <w:rPr>
+          <w:rFonts w:hint="eastAsia"/>
+        </w:rPr>
+        <w:t>学习感知图像块相似度</w:t>
+      </w:r>
+      <w:r>
+        <w:rPr>
+          <w:rFonts w:hint="eastAsia"/>
+        </w:rPr>
+        <w:t>（</w:t>
+      </w:r>
+      <w:r>
+        <w:rPr>
+          <w:rFonts w:hint="eastAsia"/>
+        </w:rPr>
+        <w:t>LPIPS</w:t>
+      </w:r>
+      <w:r>
+        <w:rPr>
+          <w:rFonts w:hint="eastAsia"/>
+        </w:rPr>
+        <w:t>）。这些指标各自从不同的角度评估图像恢复的质量。</w:t>
+      </w:r>
+      <w:r>
+        <w:rPr>
+          <w:rFonts w:hint="eastAsia"/>
+        </w:rPr>
+        <w:t>本小结分别介绍这三个指标：</w:t>
+      </w:r>
+    </w:p>
+    <w:p>
+      <w:pPr>
+        <w:ind w:firstLineChars="200" w:firstLine="498"/>
+      </w:pPr>
       <w:r>
         <w:rPr>
           <w:rFonts w:hint="eastAsia"/>
@@ -8244,79 +8977,19 @@
         <w:rPr>
           <w:rFonts w:hint="eastAsia"/>
         </w:rPr>
-        <w:t>不同，</w:t>
-      </w:r>
-      <w:r>
-        <w:rPr>
-          <w:rFonts w:hint="eastAsia"/>
-        </w:rPr>
-        <w:t>SSIM</w:t>
-      </w:r>
-      <w:r>
-        <w:rPr>
-          <w:rFonts w:hint="eastAsia"/>
-        </w:rPr>
-        <w:t>考虑了图像的视觉感知特性，更能准确反映人类对图像质量的评价。</w:t>
-      </w:r>
-      <w:r>
-        <w:rPr>
-          <w:rFonts w:hint="eastAsia"/>
-        </w:rPr>
-        <w:t>SSIM</w:t>
-      </w:r>
-      <w:r>
-        <w:rPr>
-          <w:rFonts w:hint="eastAsia"/>
-        </w:rPr>
-        <w:t>的值范围从</w:t>
-      </w:r>
-      <w:r>
-        <w:rPr>
-          <w:rFonts w:hint="eastAsia"/>
-        </w:rPr>
-        <w:t>-1</w:t>
-      </w:r>
-      <w:r>
-        <w:rPr>
-          <w:rFonts w:hint="eastAsia"/>
-        </w:rPr>
-        <w:t>到</w:t>
-      </w:r>
-      <w:r>
-        <w:rPr>
-          <w:rFonts w:hint="eastAsia"/>
-        </w:rPr>
-        <w:t>1</w:t>
-      </w:r>
-      <w:r>
-        <w:rPr>
-          <w:rFonts w:hint="eastAsia"/>
-        </w:rPr>
-        <w:t>，</w:t>
-      </w:r>
-      <w:r>
-        <w:rPr>
-          <w:rFonts w:hint="eastAsia"/>
-        </w:rPr>
-        <w:t>1</w:t>
-      </w:r>
-      <w:r>
-        <w:rPr>
-          <w:rFonts w:hint="eastAsia"/>
-        </w:rPr>
-        <w:t>表示两幅图像完全相同。</w:t>
-      </w:r>
-      <w:r>
-        <w:rPr>
-          <w:rFonts w:hint="eastAsia"/>
-        </w:rPr>
-        <w:t>SSIM</w:t>
-      </w:r>
-      <w:r>
-        <w:rPr>
-          <w:rFonts w:hint="eastAsia"/>
-        </w:rPr>
-        <w:t>通常被认为比</w:t>
+        <w:t>是最常用的评价指标之一，用于衡量重建图像和原始高分辨率图像之间的相似度。它基于整体像素的误差计算，通过比较两幅图像的均方误差（</w:t>
+      </w:r>
+      <w:r>
+        <w:rPr>
+          <w:rFonts w:hint="eastAsia"/>
+        </w:rPr>
+        <w:t>MSE</w:t>
+      </w:r>
+      <w:r>
+        <w:rPr>
+          <w:rFonts w:hint="eastAsia"/>
+        </w:rPr>
+        <w:t>）来计算。</w:t>
       </w:r>
       <w:r>
         <w:rPr>
@@ -8328,19 +9001,45 @@
         <w:rPr>
           <w:rFonts w:hint="eastAsia"/>
         </w:rPr>
-        <w:t>更能准确地评估图像质量，尤其是在视觉相似性方面。</w:t>
-      </w:r>
-      <w:r>
-        <w:rPr>
-          <w:rFonts w:hint="eastAsia"/>
-        </w:rPr>
-        <w:t>其计算公式</w:t>
-      </w:r>
-      <w:r>
-        <w:rPr>
-          <w:rFonts w:hint="eastAsia"/>
-        </w:rPr>
-        <w:t>如式（</w:t>
+        <w:t>值越高，表示图像质量越好。尽管</w:t>
+      </w:r>
+      <w:r>
+        <w:rPr>
+          <w:rFonts w:hint="eastAsia"/>
+        </w:rPr>
+        <w:t>PSNR</w:t>
+      </w:r>
+      <w:r>
+        <w:rPr>
+          <w:rFonts w:hint="eastAsia"/>
+        </w:rPr>
+        <w:t>是一个流行的度量，但它并不总能很好地反映人眼对图像质量的感知，因为它主要关注</w:t>
+      </w:r>
+      <w:proofErr w:type="gramStart"/>
+      <w:r>
+        <w:rPr>
+          <w:rFonts w:hint="eastAsia"/>
+        </w:rPr>
+        <w:t>像素级</w:t>
+      </w:r>
+      <w:proofErr w:type="gramEnd"/>
+      <w:r>
+        <w:rPr>
+          <w:rFonts w:hint="eastAsia"/>
+        </w:rPr>
+        <w:t>的差异，而忽略了图像的视觉结构和内容。</w:t>
+      </w:r>
+      <w:r>
+        <w:rPr>
+          <w:rFonts w:hint="eastAsia"/>
+        </w:rPr>
+        <w:t>PSNR</w:t>
+      </w:r>
+      <w:r>
+        <w:rPr>
+          <w:rFonts w:hint="eastAsia"/>
+        </w:rPr>
+        <w:t>的计算公式如式（</w:t>
       </w:r>
       <w:r>
         <w:rPr>
@@ -8349,10 +9048,7 @@
         <w:t>2</w:t>
       </w:r>
       <w:r>
-        <w:t>-1</w:t>
-      </w:r>
-      <w:r>
-        <w:t>3</w:t>
+        <w:t>-11</w:t>
       </w:r>
       <w:r>
         <w:rPr>
@@ -8393,11 +9089,11 @@
         <w:rPr>
           <w:position w:val="-32"/>
         </w:rPr>
-        <w:object w:dxaOrig="4140" w:dyaOrig="740" w14:anchorId="786B7DC7">
-          <v:shape id="_x0000_i3225" type="#_x0000_t75" style="width:207.15pt;height:36.7pt" o:ole="">
-            <v:imagedata r:id="rId89" o:title=""/>
+        <w:object w:dxaOrig="2700" w:dyaOrig="760" w14:anchorId="3DB05CC5">
+          <v:shape id="_x0000_i1926" type="#_x0000_t75" style="width:135.25pt;height:37.85pt" o:ole="">
+            <v:imagedata r:id="rId92" o:title=""/>
           </v:shape>
-          <o:OLEObject Type="Embed" ProgID="Equation.DSMT4" ShapeID="_x0000_i3225" DrawAspect="Content" ObjectID="_1770776913" r:id="rId90"/>
+          <o:OLEObject Type="Embed" ProgID="Equation.DSMT4" ShapeID="_x0000_i1926" DrawAspect="Content" ObjectID="_1770846636" r:id="rId93"/>
         </w:object>
       </w:r>
       <w:r>
@@ -8448,296 +9144,74 @@
       </w:r>
     </w:p>
     <w:p>
-      <w:pPr>
-        <w:rPr>
-          <w:rFonts w:hint="eastAsia"/>
-        </w:rPr>
-      </w:pPr>
-      <w:r>
-        <w:rPr>
-          <w:rFonts w:hint="eastAsia"/>
-        </w:rPr>
-        <w:t>其中</w:t>
+      <w:r>
+        <w:rPr>
+          <w:rFonts w:hint="eastAsia"/>
+        </w:rPr>
+        <w:t>其中：</w:t>
       </w:r>
       <w:r>
         <w:rPr>
           <w:position w:val="-12"/>
         </w:rPr>
-        <w:object w:dxaOrig="300" w:dyaOrig="360" w14:anchorId="682D9B2B">
-          <v:shape id="_x0000_i3228" type="#_x0000_t75" style="width:14.95pt;height:18.35pt" o:ole="">
-            <v:imagedata r:id="rId91" o:title=""/>
+        <w:object w:dxaOrig="720" w:dyaOrig="360" w14:anchorId="37178613">
+          <v:shape id="_x0000_i1927" type="#_x0000_t75" style="width:36.2pt;height:18.3pt" o:ole="">
+            <v:imagedata r:id="rId94" o:title=""/>
           </v:shape>
-          <o:OLEObject Type="Embed" ProgID="Equation.DSMT4" ShapeID="_x0000_i3228" DrawAspect="Content" ObjectID="_1770776914" r:id="rId92"/>
+          <o:OLEObject Type="Embed" ProgID="Equation.DSMT4" ShapeID="_x0000_i1927" DrawAspect="Content" ObjectID="_1770846637" r:id="rId95"/>
         </w:object>
       </w:r>
       <w:r>
         <w:rPr>
           <w:rFonts w:hint="eastAsia"/>
         </w:rPr>
-        <w:t>和</w:t>
-      </w:r>
-      <w:r>
-        <w:rPr>
-          <w:position w:val="-14"/>
-        </w:rPr>
-        <w:object w:dxaOrig="300" w:dyaOrig="380" w14:anchorId="4FF93357">
-          <v:shape id="_x0000_i3231" type="#_x0000_t75" style="width:14.95pt;height:19pt" o:ole="">
-            <v:imagedata r:id="rId93" o:title=""/>
+        <w:t>表示图像可能的最大像素值（例如，对于</w:t>
+      </w:r>
+      <w:r>
+        <w:rPr>
+          <w:rFonts w:hint="eastAsia"/>
+        </w:rPr>
+        <w:t>8</w:t>
+      </w:r>
+      <w:r>
+        <w:rPr>
+          <w:rFonts w:hint="eastAsia"/>
+        </w:rPr>
+        <w:t>位图像</w:t>
+      </w:r>
+      <w:r>
+        <w:rPr>
+          <w:position w:val="-12"/>
+        </w:rPr>
+        <w:object w:dxaOrig="1340" w:dyaOrig="360" w14:anchorId="4E598C25">
+          <v:shape id="_x0000_i1928" type="#_x0000_t75" style="width:67.4pt;height:18.3pt" o:ole="">
+            <v:imagedata r:id="rId96" o:title=""/>
           </v:shape>
-          <o:OLEObject Type="Embed" ProgID="Equation.DSMT4" ShapeID="_x0000_i3231" DrawAspect="Content" ObjectID="_1770776915" r:id="rId94"/>
+          <o:OLEObject Type="Embed" ProgID="Equation.DSMT4" ShapeID="_x0000_i1928" DrawAspect="Content" ObjectID="_1770846638" r:id="rId97"/>
         </w:object>
       </w:r>
       <w:r>
         <w:rPr>
           <w:rFonts w:hint="eastAsia"/>
         </w:rPr>
-        <w:t>分别是图像</w:t>
+        <w:t>）。</w:t>
       </w:r>
       <w:r>
         <w:rPr>
           <w:position w:val="-6"/>
         </w:rPr>
-        <w:object w:dxaOrig="200" w:dyaOrig="220" w14:anchorId="3C1BDF00">
-          <v:shape id="_x0000_i3234" type="#_x0000_t75" style="width:10.2pt;height:10.85pt" o:ole="">
-            <v:imagedata r:id="rId95" o:title=""/>
+        <w:object w:dxaOrig="580" w:dyaOrig="279" w14:anchorId="10E758CB">
+          <v:shape id="_x0000_i1929" type="#_x0000_t75" style="width:29.15pt;height:14.15pt" o:ole="">
+            <v:imagedata r:id="rId98" o:title=""/>
           </v:shape>
-          <o:OLEObject Type="Embed" ProgID="Equation.DSMT4" ShapeID="_x0000_i3234" DrawAspect="Content" ObjectID="_1770776916" r:id="rId96"/>
+          <o:OLEObject Type="Embed" ProgID="Equation.DSMT4" ShapeID="_x0000_i1929" DrawAspect="Content" ObjectID="_1770846639" r:id="rId99"/>
         </w:object>
       </w:r>
       <w:r>
         <w:rPr>
           <w:rFonts w:hint="eastAsia"/>
         </w:rPr>
-        <w:t>和</w:t>
-      </w:r>
-      <w:r>
-        <w:rPr>
-          <w:position w:val="-10"/>
-        </w:rPr>
-        <w:object w:dxaOrig="220" w:dyaOrig="260" w14:anchorId="2C558080">
-          <v:shape id="_x0000_i3237" type="#_x0000_t75" style="width:10.85pt;height:12.9pt" o:ole="">
-            <v:imagedata r:id="rId97" o:title=""/>
-          </v:shape>
-          <o:OLEObject Type="Embed" ProgID="Equation.DSMT4" ShapeID="_x0000_i3237" DrawAspect="Content" ObjectID="_1770776917" r:id="rId98"/>
-        </w:object>
-      </w:r>
-      <w:r>
-        <w:rPr>
-          <w:rFonts w:hint="eastAsia"/>
-        </w:rPr>
-        <w:t>的平均宽度；</w:t>
-      </w:r>
-      <w:r>
-        <w:rPr>
-          <w:position w:val="-12"/>
-        </w:rPr>
-        <w:object w:dxaOrig="320" w:dyaOrig="380" w14:anchorId="377C790A">
-          <v:shape id="_x0000_i3244" type="#_x0000_t75" style="width:16.3pt;height:19pt" o:ole="">
-            <v:imagedata r:id="rId99" o:title=""/>
-          </v:shape>
-          <o:OLEObject Type="Embed" ProgID="Equation.DSMT4" ShapeID="_x0000_i3244" DrawAspect="Content" ObjectID="_1770776918" r:id="rId100"/>
-        </w:object>
-      </w:r>
-      <w:r>
-        <w:rPr>
-          <w:rFonts w:hint="eastAsia"/>
-        </w:rPr>
-        <w:t>和</w:t>
-      </w:r>
-      <w:r>
-        <w:rPr>
-          <w:position w:val="-14"/>
-        </w:rPr>
-        <w:object w:dxaOrig="320" w:dyaOrig="400" w14:anchorId="6176A1C1">
-          <v:shape id="_x0000_i3247" type="#_x0000_t75" style="width:16.3pt;height:19.7pt" o:ole="">
-            <v:imagedata r:id="rId101" o:title=""/>
-          </v:shape>
-          <o:OLEObject Type="Embed" ProgID="Equation.DSMT4" ShapeID="_x0000_i3247" DrawAspect="Content" ObjectID="_1770776919" r:id="rId102"/>
-        </w:object>
-      </w:r>
-      <w:r>
-        <w:rPr>
-          <w:rFonts w:hint="eastAsia"/>
-        </w:rPr>
-        <w:t>分别是图像</w:t>
-      </w:r>
-      <w:r>
-        <w:rPr>
-          <w:position w:val="-6"/>
-        </w:rPr>
-        <w:object w:dxaOrig="200" w:dyaOrig="220" w14:anchorId="37FABA07">
-          <v:shape id="_x0000_i3248" type="#_x0000_t75" style="width:10.2pt;height:10.85pt" o:ole="">
-            <v:imagedata r:id="rId95" o:title=""/>
-          </v:shape>
-          <o:OLEObject Type="Embed" ProgID="Equation.DSMT4" ShapeID="_x0000_i3248" DrawAspect="Content" ObjectID="_1770776920" r:id="rId103"/>
-        </w:object>
-      </w:r>
-      <w:r>
-        <w:rPr>
-          <w:rFonts w:hint="eastAsia"/>
-        </w:rPr>
-        <w:t>和</w:t>
-      </w:r>
-      <w:r>
-        <w:rPr>
-          <w:position w:val="-10"/>
-        </w:rPr>
-        <w:object w:dxaOrig="220" w:dyaOrig="260" w14:anchorId="28BF68F3">
-          <v:shape id="_x0000_i3249" type="#_x0000_t75" style="width:10.85pt;height:12.9pt" o:ole="">
-            <v:imagedata r:id="rId97" o:title=""/>
-          </v:shape>
-          <o:OLEObject Type="Embed" ProgID="Equation.DSMT4" ShapeID="_x0000_i3249" DrawAspect="Content" ObjectID="_1770776921" r:id="rId104"/>
-        </w:object>
-      </w:r>
-      <w:r>
-        <w:rPr>
-          <w:rFonts w:hint="eastAsia"/>
-        </w:rPr>
-        <w:t>的</w:t>
-      </w:r>
-      <w:r>
-        <w:rPr>
-          <w:rFonts w:hint="eastAsia"/>
-        </w:rPr>
-        <w:t>方差；</w:t>
-      </w:r>
-      <w:r>
-        <w:rPr>
-          <w:position w:val="-14"/>
-        </w:rPr>
-        <w:object w:dxaOrig="360" w:dyaOrig="380" w14:anchorId="5540E1E5">
-          <v:shape id="_x0000_i3254" type="#_x0000_t75" style="width:18.35pt;height:19pt" o:ole="">
-            <v:imagedata r:id="rId105" o:title=""/>
-          </v:shape>
-          <o:OLEObject Type="Embed" ProgID="Equation.DSMT4" ShapeID="_x0000_i3254" DrawAspect="Content" ObjectID="_1770776922" r:id="rId106"/>
-        </w:object>
-      </w:r>
-      <w:r>
-        <w:rPr>
-          <w:rFonts w:hint="eastAsia"/>
-        </w:rPr>
-        <w:t>是图像</w:t>
-      </w:r>
-      <w:r>
-        <w:rPr>
-          <w:position w:val="-6"/>
-        </w:rPr>
-        <w:object w:dxaOrig="200" w:dyaOrig="220" w14:anchorId="4F441D30">
-          <v:shape id="_x0000_i3250" type="#_x0000_t75" style="width:10.2pt;height:10.85pt" o:ole="">
-            <v:imagedata r:id="rId95" o:title=""/>
-          </v:shape>
-          <o:OLEObject Type="Embed" ProgID="Equation.DSMT4" ShapeID="_x0000_i3250" DrawAspect="Content" ObjectID="_1770776923" r:id="rId107"/>
-        </w:object>
-      </w:r>
-      <w:r>
-        <w:rPr>
-          <w:rFonts w:hint="eastAsia"/>
-        </w:rPr>
-        <w:t>和</w:t>
-      </w:r>
-      <w:r>
-        <w:rPr>
-          <w:position w:val="-10"/>
-        </w:rPr>
-        <w:object w:dxaOrig="220" w:dyaOrig="260" w14:anchorId="03209D7F">
-          <v:shape id="_x0000_i3251" type="#_x0000_t75" style="width:10.85pt;height:12.9pt" o:ole="">
-            <v:imagedata r:id="rId97" o:title=""/>
-          </v:shape>
-          <o:OLEObject Type="Embed" ProgID="Equation.DSMT4" ShapeID="_x0000_i3251" DrawAspect="Content" ObjectID="_1770776924" r:id="rId108"/>
-        </w:object>
-      </w:r>
-      <w:r>
-        <w:rPr>
-          <w:rFonts w:hint="eastAsia"/>
-        </w:rPr>
-        <w:t>的</w:t>
-      </w:r>
-      <w:r>
-        <w:rPr>
-          <w:rFonts w:hint="eastAsia"/>
-        </w:rPr>
-        <w:t>协方差；</w:t>
-      </w:r>
-      <w:r>
-        <w:rPr>
-          <w:position w:val="-12"/>
-        </w:rPr>
-        <w:object w:dxaOrig="279" w:dyaOrig="360" w14:anchorId="46B8D69B">
-          <v:shape id="_x0000_i3257" type="#_x0000_t75" style="width:14.25pt;height:18.35pt" o:ole="">
-            <v:imagedata r:id="rId109" o:title=""/>
-          </v:shape>
-          <o:OLEObject Type="Embed" ProgID="Equation.DSMT4" ShapeID="_x0000_i3257" DrawAspect="Content" ObjectID="_1770776925" r:id="rId110"/>
-        </w:object>
-      </w:r>
-      <w:r>
-        <w:rPr>
-          <w:rFonts w:hint="eastAsia"/>
-        </w:rPr>
-        <w:t>和</w:t>
-      </w:r>
-      <w:r>
-        <w:rPr>
-          <w:position w:val="-12"/>
-        </w:rPr>
-        <w:object w:dxaOrig="300" w:dyaOrig="360" w14:anchorId="2DE35E90">
-          <v:shape id="_x0000_i3260" type="#_x0000_t75" style="width:14.95pt;height:18.35pt" o:ole="">
-            <v:imagedata r:id="rId111" o:title=""/>
-          </v:shape>
-          <o:OLEObject Type="Embed" ProgID="Equation.DSMT4" ShapeID="_x0000_i3260" DrawAspect="Content" ObjectID="_1770776926" r:id="rId112"/>
-        </w:object>
-      </w:r>
-      <w:r>
-        <w:rPr>
-          <w:rFonts w:hint="eastAsia"/>
-        </w:rPr>
-        <w:t>是为了避免分母为零而加入的小常数。</w:t>
-      </w:r>
-    </w:p>
-    <w:p>
-      <w:pPr>
-        <w:ind w:firstLineChars="200" w:firstLine="498"/>
-        <w:rPr>
-          <w:b/>
-          <w:bCs/>
-        </w:rPr>
-      </w:pPr>
-      <w:r>
-        <w:rPr>
-          <w:rFonts w:hint="eastAsia"/>
-        </w:rPr>
-        <w:t>LPIPS</w:t>
-      </w:r>
-      <w:r>
-        <w:rPr>
-          <w:rFonts w:hint="eastAsia"/>
-        </w:rPr>
-        <w:t>是一个相对较新的评价指标，用于衡量图像之间的感知相似性。它使用深度学习模型来评估图像质量，通过比较图像在特征层面上的差异来计算分数。</w:t>
-      </w:r>
-      <w:r>
-        <w:rPr>
-          <w:rFonts w:hint="eastAsia"/>
-        </w:rPr>
-        <w:t>LPIPS</w:t>
-      </w:r>
-      <w:r>
-        <w:rPr>
-          <w:rFonts w:hint="eastAsia"/>
-        </w:rPr>
-        <w:t>尤其关注图像的感知质量，而不仅仅是像素级的差异。因此，它通常能更准确地反映出图像质量的感知差异，尤其是在超分辨率等复杂图像处理任务中。</w:t>
-      </w:r>
-    </w:p>
-    <w:p>
-      <w:pPr>
-        <w:ind w:firstLineChars="200" w:firstLine="498"/>
-      </w:pPr>
-      <w:r>
-        <w:t>LPIPS</w:t>
-      </w:r>
-      <w:r>
-        <w:rPr>
-          <w:rFonts w:hint="eastAsia"/>
-        </w:rPr>
-        <w:t>计算的具体形式依赖于所使用的深度学习模型，因此没有一个固定的公式。不过，其基本思想是比较图像在深度网络的某些层的特征表示之间的差异</w:t>
+        <w:t>表示均方误差，其计算公式</w:t>
       </w:r>
       <w:r>
         <w:rPr>
@@ -8752,27 +9226,13 @@
         <w:t>2</w:t>
       </w:r>
       <w:r>
-        <w:t>-14</w:t>
-      </w:r>
-      <w:r>
-        <w:rPr>
-          <w:rFonts w:hint="eastAsia"/>
-        </w:rPr>
-        <w:t>）</w:t>
-      </w:r>
-      <w:r>
-        <w:rPr>
-          <w:rFonts w:hint="eastAsia"/>
-          <w:highlight w:val="red"/>
-        </w:rPr>
-        <w:t>所示</w:t>
-      </w:r>
-      <w:r>
-        <w:rPr>
-          <w:rFonts w:hint="eastAsia"/>
-          <w:highlight w:val="red"/>
-        </w:rPr>
-        <w:t>（正确性？）</w:t>
+        <w:t>-12</w:t>
+      </w:r>
+      <w:r>
+        <w:rPr>
+          <w:rFonts w:hint="eastAsia"/>
+        </w:rPr>
+        <w:t>）所示</w:t>
       </w:r>
       <w:r>
         <w:rPr>
@@ -8785,9 +9245,6 @@
       <w:pPr>
         <w:pStyle w:val="MTDisplayEquation"/>
         <w:ind w:firstLineChars="200" w:firstLine="498"/>
-        <w:rPr>
-          <w:rFonts w:hint="eastAsia"/>
-        </w:rPr>
       </w:pPr>
       <w:r>
         <w:tab/>
@@ -8796,11 +9253,11 @@
         <w:rPr>
           <w:position w:val="-30"/>
         </w:rPr>
-        <w:object w:dxaOrig="4640" w:dyaOrig="720" w14:anchorId="24F95FC5">
-          <v:shape id="_x0000_i3694" type="#_x0000_t75" style="width:232.3pt;height:36pt" o:ole="">
-            <v:imagedata r:id="rId113" o:title=""/>
+        <w:object w:dxaOrig="3460" w:dyaOrig="700" w14:anchorId="7A5109A6">
+          <v:shape id="_x0000_i1930" type="#_x0000_t75" style="width:173.15pt;height:35.4pt" o:ole="">
+            <v:imagedata r:id="rId100" o:title=""/>
           </v:shape>
-          <o:OLEObject Type="Embed" ProgID="Equation.DSMT4" ShapeID="_x0000_i3694" DrawAspect="Content" ObjectID="_1770776927" r:id="rId114"/>
+          <o:OLEObject Type="Embed" ProgID="Equation.DSMT4" ShapeID="_x0000_i1930" DrawAspect="Content" ObjectID="_1770846640" r:id="rId101"/>
         </w:object>
       </w:r>
       <w:r>
@@ -8855,17 +9312,378 @@
         <w:rPr>
           <w:rFonts w:hint="eastAsia"/>
         </w:rPr>
-        <w:t>其中：</w:t>
+        <w:lastRenderedPageBreak/>
+        <w:t>其中</w:t>
+      </w:r>
+      <w:r>
+        <w:rPr>
+          <w:position w:val="-10"/>
+        </w:rPr>
+        <w:object w:dxaOrig="639" w:dyaOrig="320" w14:anchorId="1A3AE5B3">
+          <v:shape id="_x0000_i1931" type="#_x0000_t75" style="width:32.05pt;height:16.25pt" o:ole="">
+            <v:imagedata r:id="rId102" o:title=""/>
+          </v:shape>
+          <o:OLEObject Type="Embed" ProgID="Equation.DSMT4" ShapeID="_x0000_i1931" DrawAspect="Content" ObjectID="_1770846641" r:id="rId103"/>
+        </w:object>
+      </w:r>
+      <w:r>
+        <w:rPr>
+          <w:rFonts w:hint="eastAsia"/>
+        </w:rPr>
+        <w:t>是原始图像在位置</w:t>
+      </w:r>
+      <w:r>
+        <w:rPr>
+          <w:position w:val="-10"/>
+        </w:rPr>
+        <w:object w:dxaOrig="520" w:dyaOrig="320" w14:anchorId="4E742CA5">
+          <v:shape id="_x0000_i1932" type="#_x0000_t75" style="width:25.8pt;height:16.25pt" o:ole="">
+            <v:imagedata r:id="rId104" o:title=""/>
+          </v:shape>
+          <o:OLEObject Type="Embed" ProgID="Equation.DSMT4" ShapeID="_x0000_i1932" DrawAspect="Content" ObjectID="_1770846642" r:id="rId105"/>
+        </w:object>
+      </w:r>
+      <w:r>
+        <w:rPr>
+          <w:rFonts w:hint="eastAsia"/>
+        </w:rPr>
+        <w:t>的像素值</w:t>
+      </w:r>
+      <w:r>
+        <w:rPr>
+          <w:rFonts w:hint="eastAsia"/>
+        </w:rPr>
+        <w:t>，</w:t>
+      </w:r>
+      <w:r>
+        <w:rPr>
+          <w:position w:val="-10"/>
+        </w:rPr>
+        <w:object w:dxaOrig="720" w:dyaOrig="320" w14:anchorId="7888A0F0">
+          <v:shape id="_x0000_i1933" type="#_x0000_t75" style="width:36.2pt;height:16.25pt" o:ole="">
+            <v:imagedata r:id="rId106" o:title=""/>
+          </v:shape>
+          <o:OLEObject Type="Embed" ProgID="Equation.DSMT4" ShapeID="_x0000_i1933" DrawAspect="Content" ObjectID="_1770846643" r:id="rId107"/>
+        </w:object>
+      </w:r>
+      <w:r>
+        <w:rPr>
+          <w:rFonts w:hint="eastAsia"/>
+        </w:rPr>
+        <w:t>是</w:t>
+      </w:r>
+      <w:r>
+        <w:rPr>
+          <w:rFonts w:hint="eastAsia"/>
+        </w:rPr>
+        <w:t>重建</w:t>
+      </w:r>
+      <w:r>
+        <w:rPr>
+          <w:rFonts w:hint="eastAsia"/>
+        </w:rPr>
+        <w:t>图像在位置</w:t>
+      </w:r>
+      <w:r>
+        <w:rPr>
+          <w:position w:val="-10"/>
+        </w:rPr>
+        <w:object w:dxaOrig="520" w:dyaOrig="320" w14:anchorId="3CD79695">
+          <v:shape id="_x0000_i1934" type="#_x0000_t75" style="width:25.8pt;height:16.25pt" o:ole="">
+            <v:imagedata r:id="rId104" o:title=""/>
+          </v:shape>
+          <o:OLEObject Type="Embed" ProgID="Equation.DSMT4" ShapeID="_x0000_i1934" DrawAspect="Content" ObjectID="_1770846644" r:id="rId108"/>
+        </w:object>
+      </w:r>
+      <w:r>
+        <w:rPr>
+          <w:rFonts w:hint="eastAsia"/>
+        </w:rPr>
+        <w:t>的像素值</w:t>
+      </w:r>
+      <w:r>
+        <w:rPr>
+          <w:rFonts w:hint="eastAsia"/>
+        </w:rPr>
+        <w:t>，</w:t>
+      </w:r>
+      <w:r>
+        <w:rPr>
+          <w:position w:val="-6"/>
+        </w:rPr>
+        <w:object w:dxaOrig="260" w:dyaOrig="220" w14:anchorId="402303B5">
+          <v:shape id="_x0000_i1935" type="#_x0000_t75" style="width:12.9pt;height:10.8pt" o:ole="">
+            <v:imagedata r:id="rId109" o:title=""/>
+          </v:shape>
+          <o:OLEObject Type="Embed" ProgID="Equation.DSMT4" ShapeID="_x0000_i1935" DrawAspect="Content" ObjectID="_1770846645" r:id="rId110"/>
+        </w:object>
+      </w:r>
+      <w:r>
+        <w:rPr>
+          <w:rFonts w:hint="eastAsia"/>
+        </w:rPr>
+        <w:t>和</w:t>
+      </w:r>
+      <w:r>
+        <w:rPr>
+          <w:position w:val="-6"/>
+        </w:rPr>
+        <w:object w:dxaOrig="200" w:dyaOrig="220" w14:anchorId="4271563F">
+          <v:shape id="_x0000_i1936" type="#_x0000_t75" style="width:10.4pt;height:10.8pt" o:ole="">
+            <v:imagedata r:id="rId111" o:title=""/>
+          </v:shape>
+          <o:OLEObject Type="Embed" ProgID="Equation.DSMT4" ShapeID="_x0000_i1936" DrawAspect="Content" ObjectID="_1770846646" r:id="rId112"/>
+        </w:object>
+      </w:r>
+      <w:r>
+        <w:rPr>
+          <w:rFonts w:hint="eastAsia"/>
+        </w:rPr>
+        <w:t>分别是图像的行数和列数。</w:t>
+      </w:r>
+    </w:p>
+    <w:p>
+      <w:pPr>
+        <w:ind w:firstLineChars="200" w:firstLine="498"/>
+      </w:pPr>
+      <w:r>
+        <w:rPr>
+          <w:rFonts w:hint="eastAsia"/>
+        </w:rPr>
+        <w:t>SSIM</w:t>
+      </w:r>
+      <w:r>
+        <w:rPr>
+          <w:rFonts w:hint="eastAsia"/>
+        </w:rPr>
+        <w:t>是一种更加先进的评价指标，用于衡量两幅图像在视觉结构、亮度和对比度方面的相似性。与</w:t>
+      </w:r>
+      <w:r>
+        <w:rPr>
+          <w:rFonts w:hint="eastAsia"/>
+        </w:rPr>
+        <w:t>PSNR</w:t>
+      </w:r>
+      <w:r>
+        <w:rPr>
+          <w:rFonts w:hint="eastAsia"/>
+        </w:rPr>
+        <w:t>不同，</w:t>
+      </w:r>
+      <w:r>
+        <w:rPr>
+          <w:rFonts w:hint="eastAsia"/>
+        </w:rPr>
+        <w:t>SSIM</w:t>
+      </w:r>
+      <w:r>
+        <w:rPr>
+          <w:rFonts w:hint="eastAsia"/>
+        </w:rPr>
+        <w:t>考虑了图像的视觉感知特性，更能准确反映人类对图像质量的评价。</w:t>
+      </w:r>
+      <w:r>
+        <w:rPr>
+          <w:rFonts w:hint="eastAsia"/>
+        </w:rPr>
+        <w:t>SSIM</w:t>
+      </w:r>
+      <w:r>
+        <w:rPr>
+          <w:rFonts w:hint="eastAsia"/>
+        </w:rPr>
+        <w:t>的值范围从</w:t>
+      </w:r>
+      <w:r>
+        <w:rPr>
+          <w:rFonts w:hint="eastAsia"/>
+        </w:rPr>
+        <w:t>-1</w:t>
+      </w:r>
+      <w:r>
+        <w:rPr>
+          <w:rFonts w:hint="eastAsia"/>
+        </w:rPr>
+        <w:t>到</w:t>
+      </w:r>
+      <w:r>
+        <w:rPr>
+          <w:rFonts w:hint="eastAsia"/>
+        </w:rPr>
+        <w:t>1</w:t>
+      </w:r>
+      <w:r>
+        <w:rPr>
+          <w:rFonts w:hint="eastAsia"/>
+        </w:rPr>
+        <w:t>，</w:t>
+      </w:r>
+      <w:r>
+        <w:rPr>
+          <w:rFonts w:hint="eastAsia"/>
+        </w:rPr>
+        <w:t>1</w:t>
+      </w:r>
+      <w:r>
+        <w:rPr>
+          <w:rFonts w:hint="eastAsia"/>
+        </w:rPr>
+        <w:t>表示两幅图像完全相同。</w:t>
+      </w:r>
+      <w:r>
+        <w:rPr>
+          <w:rFonts w:hint="eastAsia"/>
+        </w:rPr>
+        <w:t>SSIM</w:t>
+      </w:r>
+      <w:r>
+        <w:rPr>
+          <w:rFonts w:hint="eastAsia"/>
+        </w:rPr>
+        <w:t>通常被认为比</w:t>
+      </w:r>
+      <w:r>
+        <w:rPr>
+          <w:rFonts w:hint="eastAsia"/>
+        </w:rPr>
+        <w:t>PSNR</w:t>
+      </w:r>
+      <w:r>
+        <w:rPr>
+          <w:rFonts w:hint="eastAsia"/>
+        </w:rPr>
+        <w:t>更能准确地评估图像质量，尤其是在视觉相似性方面。</w:t>
+      </w:r>
+      <w:r>
+        <w:rPr>
+          <w:rFonts w:hint="eastAsia"/>
+        </w:rPr>
+        <w:t>其计算公式</w:t>
+      </w:r>
+      <w:r>
+        <w:rPr>
+          <w:rFonts w:hint="eastAsia"/>
+        </w:rPr>
+        <w:t>如式（</w:t>
+      </w:r>
+      <w:r>
+        <w:rPr>
+          <w:rFonts w:hint="eastAsia"/>
+        </w:rPr>
+        <w:t>2</w:t>
+      </w:r>
+      <w:r>
+        <w:t>-13</w:t>
+      </w:r>
+      <w:r>
+        <w:rPr>
+          <w:rFonts w:hint="eastAsia"/>
+        </w:rPr>
+        <w:t>）</w:t>
+      </w:r>
+      <w:r>
+        <w:rPr>
+          <w:rFonts w:hint="eastAsia"/>
+          <w:highlight w:val="red"/>
+        </w:rPr>
+        <w:t>所示</w:t>
+      </w:r>
+      <w:r>
+        <w:rPr>
+          <w:rFonts w:hint="eastAsia"/>
+          <w:highlight w:val="red"/>
+        </w:rPr>
+        <w:t>（正确性？）</w:t>
+      </w:r>
+      <w:r>
+        <w:rPr>
+          <w:rFonts w:hint="eastAsia"/>
+        </w:rPr>
+        <w:t>：</w:t>
+      </w:r>
+    </w:p>
+    <w:p>
+      <w:pPr>
+        <w:pStyle w:val="MTDisplayEquation"/>
+        <w:ind w:firstLineChars="200" w:firstLine="498"/>
+      </w:pPr>
+      <w:r>
+        <w:tab/>
+      </w:r>
+      <w:r>
+        <w:rPr>
+          <w:position w:val="-32"/>
+        </w:rPr>
+        <w:object w:dxaOrig="4140" w:dyaOrig="740" w14:anchorId="786B7DC7">
+          <v:shape id="_x0000_i1937" type="#_x0000_t75" style="width:207.25pt;height:36.6pt" o:ole="">
+            <v:imagedata r:id="rId113" o:title=""/>
+          </v:shape>
+          <o:OLEObject Type="Embed" ProgID="Equation.DSMT4" ShapeID="_x0000_i1937" DrawAspect="Content" ObjectID="_1770846647" r:id="rId114"/>
+        </w:object>
+      </w:r>
+      <w:r>
+        <w:tab/>
+      </w:r>
+      <w:r>
+        <w:fldChar w:fldCharType="begin"/>
+      </w:r>
+      <w:r>
+        <w:instrText xml:space="preserve"> MACROBUTTON MTPlaceRef \* MERGEFORMAT </w:instrText>
+      </w:r>
+      <w:r>
+        <w:fldChar w:fldCharType="begin"/>
+      </w:r>
+      <w:r>
+        <w:instrText xml:space="preserve"> SEQ MTEqn \h \* MERGEFORMAT </w:instrText>
+      </w:r>
+      <w:r>
+        <w:fldChar w:fldCharType="end"/>
+      </w:r>
+      <w:r>
+        <w:instrText>(</w:instrText>
+      </w:r>
+      <w:fldSimple w:instr=" SEQ MTChap \c \* Arabic \* MERGEFORMAT ">
+        <w:r>
+          <w:rPr>
+            <w:noProof/>
+          </w:rPr>
+          <w:instrText>2</w:instrText>
+        </w:r>
+      </w:fldSimple>
+      <w:r>
+        <w:instrText>-</w:instrText>
+      </w:r>
+      <w:fldSimple w:instr=" SEQ MTEqn \c \* Arabic \* MERGEFORMAT ">
+        <w:r>
+          <w:rPr>
+            <w:noProof/>
+          </w:rPr>
+          <w:instrText>15</w:instrText>
+        </w:r>
+      </w:fldSimple>
+      <w:r>
+        <w:instrText>)</w:instrText>
+      </w:r>
+      <w:r>
+        <w:fldChar w:fldCharType="end"/>
+      </w:r>
+    </w:p>
+    <w:p>
+      <w:r>
+        <w:rPr>
+          <w:rFonts w:hint="eastAsia"/>
+        </w:rPr>
+        <w:t>其中</w:t>
       </w:r>
       <w:r>
         <w:rPr>
           <w:position w:val="-12"/>
         </w:rPr>
-        <w:object w:dxaOrig="540" w:dyaOrig="360" w14:anchorId="6FAB2DAB">
-          <v:shape id="_x0000_i3699" type="#_x0000_t75" style="width:27.15pt;height:18.35pt" o:ole="">
+        <w:object w:dxaOrig="300" w:dyaOrig="360" w14:anchorId="682D9B2B">
+          <v:shape id="_x0000_i1938" type="#_x0000_t75" style="width:15pt;height:18.3pt" o:ole="">
             <v:imagedata r:id="rId115" o:title=""/>
           </v:shape>
-          <o:OLEObject Type="Embed" ProgID="Equation.DSMT4" ShapeID="_x0000_i3699" DrawAspect="Content" ObjectID="_1770776928" r:id="rId116"/>
+          <o:OLEObject Type="Embed" ProgID="Equation.DSMT4" ShapeID="_x0000_i1938" DrawAspect="Content" ObjectID="_1770846648" r:id="rId116"/>
         </w:object>
       </w:r>
       <w:r>
@@ -8876,42 +9694,30 @@
       </w:r>
       <w:r>
         <w:rPr>
-          <w:position w:val="-12"/>
-        </w:rPr>
-        <w:object w:dxaOrig="560" w:dyaOrig="360" w14:anchorId="79276F1E">
-          <v:shape id="_x0000_i3702" type="#_x0000_t75" style="width:27.85pt;height:18.35pt" o:ole="">
+          <w:position w:val="-14"/>
+        </w:rPr>
+        <w:object w:dxaOrig="300" w:dyaOrig="380" w14:anchorId="4FF93357">
+          <v:shape id="_x0000_i1939" type="#_x0000_t75" style="width:15pt;height:19.15pt" o:ole="">
             <v:imagedata r:id="rId117" o:title=""/>
           </v:shape>
-          <o:OLEObject Type="Embed" ProgID="Equation.DSMT4" ShapeID="_x0000_i3702" DrawAspect="Content" ObjectID="_1770776929" r:id="rId118"/>
+          <o:OLEObject Type="Embed" ProgID="Equation.DSMT4" ShapeID="_x0000_i1939" DrawAspect="Content" ObjectID="_1770846649" r:id="rId118"/>
         </w:object>
       </w:r>
       <w:r>
         <w:rPr>
           <w:rFonts w:hint="eastAsia"/>
         </w:rPr>
-        <w:t>分别</w:t>
-      </w:r>
-      <w:r>
-        <w:rPr>
-          <w:rFonts w:hint="eastAsia"/>
-        </w:rPr>
-        <w:t>表示</w:t>
-      </w:r>
-      <w:r>
-        <w:rPr>
-          <w:rFonts w:hint="eastAsia"/>
-        </w:rPr>
-        <w:t>图像</w:t>
+        <w:t>分别是图像</w:t>
       </w:r>
       <w:r>
         <w:rPr>
           <w:position w:val="-6"/>
         </w:rPr>
-        <w:object w:dxaOrig="200" w:dyaOrig="220" w14:anchorId="56DE721D">
-          <v:shape id="_x0000_i3695" type="#_x0000_t75" style="width:10.2pt;height:10.85pt" o:ole="">
-            <v:imagedata r:id="rId95" o:title=""/>
+        <w:object w:dxaOrig="200" w:dyaOrig="220" w14:anchorId="3C1BDF00">
+          <v:shape id="_x0000_i1940" type="#_x0000_t75" style="width:10.4pt;height:10.8pt" o:ole="">
+            <v:imagedata r:id="rId119" o:title=""/>
           </v:shape>
-          <o:OLEObject Type="Embed" ProgID="Equation.DSMT4" ShapeID="_x0000_i3695" DrawAspect="Content" ObjectID="_1770776930" r:id="rId119"/>
+          <o:OLEObject Type="Embed" ProgID="Equation.DSMT4" ShapeID="_x0000_i1940" DrawAspect="Content" ObjectID="_1770846650" r:id="rId120"/>
         </w:object>
       </w:r>
       <w:r>
@@ -8924,51 +9730,28 @@
         <w:rPr>
           <w:position w:val="-10"/>
         </w:rPr>
-        <w:object w:dxaOrig="220" w:dyaOrig="260" w14:anchorId="2ECCACB6">
-          <v:shape id="_x0000_i3696" type="#_x0000_t75" style="width:10.85pt;height:12.9pt" o:ole="">
-            <v:imagedata r:id="rId97" o:title=""/>
-          </v:shape>
-          <o:OLEObject Type="Embed" ProgID="Equation.DSMT4" ShapeID="_x0000_i3696" DrawAspect="Content" ObjectID="_1770776931" r:id="rId120"/>
-        </w:object>
-      </w:r>
-      <w:r>
-        <w:rPr>
-          <w:rFonts w:hint="eastAsia"/>
-        </w:rPr>
-        <w:t>的</w:t>
-      </w:r>
-      <w:r>
-        <w:rPr>
-          <w:rFonts w:hint="eastAsia"/>
-        </w:rPr>
-        <w:t>在深度网络中第</w:t>
-      </w:r>
-      <w:r>
-        <w:rPr>
-          <w:position w:val="-6"/>
-        </w:rPr>
-        <w:object w:dxaOrig="139" w:dyaOrig="279" w14:anchorId="24B3FE2D">
-          <v:shape id="_x0000_i3705" type="#_x0000_t75" style="width:6.8pt;height:14.25pt" o:ole="">
+        <w:object w:dxaOrig="220" w:dyaOrig="260" w14:anchorId="2C558080">
+          <v:shape id="_x0000_i1941" type="#_x0000_t75" style="width:10.8pt;height:12.9pt" o:ole="">
             <v:imagedata r:id="rId121" o:title=""/>
           </v:shape>
-          <o:OLEObject Type="Embed" ProgID="Equation.DSMT4" ShapeID="_x0000_i3705" DrawAspect="Content" ObjectID="_1770776932" r:id="rId122"/>
+          <o:OLEObject Type="Embed" ProgID="Equation.DSMT4" ShapeID="_x0000_i1941" DrawAspect="Content" ObjectID="_1770846651" r:id="rId122"/>
         </w:object>
       </w:r>
       <w:r>
         <w:rPr>
           <w:rFonts w:hint="eastAsia"/>
         </w:rPr>
-        <w:t>层的特征表示。</w:t>
+        <w:t>的平均宽度；</w:t>
       </w:r>
       <w:r>
         <w:rPr>
           <w:position w:val="-12"/>
         </w:rPr>
-        <w:object w:dxaOrig="320" w:dyaOrig="360" w14:anchorId="3F28563A">
-          <v:shape id="_x0000_i3709" type="#_x0000_t75" style="width:16.3pt;height:18.35pt" o:ole="">
+        <w:object w:dxaOrig="320" w:dyaOrig="380" w14:anchorId="377C790A">
+          <v:shape id="_x0000_i1942" type="#_x0000_t75" style="width:16.25pt;height:19.15pt" o:ole="">
             <v:imagedata r:id="rId123" o:title=""/>
           </v:shape>
-          <o:OLEObject Type="Embed" ProgID="Equation.DSMT4" ShapeID="_x0000_i3709" DrawAspect="Content" ObjectID="_1770776933" r:id="rId124"/>
+          <o:OLEObject Type="Embed" ProgID="Equation.DSMT4" ShapeID="_x0000_i1942" DrawAspect="Content" ObjectID="_1770846652" r:id="rId124"/>
         </w:object>
       </w:r>
       <w:r>
@@ -8979,53 +9762,481 @@
       </w:r>
       <w:r>
         <w:rPr>
-          <w:position w:val="-12"/>
-        </w:rPr>
-        <w:object w:dxaOrig="300" w:dyaOrig="360" w14:anchorId="327169BB">
-          <v:shape id="_x0000_i3712" type="#_x0000_t75" style="width:14.95pt;height:18.35pt" o:ole="">
+          <w:position w:val="-14"/>
+        </w:rPr>
+        <w:object w:dxaOrig="320" w:dyaOrig="400" w14:anchorId="6176A1C1">
+          <v:shape id="_x0000_i1943" type="#_x0000_t75" style="width:16.25pt;height:19.55pt" o:ole="">
             <v:imagedata r:id="rId125" o:title=""/>
           </v:shape>
-          <o:OLEObject Type="Embed" ProgID="Equation.DSMT4" ShapeID="_x0000_i3712" DrawAspect="Content" ObjectID="_1770776934" r:id="rId126"/>
+          <o:OLEObject Type="Embed" ProgID="Equation.DSMT4" ShapeID="_x0000_i1943" DrawAspect="Content" ObjectID="_1770846653" r:id="rId126"/>
         </w:object>
       </w:r>
       <w:r>
         <w:rPr>
           <w:rFonts w:hint="eastAsia"/>
         </w:rPr>
-        <w:t>分别表示</w:t>
-      </w:r>
-      <w:r>
-        <w:rPr>
-          <w:rFonts w:hint="eastAsia"/>
-        </w:rPr>
-        <w:t>第</w:t>
+        <w:t>分别是图像</w:t>
       </w:r>
       <w:r>
         <w:rPr>
           <w:position w:val="-6"/>
         </w:rPr>
-        <w:object w:dxaOrig="139" w:dyaOrig="279" w14:anchorId="57E2C81C">
-          <v:shape id="_x0000_i3713" type="#_x0000_t75" style="width:6.8pt;height:14.25pt" o:ole="">
+        <w:object w:dxaOrig="200" w:dyaOrig="220" w14:anchorId="37FABA07">
+          <v:shape id="_x0000_i1944" type="#_x0000_t75" style="width:10.4pt;height:10.8pt" o:ole="">
+            <v:imagedata r:id="rId119" o:title=""/>
+          </v:shape>
+          <o:OLEObject Type="Embed" ProgID="Equation.DSMT4" ShapeID="_x0000_i1944" DrawAspect="Content" ObjectID="_1770846654" r:id="rId127"/>
+        </w:object>
+      </w:r>
+      <w:r>
+        <w:rPr>
+          <w:rFonts w:hint="eastAsia"/>
+        </w:rPr>
+        <w:t>和</w:t>
+      </w:r>
+      <w:r>
+        <w:rPr>
+          <w:position w:val="-10"/>
+        </w:rPr>
+        <w:object w:dxaOrig="220" w:dyaOrig="260" w14:anchorId="28BF68F3">
+          <v:shape id="_x0000_i1945" type="#_x0000_t75" style="width:10.8pt;height:12.9pt" o:ole="">
             <v:imagedata r:id="rId121" o:title=""/>
           </v:shape>
-          <o:OLEObject Type="Embed" ProgID="Equation.DSMT4" ShapeID="_x0000_i3713" DrawAspect="Content" ObjectID="_1770776935" r:id="rId127"/>
+          <o:OLEObject Type="Embed" ProgID="Equation.DSMT4" ShapeID="_x0000_i1945" DrawAspect="Content" ObjectID="_1770846655" r:id="rId128"/>
         </w:object>
       </w:r>
       <w:r>
         <w:rPr>
           <w:rFonts w:hint="eastAsia"/>
         </w:rPr>
-        <w:t>层特征表示的高度和宽度。</w:t>
+        <w:t>的方差；</w:t>
+      </w:r>
+      <w:r>
+        <w:rPr>
+          <w:position w:val="-14"/>
+        </w:rPr>
+        <w:object w:dxaOrig="360" w:dyaOrig="380" w14:anchorId="5540E1E5">
+          <v:shape id="_x0000_i1946" type="#_x0000_t75" style="width:18.3pt;height:19.15pt" o:ole="">
+            <v:imagedata r:id="rId129" o:title=""/>
+          </v:shape>
+          <o:OLEObject Type="Embed" ProgID="Equation.DSMT4" ShapeID="_x0000_i1946" DrawAspect="Content" ObjectID="_1770846656" r:id="rId130"/>
+        </w:object>
+      </w:r>
+      <w:r>
+        <w:rPr>
+          <w:rFonts w:hint="eastAsia"/>
+        </w:rPr>
+        <w:t>是图像</w:t>
       </w:r>
       <w:r>
         <w:rPr>
           <w:position w:val="-6"/>
         </w:rPr>
+        <w:object w:dxaOrig="200" w:dyaOrig="220" w14:anchorId="4F441D30">
+          <v:shape id="_x0000_i1947" type="#_x0000_t75" style="width:10.4pt;height:10.8pt" o:ole="">
+            <v:imagedata r:id="rId119" o:title=""/>
+          </v:shape>
+          <o:OLEObject Type="Embed" ProgID="Equation.DSMT4" ShapeID="_x0000_i1947" DrawAspect="Content" ObjectID="_1770846657" r:id="rId131"/>
+        </w:object>
+      </w:r>
+      <w:r>
+        <w:rPr>
+          <w:rFonts w:hint="eastAsia"/>
+        </w:rPr>
+        <w:t>和</w:t>
+      </w:r>
+      <w:r>
+        <w:rPr>
+          <w:position w:val="-10"/>
+        </w:rPr>
+        <w:object w:dxaOrig="220" w:dyaOrig="260" w14:anchorId="03209D7F">
+          <v:shape id="_x0000_i1948" type="#_x0000_t75" style="width:10.8pt;height:12.9pt" o:ole="">
+            <v:imagedata r:id="rId121" o:title=""/>
+          </v:shape>
+          <o:OLEObject Type="Embed" ProgID="Equation.DSMT4" ShapeID="_x0000_i1948" DrawAspect="Content" ObjectID="_1770846658" r:id="rId132"/>
+        </w:object>
+      </w:r>
+      <w:r>
+        <w:rPr>
+          <w:rFonts w:hint="eastAsia"/>
+        </w:rPr>
+        <w:t>的协方差；</w:t>
+      </w:r>
+      <w:r>
+        <w:rPr>
+          <w:position w:val="-12"/>
+        </w:rPr>
+        <w:object w:dxaOrig="279" w:dyaOrig="360" w14:anchorId="46B8D69B">
+          <v:shape id="_x0000_i1949" type="#_x0000_t75" style="width:14.15pt;height:18.3pt" o:ole="">
+            <v:imagedata r:id="rId133" o:title=""/>
+          </v:shape>
+          <o:OLEObject Type="Embed" ProgID="Equation.DSMT4" ShapeID="_x0000_i1949" DrawAspect="Content" ObjectID="_1770846659" r:id="rId134"/>
+        </w:object>
+      </w:r>
+      <w:r>
+        <w:rPr>
+          <w:rFonts w:hint="eastAsia"/>
+        </w:rPr>
+        <w:t>和</w:t>
+      </w:r>
+      <w:r>
+        <w:rPr>
+          <w:position w:val="-12"/>
+        </w:rPr>
+        <w:object w:dxaOrig="300" w:dyaOrig="360" w14:anchorId="2DE35E90">
+          <v:shape id="_x0000_i1950" type="#_x0000_t75" style="width:15pt;height:18.3pt" o:ole="">
+            <v:imagedata r:id="rId135" o:title=""/>
+          </v:shape>
+          <o:OLEObject Type="Embed" ProgID="Equation.DSMT4" ShapeID="_x0000_i1950" DrawAspect="Content" ObjectID="_1770846660" r:id="rId136"/>
+        </w:object>
+      </w:r>
+      <w:r>
+        <w:rPr>
+          <w:rFonts w:hint="eastAsia"/>
+        </w:rPr>
+        <w:t>是为了避免分母为零而加入的小常数。</w:t>
+      </w:r>
+    </w:p>
+    <w:p>
+      <w:pPr>
+        <w:ind w:firstLineChars="200" w:firstLine="498"/>
+        <w:rPr>
+          <w:b/>
+          <w:bCs/>
+        </w:rPr>
+      </w:pPr>
+      <w:r>
+        <w:rPr>
+          <w:rFonts w:hint="eastAsia"/>
+        </w:rPr>
+        <w:t>LPIPS</w:t>
+      </w:r>
+      <w:r>
+        <w:rPr>
+          <w:rFonts w:hint="eastAsia"/>
+        </w:rPr>
+        <w:t>是一个相对较新的评价指标，用于衡量图像之间的感知相似性。它使用深度学习模型来评估图像质量，通过比较图像在特征层面上的差异来计算分数。</w:t>
+      </w:r>
+      <w:r>
+        <w:rPr>
+          <w:rFonts w:hint="eastAsia"/>
+        </w:rPr>
+        <w:t>LPIPS</w:t>
+      </w:r>
+      <w:r>
+        <w:rPr>
+          <w:rFonts w:hint="eastAsia"/>
+        </w:rPr>
+        <w:t>尤其关注图像的感知质量，而不仅仅是</w:t>
+      </w:r>
+      <w:proofErr w:type="gramStart"/>
+      <w:r>
+        <w:rPr>
+          <w:rFonts w:hint="eastAsia"/>
+        </w:rPr>
+        <w:t>像素级</w:t>
+      </w:r>
+      <w:proofErr w:type="gramEnd"/>
+      <w:r>
+        <w:rPr>
+          <w:rFonts w:hint="eastAsia"/>
+        </w:rPr>
+        <w:t>的差异。因此，它通常能更准确地反映出图像质量的感知差异，尤其是在超分辨率等复杂图像处理任务中。</w:t>
+      </w:r>
+    </w:p>
+    <w:p>
+      <w:pPr>
+        <w:ind w:firstLineChars="200" w:firstLine="498"/>
+      </w:pPr>
+      <w:r>
+        <w:t>LPIPS</w:t>
+      </w:r>
+      <w:r>
+        <w:rPr>
+          <w:rFonts w:hint="eastAsia"/>
+        </w:rPr>
+        <w:t>计算的具体形式依赖于所使用的深度学习模型，因此没有一个固定的公式。不过，其基本思想是比较图像在深度网络的某些层的特征表示之间的差异</w:t>
+      </w:r>
+      <w:r>
+        <w:rPr>
+          <w:rFonts w:hint="eastAsia"/>
+        </w:rPr>
+        <w:t>如式（</w:t>
+      </w:r>
+      <w:r>
+        <w:rPr>
+          <w:rFonts w:hint="eastAsia"/>
+        </w:rPr>
+        <w:t>2</w:t>
+      </w:r>
+      <w:r>
+        <w:t>-14</w:t>
+      </w:r>
+      <w:r>
+        <w:rPr>
+          <w:rFonts w:hint="eastAsia"/>
+        </w:rPr>
+        <w:t>）</w:t>
+      </w:r>
+      <w:r>
+        <w:rPr>
+          <w:rFonts w:hint="eastAsia"/>
+          <w:highlight w:val="red"/>
+        </w:rPr>
+        <w:t>所示</w:t>
+      </w:r>
+      <w:r>
+        <w:rPr>
+          <w:rFonts w:hint="eastAsia"/>
+          <w:highlight w:val="red"/>
+        </w:rPr>
+        <w:t>（正确性？）</w:t>
+      </w:r>
+      <w:r>
+        <w:rPr>
+          <w:rFonts w:hint="eastAsia"/>
+        </w:rPr>
+        <w:t>：</w:t>
+      </w:r>
+    </w:p>
+    <w:p>
+      <w:pPr>
+        <w:pStyle w:val="MTDisplayEquation"/>
+        <w:ind w:firstLineChars="200" w:firstLine="498"/>
+      </w:pPr>
+      <w:r>
+        <w:tab/>
+      </w:r>
+      <w:r>
+        <w:rPr>
+          <w:position w:val="-30"/>
+        </w:rPr>
+        <w:object w:dxaOrig="4640" w:dyaOrig="720" w14:anchorId="24F95FC5">
+          <v:shape id="_x0000_i1951" type="#_x0000_t75" style="width:232.25pt;height:36.2pt" o:ole="">
+            <v:imagedata r:id="rId137" o:title=""/>
+          </v:shape>
+          <o:OLEObject Type="Embed" ProgID="Equation.DSMT4" ShapeID="_x0000_i1951" DrawAspect="Content" ObjectID="_1770846661" r:id="rId138"/>
+        </w:object>
+      </w:r>
+      <w:r>
+        <w:tab/>
+      </w:r>
+      <w:r>
+        <w:fldChar w:fldCharType="begin"/>
+      </w:r>
+      <w:r>
+        <w:instrText xml:space="preserve"> MACROBUTTON MTPlaceRef \* MERGEFORMAT </w:instrText>
+      </w:r>
+      <w:r>
+        <w:fldChar w:fldCharType="begin"/>
+      </w:r>
+      <w:r>
+        <w:instrText xml:space="preserve"> SEQ MTEqn \h \* MERGEFORMAT </w:instrText>
+      </w:r>
+      <w:r>
+        <w:fldChar w:fldCharType="end"/>
+      </w:r>
+      <w:r>
+        <w:instrText>(</w:instrText>
+      </w:r>
+      <w:fldSimple w:instr=" SEQ MTChap \c \* Arabic \* MERGEFORMAT ">
+        <w:r>
+          <w:rPr>
+            <w:noProof/>
+          </w:rPr>
+          <w:instrText>2</w:instrText>
+        </w:r>
+      </w:fldSimple>
+      <w:r>
+        <w:instrText>-</w:instrText>
+      </w:r>
+      <w:fldSimple w:instr=" SEQ MTEqn \c \* Arabic \* MERGEFORMAT ">
+        <w:r>
+          <w:rPr>
+            <w:noProof/>
+          </w:rPr>
+          <w:instrText>16</w:instrText>
+        </w:r>
+      </w:fldSimple>
+      <w:r>
+        <w:instrText>)</w:instrText>
+      </w:r>
+      <w:r>
+        <w:fldChar w:fldCharType="end"/>
+      </w:r>
+    </w:p>
+    <w:p>
+      <w:r>
+        <w:rPr>
+          <w:rFonts w:hint="eastAsia"/>
+        </w:rPr>
+        <w:t>其中：</w:t>
+      </w:r>
+      <w:r>
+        <w:rPr>
+          <w:position w:val="-12"/>
+        </w:rPr>
+        <w:object w:dxaOrig="540" w:dyaOrig="360" w14:anchorId="6FAB2DAB">
+          <v:shape id="_x0000_i1952" type="#_x0000_t75" style="width:27.05pt;height:18.3pt" o:ole="">
+            <v:imagedata r:id="rId139" o:title=""/>
+          </v:shape>
+          <o:OLEObject Type="Embed" ProgID="Equation.DSMT4" ShapeID="_x0000_i1952" DrawAspect="Content" ObjectID="_1770846662" r:id="rId140"/>
+        </w:object>
+      </w:r>
+      <w:r>
+        <w:rPr>
+          <w:rFonts w:hint="eastAsia"/>
+        </w:rPr>
+        <w:t>和</w:t>
+      </w:r>
+      <w:r>
+        <w:rPr>
+          <w:position w:val="-12"/>
+        </w:rPr>
+        <w:object w:dxaOrig="560" w:dyaOrig="360" w14:anchorId="79276F1E">
+          <v:shape id="_x0000_i1953" type="#_x0000_t75" style="width:27.9pt;height:18.3pt" o:ole="">
+            <v:imagedata r:id="rId141" o:title=""/>
+          </v:shape>
+          <o:OLEObject Type="Embed" ProgID="Equation.DSMT4" ShapeID="_x0000_i1953" DrawAspect="Content" ObjectID="_1770846663" r:id="rId142"/>
+        </w:object>
+      </w:r>
+      <w:r>
+        <w:rPr>
+          <w:rFonts w:hint="eastAsia"/>
+        </w:rPr>
+        <w:t>分别表示图像</w:t>
+      </w:r>
+      <w:r>
+        <w:rPr>
+          <w:position w:val="-6"/>
+        </w:rPr>
+        <w:object w:dxaOrig="200" w:dyaOrig="220" w14:anchorId="56DE721D">
+          <v:shape id="_x0000_i1954" type="#_x0000_t75" style="width:10.4pt;height:10.8pt" o:ole="">
+            <v:imagedata r:id="rId119" o:title=""/>
+          </v:shape>
+          <o:OLEObject Type="Embed" ProgID="Equation.DSMT4" ShapeID="_x0000_i1954" DrawAspect="Content" ObjectID="_1770846664" r:id="rId143"/>
+        </w:object>
+      </w:r>
+      <w:r>
+        <w:rPr>
+          <w:rFonts w:hint="eastAsia"/>
+        </w:rPr>
+        <w:t>和</w:t>
+      </w:r>
+      <w:r>
+        <w:rPr>
+          <w:position w:val="-10"/>
+        </w:rPr>
+        <w:object w:dxaOrig="220" w:dyaOrig="260" w14:anchorId="2ECCACB6">
+          <v:shape id="_x0000_i1955" type="#_x0000_t75" style="width:10.8pt;height:12.9pt" o:ole="">
+            <v:imagedata r:id="rId121" o:title=""/>
+          </v:shape>
+          <o:OLEObject Type="Embed" ProgID="Equation.DSMT4" ShapeID="_x0000_i1955" DrawAspect="Content" ObjectID="_1770846665" r:id="rId144"/>
+        </w:object>
+      </w:r>
+      <w:r>
+        <w:rPr>
+          <w:rFonts w:hint="eastAsia"/>
+        </w:rPr>
+        <w:t>的</w:t>
+      </w:r>
+      <w:r>
+        <w:rPr>
+          <w:rFonts w:hint="eastAsia"/>
+        </w:rPr>
+        <w:t>在深度网络中第</w:t>
+      </w:r>
+      <w:r>
+        <w:rPr>
+          <w:position w:val="-6"/>
+        </w:rPr>
+        <w:object w:dxaOrig="139" w:dyaOrig="279" w14:anchorId="24B3FE2D">
+          <v:shape id="_x0000_i1956" type="#_x0000_t75" style="width:6.65pt;height:14.15pt" o:ole="">
+            <v:imagedata r:id="rId145" o:title=""/>
+          </v:shape>
+          <o:OLEObject Type="Embed" ProgID="Equation.DSMT4" ShapeID="_x0000_i1956" DrawAspect="Content" ObjectID="_1770846666" r:id="rId146"/>
+        </w:object>
+      </w:r>
+      <w:r>
+        <w:rPr>
+          <w:rFonts w:hint="eastAsia"/>
+        </w:rPr>
+        <w:t>层的特征表示。</w:t>
+      </w:r>
+      <w:r>
+        <w:rPr>
+          <w:position w:val="-12"/>
+        </w:rPr>
+        <w:object w:dxaOrig="320" w:dyaOrig="360" w14:anchorId="3F28563A">
+          <v:shape id="_x0000_i1957" type="#_x0000_t75" style="width:16.25pt;height:18.3pt" o:ole="">
+            <v:imagedata r:id="rId147" o:title=""/>
+          </v:shape>
+          <o:OLEObject Type="Embed" ProgID="Equation.DSMT4" ShapeID="_x0000_i1957" DrawAspect="Content" ObjectID="_1770846667" r:id="rId148"/>
+        </w:object>
+      </w:r>
+      <w:r>
+        <w:rPr>
+          <w:rFonts w:hint="eastAsia"/>
+        </w:rPr>
+        <w:t>和</w:t>
+      </w:r>
+      <w:r>
+        <w:rPr>
+          <w:position w:val="-12"/>
+        </w:rPr>
+        <w:object w:dxaOrig="300" w:dyaOrig="360" w14:anchorId="327169BB">
+          <v:shape id="_x0000_i1958" type="#_x0000_t75" style="width:15pt;height:18.3pt" o:ole="">
+            <v:imagedata r:id="rId149" o:title=""/>
+          </v:shape>
+          <o:OLEObject Type="Embed" ProgID="Equation.DSMT4" ShapeID="_x0000_i1958" DrawAspect="Content" ObjectID="_1770846668" r:id="rId150"/>
+        </w:object>
+      </w:r>
+      <w:r>
+        <w:rPr>
+          <w:rFonts w:hint="eastAsia"/>
+        </w:rPr>
+        <w:t>分别表示</w:t>
+      </w:r>
+      <w:r>
+        <w:rPr>
+          <w:rFonts w:hint="eastAsia"/>
+        </w:rPr>
+        <w:t>第</w:t>
+      </w:r>
+      <w:r>
+        <w:rPr>
+          <w:position w:val="-6"/>
+        </w:rPr>
+        <w:object w:dxaOrig="139" w:dyaOrig="279" w14:anchorId="57E2C81C">
+          <v:shape id="_x0000_i1959" type="#_x0000_t75" style="width:6.65pt;height:14.15pt" o:ole="">
+            <v:imagedata r:id="rId145" o:title=""/>
+          </v:shape>
+          <o:OLEObject Type="Embed" ProgID="Equation.DSMT4" ShapeID="_x0000_i1959" DrawAspect="Content" ObjectID="_1770846669" r:id="rId151"/>
+        </w:object>
+      </w:r>
+      <w:proofErr w:type="gramStart"/>
+      <w:r>
+        <w:rPr>
+          <w:rFonts w:hint="eastAsia"/>
+        </w:rPr>
+        <w:t>层特征</w:t>
+      </w:r>
+      <w:proofErr w:type="gramEnd"/>
+      <w:r>
+        <w:rPr>
+          <w:rFonts w:hint="eastAsia"/>
+        </w:rPr>
+        <w:t>表示的高度和宽度。</w:t>
+      </w:r>
+      <w:r>
+        <w:rPr>
+          <w:position w:val="-6"/>
+        </w:rPr>
         <w:object w:dxaOrig="200" w:dyaOrig="279" w14:anchorId="4448526B">
-          <v:shape id="_x0000_i3716" type="#_x0000_t75" style="width:10.2pt;height:14.25pt" o:ole="">
-            <v:imagedata r:id="rId128" o:title=""/>
+          <v:shape id="_x0000_i1960" type="#_x0000_t75" style="width:10.4pt;height:14.15pt" o:ole="">
+            <v:imagedata r:id="rId152" o:title=""/>
           </v:shape>
-          <o:OLEObject Type="Embed" ProgID="Equation.DSMT4" ShapeID="_x0000_i3716" DrawAspect="Content" ObjectID="_1770776936" r:id="rId129"/>
+          <o:OLEObject Type="Embed" ProgID="Equation.DSMT4" ShapeID="_x0000_i1960" DrawAspect="Content" ObjectID="_1770846670" r:id="rId153"/>
         </w:object>
       </w:r>
       <w:r>
@@ -9039,10 +10250,10 @@
           <w:position w:val="-6"/>
         </w:rPr>
         <w:object w:dxaOrig="240" w:dyaOrig="220" w14:anchorId="6B6DD80B">
-          <v:shape id="_x0000_i3719" type="#_x0000_t75" style="width:12.25pt;height:10.85pt" o:ole="">
-            <v:imagedata r:id="rId130" o:title=""/>
+          <v:shape id="_x0000_i1961" type="#_x0000_t75" style="width:12.05pt;height:10.8pt" o:ole="">
+            <v:imagedata r:id="rId154" o:title=""/>
           </v:shape>
-          <o:OLEObject Type="Embed" ProgID="Equation.DSMT4" ShapeID="_x0000_i3719" DrawAspect="Content" ObjectID="_1770776937" r:id="rId131"/>
+          <o:OLEObject Type="Embed" ProgID="Equation.DSMT4" ShapeID="_x0000_i1961" DrawAspect="Content" ObjectID="_1770846671" r:id="rId155"/>
         </w:object>
       </w:r>
       <w:r>
@@ -9056,24 +10267,35 @@
           <w:position w:val="-14"/>
         </w:rPr>
         <w:object w:dxaOrig="340" w:dyaOrig="440" w14:anchorId="50945C87">
-          <v:shape id="_x0000_i3726" type="#_x0000_t75" style="width:17pt;height:21.75pt" o:ole="">
-            <v:imagedata r:id="rId132" o:title=""/>
+          <v:shape id="_x0000_i1962" type="#_x0000_t75" style="width:17.05pt;height:21.65pt" o:ole="">
+            <v:imagedata r:id="rId156" o:title=""/>
           </v:shape>
-          <o:OLEObject Type="Embed" ProgID="Equation.DSMT4" ShapeID="_x0000_i3726" DrawAspect="Content" ObjectID="_1770776938" r:id="rId133"/>
+          <o:OLEObject Type="Embed" ProgID="Equation.DSMT4" ShapeID="_x0000_i1962" DrawAspect="Content" ObjectID="_1770846672" r:id="rId157"/>
         </w:object>
       </w:r>
       <w:r>
         <w:rPr>
           <w:rFonts w:hint="eastAsia"/>
         </w:rPr>
-        <w:t>表示欧几里得距离的平方。</w:t>
-      </w:r>
-    </w:p>
-    <w:p>
-      <w:pPr>
-        <w:rPr>
-          <w:rFonts w:hint="eastAsia"/>
-        </w:rPr>
+        <w:t>表示欧几里</w:t>
+      </w:r>
+      <w:proofErr w:type="gramStart"/>
+      <w:r>
+        <w:rPr>
+          <w:rFonts w:hint="eastAsia"/>
+        </w:rPr>
+        <w:t>得距离</w:t>
+      </w:r>
+      <w:proofErr w:type="gramEnd"/>
+      <w:r>
+        <w:rPr>
+          <w:rFonts w:hint="eastAsia"/>
+        </w:rPr>
+        <w:t>的平方。</w:t>
+      </w:r>
+    </w:p>
+    <w:p>
+      <w:pPr>
         <w:sectPr>
           <w:pgSz w:w="11906" w:h="16838" w:code="9"/>
           <w:pgMar w:top="1814" w:right="1588" w:bottom="1701" w:left="1701" w:header="1300" w:footer="1300" w:gutter="0"/>
@@ -9086,15 +10308,99 @@
     <w:p>
       <w:pPr>
         <w:pStyle w:val="1"/>
-        <w:rPr>
-          <w:rFonts w:hint="eastAsia"/>
-        </w:rPr>
       </w:pPr>
       <w:r>
         <w:lastRenderedPageBreak/>
         <w:tab/>
       </w:r>
       <w:r>
+        <w:fldChar w:fldCharType="begin"/>
+      </w:r>
+      <w:r>
+        <w:instrText xml:space="preserve"> MACROBUTTON MTEditEquationSection2 </w:instrText>
+      </w:r>
+      <w:r>
+        <w:rPr>
+          <w:rStyle w:val="MTEquationSection"/>
+          <w:rFonts w:hint="eastAsia"/>
+        </w:rPr>
+        <w:instrText>公式章</w:instrText>
+      </w:r>
+      <w:r>
+        <w:rPr>
+          <w:rStyle w:val="MTEquationSection"/>
+          <w:rFonts w:hint="eastAsia"/>
+        </w:rPr>
+        <w:instrText xml:space="preserve"> (</w:instrText>
+      </w:r>
+      <w:r>
+        <w:rPr>
+          <w:rStyle w:val="MTEquationSection"/>
+          <w:rFonts w:hint="eastAsia"/>
+        </w:rPr>
+        <w:instrText>下一章</w:instrText>
+      </w:r>
+      <w:r>
+        <w:rPr>
+          <w:rStyle w:val="MTEquationSection"/>
+          <w:rFonts w:hint="eastAsia"/>
+        </w:rPr>
+        <w:instrText xml:space="preserve">) </w:instrText>
+      </w:r>
+      <w:r>
+        <w:rPr>
+          <w:rStyle w:val="MTEquationSection"/>
+          <w:rFonts w:hint="eastAsia"/>
+        </w:rPr>
+        <w:instrText>节</w:instrText>
+      </w:r>
+      <w:r>
+        <w:rPr>
+          <w:rStyle w:val="MTEquationSection"/>
+          <w:rFonts w:hint="eastAsia"/>
+        </w:rPr>
+        <w:instrText xml:space="preserve"> 1</w:instrText>
+      </w:r>
+      <w:r>
+        <w:fldChar w:fldCharType="begin"/>
+      </w:r>
+      <w:r>
+        <w:instrText xml:space="preserve"> </w:instrText>
+      </w:r>
+      <w:r>
+        <w:rPr>
+          <w:rFonts w:hint="eastAsia"/>
+        </w:rPr>
+        <w:instrText>SEQ MTEqn \r \h \* MERGEFORMAT</w:instrText>
+      </w:r>
+      <w:r>
+        <w:instrText xml:space="preserve"> </w:instrText>
+      </w:r>
+      <w:r>
+        <w:fldChar w:fldCharType="end"/>
+      </w:r>
+      <w:r>
+        <w:fldChar w:fldCharType="begin"/>
+      </w:r>
+      <w:r>
+        <w:instrText xml:space="preserve"> SEQ MTSec \r 1 \h \* MERGEFORMAT </w:instrText>
+      </w:r>
+      <w:r>
+        <w:fldChar w:fldCharType="end"/>
+      </w:r>
+      <w:r>
+        <w:fldChar w:fldCharType="begin"/>
+      </w:r>
+      <w:r>
+        <w:instrText xml:space="preserve"> SEQ MTChap \h \* MERGEFORMAT </w:instrText>
+      </w:r>
+      <w:r>
+        <w:fldChar w:fldCharType="end"/>
+      </w:r>
+      <w:r>
+        <w:fldChar w:fldCharType="end"/>
+      </w:r>
+      <w:r>
         <w:rPr>
           <w:rFonts w:hint="eastAsia"/>
         </w:rPr>
@@ -9119,13 +10425,7 @@
         <w:rPr>
           <w:rFonts w:hint="eastAsia"/>
         </w:rPr>
-        <w:t>基于</w:t>
-      </w:r>
-      <w:r>
-        <w:rPr>
-          <w:rFonts w:hint="eastAsia"/>
-        </w:rPr>
-        <w:t>轴向自注意力的单图像超分辨网络的研究</w:t>
+        <w:t>基于轴向自注意力的单图像超分辨网络的研究</w:t>
       </w:r>
     </w:p>
     <w:p>
@@ -9133,7 +10433,6 @@
         <w:pStyle w:val="2"/>
         <w:spacing w:before="195" w:after="195" w:line="324" w:lineRule="auto"/>
         <w:rPr>
-          <w:rFonts w:hint="eastAsia"/>
           <w:lang w:val="en-US"/>
         </w:rPr>
       </w:pPr>
@@ -9164,9 +10463,6 @@
         <w:snapToGrid w:val="0"/>
         <w:spacing w:line="300" w:lineRule="auto"/>
         <w:ind w:firstLineChars="196" w:firstLine="488"/>
-        <w:rPr>
-          <w:rFonts w:hint="eastAsia"/>
-        </w:rPr>
       </w:pPr>
       <w:r>
         <w:rPr>
@@ -9197,21 +10493,123 @@
         <w:snapToGrid w:val="0"/>
         <w:spacing w:line="300" w:lineRule="auto"/>
         <w:ind w:firstLineChars="0" w:firstLine="0"/>
-        <w:rPr>
-          <w:rFonts w:hint="eastAsia"/>
-        </w:rPr>
       </w:pPr>
       <w:r>
         <w:t>……</w:t>
+      </w:r>
+    </w:p>
+    <w:p>
+      <w:pPr>
+        <w:pStyle w:val="MTDisplayEquation"/>
+      </w:pPr>
+      <w:r>
+        <w:tab/>
+      </w:r>
+      <w:r>
+        <w:rPr>
+          <w:position w:val="-10"/>
+        </w:rPr>
+        <w:object w:dxaOrig="800" w:dyaOrig="320" w14:anchorId="530656A2">
+          <v:shape id="_x0000_i2676" type="#_x0000_t75" style="width:39.95pt;height:15.8pt" o:ole="">
+            <v:imagedata r:id="rId158" o:title=""/>
+          </v:shape>
+          <o:OLEObject Type="Embed" ProgID="Equation.DSMT4" ShapeID="_x0000_i2676" DrawAspect="Content" ObjectID="_1770846673" r:id="rId159"/>
+        </w:object>
+      </w:r>
+      <w:r>
+        <w:tab/>
+      </w:r>
+      <w:r>
+        <w:fldChar w:fldCharType="begin"/>
+      </w:r>
+      <w:r>
+        <w:instrText xml:space="preserve"> MACROBUTTON MTPlaceRef \* MERGEFORMAT </w:instrText>
+      </w:r>
+      <w:r>
+        <w:fldChar w:fldCharType="begin"/>
+      </w:r>
+      <w:r>
+        <w:instrText xml:space="preserve"> SEQ MTEqn \h \* MERGEFORMAT </w:instrText>
+      </w:r>
+      <w:r>
+        <w:fldChar w:fldCharType="end"/>
+      </w:r>
+      <w:r>
+        <w:instrText>(</w:instrText>
+      </w:r>
+      <w:fldSimple w:instr=" SEQ MTChap \c \* Arabic \* MERGEFORMAT ">
+        <w:r>
+          <w:rPr>
+            <w:noProof/>
+          </w:rPr>
+          <w:instrText>3</w:instrText>
+        </w:r>
+      </w:fldSimple>
+      <w:r>
+        <w:instrText>-</w:instrText>
+      </w:r>
+      <w:fldSimple w:instr=" SEQ MTEqn \c \* Arabic \* MERGEFORMAT ">
+        <w:r>
+          <w:rPr>
+            <w:noProof/>
+          </w:rPr>
+          <w:instrText>1</w:instrText>
+        </w:r>
+      </w:fldSimple>
+      <w:r>
+        <w:instrText>)</w:instrText>
+      </w:r>
+      <w:r>
+        <w:fldChar w:fldCharType="end"/>
+      </w:r>
+      <w:r>
+        <w:fldChar w:fldCharType="begin"/>
+      </w:r>
+      <w:r>
+        <w:instrText xml:space="preserve"> MACROBUTTON MTPlaceRef \* MERGEFORMAT </w:instrText>
+      </w:r>
+      <w:r>
+        <w:fldChar w:fldCharType="begin"/>
+      </w:r>
+      <w:r>
+        <w:instrText xml:space="preserve"> SEQ MTEqn \h \* MERGEFORMAT </w:instrText>
+      </w:r>
+      <w:r>
+        <w:fldChar w:fldCharType="end"/>
+      </w:r>
+      <w:r>
+        <w:instrText>(</w:instrText>
+      </w:r>
+      <w:fldSimple w:instr=" SEQ MTChap \c \* Arabic \* MERGEFORMAT ">
+        <w:r>
+          <w:rPr>
+            <w:noProof/>
+          </w:rPr>
+          <w:instrText>3</w:instrText>
+        </w:r>
+      </w:fldSimple>
+      <w:r>
+        <w:instrText>-</w:instrText>
+      </w:r>
+      <w:fldSimple w:instr=" SEQ MTEqn \c \* Arabic \* MERGEFORMAT ">
+        <w:r>
+          <w:rPr>
+            <w:noProof/>
+          </w:rPr>
+          <w:instrText>2</w:instrText>
+        </w:r>
+      </w:fldSimple>
+      <w:r>
+        <w:instrText>)</w:instrText>
+      </w:r>
+      <w:r>
+        <w:fldChar w:fldCharType="end"/>
       </w:r>
     </w:p>
     <w:p>
       <w:pPr>
         <w:pStyle w:val="3"/>
         <w:spacing w:line="324" w:lineRule="auto"/>
-        <w:rPr>
-          <w:rFonts w:hint="eastAsia"/>
-        </w:rPr>
       </w:pPr>
       <w:r>
         <w:t>3</w:t>
@@ -9284,10 +10682,10 @@
           <w:position w:val="-30"/>
         </w:rPr>
         <w:object w:dxaOrig="1640" w:dyaOrig="760" w14:anchorId="3561F397">
-          <v:shape id="_x0000_i1440" type="#_x0000_t75" style="width:82.2pt;height:38.05pt" o:ole="">
-            <v:imagedata r:id="rId134" o:title=""/>
+          <v:shape id="_x0000_i1891" type="#_x0000_t75" style="width:82pt;height:37.85pt" o:ole="">
+            <v:imagedata r:id="rId160" o:title=""/>
           </v:shape>
-          <o:OLEObject Type="Embed" ProgID="Equation.3" ShapeID="_x0000_i1440" DrawAspect="Content" ObjectID="_1770776939" r:id="rId135"/>
+          <o:OLEObject Type="Embed" ProgID="Equation.3" ShapeID="_x0000_i1891" DrawAspect="Content" ObjectID="_1770846674" r:id="rId161"/>
         </w:object>
       </w:r>
       <w:r>
@@ -9336,10 +10734,10 @@
           <w:position w:val="-32"/>
         </w:rPr>
         <w:object w:dxaOrig="1640" w:dyaOrig="700" w14:anchorId="09CAA706">
-          <v:shape id="_x0000_i1441" type="#_x0000_t75" style="width:82.2pt;height:35.3pt" o:ole="">
-            <v:imagedata r:id="rId136" o:title=""/>
+          <v:shape id="_x0000_i1892" type="#_x0000_t75" style="width:82pt;height:35.4pt" o:ole="">
+            <v:imagedata r:id="rId162" o:title=""/>
           </v:shape>
-          <o:OLEObject Type="Embed" ProgID="Equation.3" ShapeID="_x0000_i1441" DrawAspect="Content" ObjectID="_1770776940" r:id="rId137"/>
+          <o:OLEObject Type="Embed" ProgID="Equation.3" ShapeID="_x0000_i1892" DrawAspect="Content" ObjectID="_1770846675" r:id="rId163"/>
         </w:object>
       </w:r>
       <w:r>
@@ -9390,10 +10788,10 @@
           <w:position w:val="-14"/>
         </w:rPr>
         <w:object w:dxaOrig="320" w:dyaOrig="340" w14:anchorId="3E764960">
-          <v:shape id="_x0000_i1442" type="#_x0000_t75" style="width:16.3pt;height:17pt" o:ole="">
-            <v:imagedata r:id="rId138" o:title=""/>
+          <v:shape id="_x0000_i1893" type="#_x0000_t75" style="width:16.25pt;height:17.05pt" o:ole="">
+            <v:imagedata r:id="rId164" o:title=""/>
           </v:shape>
-          <o:OLEObject Type="Embed" ProgID="Equation.3" ShapeID="_x0000_i1442" DrawAspect="Content" ObjectID="_1770776941" r:id="rId139"/>
+          <o:OLEObject Type="Embed" ProgID="Equation.3" ShapeID="_x0000_i1893" DrawAspect="Content" ObjectID="_1770846676" r:id="rId165"/>
         </w:object>
       </w:r>
       <w:r>
@@ -9433,19 +10831,16 @@
         <w:snapToGrid w:val="0"/>
         <w:spacing w:line="300" w:lineRule="auto"/>
         <w:ind w:firstLineChars="332" w:firstLine="827"/>
-        <w:rPr>
-          <w:rFonts w:hint="eastAsia"/>
-        </w:rPr>
       </w:pPr>
       <w:r>
         <w:rPr>
           <w:position w:val="-10"/>
         </w:rPr>
         <w:object w:dxaOrig="240" w:dyaOrig="260" w14:anchorId="5AE9CA8E">
-          <v:shape id="_x0000_i1443" type="#_x0000_t75" style="width:12.25pt;height:12.9pt" o:ole="">
-            <v:imagedata r:id="rId140" o:title=""/>
+          <v:shape id="_x0000_i1894" type="#_x0000_t75" style="width:12.05pt;height:12.9pt" o:ole="">
+            <v:imagedata r:id="rId166" o:title=""/>
           </v:shape>
-          <o:OLEObject Type="Embed" ProgID="Equation.3" ShapeID="_x0000_i1443" DrawAspect="Content" ObjectID="_1770776942" r:id="rId141"/>
+          <o:OLEObject Type="Embed" ProgID="Equation.3" ShapeID="_x0000_i1894" DrawAspect="Content" ObjectID="_1770846677" r:id="rId167"/>
         </w:object>
       </w:r>
       <w:r>
@@ -9491,19 +10886,16 @@
         <w:snapToGrid w:val="0"/>
         <w:spacing w:line="300" w:lineRule="auto"/>
         <w:ind w:firstLineChars="332" w:firstLine="827"/>
-        <w:rPr>
-          <w:rFonts w:hint="eastAsia"/>
-        </w:rPr>
       </w:pPr>
       <w:r>
         <w:rPr>
           <w:position w:val="-10"/>
         </w:rPr>
         <w:object w:dxaOrig="200" w:dyaOrig="320" w14:anchorId="560C8BE4">
-          <v:shape id="_x0000_i1444" type="#_x0000_t75" style="width:10.2pt;height:16.3pt" o:ole="">
-            <v:imagedata r:id="rId142" o:title=""/>
+          <v:shape id="_x0000_i1895" type="#_x0000_t75" style="width:10.4pt;height:16.25pt" o:ole="">
+            <v:imagedata r:id="rId168" o:title=""/>
           </v:shape>
-          <o:OLEObject Type="Embed" ProgID="Equation.3" ShapeID="_x0000_i1444" DrawAspect="Content" ObjectID="_1770776943" r:id="rId143"/>
+          <o:OLEObject Type="Embed" ProgID="Equation.3" ShapeID="_x0000_i1895" DrawAspect="Content" ObjectID="_1770846678" r:id="rId169"/>
         </w:object>
       </w:r>
       <w:r>
@@ -9557,9 +10949,6 @@
       <w:pPr>
         <w:pStyle w:val="3"/>
         <w:spacing w:line="324" w:lineRule="auto"/>
-        <w:rPr>
-          <w:rFonts w:hint="eastAsia"/>
-        </w:rPr>
       </w:pPr>
       <w:r>
         <w:t>3</w:t>
@@ -9617,6 +11006,7 @@
         </w:rPr>
         <w:t>表示出在局部多孔质圆柱塞的半径不同时，局部多孔质圆柱塞内和气膜内的压力分布变化情况。其中的半径分别是</w:t>
       </w:r>
+      <w:proofErr w:type="spellStart"/>
       <w:r>
         <w:rPr>
           <w:rFonts w:hint="eastAsia"/>
@@ -9624,6 +11014,7 @@
         </w:rPr>
         <w:t>rr</w:t>
       </w:r>
+      <w:proofErr w:type="spellEnd"/>
       <w:r>
         <w:rPr>
           <w:rFonts w:hint="eastAsia"/>
@@ -9632,12 +11023,12 @@
       </w:r>
       <w:smartTag w:uri="urn:schemas-microsoft-com:office:smarttags" w:element="chmetcnv">
         <w:smartTagPr>
+          <w:attr w:name="UnitName" w:val="mm"/>
+          <w:attr w:name="SourceValue" w:val="1.5"/>
+          <w:attr w:name="HasSpace" w:val="False"/>
+          <w:attr w:name="Negative" w:val="False"/>
+          <w:attr w:name="NumberType" w:val="1"/>
           <w:attr w:name="TCSC" w:val="0"/>
-          <w:attr w:name="NumberType" w:val="1"/>
-          <w:attr w:name="Negative" w:val="False"/>
-          <w:attr w:name="HasSpace" w:val="False"/>
-          <w:attr w:name="SourceValue" w:val="1.5"/>
-          <w:attr w:name="UnitName" w:val="mm"/>
         </w:smartTagPr>
         <w:r>
           <w:rPr>
@@ -9654,12 +11045,12 @@
       </w:r>
       <w:smartTag w:uri="urn:schemas-microsoft-com:office:smarttags" w:element="chmetcnv">
         <w:smartTagPr>
+          <w:attr w:name="UnitName" w:val="mm"/>
+          <w:attr w:name="SourceValue" w:val="2.5"/>
+          <w:attr w:name="HasSpace" w:val="False"/>
+          <w:attr w:name="Negative" w:val="False"/>
+          <w:attr w:name="NumberType" w:val="1"/>
           <w:attr w:name="TCSC" w:val="0"/>
-          <w:attr w:name="NumberType" w:val="1"/>
-          <w:attr w:name="Negative" w:val="False"/>
-          <w:attr w:name="HasSpace" w:val="False"/>
-          <w:attr w:name="SourceValue" w:val="2.5"/>
-          <w:attr w:name="UnitName" w:val="mm"/>
         </w:smartTagPr>
         <w:r>
           <w:rPr>
@@ -9676,12 +11067,12 @@
       </w:r>
       <w:smartTag w:uri="urn:schemas-microsoft-com:office:smarttags" w:element="chmetcnv">
         <w:smartTagPr>
+          <w:attr w:name="UnitName" w:val="mm"/>
+          <w:attr w:name="SourceValue" w:val="3.5"/>
+          <w:attr w:name="HasSpace" w:val="False"/>
+          <w:attr w:name="Negative" w:val="False"/>
+          <w:attr w:name="NumberType" w:val="1"/>
           <w:attr w:name="TCSC" w:val="0"/>
-          <w:attr w:name="NumberType" w:val="1"/>
-          <w:attr w:name="Negative" w:val="False"/>
-          <w:attr w:name="HasSpace" w:val="False"/>
-          <w:attr w:name="SourceValue" w:val="3.5"/>
-          <w:attr w:name="UnitName" w:val="mm"/>
         </w:smartTagPr>
         <w:r>
           <w:rPr>
@@ -9698,12 +11089,12 @@
       </w:r>
       <w:smartTag w:uri="urn:schemas-microsoft-com:office:smarttags" w:element="chmetcnv">
         <w:smartTagPr>
+          <w:attr w:name="UnitName" w:val="mm"/>
+          <w:attr w:name="SourceValue" w:val="4.5"/>
+          <w:attr w:name="HasSpace" w:val="False"/>
+          <w:attr w:name="Negative" w:val="False"/>
+          <w:attr w:name="NumberType" w:val="1"/>
           <w:attr w:name="TCSC" w:val="0"/>
-          <w:attr w:name="NumberType" w:val="1"/>
-          <w:attr w:name="Negative" w:val="False"/>
-          <w:attr w:name="HasSpace" w:val="False"/>
-          <w:attr w:name="SourceValue" w:val="4.5"/>
-          <w:attr w:name="UnitName" w:val="mm"/>
         </w:smartTagPr>
         <w:r>
           <w:rPr>
@@ -9738,12 +11129,12 @@
       </w:r>
       <w:smartTag w:uri="urn:schemas-microsoft-com:office:smarttags" w:element="chmetcnv">
         <w:smartTagPr>
+          <w:attr w:name="UnitName" w:val="a"/>
+          <w:attr w:name="SourceValue" w:val="6"/>
+          <w:attr w:name="HasSpace" w:val="True"/>
+          <w:attr w:name="Negative" w:val="True"/>
+          <w:attr w:name="NumberType" w:val="1"/>
           <w:attr w:name="TCSC" w:val="0"/>
-          <w:attr w:name="NumberType" w:val="1"/>
-          <w:attr w:name="Negative" w:val="True"/>
-          <w:attr w:name="HasSpace" w:val="True"/>
-          <w:attr w:name="SourceValue" w:val="6"/>
-          <w:attr w:name="UnitName" w:val="a"/>
         </w:smartTagPr>
         <w:r>
           <w:rPr>
@@ -9801,9 +11192,6 @@
     <w:p>
       <w:pPr>
         <w:pStyle w:val="1"/>
-        <w:rPr>
-          <w:rFonts w:hint="eastAsia"/>
-        </w:rPr>
       </w:pPr>
       <w:r>
         <w:rPr>
@@ -9851,7 +11239,6 @@
         <w:pStyle w:val="2"/>
         <w:spacing w:before="195" w:after="195" w:line="324" w:lineRule="auto"/>
         <w:rPr>
-          <w:rFonts w:hint="eastAsia"/>
           <w:lang w:val="en-US"/>
         </w:rPr>
       </w:pPr>
@@ -9902,9 +11289,6 @@
       <w:pPr>
         <w:pStyle w:val="2"/>
         <w:spacing w:before="195" w:after="195" w:line="324" w:lineRule="auto"/>
-        <w:rPr>
-          <w:rFonts w:hint="eastAsia"/>
-        </w:rPr>
       </w:pPr>
       <w:r>
         <w:t>4</w:t>
@@ -9941,9 +11325,6 @@
         <w:snapToGrid w:val="0"/>
         <w:spacing w:after="0" w:line="300" w:lineRule="auto"/>
         <w:ind w:leftChars="0" w:left="0" w:firstLineChars="200" w:firstLine="498"/>
-        <w:rPr>
-          <w:rFonts w:hint="eastAsia"/>
-        </w:rPr>
       </w:pPr>
       <w:r>
         <w:t>……</w:t>
@@ -10013,7 +11394,6 @@
         <w:spacing w:before="240" w:line="300" w:lineRule="auto"/>
         <w:jc w:val="center"/>
         <w:rPr>
-          <w:rFonts w:hint="eastAsia"/>
           <w:sz w:val="21"/>
         </w:rPr>
       </w:pPr>
@@ -10186,12 +11566,12 @@
       </w:r>
       <w:smartTag w:uri="urn:schemas-microsoft-com:office:smarttags" w:element="chmetcnv">
         <w:smartTagPr>
+          <w:attr w:name="UnitName" w:val="℃"/>
+          <w:attr w:name="SourceValue" w:val="16"/>
+          <w:attr w:name="HasSpace" w:val="False"/>
+          <w:attr w:name="Negative" w:val="False"/>
+          <w:attr w:name="NumberType" w:val="1"/>
           <w:attr w:name="TCSC" w:val="0"/>
-          <w:attr w:name="NumberType" w:val="1"/>
-          <w:attr w:name="Negative" w:val="False"/>
-          <w:attr w:name="HasSpace" w:val="False"/>
-          <w:attr w:name="SourceValue" w:val="16"/>
-          <w:attr w:name="UnitName" w:val="℃"/>
         </w:smartTagPr>
         <w:r>
           <w:rPr>
@@ -10239,12 +11619,12 @@
       </w:r>
       <w:smartTag w:uri="urn:schemas-microsoft-com:office:smarttags" w:element="chmetcnv">
         <w:smartTagPr>
+          <w:attr w:name="UnitName" w:val="mm"/>
+          <w:attr w:name="SourceValue" w:val="5.31"/>
+          <w:attr w:name="HasSpace" w:val="False"/>
+          <w:attr w:name="Negative" w:val="False"/>
+          <w:attr w:name="NumberType" w:val="1"/>
           <w:attr w:name="TCSC" w:val="0"/>
-          <w:attr w:name="NumberType" w:val="1"/>
-          <w:attr w:name="Negative" w:val="False"/>
-          <w:attr w:name="HasSpace" w:val="False"/>
-          <w:attr w:name="SourceValue" w:val="5.31"/>
-          <w:attr w:name="UnitName" w:val="mm"/>
         </w:smartTagPr>
         <w:r>
           <w:rPr>
@@ -10269,7 +11649,6 @@
         <w:spacing w:line="300" w:lineRule="auto"/>
         <w:jc w:val="center"/>
         <w:rPr>
-          <w:rFonts w:hint="eastAsia"/>
           <w:sz w:val="21"/>
         </w:rPr>
       </w:pPr>
@@ -10329,7 +11708,6 @@
                             <w:pPr>
                               <w:snapToGrid w:val="0"/>
                               <w:rPr>
-                                <w:rFonts w:hint="eastAsia"/>
                                 <w:b/>
                               </w:rPr>
                             </w:pPr>
@@ -10403,7 +11781,6 @@
                       <w:pPr>
                         <w:snapToGrid w:val="0"/>
                         <w:rPr>
-                          <w:rFonts w:hint="eastAsia"/>
                           <w:b/>
                         </w:rPr>
                       </w:pPr>
@@ -10486,12 +11863,6 @@
         <w:gridCol w:w="1365"/>
       </w:tblGrid>
       <w:tr>
-        <w:tblPrEx>
-          <w:tblCellMar>
-            <w:top w:w="0" w:type="dxa"/>
-            <w:bottom w:w="0" w:type="dxa"/>
-          </w:tblCellMar>
-        </w:tblPrEx>
         <w:trPr>
           <w:trHeight w:val="989"/>
         </w:trPr>
@@ -10514,7 +11885,6 @@
               <w:ind w:leftChars="0" w:left="0"/>
               <w:jc w:val="center"/>
               <w:rPr>
-                <w:rFonts w:hint="eastAsia"/>
                 <w:sz w:val="21"/>
                 <w:szCs w:val="21"/>
               </w:rPr>
@@ -10536,7 +11906,6 @@
               <w:ind w:leftChars="0" w:left="0"/>
               <w:jc w:val="center"/>
               <w:rPr>
-                <w:rFonts w:hint="eastAsia"/>
                 <w:sz w:val="21"/>
                 <w:szCs w:val="21"/>
               </w:rPr>
@@ -10579,7 +11948,6 @@
               <w:ind w:leftChars="0" w:left="219" w:hangingChars="100" w:hanging="219"/>
               <w:jc w:val="center"/>
               <w:rPr>
-                <w:rFonts w:hint="eastAsia"/>
                 <w:sz w:val="21"/>
                 <w:szCs w:val="21"/>
               </w:rPr>
@@ -10601,7 +11969,6 @@
               <w:ind w:leftChars="0" w:left="219" w:hangingChars="100" w:hanging="219"/>
               <w:jc w:val="center"/>
               <w:rPr>
-                <w:rFonts w:hint="eastAsia"/>
                 <w:sz w:val="21"/>
                 <w:szCs w:val="21"/>
               </w:rPr>
@@ -10669,7 +12036,6 @@
               <w:ind w:leftChars="0" w:left="0"/>
               <w:jc w:val="center"/>
               <w:rPr>
-                <w:rFonts w:hint="eastAsia"/>
                 <w:sz w:val="21"/>
                 <w:szCs w:val="21"/>
                 <w:vertAlign w:val="superscript"/>
@@ -10762,7 +12128,6 @@
               <w:ind w:leftChars="0" w:left="438" w:hangingChars="200" w:hanging="438"/>
               <w:jc w:val="center"/>
               <w:rPr>
-                <w:rFonts w:hint="eastAsia"/>
                 <w:sz w:val="21"/>
                 <w:szCs w:val="21"/>
               </w:rPr>
@@ -10784,7 +12149,6 @@
               <w:ind w:leftChars="0" w:left="438" w:hangingChars="200" w:hanging="438"/>
               <w:jc w:val="center"/>
               <w:rPr>
-                <w:rFonts w:hint="eastAsia"/>
                 <w:sz w:val="21"/>
                 <w:szCs w:val="21"/>
               </w:rPr>
@@ -10836,7 +12200,6 @@
               <w:ind w:leftChars="0" w:left="0"/>
               <w:jc w:val="center"/>
               <w:rPr>
-                <w:rFonts w:hint="eastAsia"/>
                 <w:sz w:val="21"/>
                 <w:szCs w:val="21"/>
               </w:rPr>
@@ -10888,11 +12251,11 @@
               <w:ind w:leftChars="0" w:left="0" w:firstLineChars="100" w:firstLine="219"/>
               <w:jc w:val="center"/>
               <w:rPr>
-                <w:rFonts w:hint="eastAsia"/>
                 <w:sz w:val="21"/>
                 <w:szCs w:val="21"/>
               </w:rPr>
             </w:pPr>
+            <w:proofErr w:type="spellStart"/>
             <w:r>
               <w:rPr>
                 <w:rFonts w:hint="eastAsia"/>
@@ -10910,16 +12273,11 @@
               </w:rPr>
               <w:t>M</w:t>
             </w:r>
+            <w:proofErr w:type="spellEnd"/>
           </w:p>
         </w:tc>
       </w:tr>
       <w:tr>
-        <w:tblPrEx>
-          <w:tblCellMar>
-            <w:top w:w="0" w:type="dxa"/>
-            <w:bottom w:w="0" w:type="dxa"/>
-          </w:tblCellMar>
-        </w:tblPrEx>
         <w:tc>
           <w:tcPr>
             <w:tcW w:w="1365" w:type="dxa"/>
@@ -10936,7 +12294,6 @@
               <w:adjustRightInd w:val="0"/>
               <w:jc w:val="center"/>
               <w:rPr>
-                <w:rFonts w:hint="eastAsia"/>
                 <w:sz w:val="21"/>
                 <w:szCs w:val="21"/>
               </w:rPr>
@@ -11026,7 +12383,6 @@
               <w:adjustRightInd w:val="0"/>
               <w:jc w:val="center"/>
               <w:rPr>
-                <w:rFonts w:hint="eastAsia"/>
                 <w:sz w:val="21"/>
                 <w:szCs w:val="21"/>
               </w:rPr>
@@ -11102,12 +12458,6 @@
         </w:tc>
       </w:tr>
       <w:tr>
-        <w:tblPrEx>
-          <w:tblCellMar>
-            <w:top w:w="0" w:type="dxa"/>
-            <w:bottom w:w="0" w:type="dxa"/>
-          </w:tblCellMar>
-        </w:tblPrEx>
         <w:tc>
           <w:tcPr>
             <w:tcW w:w="1365" w:type="dxa"/>
@@ -11124,7 +12474,6 @@
               <w:adjustRightInd w:val="0"/>
               <w:jc w:val="center"/>
               <w:rPr>
-                <w:rFonts w:hint="eastAsia"/>
                 <w:sz w:val="21"/>
                 <w:szCs w:val="21"/>
               </w:rPr>
@@ -11214,7 +12563,6 @@
               <w:adjustRightInd w:val="0"/>
               <w:jc w:val="center"/>
               <w:rPr>
-                <w:rFonts w:hint="eastAsia"/>
                 <w:sz w:val="21"/>
                 <w:szCs w:val="21"/>
               </w:rPr>
@@ -11290,12 +12638,6 @@
         </w:tc>
       </w:tr>
       <w:tr>
-        <w:tblPrEx>
-          <w:tblCellMar>
-            <w:top w:w="0" w:type="dxa"/>
-            <w:bottom w:w="0" w:type="dxa"/>
-          </w:tblCellMar>
-        </w:tblPrEx>
         <w:tc>
           <w:tcPr>
             <w:tcW w:w="1365" w:type="dxa"/>
@@ -11312,7 +12654,6 @@
               <w:adjustRightInd w:val="0"/>
               <w:jc w:val="center"/>
               <w:rPr>
-                <w:rFonts w:hint="eastAsia"/>
                 <w:sz w:val="21"/>
                 <w:szCs w:val="21"/>
               </w:rPr>
@@ -11402,7 +12743,6 @@
               <w:adjustRightInd w:val="0"/>
               <w:jc w:val="center"/>
               <w:rPr>
-                <w:rFonts w:hint="eastAsia"/>
                 <w:sz w:val="21"/>
                 <w:szCs w:val="21"/>
               </w:rPr>
@@ -11478,12 +12818,6 @@
         </w:tc>
       </w:tr>
       <w:tr>
-        <w:tblPrEx>
-          <w:tblCellMar>
-            <w:top w:w="0" w:type="dxa"/>
-            <w:bottom w:w="0" w:type="dxa"/>
-          </w:tblCellMar>
-        </w:tblPrEx>
         <w:tc>
           <w:tcPr>
             <w:tcW w:w="1365" w:type="dxa"/>
@@ -11500,7 +12834,6 @@
               <w:adjustRightInd w:val="0"/>
               <w:jc w:val="center"/>
               <w:rPr>
-                <w:rFonts w:hint="eastAsia"/>
                 <w:sz w:val="21"/>
                 <w:szCs w:val="21"/>
               </w:rPr>
@@ -11590,7 +12923,6 @@
               <w:adjustRightInd w:val="0"/>
               <w:jc w:val="center"/>
               <w:rPr>
-                <w:rFonts w:hint="eastAsia"/>
                 <w:sz w:val="21"/>
                 <w:szCs w:val="21"/>
               </w:rPr>
@@ -11666,12 +12998,6 @@
         </w:tc>
       </w:tr>
       <w:tr>
-        <w:tblPrEx>
-          <w:tblCellMar>
-            <w:top w:w="0" w:type="dxa"/>
-            <w:bottom w:w="0" w:type="dxa"/>
-          </w:tblCellMar>
-        </w:tblPrEx>
         <w:tc>
           <w:tcPr>
             <w:tcW w:w="1365" w:type="dxa"/>
@@ -11688,7 +13014,6 @@
               <w:adjustRightInd w:val="0"/>
               <w:jc w:val="center"/>
               <w:rPr>
-                <w:rFonts w:hint="eastAsia"/>
                 <w:sz w:val="21"/>
                 <w:szCs w:val="21"/>
               </w:rPr>
@@ -11778,7 +13103,6 @@
               <w:adjustRightInd w:val="0"/>
               <w:jc w:val="center"/>
               <w:rPr>
-                <w:rFonts w:hint="eastAsia"/>
                 <w:sz w:val="21"/>
                 <w:szCs w:val="21"/>
               </w:rPr>
@@ -11854,12 +13178,6 @@
         </w:tc>
       </w:tr>
       <w:tr>
-        <w:tblPrEx>
-          <w:tblCellMar>
-            <w:top w:w="0" w:type="dxa"/>
-            <w:bottom w:w="0" w:type="dxa"/>
-          </w:tblCellMar>
-        </w:tblPrEx>
         <w:tc>
           <w:tcPr>
             <w:tcW w:w="1365" w:type="dxa"/>
@@ -11876,7 +13194,6 @@
               <w:adjustRightInd w:val="0"/>
               <w:jc w:val="center"/>
               <w:rPr>
-                <w:rFonts w:hint="eastAsia"/>
                 <w:sz w:val="21"/>
                 <w:szCs w:val="21"/>
               </w:rPr>
@@ -11966,7 +13283,6 @@
               <w:adjustRightInd w:val="0"/>
               <w:jc w:val="center"/>
               <w:rPr>
-                <w:rFonts w:hint="eastAsia"/>
                 <w:sz w:val="21"/>
                 <w:szCs w:val="21"/>
               </w:rPr>
@@ -12042,12 +13358,6 @@
         </w:tc>
       </w:tr>
       <w:tr>
-        <w:tblPrEx>
-          <w:tblCellMar>
-            <w:top w:w="0" w:type="dxa"/>
-            <w:bottom w:w="0" w:type="dxa"/>
-          </w:tblCellMar>
-        </w:tblPrEx>
         <w:tc>
           <w:tcPr>
             <w:tcW w:w="1365" w:type="dxa"/>
@@ -12064,7 +13374,6 @@
               <w:adjustRightInd w:val="0"/>
               <w:jc w:val="center"/>
               <w:rPr>
-                <w:rFonts w:hint="eastAsia"/>
                 <w:sz w:val="21"/>
                 <w:szCs w:val="21"/>
               </w:rPr>
@@ -12154,7 +13463,6 @@
               <w:adjustRightInd w:val="0"/>
               <w:jc w:val="center"/>
               <w:rPr>
-                <w:rFonts w:hint="eastAsia"/>
                 <w:sz w:val="21"/>
                 <w:szCs w:val="21"/>
               </w:rPr>
@@ -12233,17 +13541,11 @@
     <w:p>
       <w:pPr>
         <w:adjustRightInd w:val="0"/>
-        <w:rPr>
-          <w:rFonts w:hint="eastAsia"/>
-        </w:rPr>
       </w:pPr>
     </w:p>
     <w:p>
       <w:pPr>
         <w:adjustRightInd w:val="0"/>
-        <w:rPr>
-          <w:rFonts w:hint="eastAsia"/>
-        </w:rPr>
       </w:pPr>
       <w:r>
         <w:t>……</w:t>
@@ -12253,9 +13555,6 @@
       <w:pPr>
         <w:pStyle w:val="2"/>
         <w:spacing w:before="195" w:after="195"/>
-        <w:rPr>
-          <w:rFonts w:hint="eastAsia"/>
-        </w:rPr>
       </w:pPr>
       <w:r>
         <w:t>4</w:t>
@@ -12344,7 +13643,7 @@
       <w:pPr>
         <w:pStyle w:val="1"/>
         <w:rPr>
-          <w:rFonts w:ascii="宋体" w:eastAsia="宋体" w:hAnsi="宋体" w:hint="eastAsia"/>
+          <w:rFonts w:ascii="宋体" w:eastAsia="宋体" w:hAnsi="宋体"/>
           <w:sz w:val="24"/>
           <w:szCs w:val="24"/>
         </w:rPr>
@@ -12384,9 +13683,6 @@
         <w:snapToGrid w:val="0"/>
         <w:spacing w:line="300" w:lineRule="auto"/>
         <w:ind w:firstLineChars="200" w:firstLine="498"/>
-        <w:rPr>
-          <w:rFonts w:hint="eastAsia"/>
-        </w:rPr>
       </w:pPr>
       <w:r>
         <w:rPr>
@@ -12401,9 +13697,6 @@
         <w:adjustRightInd w:val="0"/>
         <w:snapToGrid w:val="0"/>
         <w:spacing w:line="300" w:lineRule="auto"/>
-        <w:rPr>
-          <w:rFonts w:hint="eastAsia"/>
-        </w:rPr>
       </w:pPr>
       <w:r>
         <w:rPr>
@@ -12432,9 +13725,6 @@
         <w:adjustRightInd w:val="0"/>
         <w:snapToGrid w:val="0"/>
         <w:spacing w:line="300" w:lineRule="auto"/>
-        <w:rPr>
-          <w:rFonts w:hint="eastAsia"/>
-        </w:rPr>
         <w:sectPr>
           <w:pgSz w:w="11906" w:h="16838" w:code="9"/>
           <w:pgMar w:top="1814" w:right="1588" w:bottom="1701" w:left="1701" w:header="1300" w:footer="1300" w:gutter="0"/>
@@ -13346,10 +14636,10 @@
         <w:adjustRightInd w:val="0"/>
         <w:ind w:left="479" w:hangingChars="189" w:hanging="479"/>
         <w:sectPr>
-          <w:headerReference w:type="even" r:id="rId144"/>
-          <w:headerReference w:type="default" r:id="rId145"/>
-          <w:footerReference w:type="even" r:id="rId146"/>
-          <w:footerReference w:type="default" r:id="rId147"/>
+          <w:headerReference w:type="even" r:id="rId170"/>
+          <w:headerReference w:type="default" r:id="rId171"/>
+          <w:footerReference w:type="even" r:id="rId172"/>
+          <w:footerReference w:type="default" r:id="rId173"/>
           <w:pgSz w:w="11906" w:h="16838" w:code="9"/>
           <w:pgMar w:top="1814" w:right="1588" w:bottom="1701" w:left="1701" w:header="1300" w:footer="1300" w:gutter="0"/>
           <w:pgNumType w:start="7"/>
@@ -14071,6 +15361,7 @@
           <w:szCs w:val="28"/>
         </w:rPr>
       </w:pPr>
+      <w:proofErr w:type="spellStart"/>
       <w:r>
         <w:rPr>
           <w:b/>
@@ -14088,6 +15379,7 @@
         </w:rPr>
         <w:t>igc</w:t>
       </w:r>
+      <w:proofErr w:type="spellEnd"/>
       <w:r>
         <w:rPr>
           <w:rFonts w:hint="eastAsia"/>
@@ -14109,7 +15401,6 @@
         <w:snapToGrid w:val="0"/>
         <w:spacing w:line="324" w:lineRule="auto"/>
         <w:rPr>
-          <w:rFonts w:hint="eastAsia"/>
           <w:b/>
           <w:sz w:val="28"/>
           <w:szCs w:val="28"/>
@@ -14126,9 +15417,9 @@
       </w:r>
     </w:p>
     <w:sectPr>
-      <w:headerReference w:type="even" r:id="rId148"/>
-      <w:headerReference w:type="default" r:id="rId149"/>
-      <w:footerReference w:type="default" r:id="rId150"/>
+      <w:headerReference w:type="even" r:id="rId174"/>
+      <w:headerReference w:type="default" r:id="rId175"/>
+      <w:footerReference w:type="default" r:id="rId176"/>
       <w:type w:val="oddPage"/>
       <w:pgSz w:w="11906" w:h="16838" w:code="9"/>
       <w:pgMar w:top="1814" w:right="1588" w:bottom="1701" w:left="1701" w:header="1300" w:footer="1300" w:gutter="0"/>

--- a/前两章.docx
+++ b/前两章.docx
@@ -520,11 +520,11 @@
       </w:pPr>
       <w:smartTag w:uri="urn:schemas-microsoft-com:office:smarttags" w:element="chsdate">
         <w:smartTagPr>
+          <w:attr w:name="IsROCDate" w:val="False"/>
+          <w:attr w:name="IsLunarDate" w:val="False"/>
+          <w:attr w:name="Day" w:val="30"/>
+          <w:attr w:name="Month" w:val="12"/>
           <w:attr w:name="Year" w:val="1899"/>
-          <w:attr w:name="Month" w:val="12"/>
-          <w:attr w:name="Day" w:val="30"/>
-          <w:attr w:name="IsLunarDate" w:val="False"/>
-          <w:attr w:name="IsROCDate" w:val="False"/>
         </w:smartTagPr>
         <w:r>
           <w:t>1.2.1</w:t>
@@ -1826,14 +1826,12 @@
         <w:spacing w:line="300" w:lineRule="auto"/>
         <w:ind w:firstLineChars="200" w:firstLine="498"/>
       </w:pPr>
-      <w:proofErr w:type="spellStart"/>
       <w:r>
         <w:rPr>
           <w:rFonts w:hint="eastAsia"/>
         </w:rPr>
         <w:t>SwinIR</w:t>
       </w:r>
-      <w:proofErr w:type="spellEnd"/>
       <w:r>
         <w:rPr>
           <w:rFonts w:hint="eastAsia"/>
@@ -1914,14 +1912,12 @@
         </w:rPr>
         <w:t>网络训练稳定性方面的不足，同时也避免了深度扩散模型在计算成本上的高昂开销。</w:t>
       </w:r>
-      <w:proofErr w:type="spellStart"/>
       <w:r>
         <w:rPr>
           <w:rFonts w:hint="eastAsia"/>
         </w:rPr>
         <w:t>SwinIR</w:t>
       </w:r>
-      <w:proofErr w:type="spellEnd"/>
       <w:r>
         <w:rPr>
           <w:rFonts w:hint="eastAsia"/>
@@ -1952,19 +1948,11 @@
         </w:rPr>
         <w:t>通过多个</w:t>
       </w:r>
-      <w:proofErr w:type="spellStart"/>
-      <w:r>
-        <w:rPr>
-          <w:rFonts w:hint="eastAsia"/>
-        </w:rPr>
-        <w:t>Swin</w:t>
-      </w:r>
-      <w:proofErr w:type="spellEnd"/>
-      <w:r>
-        <w:rPr>
-          <w:rFonts w:hint="eastAsia"/>
-        </w:rPr>
-        <w:t xml:space="preserve"> Transformer</w:t>
+      <w:r>
+        <w:rPr>
+          <w:rFonts w:hint="eastAsia"/>
+        </w:rPr>
+        <w:t>Swin Transformer</w:t>
       </w:r>
       <w:r>
         <w:rPr>
@@ -1996,14 +1984,12 @@
         </w:rPr>
         <w:t>最后的图像重建部分则将提取到的特征转化为高质量的超分辨率图像。</w:t>
       </w:r>
-      <w:proofErr w:type="spellStart"/>
       <w:r>
         <w:rPr>
           <w:rFonts w:hint="eastAsia"/>
         </w:rPr>
         <w:t>SwinIR</w:t>
       </w:r>
-      <w:proofErr w:type="spellEnd"/>
       <w:r>
         <w:rPr>
           <w:rFonts w:hint="eastAsia"/>
@@ -4775,10 +4761,10 @@
             <v:path o:extrusionok="f" gradientshapeok="t" o:connecttype="rect"/>
             <o:lock v:ext="edit" aspectratio="t"/>
           </v:shapetype>
-          <v:shape id="_x0000_i1896" type="#_x0000_t75" style="width:69.9pt;height:31.2pt" o:ole="">
+          <v:shape id="_x0000_i1025" type="#_x0000_t75" style="width:69.8pt;height:31.35pt" o:ole="">
             <v:imagedata r:id="rId18" o:title=""/>
           </v:shape>
-          <o:OLEObject Type="Embed" ProgID="Equation.DSMT4" ShapeID="_x0000_i1896" DrawAspect="Content" ObjectID="_1770846600" r:id="rId19"/>
+          <o:OLEObject Type="Embed" ProgID="Equation.DSMT4" ShapeID="_x0000_i1025" DrawAspect="Content" ObjectID="_1771124949" r:id="rId19"/>
         </w:object>
       </w:r>
       <w:r>
@@ -4802,25 +4788,51 @@
       <w:r>
         <w:instrText>(</w:instrText>
       </w:r>
-      <w:fldSimple w:instr=" SEQ MTChap \c \* Arabic \* MERGEFORMAT ">
-        <w:r>
-          <w:rPr>
-            <w:noProof/>
-          </w:rPr>
-          <w:instrText>2</w:instrText>
-        </w:r>
-      </w:fldSimple>
+      <w:r>
+        <w:fldChar w:fldCharType="begin"/>
+      </w:r>
+      <w:r>
+        <w:instrText xml:space="preserve"> SEQ MTChap \c \* Arabic \* MERGEFORMAT </w:instrText>
+      </w:r>
+      <w:r>
+        <w:fldChar w:fldCharType="separate"/>
+      </w:r>
+      <w:r>
+        <w:rPr>
+          <w:noProof/>
+        </w:rPr>
+        <w:instrText>2</w:instrText>
+      </w:r>
+      <w:r>
+        <w:rPr>
+          <w:noProof/>
+        </w:rPr>
+        <w:fldChar w:fldCharType="end"/>
+      </w:r>
       <w:r>
         <w:instrText>-</w:instrText>
       </w:r>
-      <w:fldSimple w:instr=" SEQ MTEqn \c \* Arabic \* MERGEFORMAT ">
-        <w:r>
-          <w:rPr>
-            <w:noProof/>
-          </w:rPr>
-          <w:instrText>1</w:instrText>
-        </w:r>
-      </w:fldSimple>
+      <w:r>
+        <w:fldChar w:fldCharType="begin"/>
+      </w:r>
+      <w:r>
+        <w:instrText xml:space="preserve"> SEQ MTEqn \c \* Arabic \* MERGEFORMAT </w:instrText>
+      </w:r>
+      <w:r>
+        <w:fldChar w:fldCharType="separate"/>
+      </w:r>
+      <w:r>
+        <w:rPr>
+          <w:noProof/>
+        </w:rPr>
+        <w:instrText>1</w:instrText>
+      </w:r>
+      <w:r>
+        <w:rPr>
+          <w:noProof/>
+        </w:rPr>
+        <w:fldChar w:fldCharType="end"/>
+      </w:r>
       <w:r>
         <w:instrText>)</w:instrText>
       </w:r>
@@ -5072,10 +5084,10 @@
           <w:position w:val="-24"/>
         </w:rPr>
         <w:object w:dxaOrig="1540" w:dyaOrig="660" w14:anchorId="5AAFCD5C">
-          <v:shape id="_x0000_i1897" type="#_x0000_t75" style="width:77pt;height:33.3pt" o:ole="">
+          <v:shape id="_x0000_i1026" type="#_x0000_t75" style="width:76.85pt;height:33.15pt" o:ole="">
             <v:imagedata r:id="rId20" o:title=""/>
           </v:shape>
-          <o:OLEObject Type="Embed" ProgID="Equation.DSMT4" ShapeID="_x0000_i1897" DrawAspect="Content" ObjectID="_1770846601" r:id="rId21"/>
+          <o:OLEObject Type="Embed" ProgID="Equation.DSMT4" ShapeID="_x0000_i1026" DrawAspect="Content" ObjectID="_1771124950" r:id="rId21"/>
         </w:object>
       </w:r>
       <w:r>
@@ -5099,25 +5111,51 @@
       <w:r>
         <w:instrText>(</w:instrText>
       </w:r>
-      <w:fldSimple w:instr=" SEQ MTChap \c \* Arabic \* MERGEFORMAT ">
-        <w:r>
-          <w:rPr>
-            <w:noProof/>
-          </w:rPr>
-          <w:instrText>2</w:instrText>
-        </w:r>
-      </w:fldSimple>
+      <w:r>
+        <w:fldChar w:fldCharType="begin"/>
+      </w:r>
+      <w:r>
+        <w:instrText xml:space="preserve"> SEQ MTChap \c \* Arabic \* MERGEFORMAT </w:instrText>
+      </w:r>
+      <w:r>
+        <w:fldChar w:fldCharType="separate"/>
+      </w:r>
+      <w:r>
+        <w:rPr>
+          <w:noProof/>
+        </w:rPr>
+        <w:instrText>2</w:instrText>
+      </w:r>
+      <w:r>
+        <w:rPr>
+          <w:noProof/>
+        </w:rPr>
+        <w:fldChar w:fldCharType="end"/>
+      </w:r>
       <w:r>
         <w:instrText>-</w:instrText>
       </w:r>
-      <w:fldSimple w:instr=" SEQ MTEqn \c \* Arabic \* MERGEFORMAT ">
-        <w:r>
-          <w:rPr>
-            <w:noProof/>
-          </w:rPr>
-          <w:instrText>2</w:instrText>
-        </w:r>
-      </w:fldSimple>
+      <w:r>
+        <w:fldChar w:fldCharType="begin"/>
+      </w:r>
+      <w:r>
+        <w:instrText xml:space="preserve"> SEQ MTEqn \c \* Arabic \* MERGEFORMAT </w:instrText>
+      </w:r>
+      <w:r>
+        <w:fldChar w:fldCharType="separate"/>
+      </w:r>
+      <w:r>
+        <w:rPr>
+          <w:noProof/>
+        </w:rPr>
+        <w:instrText>2</w:instrText>
+      </w:r>
+      <w:r>
+        <w:rPr>
+          <w:noProof/>
+        </w:rPr>
+        <w:fldChar w:fldCharType="end"/>
+      </w:r>
       <w:r>
         <w:instrText>)</w:instrText>
       </w:r>
@@ -5291,10 +5329,10 @@
           <w:position w:val="-10"/>
         </w:rPr>
         <w:object w:dxaOrig="1680" w:dyaOrig="320" w14:anchorId="5826A8EE">
-          <v:shape id="_x0000_i1898" type="#_x0000_t75" style="width:84.05pt;height:16.25pt" o:ole="">
+          <v:shape id="_x0000_i1027" type="#_x0000_t75" style="width:83.95pt;height:16.35pt" o:ole="">
             <v:imagedata r:id="rId22" o:title=""/>
           </v:shape>
-          <o:OLEObject Type="Embed" ProgID="Equation.DSMT4" ShapeID="_x0000_i1898" DrawAspect="Content" ObjectID="_1770846602" r:id="rId23"/>
+          <o:OLEObject Type="Embed" ProgID="Equation.DSMT4" ShapeID="_x0000_i1027" DrawAspect="Content" ObjectID="_1771124951" r:id="rId23"/>
         </w:object>
       </w:r>
       <w:r>
@@ -5318,25 +5356,54 @@
       <w:r>
         <w:instrText>(</w:instrText>
       </w:r>
-      <w:fldSimple w:instr=" SEQ MTChap \c \* Arabic \* MERGEFORMAT ">
-        <w:r>
-          <w:rPr>
-            <w:noProof/>
-          </w:rPr>
-          <w:instrText>2</w:instrText>
-        </w:r>
-      </w:fldSimple>
+      <w:r>
+        <w:fldChar w:fldCharType="begin"/>
+      </w:r>
+      <w:r>
+        <w:instrText xml:space="preserve"> SEQ MTChap \c \</w:instrText>
+      </w:r>
+      <w:r>
+        <w:instrText xml:space="preserve">* Arabic \* MERGEFORMAT </w:instrText>
+      </w:r>
+      <w:r>
+        <w:fldChar w:fldCharType="separate"/>
+      </w:r>
+      <w:r>
+        <w:rPr>
+          <w:noProof/>
+        </w:rPr>
+        <w:instrText>2</w:instrText>
+      </w:r>
+      <w:r>
+        <w:rPr>
+          <w:noProof/>
+        </w:rPr>
+        <w:fldChar w:fldCharType="end"/>
+      </w:r>
       <w:r>
         <w:instrText>-</w:instrText>
       </w:r>
-      <w:fldSimple w:instr=" SEQ MTEqn \c \* Arabic \* MERGEFORMAT ">
-        <w:r>
-          <w:rPr>
-            <w:noProof/>
-          </w:rPr>
-          <w:instrText>3</w:instrText>
-        </w:r>
-      </w:fldSimple>
+      <w:r>
+        <w:fldChar w:fldCharType="begin"/>
+      </w:r>
+      <w:r>
+        <w:instrText xml:space="preserve"> SEQ MTEqn \c \* Arabic \* MERGEFORMAT </w:instrText>
+      </w:r>
+      <w:r>
+        <w:fldChar w:fldCharType="separate"/>
+      </w:r>
+      <w:r>
+        <w:rPr>
+          <w:noProof/>
+        </w:rPr>
+        <w:instrText>3</w:instrText>
+      </w:r>
+      <w:r>
+        <w:rPr>
+          <w:noProof/>
+        </w:rPr>
+        <w:fldChar w:fldCharType="end"/>
+      </w:r>
       <w:r>
         <w:instrText>)</w:instrText>
       </w:r>
@@ -5613,10 +5680,10 @@
           <w:position w:val="-30"/>
         </w:rPr>
         <w:object w:dxaOrig="2079" w:dyaOrig="720" w14:anchorId="314BF46F">
-          <v:shape id="_x0000_i1899" type="#_x0000_t75" style="width:104.05pt;height:36.2pt" o:ole="">
+          <v:shape id="_x0000_i1028" type="#_x0000_t75" style="width:104.25pt;height:36.2pt" o:ole="">
             <v:imagedata r:id="rId24" o:title=""/>
           </v:shape>
-          <o:OLEObject Type="Embed" ProgID="Equation.DSMT4" ShapeID="_x0000_i1899" DrawAspect="Content" ObjectID="_1770846603" r:id="rId25"/>
+          <o:OLEObject Type="Embed" ProgID="Equation.DSMT4" ShapeID="_x0000_i1028" DrawAspect="Content" ObjectID="_1771124952" r:id="rId25"/>
         </w:object>
       </w:r>
       <w:r>
@@ -5640,25 +5707,51 @@
       <w:r>
         <w:instrText>(</w:instrText>
       </w:r>
-      <w:fldSimple w:instr=" SEQ MTChap \c \* Arabic \* MERGEFORMAT ">
-        <w:r>
-          <w:rPr>
-            <w:noProof/>
-          </w:rPr>
-          <w:instrText>2</w:instrText>
-        </w:r>
-      </w:fldSimple>
+      <w:r>
+        <w:fldChar w:fldCharType="begin"/>
+      </w:r>
+      <w:r>
+        <w:instrText xml:space="preserve"> SEQ MTChap \c \* Arabic \* MERGEFORMAT </w:instrText>
+      </w:r>
+      <w:r>
+        <w:fldChar w:fldCharType="separate"/>
+      </w:r>
+      <w:r>
+        <w:rPr>
+          <w:noProof/>
+        </w:rPr>
+        <w:instrText>2</w:instrText>
+      </w:r>
+      <w:r>
+        <w:rPr>
+          <w:noProof/>
+        </w:rPr>
+        <w:fldChar w:fldCharType="end"/>
+      </w:r>
       <w:r>
         <w:instrText>-</w:instrText>
       </w:r>
-      <w:fldSimple w:instr=" SEQ MTEqn \c \* Arabic \* MERGEFORMAT ">
-        <w:r>
-          <w:rPr>
-            <w:noProof/>
-          </w:rPr>
-          <w:instrText>4</w:instrText>
-        </w:r>
-      </w:fldSimple>
+      <w:r>
+        <w:fldChar w:fldCharType="begin"/>
+      </w:r>
+      <w:r>
+        <w:instrText xml:space="preserve"> SEQ MTEqn \c \* Arabic \* MERGEFORMAT </w:instrText>
+      </w:r>
+      <w:r>
+        <w:fldChar w:fldCharType="separate"/>
+      </w:r>
+      <w:r>
+        <w:rPr>
+          <w:noProof/>
+        </w:rPr>
+        <w:instrText>4</w:instrText>
+      </w:r>
+      <w:r>
+        <w:rPr>
+          <w:noProof/>
+        </w:rPr>
+        <w:fldChar w:fldCharType="end"/>
+      </w:r>
       <w:r>
         <w:instrText>)</w:instrText>
       </w:r>
@@ -5678,10 +5771,10 @@
           <w:position w:val="-6"/>
         </w:rPr>
         <w:object w:dxaOrig="240" w:dyaOrig="220" w14:anchorId="644D1075">
-          <v:shape id="_x0000_i1900" type="#_x0000_t75" style="width:12.05pt;height:10.8pt" o:ole="">
+          <v:shape id="_x0000_i1029" type="#_x0000_t75" style="width:11.95pt;height:10.6pt" o:ole="">
             <v:imagedata r:id="rId26" o:title=""/>
           </v:shape>
-          <o:OLEObject Type="Embed" ProgID="Equation.DSMT4" ShapeID="_x0000_i1900" DrawAspect="Content" ObjectID="_1770846604" r:id="rId27"/>
+          <o:OLEObject Type="Embed" ProgID="Equation.DSMT4" ShapeID="_x0000_i1029" DrawAspect="Content" ObjectID="_1771124953" r:id="rId27"/>
         </w:object>
       </w:r>
       <w:r>
@@ -5876,9 +5969,6 @@
         <w:snapToGrid w:val="0"/>
         <w:spacing w:line="300" w:lineRule="auto"/>
         <w:jc w:val="center"/>
-        <w:rPr>
-          <w:rFonts w:hint="eastAsia"/>
-        </w:rPr>
       </w:pPr>
       <w:r>
         <w:rPr>
@@ -5938,7 +6028,6 @@
         <w:spacing w:line="300" w:lineRule="auto"/>
         <w:jc w:val="center"/>
         <w:rPr>
-          <w:rFonts w:hint="eastAsia"/>
           <w:szCs w:val="20"/>
         </w:rPr>
       </w:pPr>
@@ -5953,19 +6042,7 @@
         <w:rPr>
           <w:szCs w:val="20"/>
         </w:rPr>
-        <w:t>2-</w:t>
-      </w:r>
-      <w:r>
-        <w:rPr>
-          <w:szCs w:val="20"/>
-        </w:rPr>
-        <w:t>2</w:t>
-      </w:r>
-      <w:r>
-        <w:rPr>
-          <w:szCs w:val="20"/>
-        </w:rPr>
-        <w:t xml:space="preserve"> </w:t>
+        <w:t xml:space="preserve">2-2 </w:t>
       </w:r>
       <w:r>
         <w:rPr>
@@ -6024,10 +6101,10 @@
           <w:position w:val="-4"/>
         </w:rPr>
         <w:object w:dxaOrig="279" w:dyaOrig="260" w14:anchorId="082A59DC">
-          <v:shape id="_x0000_i4770" type="#_x0000_t75" style="width:14.15pt;height:12.9pt" o:ole="">
+          <v:shape id="_x0000_i1030" type="#_x0000_t75" style="width:14.15pt;height:12.8pt" o:ole="">
             <v:imagedata r:id="rId30" o:title=""/>
           </v:shape>
-          <o:OLEObject Type="Embed" ProgID="Equation.DSMT4" ShapeID="_x0000_i4770" DrawAspect="Content" ObjectID="_1770846605" r:id="rId31"/>
+          <o:OLEObject Type="Embed" ProgID="Equation.DSMT4" ShapeID="_x0000_i1030" DrawAspect="Content" ObjectID="_1771124954" r:id="rId31"/>
         </w:object>
       </w:r>
       <w:r>
@@ -6059,10 +6136,10 @@
           <w:position w:val="-4"/>
         </w:rPr>
         <w:object w:dxaOrig="279" w:dyaOrig="260" w14:anchorId="0A263DF6">
-          <v:shape id="_x0000_i4773" type="#_x0000_t75" style="width:14.15pt;height:12.9pt" o:ole="">
+          <v:shape id="_x0000_i1031" type="#_x0000_t75" style="width:14.15pt;height:12.8pt" o:ole="">
             <v:imagedata r:id="rId32" o:title=""/>
           </v:shape>
-          <o:OLEObject Type="Embed" ProgID="Equation.DSMT4" ShapeID="_x0000_i4773" DrawAspect="Content" ObjectID="_1770846606" r:id="rId33"/>
+          <o:OLEObject Type="Embed" ProgID="Equation.DSMT4" ShapeID="_x0000_i1031" DrawAspect="Content" ObjectID="_1771124955" r:id="rId33"/>
         </w:object>
       </w:r>
       <w:r>
@@ -6142,9 +6219,6 @@
     <w:p>
       <w:pPr>
         <w:pStyle w:val="MTDisplayEquation"/>
-        <w:rPr>
-          <w:rFonts w:hint="eastAsia"/>
-        </w:rPr>
       </w:pPr>
       <w:r>
         <w:tab/>
@@ -6154,10 +6228,10 @@
           <w:position w:val="-32"/>
         </w:rPr>
         <w:object w:dxaOrig="2580" w:dyaOrig="760" w14:anchorId="09DF5123">
-          <v:shape id="_x0000_i4981" type="#_x0000_t75" style="width:129pt;height:37.85pt" o:ole="">
+          <v:shape id="_x0000_i1032" type="#_x0000_t75" style="width:129pt;height:38pt" o:ole="">
             <v:imagedata r:id="rId34" o:title=""/>
           </v:shape>
-          <o:OLEObject Type="Embed" ProgID="Equation.DSMT4" ShapeID="_x0000_i4981" DrawAspect="Content" ObjectID="_1770846607" r:id="rId35"/>
+          <o:OLEObject Type="Embed" ProgID="Equation.DSMT4" ShapeID="_x0000_i1032" DrawAspect="Content" ObjectID="_1771124956" r:id="rId35"/>
         </w:object>
       </w:r>
       <w:r>
@@ -6181,25 +6255,54 @@
       <w:r>
         <w:instrText>(</w:instrText>
       </w:r>
-      <w:fldSimple w:instr=" SEQ MTChap \c \* Arabic \* MERGEFORMAT ">
-        <w:r>
-          <w:rPr>
-            <w:noProof/>
-          </w:rPr>
-          <w:instrText>2</w:instrText>
-        </w:r>
-      </w:fldSimple>
+      <w:r>
+        <w:fldChar w:fldCharType="begin"/>
+      </w:r>
+      <w:r>
+        <w:instrText xml:space="preserve"> SEQ MTChap \c \* Arabic \* MERGEFORMAT </w:instrText>
+      </w:r>
+      <w:r>
+        <w:fldChar w:fldCharType="separate"/>
+      </w:r>
+      <w:r>
+        <w:rPr>
+          <w:noProof/>
+        </w:rPr>
+        <w:instrText>2</w:instrText>
+      </w:r>
+      <w:r>
+        <w:rPr>
+          <w:noProof/>
+        </w:rPr>
+        <w:fldChar w:fldCharType="end"/>
+      </w:r>
       <w:r>
         <w:instrText>-</w:instrText>
       </w:r>
-      <w:fldSimple w:instr=" SEQ MTEqn \c \* Arabic \* MERGEFORMAT ">
-        <w:r>
-          <w:rPr>
-            <w:noProof/>
-          </w:rPr>
-          <w:instrText>5</w:instrText>
-        </w:r>
-      </w:fldSimple>
+      <w:r>
+        <w:fldChar w:fldCharType="begin"/>
+      </w:r>
+      <w:r>
+        <w:instrText xml:space="preserve"> SEQ MT</w:instrText>
+      </w:r>
+      <w:r>
+        <w:instrText xml:space="preserve">Eqn \c \* Arabic \* MERGEFORMAT </w:instrText>
+      </w:r>
+      <w:r>
+        <w:fldChar w:fldCharType="separate"/>
+      </w:r>
+      <w:r>
+        <w:rPr>
+          <w:noProof/>
+        </w:rPr>
+        <w:instrText>5</w:instrText>
+      </w:r>
+      <w:r>
+        <w:rPr>
+          <w:noProof/>
+        </w:rPr>
+        <w:fldChar w:fldCharType="end"/>
+      </w:r>
       <w:r>
         <w:instrText>)</w:instrText>
       </w:r>
@@ -6265,10 +6368,10 @@
           <w:position w:val="-32"/>
         </w:rPr>
         <w:object w:dxaOrig="4700" w:dyaOrig="760" w14:anchorId="18D4B91D">
-          <v:shape id="_x0000_i5361" type="#_x0000_t75" style="width:235.15pt;height:37.85pt" o:ole="">
+          <v:shape id="_x0000_i1033" type="#_x0000_t75" style="width:235.45pt;height:38pt" o:ole="">
             <v:imagedata r:id="rId36" o:title=""/>
           </v:shape>
-          <o:OLEObject Type="Embed" ProgID="Equation.DSMT4" ShapeID="_x0000_i5361" DrawAspect="Content" ObjectID="_1770846608" r:id="rId37"/>
+          <o:OLEObject Type="Embed" ProgID="Equation.DSMT4" ShapeID="_x0000_i1033" DrawAspect="Content" ObjectID="_1771124957" r:id="rId37"/>
         </w:object>
       </w:r>
       <w:r>
@@ -6292,25 +6395,51 @@
       <w:r>
         <w:instrText>(</w:instrText>
       </w:r>
-      <w:fldSimple w:instr=" SEQ MTChap \c \* Arabic \* MERGEFORMAT ">
-        <w:r>
-          <w:rPr>
-            <w:noProof/>
-          </w:rPr>
-          <w:instrText>2</w:instrText>
-        </w:r>
-      </w:fldSimple>
+      <w:r>
+        <w:fldChar w:fldCharType="begin"/>
+      </w:r>
+      <w:r>
+        <w:instrText xml:space="preserve"> SEQ MTChap \c \* Arabic \* MERGEFORMAT </w:instrText>
+      </w:r>
+      <w:r>
+        <w:fldChar w:fldCharType="separate"/>
+      </w:r>
+      <w:r>
+        <w:rPr>
+          <w:noProof/>
+        </w:rPr>
+        <w:instrText>2</w:instrText>
+      </w:r>
+      <w:r>
+        <w:rPr>
+          <w:noProof/>
+        </w:rPr>
+        <w:fldChar w:fldCharType="end"/>
+      </w:r>
       <w:r>
         <w:instrText>-</w:instrText>
       </w:r>
-      <w:fldSimple w:instr=" SEQ MTEqn \c \* Arabic \* MERGEFORMAT ">
-        <w:r>
-          <w:rPr>
-            <w:noProof/>
-          </w:rPr>
-          <w:instrText>6</w:instrText>
-        </w:r>
-      </w:fldSimple>
+      <w:r>
+        <w:fldChar w:fldCharType="begin"/>
+      </w:r>
+      <w:r>
+        <w:instrText xml:space="preserve"> SEQ MTEqn \c \* Arabic \* MERGEFORMAT </w:instrText>
+      </w:r>
+      <w:r>
+        <w:fldChar w:fldCharType="separate"/>
+      </w:r>
+      <w:r>
+        <w:rPr>
+          <w:noProof/>
+        </w:rPr>
+        <w:instrText>6</w:instrText>
+      </w:r>
+      <w:r>
+        <w:rPr>
+          <w:noProof/>
+        </w:rPr>
+        <w:fldChar w:fldCharType="end"/>
+      </w:r>
       <w:r>
         <w:instrText>)</w:instrText>
       </w:r>
@@ -6358,10 +6487,10 @@
           <w:position w:val="-10"/>
         </w:rPr>
         <w:object w:dxaOrig="1359" w:dyaOrig="320" w14:anchorId="7519A5AA">
-          <v:shape id="_x0000_i1908" type="#_x0000_t75" style="width:67.85pt;height:16.25pt" o:ole="">
+          <v:shape id="_x0000_i1034" type="#_x0000_t75" style="width:68pt;height:16.35pt" o:ole="">
             <v:imagedata r:id="rId38" o:title=""/>
           </v:shape>
-          <o:OLEObject Type="Embed" ProgID="Equation.DSMT4" ShapeID="_x0000_i1908" DrawAspect="Content" ObjectID="_1770846609" r:id="rId39"/>
+          <o:OLEObject Type="Embed" ProgID="Equation.DSMT4" ShapeID="_x0000_i1034" DrawAspect="Content" ObjectID="_1771124958" r:id="rId39"/>
         </w:object>
       </w:r>
       <w:r>
@@ -6381,10 +6510,10 @@
           <w:position w:val="-12"/>
         </w:rPr>
         <w:object w:dxaOrig="600" w:dyaOrig="360" w14:anchorId="3CE86697">
-          <v:shape id="_x0000_i1903" type="#_x0000_t75" style="width:30.4pt;height:18.3pt" o:ole="">
+          <v:shape id="_x0000_i1035" type="#_x0000_t75" style="width:30.5pt;height:18.1pt" o:ole="">
             <v:imagedata r:id="rId40" o:title=""/>
           </v:shape>
-          <o:OLEObject Type="Embed" ProgID="Equation.DSMT4" ShapeID="_x0000_i1903" DrawAspect="Content" ObjectID="_1770846610" r:id="rId41"/>
+          <o:OLEObject Type="Embed" ProgID="Equation.DSMT4" ShapeID="_x0000_i1035" DrawAspect="Content" ObjectID="_1771124959" r:id="rId41"/>
         </w:object>
       </w:r>
       <w:r>
@@ -6404,10 +6533,10 @@
           <w:position w:val="-10"/>
         </w:rPr>
         <w:object w:dxaOrig="1240" w:dyaOrig="320" w14:anchorId="5E372E0B">
-          <v:shape id="_x0000_i1904" type="#_x0000_t75" style="width:61.6pt;height:16.25pt" o:ole="">
+          <v:shape id="_x0000_i1036" type="#_x0000_t75" style="width:61.85pt;height:16.35pt" o:ole="">
             <v:imagedata r:id="rId42" o:title=""/>
           </v:shape>
-          <o:OLEObject Type="Embed" ProgID="Equation.DSMT4" ShapeID="_x0000_i1904" DrawAspect="Content" ObjectID="_1770846611" r:id="rId43"/>
+          <o:OLEObject Type="Embed" ProgID="Equation.DSMT4" ShapeID="_x0000_i1036" DrawAspect="Content" ObjectID="_1771124960" r:id="rId43"/>
         </w:object>
       </w:r>
       <w:r>
@@ -6485,10 +6614,10 @@
           <w:position w:val="-10"/>
         </w:rPr>
         <w:object w:dxaOrig="240" w:dyaOrig="320" w14:anchorId="0C405ACF">
-          <v:shape id="_x0000_i1905" type="#_x0000_t75" style="width:12.05pt;height:15.8pt" o:ole="">
+          <v:shape id="_x0000_i1037" type="#_x0000_t75" style="width:11.95pt;height:15.9pt" o:ole="">
             <v:imagedata r:id="rId44" o:title=""/>
           </v:shape>
-          <o:OLEObject Type="Embed" ProgID="Equation.DSMT4" ShapeID="_x0000_i1905" DrawAspect="Content" ObjectID="_1770846612" r:id="rId45"/>
+          <o:OLEObject Type="Embed" ProgID="Equation.DSMT4" ShapeID="_x0000_i1037" DrawAspect="Content" ObjectID="_1771124961" r:id="rId45"/>
         </w:object>
       </w:r>
       <w:r>
@@ -6508,10 +6637,10 @@
           <w:position w:val="-4"/>
         </w:rPr>
         <w:object w:dxaOrig="260" w:dyaOrig="260" w14:anchorId="2E1135A3">
-          <v:shape id="_x0000_i1906" type="#_x0000_t75" style="width:12.9pt;height:12.9pt" o:ole="">
+          <v:shape id="_x0000_i1038" type="#_x0000_t75" style="width:12.8pt;height:12.8pt" o:ole="">
             <v:imagedata r:id="rId46" o:title=""/>
           </v:shape>
-          <o:OLEObject Type="Embed" ProgID="Equation.DSMT4" ShapeID="_x0000_i1906" DrawAspect="Content" ObjectID="_1770846613" r:id="rId47"/>
+          <o:OLEObject Type="Embed" ProgID="Equation.DSMT4" ShapeID="_x0000_i1038" DrawAspect="Content" ObjectID="_1771124962" r:id="rId47"/>
         </w:object>
       </w:r>
       <w:r>
@@ -6531,10 +6660,10 @@
           <w:position w:val="-6"/>
         </w:rPr>
         <w:object w:dxaOrig="240" w:dyaOrig="279" w14:anchorId="5517E0CC">
-          <v:shape id="_x0000_i1907" type="#_x0000_t75" style="width:12.05pt;height:14.15pt" o:ole="">
+          <v:shape id="_x0000_i1039" type="#_x0000_t75" style="width:11.95pt;height:14.15pt" o:ole="">
             <v:imagedata r:id="rId48" o:title=""/>
           </v:shape>
-          <o:OLEObject Type="Embed" ProgID="Equation.DSMT4" ShapeID="_x0000_i1907" DrawAspect="Content" ObjectID="_1770846614" r:id="rId49"/>
+          <o:OLEObject Type="Embed" ProgID="Equation.DSMT4" ShapeID="_x0000_i1039" DrawAspect="Content" ObjectID="_1771124963" r:id="rId49"/>
         </w:object>
       </w:r>
       <w:r>
@@ -6578,9 +6707,6 @@
     <w:p>
       <w:pPr>
         <w:pStyle w:val="MTDisplayEquation"/>
-        <w:rPr>
-          <w:rFonts w:hint="eastAsia"/>
-        </w:rPr>
       </w:pPr>
       <w:r>
         <w:tab/>
@@ -6590,10 +6716,10 @@
           <w:position w:val="-10"/>
         </w:rPr>
         <w:object w:dxaOrig="3080" w:dyaOrig="360" w14:anchorId="6A686682">
-          <v:shape id="_x0000_i4754" type="#_x0000_t75" style="width:154pt;height:17.9pt" o:ole="">
+          <v:shape id="_x0000_i1040" type="#_x0000_t75" style="width:154.15pt;height:18.1pt" o:ole="">
             <v:imagedata r:id="rId50" o:title=""/>
           </v:shape>
-          <o:OLEObject Type="Embed" ProgID="Equation.DSMT4" ShapeID="_x0000_i4754" DrawAspect="Content" ObjectID="_1770846615" r:id="rId51"/>
+          <o:OLEObject Type="Embed" ProgID="Equation.DSMT4" ShapeID="_x0000_i1040" DrawAspect="Content" ObjectID="_1771124964" r:id="rId51"/>
         </w:object>
       </w:r>
       <w:r>
@@ -6617,25 +6743,51 @@
       <w:r>
         <w:instrText>(</w:instrText>
       </w:r>
-      <w:fldSimple w:instr=" SEQ MTChap \c \* Arabic \* MERGEFORMAT ">
-        <w:r>
-          <w:rPr>
-            <w:noProof/>
-          </w:rPr>
-          <w:instrText>2</w:instrText>
-        </w:r>
-      </w:fldSimple>
+      <w:r>
+        <w:fldChar w:fldCharType="begin"/>
+      </w:r>
+      <w:r>
+        <w:instrText xml:space="preserve"> SEQ MTChap \c \* Arabic \* MERGEFORMAT </w:instrText>
+      </w:r>
+      <w:r>
+        <w:fldChar w:fldCharType="separate"/>
+      </w:r>
+      <w:r>
+        <w:rPr>
+          <w:noProof/>
+        </w:rPr>
+        <w:instrText>2</w:instrText>
+      </w:r>
+      <w:r>
+        <w:rPr>
+          <w:noProof/>
+        </w:rPr>
+        <w:fldChar w:fldCharType="end"/>
+      </w:r>
       <w:r>
         <w:instrText>-</w:instrText>
       </w:r>
-      <w:fldSimple w:instr=" SEQ MTEqn \c \* Arabic \* MERGEFORMAT ">
-        <w:r>
-          <w:rPr>
-            <w:noProof/>
-          </w:rPr>
-          <w:instrText>7</w:instrText>
-        </w:r>
-      </w:fldSimple>
+      <w:r>
+        <w:fldChar w:fldCharType="begin"/>
+      </w:r>
+      <w:r>
+        <w:instrText xml:space="preserve"> SEQ MTEqn \c \* Arabic \* MERGEFORMAT </w:instrText>
+      </w:r>
+      <w:r>
+        <w:fldChar w:fldCharType="separate"/>
+      </w:r>
+      <w:r>
+        <w:rPr>
+          <w:noProof/>
+        </w:rPr>
+        <w:instrText>7</w:instrText>
+      </w:r>
+      <w:r>
+        <w:rPr>
+          <w:noProof/>
+        </w:rPr>
+        <w:fldChar w:fldCharType="end"/>
+      </w:r>
       <w:r>
         <w:instrText>)</w:instrText>
       </w:r>
@@ -6655,10 +6807,10 @@
           <w:position w:val="-4"/>
         </w:rPr>
         <w:object w:dxaOrig="279" w:dyaOrig="260" w14:anchorId="752C2F10">
-          <v:shape id="_x0000_i1911" type="#_x0000_t75" style="width:13.75pt;height:12.9pt" o:ole="">
+          <v:shape id="_x0000_i1041" type="#_x0000_t75" style="width:13.7pt;height:12.8pt" o:ole="">
             <v:imagedata r:id="rId52" o:title=""/>
           </v:shape>
-          <o:OLEObject Type="Embed" ProgID="Equation.DSMT4" ShapeID="_x0000_i1911" DrawAspect="Content" ObjectID="_1770846616" r:id="rId53"/>
+          <o:OLEObject Type="Embed" ProgID="Equation.DSMT4" ShapeID="_x0000_i1041" DrawAspect="Content" ObjectID="_1771124965" r:id="rId53"/>
         </w:object>
       </w:r>
       <w:r>
@@ -6672,10 +6824,10 @@
           <w:position w:val="-6"/>
         </w:rPr>
         <w:object w:dxaOrig="400" w:dyaOrig="320" w14:anchorId="63647FE1">
-          <v:shape id="_x0000_i1912" type="#_x0000_t75" style="width:20pt;height:16.25pt" o:ole="">
+          <v:shape id="_x0000_i1042" type="#_x0000_t75" style="width:19.9pt;height:16.35pt" o:ole="">
             <v:imagedata r:id="rId54" o:title=""/>
           </v:shape>
-          <o:OLEObject Type="Embed" ProgID="Equation.DSMT4" ShapeID="_x0000_i1912" DrawAspect="Content" ObjectID="_1770846617" r:id="rId55"/>
+          <o:OLEObject Type="Embed" ProgID="Equation.DSMT4" ShapeID="_x0000_i1042" DrawAspect="Content" ObjectID="_1771124966" r:id="rId55"/>
         </w:object>
       </w:r>
       <w:r>
@@ -6689,10 +6841,10 @@
           <w:position w:val="-6"/>
         </w:rPr>
         <w:object w:dxaOrig="420" w:dyaOrig="320" w14:anchorId="3D51D10E">
-          <v:shape id="_x0000_i1913" type="#_x0000_t75" style="width:20.8pt;height:16.25pt" o:ole="">
+          <v:shape id="_x0000_i1043" type="#_x0000_t75" style="width:20.75pt;height:16.35pt" o:ole="">
             <v:imagedata r:id="rId56" o:title=""/>
           </v:shape>
-          <o:OLEObject Type="Embed" ProgID="Equation.DSMT4" ShapeID="_x0000_i1913" DrawAspect="Content" ObjectID="_1770846618" r:id="rId57"/>
+          <o:OLEObject Type="Embed" ProgID="Equation.DSMT4" ShapeID="_x0000_i1043" DrawAspect="Content" ObjectID="_1771124967" r:id="rId57"/>
         </w:object>
       </w:r>
       <w:r>
@@ -6706,10 +6858,10 @@
           <w:position w:val="-6"/>
         </w:rPr>
         <w:object w:dxaOrig="400" w:dyaOrig="320" w14:anchorId="74AA5C14">
-          <v:shape id="_x0000_i1914" type="#_x0000_t75" style="width:20pt;height:16.25pt" o:ole="">
+          <v:shape id="_x0000_i1044" type="#_x0000_t75" style="width:19.9pt;height:16.35pt" o:ole="">
             <v:imagedata r:id="rId58" o:title=""/>
           </v:shape>
-          <o:OLEObject Type="Embed" ProgID="Equation.DSMT4" ShapeID="_x0000_i1914" DrawAspect="Content" ObjectID="_1770846619" r:id="rId59"/>
+          <o:OLEObject Type="Embed" ProgID="Equation.DSMT4" ShapeID="_x0000_i1044" DrawAspect="Content" ObjectID="_1771124968" r:id="rId59"/>
         </w:object>
       </w:r>
       <w:r>
@@ -6767,10 +6919,10 @@
           <w:position w:val="-36"/>
         </w:rPr>
         <w:object w:dxaOrig="3780" w:dyaOrig="840" w14:anchorId="24D487C7">
-          <v:shape id="_x0000_i5355" type="#_x0000_t75" style="width:189.35pt;height:42.05pt" o:ole="">
+          <v:shape id="_x0000_i1045" type="#_x0000_t75" style="width:189.5pt;height:41.95pt" o:ole="">
             <v:imagedata r:id="rId60" o:title=""/>
           </v:shape>
-          <o:OLEObject Type="Embed" ProgID="Equation.DSMT4" ShapeID="_x0000_i5355" DrawAspect="Content" ObjectID="_1770846620" r:id="rId61"/>
+          <o:OLEObject Type="Embed" ProgID="Equation.DSMT4" ShapeID="_x0000_i1045" DrawAspect="Content" ObjectID="_1771124969" r:id="rId61"/>
         </w:object>
       </w:r>
       <w:r>
@@ -6794,25 +6946,54 @@
       <w:r>
         <w:instrText>(</w:instrText>
       </w:r>
-      <w:fldSimple w:instr=" SEQ MTChap \c \* Arabic \* MERGEFORMAT ">
-        <w:r>
-          <w:rPr>
-            <w:noProof/>
-          </w:rPr>
-          <w:instrText>2</w:instrText>
-        </w:r>
-      </w:fldSimple>
+      <w:r>
+        <w:fldChar w:fldCharType="begin"/>
+      </w:r>
+      <w:r>
+        <w:instrText xml:space="preserve"> SEQ MTChap \c \* </w:instrText>
+      </w:r>
+      <w:r>
+        <w:instrText xml:space="preserve">Arabic \* MERGEFORMAT </w:instrText>
+      </w:r>
+      <w:r>
+        <w:fldChar w:fldCharType="separate"/>
+      </w:r>
+      <w:r>
+        <w:rPr>
+          <w:noProof/>
+        </w:rPr>
+        <w:instrText>2</w:instrText>
+      </w:r>
+      <w:r>
+        <w:rPr>
+          <w:noProof/>
+        </w:rPr>
+        <w:fldChar w:fldCharType="end"/>
+      </w:r>
       <w:r>
         <w:instrText>-</w:instrText>
       </w:r>
-      <w:fldSimple w:instr=" SEQ MTEqn \c \* Arabic \* MERGEFORMAT ">
-        <w:r>
-          <w:rPr>
-            <w:noProof/>
-          </w:rPr>
-          <w:instrText>8</w:instrText>
-        </w:r>
-      </w:fldSimple>
+      <w:r>
+        <w:fldChar w:fldCharType="begin"/>
+      </w:r>
+      <w:r>
+        <w:instrText xml:space="preserve"> SEQ MTEqn \c \* Arabic \* MERGEFORMAT </w:instrText>
+      </w:r>
+      <w:r>
+        <w:fldChar w:fldCharType="separate"/>
+      </w:r>
+      <w:r>
+        <w:rPr>
+          <w:noProof/>
+        </w:rPr>
+        <w:instrText>8</w:instrText>
+      </w:r>
+      <w:r>
+        <w:rPr>
+          <w:noProof/>
+        </w:rPr>
+        <w:fldChar w:fldCharType="end"/>
+      </w:r>
       <w:r>
         <w:instrText>)</w:instrText>
       </w:r>
@@ -6825,9 +7006,6 @@
         <w:adjustRightInd w:val="0"/>
         <w:snapToGrid w:val="0"/>
         <w:spacing w:line="300" w:lineRule="auto"/>
-        <w:rPr>
-          <w:rFonts w:hint="eastAsia"/>
-        </w:rPr>
       </w:pPr>
       <w:r>
         <w:rPr>
@@ -6866,10 +7044,10 @@
           <w:position w:val="-10"/>
         </w:rPr>
         <w:object w:dxaOrig="520" w:dyaOrig="360" w14:anchorId="58A13D48">
-          <v:shape id="_x0000_i5329" type="#_x0000_t75" style="width:25.8pt;height:17.9pt" o:ole="">
+          <v:shape id="_x0000_i1046" type="#_x0000_t75" style="width:25.6pt;height:18.1pt" o:ole="">
             <v:imagedata r:id="rId62" o:title=""/>
           </v:shape>
-          <o:OLEObject Type="Embed" ProgID="Equation.DSMT4" ShapeID="_x0000_i5329" DrawAspect="Content" ObjectID="_1770846621" r:id="rId63"/>
+          <o:OLEObject Type="Embed" ProgID="Equation.DSMT4" ShapeID="_x0000_i1046" DrawAspect="Content" ObjectID="_1771124970" r:id="rId63"/>
         </w:object>
       </w:r>
       <w:r>
@@ -6911,10 +7089,10 @@
           <w:position w:val="-14"/>
         </w:rPr>
         <w:object w:dxaOrig="480" w:dyaOrig="420" w14:anchorId="0CD3D27B">
-          <v:shape id="_x0000_i5334" type="#_x0000_t75" style="width:24.15pt;height:20.8pt" o:ole="">
+          <v:shape id="_x0000_i1047" type="#_x0000_t75" style="width:24.3pt;height:20.75pt" o:ole="">
             <v:imagedata r:id="rId64" o:title=""/>
           </v:shape>
-          <o:OLEObject Type="Embed" ProgID="Equation.DSMT4" ShapeID="_x0000_i5334" DrawAspect="Content" ObjectID="_1770846622" r:id="rId65"/>
+          <o:OLEObject Type="Embed" ProgID="Equation.DSMT4" ShapeID="_x0000_i1047" DrawAspect="Content" ObjectID="_1771124971" r:id="rId65"/>
         </w:object>
       </w:r>
       <w:r>
@@ -6928,10 +7106,10 @@
           <w:position w:val="-12"/>
         </w:rPr>
         <w:object w:dxaOrig="279" w:dyaOrig="360" w14:anchorId="49EE9C18">
-          <v:shape id="_x0000_i5337" type="#_x0000_t75" style="width:14.15pt;height:17.9pt" o:ole="">
+          <v:shape id="_x0000_i1048" type="#_x0000_t75" style="width:14.15pt;height:18.1pt" o:ole="">
             <v:imagedata r:id="rId66" o:title=""/>
           </v:shape>
-          <o:OLEObject Type="Embed" ProgID="Equation.DSMT4" ShapeID="_x0000_i5337" DrawAspect="Content" ObjectID="_1770846623" r:id="rId67"/>
+          <o:OLEObject Type="Embed" ProgID="Equation.DSMT4" ShapeID="_x0000_i1048" DrawAspect="Content" ObjectID="_1771124972" r:id="rId67"/>
         </w:object>
       </w:r>
       <w:r>
@@ -7066,9 +7244,6 @@
         <w:adjustRightInd w:val="0"/>
         <w:snapToGrid w:val="0"/>
         <w:spacing w:line="300" w:lineRule="auto"/>
-        <w:rPr>
-          <w:rFonts w:hint="eastAsia"/>
-        </w:rPr>
       </w:pPr>
       <w:r>
         <w:rPr>
@@ -7175,10 +7350,10 @@
           <w:position w:val="-12"/>
         </w:rPr>
         <w:object w:dxaOrig="3420" w:dyaOrig="360" w14:anchorId="3AFCFDE2">
-          <v:shape id="_x0000_i5303" type="#_x0000_t75" style="width:171.05pt;height:17.9pt" o:ole="">
+          <v:shape id="_x0000_i1049" type="#_x0000_t75" style="width:170.95pt;height:18.1pt" o:ole="">
             <v:imagedata r:id="rId68" o:title=""/>
           </v:shape>
-          <o:OLEObject Type="Embed" ProgID="Equation.DSMT4" ShapeID="_x0000_i5303" DrawAspect="Content" ObjectID="_1770846624" r:id="rId69"/>
+          <o:OLEObject Type="Embed" ProgID="Equation.DSMT4" ShapeID="_x0000_i1049" DrawAspect="Content" ObjectID="_1771124973" r:id="rId69"/>
         </w:object>
       </w:r>
       <w:r>
@@ -7202,25 +7377,51 @@
       <w:r>
         <w:instrText>(</w:instrText>
       </w:r>
-      <w:fldSimple w:instr=" SEQ MTChap \c \* Arabic \* MERGEFORMAT ">
-        <w:r>
-          <w:rPr>
-            <w:noProof/>
-          </w:rPr>
-          <w:instrText>2</w:instrText>
-        </w:r>
-      </w:fldSimple>
+      <w:r>
+        <w:fldChar w:fldCharType="begin"/>
+      </w:r>
+      <w:r>
+        <w:instrText xml:space="preserve"> SEQ MTChap \c \* Arabic \* MERGEFORMAT </w:instrText>
+      </w:r>
+      <w:r>
+        <w:fldChar w:fldCharType="separate"/>
+      </w:r>
+      <w:r>
+        <w:rPr>
+          <w:noProof/>
+        </w:rPr>
+        <w:instrText>2</w:instrText>
+      </w:r>
+      <w:r>
+        <w:rPr>
+          <w:noProof/>
+        </w:rPr>
+        <w:fldChar w:fldCharType="end"/>
+      </w:r>
       <w:r>
         <w:instrText>-</w:instrText>
       </w:r>
-      <w:fldSimple w:instr=" SEQ MTEqn \c \* Arabic \* MERGEFORMAT ">
-        <w:r>
-          <w:rPr>
-            <w:noProof/>
-          </w:rPr>
-          <w:instrText>9</w:instrText>
-        </w:r>
-      </w:fldSimple>
+      <w:r>
+        <w:fldChar w:fldCharType="begin"/>
+      </w:r>
+      <w:r>
+        <w:instrText xml:space="preserve"> SEQ MTEqn \c \* Arabic \* MERGEFORMAT </w:instrText>
+      </w:r>
+      <w:r>
+        <w:fldChar w:fldCharType="separate"/>
+      </w:r>
+      <w:r>
+        <w:rPr>
+          <w:noProof/>
+        </w:rPr>
+        <w:instrText>9</w:instrText>
+      </w:r>
+      <w:r>
+        <w:rPr>
+          <w:noProof/>
+        </w:rPr>
+        <w:fldChar w:fldCharType="end"/>
+      </w:r>
       <w:r>
         <w:instrText>)</w:instrText>
       </w:r>
@@ -7240,10 +7441,10 @@
           <w:position w:val="-12"/>
         </w:rPr>
         <w:object w:dxaOrig="300" w:dyaOrig="360" w14:anchorId="72F1E7E6">
-          <v:shape id="_x0000_i5307" type="#_x0000_t75" style="width:15pt;height:17.9pt" o:ole="">
+          <v:shape id="_x0000_i1050" type="#_x0000_t75" style="width:15pt;height:18.1pt" o:ole="">
             <v:imagedata r:id="rId70" o:title=""/>
           </v:shape>
-          <o:OLEObject Type="Embed" ProgID="Equation.DSMT4" ShapeID="_x0000_i5307" DrawAspect="Content" ObjectID="_1770846625" r:id="rId71"/>
+          <o:OLEObject Type="Embed" ProgID="Equation.DSMT4" ShapeID="_x0000_i1050" DrawAspect="Content" ObjectID="_1771124974" r:id="rId71"/>
         </w:object>
       </w:r>
       <w:r>
@@ -7257,10 +7458,10 @@
           <w:position w:val="-12"/>
         </w:rPr>
         <w:object w:dxaOrig="320" w:dyaOrig="360" w14:anchorId="3E83508E">
-          <v:shape id="_x0000_i5310" type="#_x0000_t75" style="width:15.8pt;height:17.9pt" o:ole="">
+          <v:shape id="_x0000_i1051" type="#_x0000_t75" style="width:15.9pt;height:18.1pt" o:ole="">
             <v:imagedata r:id="rId72" o:title=""/>
           </v:shape>
-          <o:OLEObject Type="Embed" ProgID="Equation.DSMT4" ShapeID="_x0000_i5310" DrawAspect="Content" ObjectID="_1770846626" r:id="rId73"/>
+          <o:OLEObject Type="Embed" ProgID="Equation.DSMT4" ShapeID="_x0000_i1051" DrawAspect="Content" ObjectID="_1771124975" r:id="rId73"/>
         </w:object>
       </w:r>
       <w:r>
@@ -7286,10 +7487,10 @@
           <w:position w:val="-12"/>
         </w:rPr>
         <w:object w:dxaOrig="220" w:dyaOrig="360" w14:anchorId="369D6D3C">
-          <v:shape id="_x0000_i5313" type="#_x0000_t75" style="width:10.8pt;height:17.9pt" o:ole="">
+          <v:shape id="_x0000_i1052" type="#_x0000_t75" style="width:10.6pt;height:18.1pt" o:ole="">
             <v:imagedata r:id="rId74" o:title=""/>
           </v:shape>
-          <o:OLEObject Type="Embed" ProgID="Equation.DSMT4" ShapeID="_x0000_i5313" DrawAspect="Content" ObjectID="_1770846627" r:id="rId75"/>
+          <o:OLEObject Type="Embed" ProgID="Equation.DSMT4" ShapeID="_x0000_i1052" DrawAspect="Content" ObjectID="_1771124976" r:id="rId75"/>
         </w:object>
       </w:r>
       <w:r>
@@ -7303,10 +7504,10 @@
           <w:position w:val="-12"/>
         </w:rPr>
         <w:object w:dxaOrig="240" w:dyaOrig="360" w14:anchorId="684258FF">
-          <v:shape id="_x0000_i5318" type="#_x0000_t75" style="width:12.05pt;height:17.9pt" o:ole="">
+          <v:shape id="_x0000_i1053" type="#_x0000_t75" style="width:11.95pt;height:18.1pt" o:ole="">
             <v:imagedata r:id="rId76" o:title=""/>
           </v:shape>
-          <o:OLEObject Type="Embed" ProgID="Equation.DSMT4" ShapeID="_x0000_i5318" DrawAspect="Content" ObjectID="_1770846628" r:id="rId77"/>
+          <o:OLEObject Type="Embed" ProgID="Equation.DSMT4" ShapeID="_x0000_i1053" DrawAspect="Content" ObjectID="_1771124977" r:id="rId77"/>
         </w:object>
       </w:r>
       <w:r>
@@ -7512,30 +7713,195 @@
         <w:adjustRightInd w:val="0"/>
         <w:snapToGrid w:val="0"/>
         <w:spacing w:line="300" w:lineRule="auto"/>
-        <w:rPr>
-          <w:rFonts w:eastAsia="黑体"/>
-        </w:rPr>
-      </w:pPr>
+      </w:pPr>
+      <w:r>
+        <w:rPr>
+          <w:rFonts w:hint="eastAsia"/>
+          <w:highlight w:val="red"/>
+        </w:rPr>
+        <w:t>该论</w:t>
+      </w:r>
+      <w:r>
+        <w:rPr>
+          <w:rFonts w:hint="eastAsia"/>
+          <w:highlight w:val="red"/>
+        </w:rPr>
+        <w:t>（引用）</w:t>
+      </w:r>
+      <w:r>
+        <w:rPr>
+          <w:rFonts w:hint="eastAsia"/>
+        </w:rPr>
+        <w:t>文介绍了图像处理</w:t>
+      </w:r>
+      <w:r>
+        <w:rPr>
+          <w:rFonts w:hint="eastAsia"/>
+        </w:rPr>
+        <w:t>Transformer</w:t>
+      </w:r>
+      <w:r>
+        <w:rPr>
+          <w:rFonts w:hint="eastAsia"/>
+        </w:rPr>
+        <w:t>（</w:t>
+      </w:r>
+      <w:r>
+        <w:rPr>
+          <w:rFonts w:hint="eastAsia"/>
+        </w:rPr>
+        <w:t>IPT</w:t>
+      </w:r>
+      <w:r>
+        <w:rPr>
+          <w:rFonts w:hint="eastAsia"/>
+        </w:rPr>
+        <w:t>），一个利用</w:t>
+      </w:r>
+      <w:r>
+        <w:rPr>
+          <w:rFonts w:hint="eastAsia"/>
+        </w:rPr>
+        <w:t>Transformer</w:t>
+      </w:r>
+      <w:r>
+        <w:rPr>
+          <w:rFonts w:hint="eastAsia"/>
+        </w:rPr>
+        <w:t>架构针对多种低层次视觉任务（如超分辨率、</w:t>
+      </w:r>
+      <w:proofErr w:type="gramStart"/>
+      <w:r>
+        <w:rPr>
+          <w:rFonts w:hint="eastAsia"/>
+        </w:rPr>
+        <w:t>去噪和</w:t>
+      </w:r>
+      <w:proofErr w:type="gramEnd"/>
+      <w:r>
+        <w:rPr>
+          <w:rFonts w:hint="eastAsia"/>
+        </w:rPr>
+        <w:t>去雨）的</w:t>
+      </w:r>
+      <w:proofErr w:type="gramStart"/>
+      <w:r>
+        <w:rPr>
+          <w:rFonts w:hint="eastAsia"/>
+        </w:rPr>
+        <w:t>预训练</w:t>
+      </w:r>
+      <w:proofErr w:type="gramEnd"/>
+      <w:r>
+        <w:rPr>
+          <w:rFonts w:hint="eastAsia"/>
+        </w:rPr>
+        <w:t>模型。通过在大</w:t>
+      </w:r>
+      <w:r>
+        <w:rPr>
+          <w:rFonts w:hint="eastAsia"/>
+        </w:rPr>
+        <w:lastRenderedPageBreak/>
+        <w:t>规模数据</w:t>
+      </w:r>
     </w:p>
     <w:p>
       <w:pPr>
         <w:adjustRightInd w:val="0"/>
         <w:snapToGrid w:val="0"/>
         <w:spacing w:line="300" w:lineRule="auto"/>
-        <w:rPr>
-          <w:rFonts w:eastAsia="黑体"/>
-        </w:rPr>
-      </w:pPr>
+        <w:jc w:val="center"/>
+      </w:pPr>
+      <w:r>
+        <w:rPr>
+          <w:noProof/>
+        </w:rPr>
+        <w:drawing>
+          <wp:inline distT="0" distB="0" distL="0" distR="0" wp14:anchorId="2D4A0290" wp14:editId="45A46327">
+            <wp:extent cx="5471795" cy="2612390"/>
+            <wp:effectExtent l="0" t="0" r="0" b="0"/>
+            <wp:docPr id="1" name="图片 1"/>
+            <wp:cNvGraphicFramePr>
+              <a:graphicFrameLocks xmlns:a="http://schemas.openxmlformats.org/drawingml/2006/main" noChangeAspect="1"/>
+            </wp:cNvGraphicFramePr>
+            <a:graphic xmlns:a="http://schemas.openxmlformats.org/drawingml/2006/main">
+              <a:graphicData uri="http://schemas.openxmlformats.org/drawingml/2006/picture">
+                <pic:pic xmlns:pic="http://schemas.openxmlformats.org/drawingml/2006/picture">
+                  <pic:nvPicPr>
+                    <pic:cNvPr id="1" name="图片 1"/>
+                    <pic:cNvPicPr/>
+                  </pic:nvPicPr>
+                  <pic:blipFill>
+                    <a:blip r:embed="rId78" cstate="print">
+                      <a:extLst>
+                        <a:ext uri="{28A0092B-C50C-407E-A947-70E740481C1C}">
+                          <a14:useLocalDpi xmlns:a14="http://schemas.microsoft.com/office/drawing/2010/main" val="0"/>
+                        </a:ext>
+                      </a:extLst>
+                    </a:blip>
+                    <a:stretch>
+                      <a:fillRect/>
+                    </a:stretch>
+                  </pic:blipFill>
+                  <pic:spPr>
+                    <a:xfrm>
+                      <a:off x="0" y="0"/>
+                      <a:ext cx="5471795" cy="2612390"/>
+                    </a:xfrm>
+                    <a:prstGeom prst="rect">
+                      <a:avLst/>
+                    </a:prstGeom>
+                  </pic:spPr>
+                </pic:pic>
+              </a:graphicData>
+            </a:graphic>
+          </wp:inline>
+        </w:drawing>
+      </w:r>
     </w:p>
     <w:p>
       <w:pPr>
         <w:adjustRightInd w:val="0"/>
         <w:snapToGrid w:val="0"/>
         <w:spacing w:line="300" w:lineRule="auto"/>
-        <w:rPr>
-          <w:rFonts w:eastAsia="黑体" w:hint="eastAsia"/>
-        </w:rPr>
-      </w:pPr>
+        <w:jc w:val="center"/>
+      </w:pPr>
+      <w:r>
+        <w:rPr>
+          <w:rFonts w:hint="eastAsia"/>
+        </w:rPr>
+        <w:t>图</w:t>
+      </w:r>
+      <w:r>
+        <w:t xml:space="preserve">2-3 </w:t>
+      </w:r>
+      <w:r>
+        <w:rPr>
+          <w:rFonts w:hint="eastAsia"/>
+        </w:rPr>
+        <w:t>IPT</w:t>
+      </w:r>
+      <w:r>
+        <w:rPr>
+          <w:rFonts w:hint="eastAsia"/>
+        </w:rPr>
+        <w:t>网络</w:t>
+      </w:r>
+      <w:r>
+        <w:rPr>
+          <w:rFonts w:hint="eastAsia"/>
+          <w:highlight w:val="red"/>
+        </w:rPr>
+        <w:t>结构图</w:t>
+      </w:r>
+      <w:r>
+        <w:rPr>
+          <w:rFonts w:hint="eastAsia"/>
+          <w:highlight w:val="red"/>
+        </w:rPr>
+        <w:t>（引用）</w:t>
+      </w:r>
     </w:p>
     <w:p>
       <w:pPr>
@@ -7543,29 +7909,80 @@
         <w:snapToGrid w:val="0"/>
         <w:spacing w:line="300" w:lineRule="auto"/>
         <w:rPr>
-          <w:rFonts w:eastAsia="黑体"/>
-        </w:rPr>
-      </w:pPr>
-      <w:r>
-        <w:rPr>
-          <w:rFonts w:eastAsia="黑体" w:hint="eastAsia"/>
+          <w:rFonts w:hint="eastAsia"/>
+        </w:rPr>
+      </w:pPr>
+      <w:r>
+        <w:rPr>
+          <w:rFonts w:hint="eastAsia"/>
+        </w:rPr>
+        <w:t>集上预训练，</w:t>
+      </w:r>
+      <w:r>
+        <w:rPr>
+          <w:rFonts w:hint="eastAsia"/>
+        </w:rPr>
+        <w:t>IPT</w:t>
+      </w:r>
+      <w:r>
+        <w:rPr>
+          <w:rFonts w:hint="eastAsia"/>
+        </w:rPr>
+        <w:t>在多个基准测试中实现了单一模型针对特定任务的微调，达到了最先进的性能。模型架构包括多个针对不同任务的头部和尾部，共享一个通用的</w:t>
+      </w:r>
+      <w:r>
+        <w:rPr>
+          <w:rFonts w:hint="eastAsia"/>
+        </w:rPr>
+        <w:t>Transformer</w:t>
+      </w:r>
+      <w:r>
+        <w:rPr>
+          <w:rFonts w:hint="eastAsia"/>
+        </w:rPr>
+        <w:t>主体。该研究展示了使用大规模</w:t>
+      </w:r>
+      <w:proofErr w:type="gramStart"/>
+      <w:r>
+        <w:rPr>
+          <w:rFonts w:hint="eastAsia"/>
+        </w:rPr>
+        <w:t>预训练</w:t>
+      </w:r>
+      <w:proofErr w:type="gramEnd"/>
+      <w:r>
+        <w:rPr>
+          <w:rFonts w:hint="eastAsia"/>
+        </w:rPr>
+        <w:t>模型进行图像处理任务的有效性，相较于现有方法显示出显著的改进。</w:t>
+      </w:r>
+      <w:r>
+        <w:rPr>
+          <w:rFonts w:hint="eastAsia"/>
+        </w:rPr>
+        <w:t>但是这个模型的缺点是基于全局感受野的自注意力计算，所以该模型的计算量很大，速度很慢，不利于推广应用。</w:t>
+      </w:r>
+      <w:r>
+        <w:rPr>
+          <w:rFonts w:hint="eastAsia"/>
+        </w:rPr>
+        <w:t>其网络结构如图</w:t>
+      </w:r>
+      <w:r>
+        <w:rPr>
+          <w:rFonts w:hint="eastAsia"/>
         </w:rPr>
         <w:t>2</w:t>
       </w:r>
       <w:r>
-        <w:rPr>
-          <w:rFonts w:eastAsia="黑体"/>
-        </w:rPr>
-        <w:t xml:space="preserve">.3.1.2 </w:t>
-      </w:r>
-      <w:proofErr w:type="spellStart"/>
-      <w:r>
-        <w:rPr>
-          <w:rFonts w:eastAsia="黑体" w:hint="eastAsia"/>
-        </w:rPr>
-        <w:t>SwinIR</w:t>
-      </w:r>
-      <w:proofErr w:type="spellEnd"/>
+        <w:t>-3</w:t>
+      </w:r>
+      <w:r>
+        <w:rPr>
+          <w:rFonts w:hint="eastAsia"/>
+        </w:rPr>
+        <w:t>所示。</w:t>
+      </w:r>
     </w:p>
     <w:p>
       <w:pPr>
@@ -7576,12 +7993,31 @@
           <w:rFonts w:eastAsia="黑体"/>
         </w:rPr>
       </w:pPr>
+      <w:r>
+        <w:rPr>
+          <w:rFonts w:eastAsia="黑体" w:hint="eastAsia"/>
+        </w:rPr>
+        <w:t>2</w:t>
+      </w:r>
+      <w:r>
+        <w:rPr>
+          <w:rFonts w:eastAsia="黑体"/>
+        </w:rPr>
+        <w:t xml:space="preserve">.3.1.2 </w:t>
+      </w:r>
+      <w:r>
+        <w:rPr>
+          <w:rFonts w:eastAsia="黑体" w:hint="eastAsia"/>
+        </w:rPr>
+        <w:t>SwinIR</w:t>
+      </w:r>
     </w:p>
     <w:p>
       <w:pPr>
         <w:adjustRightInd w:val="0"/>
         <w:snapToGrid w:val="0"/>
         <w:spacing w:line="300" w:lineRule="auto"/>
+        <w:jc w:val="center"/>
         <w:rPr>
           <w:rFonts w:eastAsia="黑体"/>
         </w:rPr>
@@ -7589,20 +8025,49 @@
       <w:r>
         <w:rPr>
           <w:rFonts w:eastAsia="黑体" w:hint="eastAsia"/>
-        </w:rPr>
-        <w:t>2</w:t>
-      </w:r>
-      <w:r>
-        <w:rPr>
-          <w:rFonts w:eastAsia="黑体"/>
-        </w:rPr>
-        <w:t xml:space="preserve">.3.1.3 </w:t>
-      </w:r>
-      <w:r>
-        <w:rPr>
-          <w:rFonts w:eastAsia="黑体" w:hint="eastAsia"/>
-        </w:rPr>
-        <w:t>HAT</w:t>
+          <w:noProof/>
+        </w:rPr>
+        <w:drawing>
+          <wp:inline distT="0" distB="0" distL="0" distR="0" wp14:anchorId="65090CB5" wp14:editId="1690896C">
+            <wp:extent cx="5471795" cy="2079625"/>
+            <wp:effectExtent l="0" t="0" r="0" b="0"/>
+            <wp:docPr id="3" name="图片 3"/>
+            <wp:cNvGraphicFramePr>
+              <a:graphicFrameLocks xmlns:a="http://schemas.openxmlformats.org/drawingml/2006/main" noChangeAspect="1"/>
+            </wp:cNvGraphicFramePr>
+            <a:graphic xmlns:a="http://schemas.openxmlformats.org/drawingml/2006/main">
+              <a:graphicData uri="http://schemas.openxmlformats.org/drawingml/2006/picture">
+                <pic:pic xmlns:pic="http://schemas.openxmlformats.org/drawingml/2006/picture">
+                  <pic:nvPicPr>
+                    <pic:cNvPr id="3" name="图片 3"/>
+                    <pic:cNvPicPr/>
+                  </pic:nvPicPr>
+                  <pic:blipFill>
+                    <a:blip r:embed="rId79" cstate="print">
+                      <a:extLst>
+                        <a:ext uri="{28A0092B-C50C-407E-A947-70E740481C1C}">
+                          <a14:useLocalDpi xmlns:a14="http://schemas.microsoft.com/office/drawing/2010/main" val="0"/>
+                        </a:ext>
+                      </a:extLst>
+                    </a:blip>
+                    <a:stretch>
+                      <a:fillRect/>
+                    </a:stretch>
+                  </pic:blipFill>
+                  <pic:spPr>
+                    <a:xfrm>
+                      <a:off x="0" y="0"/>
+                      <a:ext cx="5471795" cy="2079625"/>
+                    </a:xfrm>
+                    <a:prstGeom prst="rect">
+                      <a:avLst/>
+                    </a:prstGeom>
+                  </pic:spPr>
+                </pic:pic>
+              </a:graphicData>
+            </a:graphic>
+          </wp:inline>
+        </w:drawing>
       </w:r>
     </w:p>
     <w:p>
@@ -7610,34 +8075,345 @@
         <w:adjustRightInd w:val="0"/>
         <w:snapToGrid w:val="0"/>
         <w:spacing w:line="300" w:lineRule="auto"/>
-      </w:pPr>
-    </w:p>
+        <w:jc w:val="center"/>
+        <w:rPr>
+          <w:rFonts w:hint="eastAsia"/>
+        </w:rPr>
+      </w:pPr>
+      <w:bookmarkStart w:id="31" w:name="_Hlk160486242"/>
+      <w:r>
+        <w:rPr>
+          <w:rFonts w:hint="eastAsia"/>
+        </w:rPr>
+        <w:t>图</w:t>
+      </w:r>
+      <w:r>
+        <w:t>2-</w:t>
+      </w:r>
+      <w:r>
+        <w:t>4</w:t>
+      </w:r>
+      <w:r>
+        <w:t xml:space="preserve"> </w:t>
+      </w:r>
+      <w:r>
+        <w:rPr>
+          <w:rFonts w:hint="eastAsia"/>
+        </w:rPr>
+        <w:t>SwinIR</w:t>
+      </w:r>
+      <w:r>
+        <w:rPr>
+          <w:rFonts w:hint="eastAsia"/>
+        </w:rPr>
+        <w:t>网络</w:t>
+      </w:r>
+      <w:r>
+        <w:rPr>
+          <w:rFonts w:hint="eastAsia"/>
+          <w:highlight w:val="red"/>
+        </w:rPr>
+        <w:t>结构图</w:t>
+      </w:r>
+      <w:r>
+        <w:rPr>
+          <w:rFonts w:hint="eastAsia"/>
+          <w:highlight w:val="red"/>
+        </w:rPr>
+        <w:t>（引用）</w:t>
+      </w:r>
+    </w:p>
+    <w:bookmarkEnd w:id="31"/>
     <w:p>
       <w:pPr>
         <w:adjustRightInd w:val="0"/>
         <w:snapToGrid w:val="0"/>
         <w:spacing w:line="300" w:lineRule="auto"/>
         <w:rPr>
-          <w:rFonts w:eastAsia="黑体"/>
-        </w:rPr>
-      </w:pPr>
-      <w:r>
-        <w:rPr>
-          <w:rFonts w:eastAsia="黑体" w:hint="eastAsia"/>
+          <w:rFonts w:hint="eastAsia"/>
+        </w:rPr>
+      </w:pPr>
+      <w:r>
+        <w:t>Liang</w:t>
+      </w:r>
+      <w:r>
+        <w:rPr>
+          <w:rFonts w:hint="eastAsia"/>
+        </w:rPr>
+        <w:t>等人提出的</w:t>
+      </w:r>
+      <w:r>
+        <w:rPr>
+          <w:rFonts w:hint="eastAsia"/>
+        </w:rPr>
+        <w:t>SwinIR</w:t>
+      </w:r>
+      <w:r>
+        <w:rPr>
+          <w:rFonts w:hint="eastAsia"/>
+        </w:rPr>
+        <w:t>是</w:t>
+      </w:r>
+      <w:r>
+        <w:rPr>
+          <w:rFonts w:hint="eastAsia"/>
+        </w:rPr>
+        <w:t>基于</w:t>
+      </w:r>
+      <w:r>
+        <w:rPr>
+          <w:rFonts w:hint="eastAsia"/>
+        </w:rPr>
+        <w:t>Swin Transformer</w:t>
+      </w:r>
+      <w:r>
+        <w:rPr>
+          <w:rFonts w:hint="eastAsia"/>
+        </w:rPr>
+        <w:t>的图像恢复模型</w:t>
+      </w:r>
+      <w:r>
+        <w:rPr>
+          <w:rFonts w:hint="eastAsia"/>
+        </w:rPr>
+        <w:t>。该模型由</w:t>
+      </w:r>
+      <w:r>
+        <w:rPr>
+          <w:rFonts w:hint="eastAsia"/>
+        </w:rPr>
+        <w:t>浅层特征提取、深层特征提取和高质量图像重建三个模块组成。该模型在多个图像恢复任务上，包括</w:t>
+      </w:r>
+      <w:proofErr w:type="gramStart"/>
+      <w:r>
+        <w:rPr>
+          <w:rFonts w:hint="eastAsia"/>
+        </w:rPr>
+        <w:t>图像超</w:t>
+      </w:r>
+      <w:proofErr w:type="gramEnd"/>
+      <w:r>
+        <w:rPr>
+          <w:rFonts w:hint="eastAsia"/>
+        </w:rPr>
+        <w:t>分辨率、去噪、以及</w:t>
+      </w:r>
+      <w:r>
+        <w:rPr>
+          <w:rFonts w:hint="eastAsia"/>
+        </w:rPr>
+        <w:t>JPEG</w:t>
+      </w:r>
+      <w:r>
+        <w:rPr>
+          <w:rFonts w:hint="eastAsia"/>
+        </w:rPr>
+        <w:t>压缩</w:t>
+      </w:r>
+      <w:r>
+        <w:rPr>
+          <w:rFonts w:hint="eastAsia"/>
+        </w:rPr>
+        <w:t>去</w:t>
+      </w:r>
+      <w:r>
+        <w:rPr>
+          <w:rFonts w:hint="eastAsia"/>
+        </w:rPr>
+        <w:t>伪影</w:t>
+      </w:r>
+      <w:r>
+        <w:rPr>
+          <w:rFonts w:hint="eastAsia"/>
+        </w:rPr>
+        <w:t>等任务</w:t>
+      </w:r>
+      <w:r>
+        <w:rPr>
+          <w:rFonts w:hint="eastAsia"/>
+        </w:rPr>
+        <w:t>展现出优于</w:t>
+      </w:r>
+      <w:r>
+        <w:rPr>
+          <w:rFonts w:hint="eastAsia"/>
+        </w:rPr>
+        <w:t>此前</w:t>
+      </w:r>
+      <w:r>
+        <w:rPr>
+          <w:rFonts w:hint="eastAsia"/>
+        </w:rPr>
+        <w:t>最先进方法的性能，同时</w:t>
+      </w:r>
+      <w:r>
+        <w:rPr>
+          <w:rFonts w:hint="eastAsia"/>
+        </w:rPr>
+        <w:t>显著减少了</w:t>
+      </w:r>
+      <w:r>
+        <w:rPr>
+          <w:rFonts w:hint="eastAsia"/>
+        </w:rPr>
+        <w:t>参数数量。</w:t>
+      </w:r>
+      <w:r>
+        <w:rPr>
+          <w:rFonts w:hint="eastAsia"/>
+        </w:rPr>
+        <w:t>SwinIR</w:t>
+      </w:r>
+      <w:r>
+        <w:rPr>
+          <w:rFonts w:hint="eastAsia"/>
+        </w:rPr>
+        <w:t>的核心是</w:t>
+      </w:r>
+      <w:r>
+        <w:rPr>
+          <w:rFonts w:hint="eastAsia"/>
+        </w:rPr>
+        <w:t>利用滑动窗口（</w:t>
+      </w:r>
+      <w:r>
+        <w:rPr>
+          <w:rFonts w:hint="eastAsia"/>
+        </w:rPr>
+        <w:t>shift</w:t>
+      </w:r>
+      <w:r>
+        <w:t xml:space="preserve"> </w:t>
+      </w:r>
+      <w:r>
+        <w:rPr>
+          <w:rFonts w:hint="eastAsia"/>
+        </w:rPr>
+        <w:t>window</w:t>
+      </w:r>
+      <w:r>
+        <w:rPr>
+          <w:rFonts w:hint="eastAsia"/>
+        </w:rPr>
+        <w:t>）机制解决了</w:t>
+      </w:r>
+      <w:r>
+        <w:rPr>
+          <w:rFonts w:hint="eastAsia"/>
+        </w:rPr>
+        <w:t>IPT</w:t>
+      </w:r>
+      <w:r>
+        <w:rPr>
+          <w:rFonts w:hint="eastAsia"/>
+        </w:rPr>
+        <w:t>中全局计算注意力造成计算量过大的问</w:t>
+      </w:r>
+      <w:r>
+        <w:rPr>
+          <w:rFonts w:hint="eastAsia"/>
+        </w:rPr>
+        <w:lastRenderedPageBreak/>
+        <w:t>题。</w:t>
+      </w:r>
+      <w:r>
+        <w:rPr>
+          <w:rFonts w:hint="eastAsia"/>
+        </w:rPr>
+        <w:t>其深层特征提取模块，由多个残差</w:t>
+      </w:r>
+      <w:r>
+        <w:rPr>
+          <w:rFonts w:hint="eastAsia"/>
+        </w:rPr>
+        <w:t>Swin Transformer</w:t>
+      </w:r>
+      <w:r>
+        <w:rPr>
+          <w:rFonts w:hint="eastAsia"/>
+        </w:rPr>
+        <w:t>块（</w:t>
+      </w:r>
+      <w:r>
+        <w:rPr>
+          <w:rFonts w:hint="eastAsia"/>
+        </w:rPr>
+        <w:t>RSTB</w:t>
+      </w:r>
+      <w:r>
+        <w:rPr>
+          <w:rFonts w:hint="eastAsia"/>
+        </w:rPr>
+        <w:t>）组成，每个</w:t>
+      </w:r>
+      <w:r>
+        <w:rPr>
+          <w:rFonts w:hint="eastAsia"/>
+        </w:rPr>
+        <w:t>RSTB</w:t>
+      </w:r>
+      <w:r>
+        <w:rPr>
+          <w:rFonts w:hint="eastAsia"/>
+        </w:rPr>
+        <w:t>包含多层</w:t>
+      </w:r>
+      <w:r>
+        <w:rPr>
+          <w:rFonts w:hint="eastAsia"/>
+        </w:rPr>
+        <w:t>Swin Transformer</w:t>
+      </w:r>
+      <w:r>
+        <w:rPr>
+          <w:rFonts w:hint="eastAsia"/>
+        </w:rPr>
+        <w:t>层，用于局部注意力和窗口间交互，加上卷积层以增强特征并通过残差连接实现特征聚合。实验结果证明</w:t>
+      </w:r>
+      <w:r>
+        <w:t>SwinIR</w:t>
+      </w:r>
+      <w:r>
+        <w:rPr>
+          <w:rFonts w:hint="eastAsia"/>
+        </w:rPr>
+        <w:t>相对于其他传统方法</w:t>
+      </w:r>
+      <w:r>
+        <w:rPr>
+          <w:rFonts w:hint="eastAsia"/>
+        </w:rPr>
+        <w:t>在不同任务上</w:t>
+      </w:r>
+      <w:r>
+        <w:rPr>
+          <w:rFonts w:hint="eastAsia"/>
+        </w:rPr>
+        <w:t>均达到了显著的性能提升</w:t>
+      </w:r>
+      <w:r>
+        <w:rPr>
+          <w:rFonts w:hint="eastAsia"/>
+        </w:rPr>
+        <w:t>。其网络结构如图</w:t>
+      </w:r>
+      <w:r>
+        <w:rPr>
+          <w:rFonts w:hint="eastAsia"/>
         </w:rPr>
         <w:t>2</w:t>
       </w:r>
       <w:r>
-        <w:rPr>
-          <w:rFonts w:eastAsia="黑体"/>
-        </w:rPr>
-        <w:t xml:space="preserve">.3.1.4 </w:t>
-      </w:r>
-      <w:r>
-        <w:rPr>
-          <w:rFonts w:eastAsia="黑体" w:hint="eastAsia"/>
-        </w:rPr>
-        <w:t>ACT</w:t>
+        <w:t>-</w:t>
+      </w:r>
+      <w:r>
+        <w:t>4</w:t>
+      </w:r>
+      <w:r>
+        <w:rPr>
+          <w:rFonts w:hint="eastAsia"/>
+        </w:rPr>
+        <w:t>所示。</w:t>
       </w:r>
     </w:p>
     <w:p>
@@ -7645,44 +8421,1065 @@
         <w:adjustRightInd w:val="0"/>
         <w:snapToGrid w:val="0"/>
         <w:spacing w:line="300" w:lineRule="auto"/>
-      </w:pPr>
+        <w:rPr>
+          <w:rFonts w:eastAsia="黑体"/>
+        </w:rPr>
+      </w:pPr>
+      <w:r>
+        <w:rPr>
+          <w:rFonts w:eastAsia="黑体" w:hint="eastAsia"/>
+        </w:rPr>
+        <w:t>2</w:t>
+      </w:r>
+      <w:r>
+        <w:rPr>
+          <w:rFonts w:eastAsia="黑体"/>
+        </w:rPr>
+        <w:t xml:space="preserve">.3.1.3 </w:t>
+      </w:r>
+      <w:r>
+        <w:rPr>
+          <w:rFonts w:eastAsia="黑体" w:hint="eastAsia"/>
+        </w:rPr>
+        <w:t>HAT</w:t>
+      </w:r>
     </w:p>
     <w:p>
       <w:pPr>
         <w:adjustRightInd w:val="0"/>
         <w:snapToGrid w:val="0"/>
         <w:spacing w:line="300" w:lineRule="auto"/>
-        <w:rPr>
-          <w:rFonts w:eastAsia="黑体"/>
-        </w:rPr>
-      </w:pPr>
-      <w:r>
-        <w:rPr>
-          <w:rFonts w:eastAsia="黑体" w:hint="eastAsia"/>
-        </w:rPr>
-        <w:t>2</w:t>
-      </w:r>
-      <w:r>
-        <w:rPr>
-          <w:rFonts w:eastAsia="黑体"/>
-        </w:rPr>
-        <w:t xml:space="preserve">.3.1.5 </w:t>
-      </w:r>
-      <w:proofErr w:type="spellStart"/>
-      <w:r>
-        <w:rPr>
-          <w:rFonts w:eastAsia="黑体"/>
-        </w:rPr>
-        <w:t>Restormer</w:t>
-      </w:r>
-      <w:proofErr w:type="spellEnd"/>
+        <w:jc w:val="center"/>
+      </w:pPr>
+      <w:r>
+        <w:rPr>
+          <w:noProof/>
+        </w:rPr>
+        <w:drawing>
+          <wp:inline distT="0" distB="0" distL="0" distR="0" wp14:anchorId="39D20A81" wp14:editId="25F19AFD">
+            <wp:extent cx="5471795" cy="2974340"/>
+            <wp:effectExtent l="0" t="0" r="0" b="0"/>
+            <wp:docPr id="5" name="图片 5"/>
+            <wp:cNvGraphicFramePr>
+              <a:graphicFrameLocks xmlns:a="http://schemas.openxmlformats.org/drawingml/2006/main" noChangeAspect="1"/>
+            </wp:cNvGraphicFramePr>
+            <a:graphic xmlns:a="http://schemas.openxmlformats.org/drawingml/2006/main">
+              <a:graphicData uri="http://schemas.openxmlformats.org/drawingml/2006/picture">
+                <pic:pic xmlns:pic="http://schemas.openxmlformats.org/drawingml/2006/picture">
+                  <pic:nvPicPr>
+                    <pic:cNvPr id="5" name="图片 5"/>
+                    <pic:cNvPicPr/>
+                  </pic:nvPicPr>
+                  <pic:blipFill>
+                    <a:blip r:embed="rId80">
+                      <a:extLst>
+                        <a:ext uri="{28A0092B-C50C-407E-A947-70E740481C1C}">
+                          <a14:useLocalDpi xmlns:a14="http://schemas.microsoft.com/office/drawing/2010/main" val="0"/>
+                        </a:ext>
+                      </a:extLst>
+                    </a:blip>
+                    <a:stretch>
+                      <a:fillRect/>
+                    </a:stretch>
+                  </pic:blipFill>
+                  <pic:spPr>
+                    <a:xfrm>
+                      <a:off x="0" y="0"/>
+                      <a:ext cx="5471795" cy="2974340"/>
+                    </a:xfrm>
+                    <a:prstGeom prst="rect">
+                      <a:avLst/>
+                    </a:prstGeom>
+                  </pic:spPr>
+                </pic:pic>
+              </a:graphicData>
+            </a:graphic>
+          </wp:inline>
+        </w:drawing>
+      </w:r>
     </w:p>
     <w:p>
       <w:pPr>
         <w:adjustRightInd w:val="0"/>
         <w:snapToGrid w:val="0"/>
         <w:spacing w:line="300" w:lineRule="auto"/>
-      </w:pPr>
+        <w:jc w:val="center"/>
+      </w:pPr>
+      <w:r>
+        <w:rPr>
+          <w:rFonts w:hint="eastAsia"/>
+        </w:rPr>
+        <w:t>图</w:t>
+      </w:r>
+      <w:r>
+        <w:t>2-</w:t>
+      </w:r>
+      <w:r>
+        <w:t>5</w:t>
+      </w:r>
+      <w:r>
+        <w:t xml:space="preserve"> </w:t>
+      </w:r>
+      <w:r>
+        <w:rPr>
+          <w:rFonts w:eastAsia="黑体" w:hint="eastAsia"/>
+        </w:rPr>
+        <w:t>HAT</w:t>
+      </w:r>
+      <w:r>
+        <w:rPr>
+          <w:rFonts w:hint="eastAsia"/>
+        </w:rPr>
+        <w:t>网络</w:t>
+      </w:r>
+      <w:r>
+        <w:rPr>
+          <w:rFonts w:hint="eastAsia"/>
+          <w:highlight w:val="red"/>
+        </w:rPr>
+        <w:t>结构图</w:t>
+      </w:r>
+      <w:r>
+        <w:rPr>
+          <w:rFonts w:hint="eastAsia"/>
+          <w:highlight w:val="red"/>
+        </w:rPr>
+        <w:t>（引用）</w:t>
+      </w:r>
+    </w:p>
+    <w:p>
+      <w:pPr>
+        <w:adjustRightInd w:val="0"/>
+        <w:snapToGrid w:val="0"/>
+        <w:spacing w:line="300" w:lineRule="auto"/>
+        <w:ind w:firstLineChars="200" w:firstLine="498"/>
+        <w:rPr>
+          <w:rFonts w:hint="eastAsia"/>
+        </w:rPr>
+      </w:pPr>
+      <w:r>
+        <w:t>Chen</w:t>
+      </w:r>
+      <w:r>
+        <w:rPr>
+          <w:rFonts w:hint="eastAsia"/>
+        </w:rPr>
+        <w:t>等人</w:t>
+      </w:r>
+      <w:r>
+        <w:rPr>
+          <w:rFonts w:hint="eastAsia"/>
+        </w:rPr>
+        <w:t>提出了一种新型的</w:t>
+      </w:r>
+      <w:proofErr w:type="gramStart"/>
+      <w:r>
+        <w:rPr>
+          <w:rFonts w:hint="eastAsia"/>
+        </w:rPr>
+        <w:t>图像超</w:t>
+      </w:r>
+      <w:proofErr w:type="gramEnd"/>
+      <w:r>
+        <w:rPr>
+          <w:rFonts w:hint="eastAsia"/>
+        </w:rPr>
+        <w:t>分辨率方法，名为</w:t>
+      </w:r>
+      <w:r>
+        <w:rPr>
+          <w:rFonts w:hint="eastAsia"/>
+        </w:rPr>
+        <w:t>H</w:t>
+      </w:r>
+      <w:r>
+        <w:t>AT</w:t>
+      </w:r>
+      <w:r>
+        <w:rPr>
+          <w:rFonts w:hint="eastAsia"/>
+        </w:rPr>
+        <w:t>网络</w:t>
+      </w:r>
+      <w:r>
+        <w:rPr>
+          <w:rFonts w:hint="eastAsia"/>
+        </w:rPr>
+        <w:t>，通过结合通道注意力和自注意力机制，激活更多的输入像素以重建高分辨率图像。此外，引入了一个重叠交叉注意力模块</w:t>
+      </w:r>
+      <w:r>
+        <w:t>(</w:t>
+      </w:r>
+      <w:r>
+        <w:t>overlapping cross-attention block</w:t>
+      </w:r>
+      <w:r>
+        <w:t>, OCAB)</w:t>
+      </w:r>
+      <w:r>
+        <w:rPr>
+          <w:rFonts w:hint="eastAsia"/>
+        </w:rPr>
+        <w:t>来更好地聚合跨窗口信息，并提出了一种</w:t>
+      </w:r>
+      <w:r>
+        <w:rPr>
+          <w:rFonts w:hint="eastAsia"/>
+        </w:rPr>
+        <w:t>先在大规模数据集（</w:t>
+      </w:r>
+      <w:r>
+        <w:rPr>
+          <w:rFonts w:hint="eastAsia"/>
+        </w:rPr>
+        <w:t>作者使用的是</w:t>
+      </w:r>
+      <w:r>
+        <w:t>ImageNet</w:t>
+      </w:r>
+      <w:r>
+        <w:rPr>
+          <w:rFonts w:hint="eastAsia"/>
+        </w:rPr>
+        <w:t>数据集</w:t>
+      </w:r>
+      <w:r>
+        <w:rPr>
+          <w:rFonts w:hint="eastAsia"/>
+        </w:rPr>
+        <w:t>）上</w:t>
+      </w:r>
+      <w:proofErr w:type="gramStart"/>
+      <w:r>
+        <w:rPr>
+          <w:rFonts w:hint="eastAsia"/>
+        </w:rPr>
+        <w:t>做</w:t>
+      </w:r>
+      <w:r>
+        <w:rPr>
+          <w:rFonts w:hint="eastAsia"/>
+        </w:rPr>
+        <w:t>预训练</w:t>
+      </w:r>
+      <w:proofErr w:type="gramEnd"/>
+      <w:r>
+        <w:rPr>
+          <w:rFonts w:hint="eastAsia"/>
+        </w:rPr>
+        <w:t>然后再在特定数据集训练（作者使用的是</w:t>
+      </w:r>
+      <w:r>
+        <w:t>DF2K</w:t>
+      </w:r>
+      <w:r>
+        <w:rPr>
+          <w:rFonts w:hint="eastAsia"/>
+        </w:rPr>
+        <w:t>数据集）的</w:t>
+      </w:r>
+      <w:r>
+        <w:rPr>
+          <w:rFonts w:hint="eastAsia"/>
+        </w:rPr>
+        <w:t>策略以进一步激发模型潜能。通过广泛的实验，验证了所提出模块的有效性，</w:t>
+      </w:r>
+      <w:r>
+        <w:rPr>
+          <w:rFonts w:hint="eastAsia"/>
+        </w:rPr>
+        <w:t>HAT</w:t>
+      </w:r>
+      <w:r>
+        <w:rPr>
+          <w:rFonts w:hint="eastAsia"/>
+        </w:rPr>
+        <w:t>在多个基准测试中显著优于</w:t>
+      </w:r>
+      <w:r>
+        <w:rPr>
+          <w:rFonts w:hint="eastAsia"/>
+        </w:rPr>
+        <w:t>此前</w:t>
+      </w:r>
+      <w:r>
+        <w:rPr>
+          <w:rFonts w:hint="eastAsia"/>
+        </w:rPr>
+        <w:t>现有的最先进方法。</w:t>
+      </w:r>
+      <w:r>
+        <w:rPr>
+          <w:rFonts w:hint="eastAsia"/>
+        </w:rPr>
+        <w:t>其网络结构如图</w:t>
+      </w:r>
+      <w:r>
+        <w:rPr>
+          <w:rFonts w:hint="eastAsia"/>
+        </w:rPr>
+        <w:t>2</w:t>
+      </w:r>
+      <w:r>
+        <w:t>-</w:t>
+      </w:r>
+      <w:r>
+        <w:t>5</w:t>
+      </w:r>
+      <w:r>
+        <w:rPr>
+          <w:rFonts w:hint="eastAsia"/>
+        </w:rPr>
+        <w:t>所示。</w:t>
+      </w:r>
+    </w:p>
+    <w:p>
+      <w:pPr>
+        <w:adjustRightInd w:val="0"/>
+        <w:snapToGrid w:val="0"/>
+        <w:spacing w:line="300" w:lineRule="auto"/>
+        <w:rPr>
+          <w:rFonts w:eastAsia="黑体"/>
+        </w:rPr>
+      </w:pPr>
+      <w:r>
+        <w:rPr>
+          <w:rFonts w:eastAsia="黑体" w:hint="eastAsia"/>
+        </w:rPr>
+        <w:t>2</w:t>
+      </w:r>
+      <w:r>
+        <w:rPr>
+          <w:rFonts w:eastAsia="黑体"/>
+        </w:rPr>
+        <w:t xml:space="preserve">.3.1.4 </w:t>
+      </w:r>
+      <w:r>
+        <w:rPr>
+          <w:rFonts w:eastAsia="黑体" w:hint="eastAsia"/>
+        </w:rPr>
+        <w:t>ACT</w:t>
+      </w:r>
+    </w:p>
+    <w:p>
+      <w:pPr>
+        <w:adjustRightInd w:val="0"/>
+        <w:snapToGrid w:val="0"/>
+        <w:spacing w:line="300" w:lineRule="auto"/>
+        <w:jc w:val="center"/>
+      </w:pPr>
+      <w:r>
+        <w:rPr>
+          <w:noProof/>
+        </w:rPr>
+        <w:drawing>
+          <wp:inline distT="0" distB="0" distL="0" distR="0" wp14:anchorId="55461BF8" wp14:editId="326AE2D3">
+            <wp:extent cx="5471795" cy="1651000"/>
+            <wp:effectExtent l="0" t="0" r="0" b="6350"/>
+            <wp:docPr id="10" name="图片 10"/>
+            <wp:cNvGraphicFramePr>
+              <a:graphicFrameLocks xmlns:a="http://schemas.openxmlformats.org/drawingml/2006/main" noChangeAspect="1"/>
+            </wp:cNvGraphicFramePr>
+            <a:graphic xmlns:a="http://schemas.openxmlformats.org/drawingml/2006/main">
+              <a:graphicData uri="http://schemas.openxmlformats.org/drawingml/2006/picture">
+                <pic:pic xmlns:pic="http://schemas.openxmlformats.org/drawingml/2006/picture">
+                  <pic:nvPicPr>
+                    <pic:cNvPr id="10" name="图片 10"/>
+                    <pic:cNvPicPr/>
+                  </pic:nvPicPr>
+                  <pic:blipFill>
+                    <a:blip r:embed="rId81" cstate="print">
+                      <a:extLst>
+                        <a:ext uri="{28A0092B-C50C-407E-A947-70E740481C1C}">
+                          <a14:useLocalDpi xmlns:a14="http://schemas.microsoft.com/office/drawing/2010/main" val="0"/>
+                        </a:ext>
+                      </a:extLst>
+                    </a:blip>
+                    <a:stretch>
+                      <a:fillRect/>
+                    </a:stretch>
+                  </pic:blipFill>
+                  <pic:spPr>
+                    <a:xfrm>
+                      <a:off x="0" y="0"/>
+                      <a:ext cx="5471795" cy="1651000"/>
+                    </a:xfrm>
+                    <a:prstGeom prst="rect">
+                      <a:avLst/>
+                    </a:prstGeom>
+                  </pic:spPr>
+                </pic:pic>
+              </a:graphicData>
+            </a:graphic>
+          </wp:inline>
+        </w:drawing>
+      </w:r>
+    </w:p>
+    <w:p>
+      <w:pPr>
+        <w:adjustRightInd w:val="0"/>
+        <w:snapToGrid w:val="0"/>
+        <w:spacing w:line="300" w:lineRule="auto"/>
+        <w:jc w:val="center"/>
+      </w:pPr>
+      <w:r>
+        <w:rPr>
+          <w:rFonts w:hint="eastAsia"/>
+        </w:rPr>
+        <w:t>图</w:t>
+      </w:r>
+      <w:r>
+        <w:t>2-</w:t>
+      </w:r>
+      <w:r>
+        <w:t>6</w:t>
+      </w:r>
+      <w:r>
+        <w:t xml:space="preserve"> </w:t>
+      </w:r>
+      <w:r>
+        <w:rPr>
+          <w:rFonts w:eastAsia="黑体" w:hint="eastAsia"/>
+        </w:rPr>
+        <w:t>ACT</w:t>
+      </w:r>
+      <w:r>
+        <w:rPr>
+          <w:rFonts w:hint="eastAsia"/>
+        </w:rPr>
+        <w:t>网络</w:t>
+      </w:r>
+      <w:r>
+        <w:rPr>
+          <w:rFonts w:hint="eastAsia"/>
+          <w:highlight w:val="red"/>
+        </w:rPr>
+        <w:t>结构图</w:t>
+      </w:r>
+      <w:r>
+        <w:rPr>
+          <w:rFonts w:hint="eastAsia"/>
+          <w:highlight w:val="red"/>
+        </w:rPr>
+        <w:t>（引用）</w:t>
+      </w:r>
+    </w:p>
+    <w:p>
+      <w:pPr>
+        <w:adjustRightInd w:val="0"/>
+        <w:snapToGrid w:val="0"/>
+        <w:spacing w:line="300" w:lineRule="auto"/>
+        <w:ind w:firstLineChars="200" w:firstLine="498"/>
+      </w:pPr>
+      <w:proofErr w:type="spellStart"/>
+      <w:r>
+        <w:lastRenderedPageBreak/>
+        <w:t>Yoo</w:t>
+      </w:r>
+      <w:proofErr w:type="spellEnd"/>
+      <w:r>
+        <w:rPr>
+          <w:rFonts w:hint="eastAsia"/>
+        </w:rPr>
+        <w:t xml:space="preserve"> </w:t>
+      </w:r>
+      <w:r>
+        <w:rPr>
+          <w:rFonts w:hint="eastAsia"/>
+        </w:rPr>
+        <w:t>等人提出的</w:t>
+      </w:r>
+      <w:r>
+        <w:rPr>
+          <w:rFonts w:hint="eastAsia"/>
+        </w:rPr>
+        <w:t>ACT</w:t>
+      </w:r>
+      <w:r>
+        <w:rPr>
+          <w:rFonts w:hint="eastAsia"/>
+        </w:rPr>
+        <w:t>方法采用了</w:t>
+      </w:r>
+      <w:r>
+        <w:rPr>
+          <w:rFonts w:hint="eastAsia"/>
+        </w:rPr>
+        <w:t>CNNs</w:t>
+      </w:r>
+      <w:r>
+        <w:rPr>
+          <w:rFonts w:hint="eastAsia"/>
+        </w:rPr>
+        <w:t>和</w:t>
+      </w:r>
+      <w:r>
+        <w:rPr>
+          <w:rFonts w:hint="eastAsia"/>
+        </w:rPr>
+        <w:t>Vision Transformer (</w:t>
+      </w:r>
+      <w:proofErr w:type="spellStart"/>
+      <w:r>
+        <w:rPr>
+          <w:rFonts w:hint="eastAsia"/>
+        </w:rPr>
+        <w:t>ViTs</w:t>
+      </w:r>
+      <w:proofErr w:type="spellEnd"/>
+      <w:r>
+        <w:rPr>
+          <w:rFonts w:hint="eastAsia"/>
+        </w:rPr>
+        <w:t>)</w:t>
+      </w:r>
+      <w:r>
+        <w:rPr>
+          <w:rFonts w:hint="eastAsia"/>
+        </w:rPr>
+        <w:t>相结合的混合架构，实现了</w:t>
+      </w:r>
+      <w:r>
+        <w:rPr>
+          <w:rFonts w:hint="eastAsia"/>
+        </w:rPr>
+        <w:t>此前</w:t>
+      </w:r>
+      <w:r>
+        <w:rPr>
+          <w:rFonts w:hint="eastAsia"/>
+        </w:rPr>
+        <w:t>最先进的超分辨率结果。这种架构有效地利用了</w:t>
+      </w:r>
+      <w:r>
+        <w:rPr>
+          <w:rFonts w:hint="eastAsia"/>
+        </w:rPr>
+        <w:t>CNNs</w:t>
+      </w:r>
+      <w:r>
+        <w:rPr>
+          <w:rFonts w:hint="eastAsia"/>
+        </w:rPr>
+        <w:t>的局部特征和</w:t>
+      </w:r>
+      <w:proofErr w:type="spellStart"/>
+      <w:r>
+        <w:rPr>
+          <w:rFonts w:hint="eastAsia"/>
+        </w:rPr>
+        <w:t>ViTs</w:t>
+      </w:r>
+      <w:proofErr w:type="spellEnd"/>
+      <w:r>
+        <w:rPr>
+          <w:rFonts w:hint="eastAsia"/>
+        </w:rPr>
+        <w:t>捕获的</w:t>
+      </w:r>
+      <w:r>
+        <w:rPr>
+          <w:rFonts w:hint="eastAsia"/>
+        </w:rPr>
+        <w:t>长距离</w:t>
+      </w:r>
+      <w:r>
+        <w:rPr>
+          <w:rFonts w:hint="eastAsia"/>
+        </w:rPr>
+        <w:t>依赖</w:t>
+      </w:r>
+      <w:r>
+        <w:rPr>
+          <w:rFonts w:hint="eastAsia"/>
+        </w:rPr>
+        <w:t>的特征</w:t>
+      </w:r>
+      <w:r>
+        <w:rPr>
+          <w:rFonts w:hint="eastAsia"/>
+        </w:rPr>
+        <w:t>。引入的跨尺度令牌注意力（</w:t>
+      </w:r>
+      <w:r>
+        <w:t>cross-scale token attention</w:t>
+      </w:r>
+      <w:r>
+        <w:t xml:space="preserve">, </w:t>
+      </w:r>
+      <w:r>
+        <w:rPr>
+          <w:rFonts w:hint="eastAsia"/>
+        </w:rPr>
+        <w:t>CSTA</w:t>
+      </w:r>
+      <w:r>
+        <w:rPr>
+          <w:rFonts w:hint="eastAsia"/>
+        </w:rPr>
+        <w:t>）模块，允许</w:t>
+      </w:r>
+      <w:r>
+        <w:rPr>
+          <w:rFonts w:hint="eastAsia"/>
+        </w:rPr>
+        <w:t>有效</w:t>
+      </w:r>
+      <w:r>
+        <w:rPr>
+          <w:rFonts w:hint="eastAsia"/>
+        </w:rPr>
+        <w:t>地利用不同尺度间令牌</w:t>
+      </w:r>
+      <w:r>
+        <w:rPr>
+          <w:rFonts w:hint="eastAsia"/>
+        </w:rPr>
+        <w:t>（</w:t>
+      </w:r>
+      <w:r>
+        <w:rPr>
+          <w:rFonts w:hint="eastAsia"/>
+        </w:rPr>
+        <w:t>tokens</w:t>
+      </w:r>
+      <w:r>
+        <w:rPr>
+          <w:rFonts w:hint="eastAsia"/>
+        </w:rPr>
+        <w:t>）</w:t>
+      </w:r>
+      <w:r>
+        <w:rPr>
+          <w:rFonts w:hint="eastAsia"/>
+        </w:rPr>
+        <w:t>之间的信息关系，增强了模型重构高质量图像的能力。</w:t>
+      </w:r>
+      <w:r>
+        <w:rPr>
+          <w:rFonts w:hint="eastAsia"/>
+        </w:rPr>
+        <w:t>ACT</w:t>
+      </w:r>
+      <w:r>
+        <w:rPr>
+          <w:rFonts w:hint="eastAsia"/>
+        </w:rPr>
+        <w:t>框架在基准数据集上展示了显著的改进，超越了</w:t>
+      </w:r>
+      <w:r>
+        <w:rPr>
+          <w:rFonts w:hint="eastAsia"/>
+        </w:rPr>
+        <w:t>此前</w:t>
+      </w:r>
+      <w:r>
+        <w:rPr>
+          <w:rFonts w:hint="eastAsia"/>
+        </w:rPr>
+        <w:t>现有方法，并展示了整合</w:t>
+      </w:r>
+      <w:r>
+        <w:rPr>
+          <w:rFonts w:hint="eastAsia"/>
+        </w:rPr>
+        <w:t>CNN</w:t>
+      </w:r>
+      <w:r>
+        <w:rPr>
+          <w:rFonts w:hint="eastAsia"/>
+        </w:rPr>
+        <w:t>和</w:t>
+      </w:r>
+      <w:r>
+        <w:t>Transformer</w:t>
+      </w:r>
+      <w:r>
+        <w:rPr>
+          <w:rFonts w:hint="eastAsia"/>
+        </w:rPr>
+        <w:t>特征对于</w:t>
+      </w:r>
+      <w:proofErr w:type="gramStart"/>
+      <w:r>
+        <w:rPr>
+          <w:rFonts w:hint="eastAsia"/>
+        </w:rPr>
+        <w:t>图像超</w:t>
+      </w:r>
+      <w:proofErr w:type="gramEnd"/>
+      <w:r>
+        <w:rPr>
+          <w:rFonts w:hint="eastAsia"/>
+        </w:rPr>
+        <w:t>分辨率任务的好处。其网络结构如图</w:t>
+      </w:r>
+      <w:r>
+        <w:rPr>
+          <w:rFonts w:hint="eastAsia"/>
+        </w:rPr>
+        <w:t>2</w:t>
+      </w:r>
+      <w:r>
+        <w:t>-</w:t>
+      </w:r>
+      <w:r>
+        <w:t>6</w:t>
+      </w:r>
+      <w:r>
+        <w:rPr>
+          <w:rFonts w:hint="eastAsia"/>
+        </w:rPr>
+        <w:t>所示。</w:t>
+      </w:r>
+    </w:p>
+    <w:p>
+      <w:pPr>
+        <w:adjustRightInd w:val="0"/>
+        <w:snapToGrid w:val="0"/>
+        <w:spacing w:line="300" w:lineRule="auto"/>
+        <w:rPr>
+          <w:rFonts w:eastAsia="黑体"/>
+        </w:rPr>
+      </w:pPr>
+      <w:r>
+        <w:rPr>
+          <w:rFonts w:eastAsia="黑体" w:hint="eastAsia"/>
+        </w:rPr>
+        <w:t>2</w:t>
+      </w:r>
+      <w:r>
+        <w:rPr>
+          <w:rFonts w:eastAsia="黑体"/>
+        </w:rPr>
+        <w:t xml:space="preserve">.3.1.5 </w:t>
+      </w:r>
+      <w:proofErr w:type="spellStart"/>
+      <w:r>
+        <w:rPr>
+          <w:rFonts w:eastAsia="黑体"/>
+        </w:rPr>
+        <w:t>Restormer</w:t>
+      </w:r>
+      <w:proofErr w:type="spellEnd"/>
+    </w:p>
+    <w:p>
+      <w:pPr>
+        <w:adjustRightInd w:val="0"/>
+        <w:snapToGrid w:val="0"/>
+        <w:spacing w:line="300" w:lineRule="auto"/>
+      </w:pPr>
+      <w:r>
+        <w:rPr>
+          <w:noProof/>
+        </w:rPr>
+        <w:drawing>
+          <wp:inline distT="0" distB="0" distL="0" distR="0" wp14:anchorId="7BD4B00B" wp14:editId="5FB29EA9">
+            <wp:extent cx="5471795" cy="2147570"/>
+            <wp:effectExtent l="0" t="0" r="0" b="5080"/>
+            <wp:docPr id="13" name="图片 13"/>
+            <wp:cNvGraphicFramePr>
+              <a:graphicFrameLocks xmlns:a="http://schemas.openxmlformats.org/drawingml/2006/main" noChangeAspect="1"/>
+            </wp:cNvGraphicFramePr>
+            <a:graphic xmlns:a="http://schemas.openxmlformats.org/drawingml/2006/main">
+              <a:graphicData uri="http://schemas.openxmlformats.org/drawingml/2006/picture">
+                <pic:pic xmlns:pic="http://schemas.openxmlformats.org/drawingml/2006/picture">
+                  <pic:nvPicPr>
+                    <pic:cNvPr id="13" name="图片 13"/>
+                    <pic:cNvPicPr/>
+                  </pic:nvPicPr>
+                  <pic:blipFill>
+                    <a:blip r:embed="rId82" cstate="print">
+                      <a:extLst>
+                        <a:ext uri="{28A0092B-C50C-407E-A947-70E740481C1C}">
+                          <a14:useLocalDpi xmlns:a14="http://schemas.microsoft.com/office/drawing/2010/main" val="0"/>
+                        </a:ext>
+                      </a:extLst>
+                    </a:blip>
+                    <a:stretch>
+                      <a:fillRect/>
+                    </a:stretch>
+                  </pic:blipFill>
+                  <pic:spPr>
+                    <a:xfrm>
+                      <a:off x="0" y="0"/>
+                      <a:ext cx="5471795" cy="2147570"/>
+                    </a:xfrm>
+                    <a:prstGeom prst="rect">
+                      <a:avLst/>
+                    </a:prstGeom>
+                  </pic:spPr>
+                </pic:pic>
+              </a:graphicData>
+            </a:graphic>
+          </wp:inline>
+        </w:drawing>
+      </w:r>
+    </w:p>
+    <w:p>
+      <w:pPr>
+        <w:adjustRightInd w:val="0"/>
+        <w:snapToGrid w:val="0"/>
+        <w:spacing w:line="300" w:lineRule="auto"/>
+        <w:jc w:val="center"/>
+        <w:rPr>
+          <w:rFonts w:hint="eastAsia"/>
+        </w:rPr>
+      </w:pPr>
+      <w:r>
+        <w:rPr>
+          <w:rFonts w:hint="eastAsia"/>
+        </w:rPr>
+        <w:t>图</w:t>
+      </w:r>
+      <w:r>
+        <w:t>2-</w:t>
+      </w:r>
+      <w:r>
+        <w:t xml:space="preserve">7 </w:t>
+      </w:r>
+      <w:proofErr w:type="spellStart"/>
+      <w:r>
+        <w:rPr>
+          <w:rFonts w:eastAsia="黑体"/>
+        </w:rPr>
+        <w:t>Restormer</w:t>
+      </w:r>
+      <w:proofErr w:type="spellEnd"/>
+      <w:r>
+        <w:rPr>
+          <w:rFonts w:hint="eastAsia"/>
+        </w:rPr>
+        <w:t>网络</w:t>
+      </w:r>
+      <w:r>
+        <w:rPr>
+          <w:rFonts w:hint="eastAsia"/>
+          <w:highlight w:val="red"/>
+        </w:rPr>
+        <w:t>结构图</w:t>
+      </w:r>
+      <w:r>
+        <w:rPr>
+          <w:rFonts w:hint="eastAsia"/>
+          <w:highlight w:val="red"/>
+        </w:rPr>
+        <w:t>（引用）</w:t>
+      </w:r>
+    </w:p>
+    <w:p>
+      <w:pPr>
+        <w:adjustRightInd w:val="0"/>
+        <w:snapToGrid w:val="0"/>
+        <w:spacing w:line="300" w:lineRule="auto"/>
+        <w:ind w:firstLineChars="200" w:firstLine="498"/>
+      </w:pPr>
+      <w:r>
+        <w:t>Zamir</w:t>
+      </w:r>
+      <w:r>
+        <w:rPr>
+          <w:rFonts w:hint="eastAsia"/>
+        </w:rPr>
+        <w:t xml:space="preserve"> </w:t>
+      </w:r>
+      <w:r>
+        <w:rPr>
+          <w:rFonts w:hint="eastAsia"/>
+        </w:rPr>
+        <w:t>等人提出的</w:t>
+      </w:r>
+      <w:proofErr w:type="spellStart"/>
+      <w:r>
+        <w:rPr>
+          <w:rFonts w:hint="eastAsia"/>
+        </w:rPr>
+        <w:t>Restormer</w:t>
+      </w:r>
+      <w:proofErr w:type="spellEnd"/>
+      <w:r>
+        <w:rPr>
+          <w:rFonts w:hint="eastAsia"/>
+        </w:rPr>
+        <w:t xml:space="preserve"> </w:t>
+      </w:r>
+      <w:r>
+        <w:rPr>
+          <w:rFonts w:hint="eastAsia"/>
+        </w:rPr>
+        <w:t>是一种高效的</w:t>
+      </w:r>
+      <w:r>
+        <w:rPr>
+          <w:rFonts w:hint="eastAsia"/>
+        </w:rPr>
+        <w:t>Transformer</w:t>
+      </w:r>
+      <w:r>
+        <w:rPr>
+          <w:rFonts w:hint="eastAsia"/>
+        </w:rPr>
+        <w:t>模型，专为图像恢复任务设计。通过引入</w:t>
+      </w:r>
+      <w:r>
+        <w:rPr>
+          <w:rFonts w:hint="eastAsia"/>
+        </w:rPr>
+        <w:t>多尺度的层次架构和</w:t>
+      </w:r>
+      <w:r>
+        <w:rPr>
+          <w:rFonts w:hint="eastAsia"/>
+        </w:rPr>
+        <w:t>多</w:t>
+      </w:r>
+      <w:proofErr w:type="spellStart"/>
+      <w:r>
+        <w:rPr>
+          <w:rFonts w:hint="eastAsia"/>
+        </w:rPr>
+        <w:t>Dconv</w:t>
+      </w:r>
+      <w:proofErr w:type="spellEnd"/>
+      <w:r>
+        <w:rPr>
+          <w:rFonts w:hint="eastAsia"/>
+        </w:rPr>
+        <w:t>头反向注意力</w:t>
+      </w:r>
+      <w:r>
+        <w:rPr>
+          <w:rFonts w:hint="eastAsia"/>
+        </w:rPr>
+        <w:t>（</w:t>
+      </w:r>
+      <w:r>
+        <w:t>multi-</w:t>
+      </w:r>
+      <w:proofErr w:type="spellStart"/>
+      <w:r>
+        <w:t>dconv</w:t>
+      </w:r>
+      <w:proofErr w:type="spellEnd"/>
+      <w:r>
+        <w:t xml:space="preserve"> head ‘transposed’ attention</w:t>
+      </w:r>
+      <w:r>
+        <w:t xml:space="preserve">, </w:t>
+      </w:r>
+      <w:r>
+        <w:t>MDTA</w:t>
+      </w:r>
+      <w:r>
+        <w:rPr>
+          <w:rFonts w:hint="eastAsia"/>
+        </w:rPr>
+        <w:t>）使得</w:t>
+      </w:r>
+      <w:proofErr w:type="spellStart"/>
+      <w:r>
+        <w:rPr>
+          <w:rFonts w:hint="eastAsia"/>
+        </w:rPr>
+        <w:t>Restormer</w:t>
+      </w:r>
+      <w:proofErr w:type="spellEnd"/>
+      <w:r>
+        <w:rPr>
+          <w:rFonts w:hint="eastAsia"/>
+        </w:rPr>
+        <w:t>能够处理大图像</w:t>
+      </w:r>
+      <w:r>
+        <w:rPr>
+          <w:rFonts w:hint="eastAsia"/>
+        </w:rPr>
+        <w:t>的</w:t>
+      </w:r>
+      <w:r>
+        <w:rPr>
+          <w:rFonts w:hint="eastAsia"/>
+        </w:rPr>
+        <w:t>同时保持计算效率。这些技术改进使</w:t>
+      </w:r>
+      <w:proofErr w:type="spellStart"/>
+      <w:r>
+        <w:rPr>
+          <w:rFonts w:hint="eastAsia"/>
+        </w:rPr>
+        <w:t>Restormer</w:t>
+      </w:r>
+      <w:proofErr w:type="spellEnd"/>
+      <w:r>
+        <w:rPr>
+          <w:rFonts w:hint="eastAsia"/>
+        </w:rPr>
+        <w:t>在包括去雨、去模糊及</w:t>
+      </w:r>
+      <w:proofErr w:type="gramStart"/>
+      <w:r>
+        <w:rPr>
+          <w:rFonts w:hint="eastAsia"/>
+        </w:rPr>
+        <w:t>去噪等</w:t>
+      </w:r>
+      <w:proofErr w:type="gramEnd"/>
+      <w:r>
+        <w:rPr>
+          <w:rFonts w:hint="eastAsia"/>
+        </w:rPr>
+        <w:t>多个图像恢复任务上取得了</w:t>
+      </w:r>
+      <w:r>
+        <w:rPr>
+          <w:rFonts w:hint="eastAsia"/>
+        </w:rPr>
+        <w:t>此前</w:t>
+      </w:r>
+      <w:r>
+        <w:rPr>
+          <w:rFonts w:hint="eastAsia"/>
+        </w:rPr>
+        <w:t>最先进的结果。此外，文章还展示了</w:t>
+      </w:r>
+      <w:proofErr w:type="spellStart"/>
+      <w:r>
+        <w:rPr>
+          <w:rFonts w:hint="eastAsia"/>
+        </w:rPr>
+        <w:t>Restormer</w:t>
+      </w:r>
+      <w:proofErr w:type="spellEnd"/>
+      <w:r>
+        <w:rPr>
+          <w:rFonts w:hint="eastAsia"/>
+        </w:rPr>
+        <w:t>在不同基准数据集上的卓越性能，并通过广泛的消融实验验证了其架构设计的有效性。</w:t>
+      </w:r>
+      <w:r>
+        <w:rPr>
+          <w:rFonts w:hint="eastAsia"/>
+        </w:rPr>
+        <w:t>其网络结构如图</w:t>
+      </w:r>
+      <w:r>
+        <w:rPr>
+          <w:rFonts w:hint="eastAsia"/>
+        </w:rPr>
+        <w:t>2</w:t>
+      </w:r>
+      <w:r>
+        <w:t>-</w:t>
+      </w:r>
+      <w:r>
+        <w:t>7</w:t>
+      </w:r>
+      <w:r>
+        <w:rPr>
+          <w:rFonts w:hint="eastAsia"/>
+        </w:rPr>
+        <w:t>所示。</w:t>
+      </w:r>
     </w:p>
     <w:p>
       <w:pPr>
@@ -7936,6 +9733,7 @@
         <w:rPr>
           <w:rFonts w:hint="eastAsia"/>
         </w:rPr>
+        <w:lastRenderedPageBreak/>
         <w:t>Set5</w:t>
       </w:r>
       <w:r>
@@ -8260,7 +10058,6 @@
         <w:ind w:firstLineChars="200" w:firstLine="498"/>
       </w:pPr>
       <w:r>
-        <w:lastRenderedPageBreak/>
         <w:tab/>
       </w:r>
       <w:r>
@@ -8268,10 +10065,10 @@
           <w:position w:val="-28"/>
         </w:rPr>
         <w:object w:dxaOrig="2020" w:dyaOrig="680" w14:anchorId="5A7FCEF8">
-          <v:shape id="_x0000_i1917" type="#_x0000_t75" style="width:101.15pt;height:34.15pt" o:ole="">
-            <v:imagedata r:id="rId78" o:title=""/>
+          <v:shape id="_x0000_i1054" type="#_x0000_t75" style="width:101.15pt;height:34pt" o:ole="">
+            <v:imagedata r:id="rId83" o:title=""/>
           </v:shape>
-          <o:OLEObject Type="Embed" ProgID="Equation.DSMT4" ShapeID="_x0000_i1917" DrawAspect="Content" ObjectID="_1770846629" r:id="rId79"/>
+          <o:OLEObject Type="Embed" ProgID="Equation.DSMT4" ShapeID="_x0000_i1054" DrawAspect="Content" ObjectID="_1771124978" r:id="rId84"/>
         </w:object>
       </w:r>
       <w:r>
@@ -8295,25 +10092,51 @@
       <w:r>
         <w:instrText>(</w:instrText>
       </w:r>
-      <w:fldSimple w:instr=" SEQ MTChap \c \* Arabic \* MERGEFORMAT ">
-        <w:r>
-          <w:rPr>
-            <w:noProof/>
-          </w:rPr>
-          <w:instrText>2</w:instrText>
-        </w:r>
-      </w:fldSimple>
+      <w:r>
+        <w:fldChar w:fldCharType="begin"/>
+      </w:r>
+      <w:r>
+        <w:instrText xml:space="preserve"> SEQ MTChap \c \* Arabic \* MERGEFORMAT </w:instrText>
+      </w:r>
+      <w:r>
+        <w:fldChar w:fldCharType="separate"/>
+      </w:r>
+      <w:r>
+        <w:rPr>
+          <w:noProof/>
+        </w:rPr>
+        <w:instrText>2</w:instrText>
+      </w:r>
+      <w:r>
+        <w:rPr>
+          <w:noProof/>
+        </w:rPr>
+        <w:fldChar w:fldCharType="end"/>
+      </w:r>
       <w:r>
         <w:instrText>-</w:instrText>
       </w:r>
-      <w:fldSimple w:instr=" SEQ MTEqn \c \* Arabic \* MERGEFORMAT ">
-        <w:r>
-          <w:rPr>
-            <w:noProof/>
-          </w:rPr>
-          <w:instrText>10</w:instrText>
-        </w:r>
-      </w:fldSimple>
+      <w:r>
+        <w:fldChar w:fldCharType="begin"/>
+      </w:r>
+      <w:r>
+        <w:instrText xml:space="preserve"> SEQ MTEqn \c \* Arabic \* MERGEFORMAT </w:instrText>
+      </w:r>
+      <w:r>
+        <w:fldChar w:fldCharType="separate"/>
+      </w:r>
+      <w:r>
+        <w:rPr>
+          <w:noProof/>
+        </w:rPr>
+        <w:instrText>10</w:instrText>
+      </w:r>
+      <w:r>
+        <w:rPr>
+          <w:noProof/>
+        </w:rPr>
+        <w:fldChar w:fldCharType="end"/>
+      </w:r>
       <w:r>
         <w:instrText>)</w:instrText>
       </w:r>
@@ -8338,10 +10161,10 @@
           <w:position w:val="-6"/>
         </w:rPr>
         <w:object w:dxaOrig="279" w:dyaOrig="279" w14:anchorId="68165E0F">
-          <v:shape id="_x0000_i1920" type="#_x0000_t75" style="width:14.15pt;height:14.15pt" o:ole="">
-            <v:imagedata r:id="rId80" o:title=""/>
+          <v:shape id="_x0000_i1055" type="#_x0000_t75" style="width:14.15pt;height:14.15pt" o:ole="">
+            <v:imagedata r:id="rId85" o:title=""/>
           </v:shape>
-          <o:OLEObject Type="Embed" ProgID="Equation.DSMT4" ShapeID="_x0000_i1920" DrawAspect="Content" ObjectID="_1770846630" r:id="rId81"/>
+          <o:OLEObject Type="Embed" ProgID="Equation.DSMT4" ShapeID="_x0000_i1055" DrawAspect="Content" ObjectID="_1771124979" r:id="rId86"/>
         </w:object>
       </w:r>
       <w:r>
@@ -8355,10 +10178,10 @@
           <w:position w:val="-12"/>
         </w:rPr>
         <w:object w:dxaOrig="240" w:dyaOrig="360" w14:anchorId="73033712">
-          <v:shape id="_x0000_i1921" type="#_x0000_t75" style="width:12.05pt;height:18.3pt" o:ole="">
-            <v:imagedata r:id="rId82" o:title=""/>
+          <v:shape id="_x0000_i1056" type="#_x0000_t75" style="width:11.95pt;height:18.1pt" o:ole="">
+            <v:imagedata r:id="rId87" o:title=""/>
           </v:shape>
-          <o:OLEObject Type="Embed" ProgID="Equation.DSMT4" ShapeID="_x0000_i1921" DrawAspect="Content" ObjectID="_1770846631" r:id="rId83"/>
+          <o:OLEObject Type="Embed" ProgID="Equation.DSMT4" ShapeID="_x0000_i1056" DrawAspect="Content" ObjectID="_1771124980" r:id="rId88"/>
         </w:object>
       </w:r>
       <w:r>
@@ -8372,10 +10195,10 @@
           <w:position w:val="-12"/>
         </w:rPr>
         <w:object w:dxaOrig="240" w:dyaOrig="360" w14:anchorId="13A760A3">
-          <v:shape id="_x0000_i1922" type="#_x0000_t75" style="width:12.05pt;height:18.3pt" o:ole="">
-            <v:imagedata r:id="rId84" o:title=""/>
+          <v:shape id="_x0000_i1057" type="#_x0000_t75" style="width:11.95pt;height:18.1pt" o:ole="">
+            <v:imagedata r:id="rId89" o:title=""/>
           </v:shape>
-          <o:OLEObject Type="Embed" ProgID="Equation.DSMT4" ShapeID="_x0000_i1922" DrawAspect="Content" ObjectID="_1770846632" r:id="rId85"/>
+          <o:OLEObject Type="Embed" ProgID="Equation.DSMT4" ShapeID="_x0000_i1057" DrawAspect="Content" ObjectID="_1771124981" r:id="rId90"/>
         </w:object>
       </w:r>
       <w:r>
@@ -8493,10 +10316,10 @@
           <w:position w:val="-28"/>
         </w:rPr>
         <w:object w:dxaOrig="2200" w:dyaOrig="680" w14:anchorId="4273E8AE">
-          <v:shape id="_x0000_i1923" type="#_x0000_t75" style="width:109.85pt;height:34.15pt" o:ole="">
-            <v:imagedata r:id="rId86" o:title=""/>
+          <v:shape id="_x0000_i1058" type="#_x0000_t75" style="width:110pt;height:34pt" o:ole="">
+            <v:imagedata r:id="rId91" o:title=""/>
           </v:shape>
-          <o:OLEObject Type="Embed" ProgID="Equation.DSMT4" ShapeID="_x0000_i1923" DrawAspect="Content" ObjectID="_1770846633" r:id="rId87"/>
+          <o:OLEObject Type="Embed" ProgID="Equation.DSMT4" ShapeID="_x0000_i1058" DrawAspect="Content" ObjectID="_1771124982" r:id="rId92"/>
         </w:object>
       </w:r>
       <w:r>
@@ -8520,25 +10343,51 @@
       <w:r>
         <w:instrText>(</w:instrText>
       </w:r>
-      <w:fldSimple w:instr=" SEQ MTChap \c \* Arabic \* MERGEFORMAT ">
-        <w:r>
-          <w:rPr>
-            <w:noProof/>
-          </w:rPr>
-          <w:instrText>2</w:instrText>
-        </w:r>
-      </w:fldSimple>
+      <w:r>
+        <w:fldChar w:fldCharType="begin"/>
+      </w:r>
+      <w:r>
+        <w:instrText xml:space="preserve"> SEQ MTChap \c \* Arabic \* MERGEFORMAT </w:instrText>
+      </w:r>
+      <w:r>
+        <w:fldChar w:fldCharType="separate"/>
+      </w:r>
+      <w:r>
+        <w:rPr>
+          <w:noProof/>
+        </w:rPr>
+        <w:instrText>2</w:instrText>
+      </w:r>
+      <w:r>
+        <w:rPr>
+          <w:noProof/>
+        </w:rPr>
+        <w:fldChar w:fldCharType="end"/>
+      </w:r>
       <w:r>
         <w:instrText>-</w:instrText>
       </w:r>
-      <w:fldSimple w:instr=" SEQ MTEqn \c \* Arabic \* MERGEFORMAT ">
-        <w:r>
-          <w:rPr>
-            <w:noProof/>
-          </w:rPr>
-          <w:instrText>11</w:instrText>
-        </w:r>
-      </w:fldSimple>
+      <w:r>
+        <w:fldChar w:fldCharType="begin"/>
+      </w:r>
+      <w:r>
+        <w:instrText xml:space="preserve"> SEQ MTEqn \c \* Arabic \* MERGEFORMAT </w:instrText>
+      </w:r>
+      <w:r>
+        <w:fldChar w:fldCharType="separate"/>
+      </w:r>
+      <w:r>
+        <w:rPr>
+          <w:noProof/>
+        </w:rPr>
+        <w:instrText>11</w:instrText>
+      </w:r>
+      <w:r>
+        <w:rPr>
+          <w:noProof/>
+        </w:rPr>
+        <w:fldChar w:fldCharType="end"/>
+      </w:r>
       <w:r>
         <w:instrText>)</w:instrText>
       </w:r>
@@ -8664,10 +10513,10 @@
           <w:position w:val="-28"/>
         </w:rPr>
         <w:object w:dxaOrig="2760" w:dyaOrig="680" w14:anchorId="253B13FA">
-          <v:shape id="_x0000_i1924" type="#_x0000_t75" style="width:137.75pt;height:34.15pt" o:ole="">
-            <v:imagedata r:id="rId88" o:title=""/>
+          <v:shape id="_x0000_i1059" type="#_x0000_t75" style="width:137.8pt;height:34pt" o:ole="">
+            <v:imagedata r:id="rId93" o:title=""/>
           </v:shape>
-          <o:OLEObject Type="Embed" ProgID="Equation.DSMT4" ShapeID="_x0000_i1924" DrawAspect="Content" ObjectID="_1770846634" r:id="rId89"/>
+          <o:OLEObject Type="Embed" ProgID="Equation.DSMT4" ShapeID="_x0000_i1059" DrawAspect="Content" ObjectID="_1771124983" r:id="rId94"/>
         </w:object>
       </w:r>
       <w:r>
@@ -8691,25 +10540,51 @@
       <w:r>
         <w:instrText>(</w:instrText>
       </w:r>
-      <w:fldSimple w:instr=" SEQ MTChap \c \* Arabic \* MERGEFORMAT ">
-        <w:r>
-          <w:rPr>
-            <w:noProof/>
-          </w:rPr>
-          <w:instrText>2</w:instrText>
-        </w:r>
-      </w:fldSimple>
+      <w:r>
+        <w:fldChar w:fldCharType="begin"/>
+      </w:r>
+      <w:r>
+        <w:instrText xml:space="preserve"> SEQ MTChap \c \* Arabic \* MERGEFORMAT </w:instrText>
+      </w:r>
+      <w:r>
+        <w:fldChar w:fldCharType="separate"/>
+      </w:r>
+      <w:r>
+        <w:rPr>
+          <w:noProof/>
+        </w:rPr>
+        <w:instrText>2</w:instrText>
+      </w:r>
+      <w:r>
+        <w:rPr>
+          <w:noProof/>
+        </w:rPr>
+        <w:fldChar w:fldCharType="end"/>
+      </w:r>
       <w:r>
         <w:instrText>-</w:instrText>
       </w:r>
-      <w:fldSimple w:instr=" SEQ MTEqn \c \* Arabic \* MERGEFORMAT ">
-        <w:r>
-          <w:rPr>
-            <w:noProof/>
-          </w:rPr>
-          <w:instrText>12</w:instrText>
-        </w:r>
-      </w:fldSimple>
+      <w:r>
+        <w:fldChar w:fldCharType="begin"/>
+      </w:r>
+      <w:r>
+        <w:instrText xml:space="preserve"> SEQ MTEqn \c \* Arabic \* MERGEFORMAT </w:instrText>
+      </w:r>
+      <w:r>
+        <w:fldChar w:fldCharType="separate"/>
+      </w:r>
+      <w:r>
+        <w:rPr>
+          <w:noProof/>
+        </w:rPr>
+        <w:instrText>12</w:instrText>
+      </w:r>
+      <w:r>
+        <w:rPr>
+          <w:noProof/>
+        </w:rPr>
+        <w:fldChar w:fldCharType="end"/>
+      </w:r>
       <w:r>
         <w:instrText>)</w:instrText>
       </w:r>
@@ -8740,10 +10615,10 @@
           <w:position w:val="-10"/>
         </w:rPr>
         <w:object w:dxaOrig="420" w:dyaOrig="320" w14:anchorId="350B9392">
-          <v:shape id="_x0000_i1925" type="#_x0000_t75" style="width:21.25pt;height:16.25pt" o:ole="">
-            <v:imagedata r:id="rId90" o:title=""/>
+          <v:shape id="_x0000_i1060" type="#_x0000_t75" style="width:21.2pt;height:16.35pt" o:ole="">
+            <v:imagedata r:id="rId95" o:title=""/>
           </v:shape>
-          <o:OLEObject Type="Embed" ProgID="Equation.DSMT4" ShapeID="_x0000_i1925" DrawAspect="Content" ObjectID="_1770846635" r:id="rId91"/>
+          <o:OLEObject Type="Embed" ProgID="Equation.DSMT4" ShapeID="_x0000_i1060" DrawAspect="Content" ObjectID="_1771124984" r:id="rId96"/>
         </w:object>
       </w:r>
       <w:r>
@@ -8814,6 +10689,7 @@
           <w:szCs w:val="28"/>
           <w:lang w:val="zh-CN"/>
         </w:rPr>
+        <w:lastRenderedPageBreak/>
         <w:t>2</w:t>
       </w:r>
       <w:r>
@@ -9090,10 +10966,10 @@
           <w:position w:val="-32"/>
         </w:rPr>
         <w:object w:dxaOrig="2700" w:dyaOrig="760" w14:anchorId="3DB05CC5">
-          <v:shape id="_x0000_i1926" type="#_x0000_t75" style="width:135.25pt;height:37.85pt" o:ole="">
-            <v:imagedata r:id="rId92" o:title=""/>
+          <v:shape id="_x0000_i1061" type="#_x0000_t75" style="width:135.15pt;height:38pt" o:ole="">
+            <v:imagedata r:id="rId97" o:title=""/>
           </v:shape>
-          <o:OLEObject Type="Embed" ProgID="Equation.DSMT4" ShapeID="_x0000_i1926" DrawAspect="Content" ObjectID="_1770846636" r:id="rId93"/>
+          <o:OLEObject Type="Embed" ProgID="Equation.DSMT4" ShapeID="_x0000_i1061" DrawAspect="Content" ObjectID="_1771124985" r:id="rId98"/>
         </w:object>
       </w:r>
       <w:r>
@@ -9117,25 +10993,51 @@
       <w:r>
         <w:instrText>(</w:instrText>
       </w:r>
-      <w:fldSimple w:instr=" SEQ MTChap \c \* Arabic \* MERGEFORMAT ">
-        <w:r>
-          <w:rPr>
-            <w:noProof/>
-          </w:rPr>
-          <w:instrText>2</w:instrText>
-        </w:r>
-      </w:fldSimple>
+      <w:r>
+        <w:fldChar w:fldCharType="begin"/>
+      </w:r>
+      <w:r>
+        <w:instrText xml:space="preserve"> SEQ MTChap \c \* Arabic \* MERGEFORMAT </w:instrText>
+      </w:r>
+      <w:r>
+        <w:fldChar w:fldCharType="separate"/>
+      </w:r>
+      <w:r>
+        <w:rPr>
+          <w:noProof/>
+        </w:rPr>
+        <w:instrText>2</w:instrText>
+      </w:r>
+      <w:r>
+        <w:rPr>
+          <w:noProof/>
+        </w:rPr>
+        <w:fldChar w:fldCharType="end"/>
+      </w:r>
       <w:r>
         <w:instrText>-</w:instrText>
       </w:r>
-      <w:fldSimple w:instr=" SEQ MTEqn \c \* Arabic \* MERGEFORMAT ">
-        <w:r>
-          <w:rPr>
-            <w:noProof/>
-          </w:rPr>
-          <w:instrText>13</w:instrText>
-        </w:r>
-      </w:fldSimple>
+      <w:r>
+        <w:fldChar w:fldCharType="begin"/>
+      </w:r>
+      <w:r>
+        <w:instrText xml:space="preserve"> SEQ MTEqn \c \* Arabic \* MERGEFORMAT </w:instrText>
+      </w:r>
+      <w:r>
+        <w:fldChar w:fldCharType="separate"/>
+      </w:r>
+      <w:r>
+        <w:rPr>
+          <w:noProof/>
+        </w:rPr>
+        <w:instrText>13</w:instrText>
+      </w:r>
+      <w:r>
+        <w:rPr>
+          <w:noProof/>
+        </w:rPr>
+        <w:fldChar w:fldCharType="end"/>
+      </w:r>
       <w:r>
         <w:instrText>)</w:instrText>
       </w:r>
@@ -9155,10 +11057,10 @@
           <w:position w:val="-12"/>
         </w:rPr>
         <w:object w:dxaOrig="720" w:dyaOrig="360" w14:anchorId="37178613">
-          <v:shape id="_x0000_i1927" type="#_x0000_t75" style="width:36.2pt;height:18.3pt" o:ole="">
-            <v:imagedata r:id="rId94" o:title=""/>
+          <v:shape id="_x0000_i1062" type="#_x0000_t75" style="width:36.2pt;height:18.1pt" o:ole="">
+            <v:imagedata r:id="rId99" o:title=""/>
           </v:shape>
-          <o:OLEObject Type="Embed" ProgID="Equation.DSMT4" ShapeID="_x0000_i1927" DrawAspect="Content" ObjectID="_1770846637" r:id="rId95"/>
+          <o:OLEObject Type="Embed" ProgID="Equation.DSMT4" ShapeID="_x0000_i1062" DrawAspect="Content" ObjectID="_1771124986" r:id="rId100"/>
         </w:object>
       </w:r>
       <w:r>
@@ -9184,10 +11086,10 @@
           <w:position w:val="-12"/>
         </w:rPr>
         <w:object w:dxaOrig="1340" w:dyaOrig="360" w14:anchorId="4E598C25">
-          <v:shape id="_x0000_i1928" type="#_x0000_t75" style="width:67.4pt;height:18.3pt" o:ole="">
-            <v:imagedata r:id="rId96" o:title=""/>
+          <v:shape id="_x0000_i1063" type="#_x0000_t75" style="width:67.6pt;height:18.1pt" o:ole="">
+            <v:imagedata r:id="rId101" o:title=""/>
           </v:shape>
-          <o:OLEObject Type="Embed" ProgID="Equation.DSMT4" ShapeID="_x0000_i1928" DrawAspect="Content" ObjectID="_1770846638" r:id="rId97"/>
+          <o:OLEObject Type="Embed" ProgID="Equation.DSMT4" ShapeID="_x0000_i1063" DrawAspect="Content" ObjectID="_1771124987" r:id="rId102"/>
         </w:object>
       </w:r>
       <w:r>
@@ -9201,10 +11103,10 @@
           <w:position w:val="-6"/>
         </w:rPr>
         <w:object w:dxaOrig="580" w:dyaOrig="279" w14:anchorId="10E758CB">
-          <v:shape id="_x0000_i1929" type="#_x0000_t75" style="width:29.15pt;height:14.15pt" o:ole="">
-            <v:imagedata r:id="rId98" o:title=""/>
+          <v:shape id="_x0000_i1064" type="#_x0000_t75" style="width:29.15pt;height:14.15pt" o:ole="">
+            <v:imagedata r:id="rId103" o:title=""/>
           </v:shape>
-          <o:OLEObject Type="Embed" ProgID="Equation.DSMT4" ShapeID="_x0000_i1929" DrawAspect="Content" ObjectID="_1770846639" r:id="rId99"/>
+          <o:OLEObject Type="Embed" ProgID="Equation.DSMT4" ShapeID="_x0000_i1064" DrawAspect="Content" ObjectID="_1771124988" r:id="rId104"/>
         </w:object>
       </w:r>
       <w:r>
@@ -9254,10 +11156,10 @@
           <w:position w:val="-30"/>
         </w:rPr>
         <w:object w:dxaOrig="3460" w:dyaOrig="700" w14:anchorId="7A5109A6">
-          <v:shape id="_x0000_i1930" type="#_x0000_t75" style="width:173.15pt;height:35.4pt" o:ole="">
-            <v:imagedata r:id="rId100" o:title=""/>
+          <v:shape id="_x0000_i1065" type="#_x0000_t75" style="width:173.15pt;height:35.35pt" o:ole="">
+            <v:imagedata r:id="rId105" o:title=""/>
           </v:shape>
-          <o:OLEObject Type="Embed" ProgID="Equation.DSMT4" ShapeID="_x0000_i1930" DrawAspect="Content" ObjectID="_1770846640" r:id="rId101"/>
+          <o:OLEObject Type="Embed" ProgID="Equation.DSMT4" ShapeID="_x0000_i1065" DrawAspect="Content" ObjectID="_1771124989" r:id="rId106"/>
         </w:object>
       </w:r>
       <w:r>
@@ -9281,25 +11183,51 @@
       <w:r>
         <w:instrText>(</w:instrText>
       </w:r>
-      <w:fldSimple w:instr=" SEQ MTChap \c \* Arabic \* MERGEFORMAT ">
-        <w:r>
-          <w:rPr>
-            <w:noProof/>
-          </w:rPr>
-          <w:instrText>2</w:instrText>
-        </w:r>
-      </w:fldSimple>
+      <w:r>
+        <w:fldChar w:fldCharType="begin"/>
+      </w:r>
+      <w:r>
+        <w:instrText xml:space="preserve"> SEQ MTChap \c \* Arabic \* MERGEFORMAT </w:instrText>
+      </w:r>
+      <w:r>
+        <w:fldChar w:fldCharType="separate"/>
+      </w:r>
+      <w:r>
+        <w:rPr>
+          <w:noProof/>
+        </w:rPr>
+        <w:instrText>2</w:instrText>
+      </w:r>
+      <w:r>
+        <w:rPr>
+          <w:noProof/>
+        </w:rPr>
+        <w:fldChar w:fldCharType="end"/>
+      </w:r>
       <w:r>
         <w:instrText>-</w:instrText>
       </w:r>
-      <w:fldSimple w:instr=" SEQ MTEqn \c \* Arabic \* MERGEFORMAT ">
-        <w:r>
-          <w:rPr>
-            <w:noProof/>
-          </w:rPr>
-          <w:instrText>14</w:instrText>
-        </w:r>
-      </w:fldSimple>
+      <w:r>
+        <w:fldChar w:fldCharType="begin"/>
+      </w:r>
+      <w:r>
+        <w:instrText xml:space="preserve"> SEQ MTEqn \c \* Arabic \* MERGEFORMAT </w:instrText>
+      </w:r>
+      <w:r>
+        <w:fldChar w:fldCharType="separate"/>
+      </w:r>
+      <w:r>
+        <w:rPr>
+          <w:noProof/>
+        </w:rPr>
+        <w:instrText>14</w:instrText>
+      </w:r>
+      <w:r>
+        <w:rPr>
+          <w:noProof/>
+        </w:rPr>
+        <w:fldChar w:fldCharType="end"/>
+      </w:r>
       <w:r>
         <w:instrText>)</w:instrText>
       </w:r>
@@ -9312,7 +11240,6 @@
         <w:rPr>
           <w:rFonts w:hint="eastAsia"/>
         </w:rPr>
-        <w:lastRenderedPageBreak/>
         <w:t>其中</w:t>
       </w:r>
       <w:r>
@@ -9320,10 +11247,10 @@
           <w:position w:val="-10"/>
         </w:rPr>
         <w:object w:dxaOrig="639" w:dyaOrig="320" w14:anchorId="1A3AE5B3">
-          <v:shape id="_x0000_i1931" type="#_x0000_t75" style="width:32.05pt;height:16.25pt" o:ole="">
-            <v:imagedata r:id="rId102" o:title=""/>
+          <v:shape id="_x0000_i1066" type="#_x0000_t75" style="width:32.25pt;height:16.35pt" o:ole="">
+            <v:imagedata r:id="rId107" o:title=""/>
           </v:shape>
-          <o:OLEObject Type="Embed" ProgID="Equation.DSMT4" ShapeID="_x0000_i1931" DrawAspect="Content" ObjectID="_1770846641" r:id="rId103"/>
+          <o:OLEObject Type="Embed" ProgID="Equation.DSMT4" ShapeID="_x0000_i1066" DrawAspect="Content" ObjectID="_1771124990" r:id="rId108"/>
         </w:object>
       </w:r>
       <w:r>
@@ -9337,102 +11264,102 @@
           <w:position w:val="-10"/>
         </w:rPr>
         <w:object w:dxaOrig="520" w:dyaOrig="320" w14:anchorId="4E742CA5">
-          <v:shape id="_x0000_i1932" type="#_x0000_t75" style="width:25.8pt;height:16.25pt" o:ole="">
-            <v:imagedata r:id="rId104" o:title=""/>
-          </v:shape>
-          <o:OLEObject Type="Embed" ProgID="Equation.DSMT4" ShapeID="_x0000_i1932" DrawAspect="Content" ObjectID="_1770846642" r:id="rId105"/>
-        </w:object>
-      </w:r>
-      <w:r>
-        <w:rPr>
-          <w:rFonts w:hint="eastAsia"/>
-        </w:rPr>
-        <w:t>的像素值</w:t>
-      </w:r>
-      <w:r>
-        <w:rPr>
-          <w:rFonts w:hint="eastAsia"/>
-        </w:rPr>
-        <w:t>，</w:t>
-      </w:r>
-      <w:r>
-        <w:rPr>
-          <w:position w:val="-10"/>
-        </w:rPr>
-        <w:object w:dxaOrig="720" w:dyaOrig="320" w14:anchorId="7888A0F0">
-          <v:shape id="_x0000_i1933" type="#_x0000_t75" style="width:36.2pt;height:16.25pt" o:ole="">
-            <v:imagedata r:id="rId106" o:title=""/>
-          </v:shape>
-          <o:OLEObject Type="Embed" ProgID="Equation.DSMT4" ShapeID="_x0000_i1933" DrawAspect="Content" ObjectID="_1770846643" r:id="rId107"/>
-        </w:object>
-      </w:r>
-      <w:r>
-        <w:rPr>
-          <w:rFonts w:hint="eastAsia"/>
-        </w:rPr>
-        <w:t>是</w:t>
-      </w:r>
-      <w:r>
-        <w:rPr>
-          <w:rFonts w:hint="eastAsia"/>
-        </w:rPr>
-        <w:t>重建</w:t>
-      </w:r>
-      <w:r>
-        <w:rPr>
-          <w:rFonts w:hint="eastAsia"/>
-        </w:rPr>
-        <w:t>图像在位置</w:t>
-      </w:r>
-      <w:r>
-        <w:rPr>
-          <w:position w:val="-10"/>
-        </w:rPr>
-        <w:object w:dxaOrig="520" w:dyaOrig="320" w14:anchorId="3CD79695">
-          <v:shape id="_x0000_i1934" type="#_x0000_t75" style="width:25.8pt;height:16.25pt" o:ole="">
-            <v:imagedata r:id="rId104" o:title=""/>
-          </v:shape>
-          <o:OLEObject Type="Embed" ProgID="Equation.DSMT4" ShapeID="_x0000_i1934" DrawAspect="Content" ObjectID="_1770846644" r:id="rId108"/>
-        </w:object>
-      </w:r>
-      <w:r>
-        <w:rPr>
-          <w:rFonts w:hint="eastAsia"/>
-        </w:rPr>
-        <w:t>的像素值</w:t>
-      </w:r>
-      <w:r>
-        <w:rPr>
-          <w:rFonts w:hint="eastAsia"/>
-        </w:rPr>
-        <w:t>，</w:t>
-      </w:r>
-      <w:r>
-        <w:rPr>
-          <w:position w:val="-6"/>
-        </w:rPr>
-        <w:object w:dxaOrig="260" w:dyaOrig="220" w14:anchorId="402303B5">
-          <v:shape id="_x0000_i1935" type="#_x0000_t75" style="width:12.9pt;height:10.8pt" o:ole="">
+          <v:shape id="_x0000_i1067" type="#_x0000_t75" style="width:25.6pt;height:16.35pt" o:ole="">
             <v:imagedata r:id="rId109" o:title=""/>
           </v:shape>
-          <o:OLEObject Type="Embed" ProgID="Equation.DSMT4" ShapeID="_x0000_i1935" DrawAspect="Content" ObjectID="_1770846645" r:id="rId110"/>
+          <o:OLEObject Type="Embed" ProgID="Equation.DSMT4" ShapeID="_x0000_i1067" DrawAspect="Content" ObjectID="_1771124991" r:id="rId110"/>
         </w:object>
       </w:r>
       <w:r>
         <w:rPr>
           <w:rFonts w:hint="eastAsia"/>
         </w:rPr>
-        <w:t>和</w:t>
-      </w:r>
-      <w:r>
-        <w:rPr>
-          <w:position w:val="-6"/>
-        </w:rPr>
-        <w:object w:dxaOrig="200" w:dyaOrig="220" w14:anchorId="4271563F">
-          <v:shape id="_x0000_i1936" type="#_x0000_t75" style="width:10.4pt;height:10.8pt" o:ole="">
+        <w:t>的像素值</w:t>
+      </w:r>
+      <w:r>
+        <w:rPr>
+          <w:rFonts w:hint="eastAsia"/>
+        </w:rPr>
+        <w:t>，</w:t>
+      </w:r>
+      <w:r>
+        <w:rPr>
+          <w:position w:val="-10"/>
+        </w:rPr>
+        <w:object w:dxaOrig="720" w:dyaOrig="320" w14:anchorId="7888A0F0">
+          <v:shape id="_x0000_i1068" type="#_x0000_t75" style="width:36.2pt;height:16.35pt" o:ole="">
             <v:imagedata r:id="rId111" o:title=""/>
           </v:shape>
-          <o:OLEObject Type="Embed" ProgID="Equation.DSMT4" ShapeID="_x0000_i1936" DrawAspect="Content" ObjectID="_1770846646" r:id="rId112"/>
+          <o:OLEObject Type="Embed" ProgID="Equation.DSMT4" ShapeID="_x0000_i1068" DrawAspect="Content" ObjectID="_1771124992" r:id="rId112"/>
+        </w:object>
+      </w:r>
+      <w:r>
+        <w:rPr>
+          <w:rFonts w:hint="eastAsia"/>
+        </w:rPr>
+        <w:t>是</w:t>
+      </w:r>
+      <w:r>
+        <w:rPr>
+          <w:rFonts w:hint="eastAsia"/>
+        </w:rPr>
+        <w:t>重建</w:t>
+      </w:r>
+      <w:r>
+        <w:rPr>
+          <w:rFonts w:hint="eastAsia"/>
+        </w:rPr>
+        <w:t>图像在位置</w:t>
+      </w:r>
+      <w:r>
+        <w:rPr>
+          <w:position w:val="-10"/>
+        </w:rPr>
+        <w:object w:dxaOrig="520" w:dyaOrig="320" w14:anchorId="3CD79695">
+          <v:shape id="_x0000_i1069" type="#_x0000_t75" style="width:25.6pt;height:16.35pt" o:ole="">
+            <v:imagedata r:id="rId109" o:title=""/>
+          </v:shape>
+          <o:OLEObject Type="Embed" ProgID="Equation.DSMT4" ShapeID="_x0000_i1069" DrawAspect="Content" ObjectID="_1771124993" r:id="rId113"/>
+        </w:object>
+      </w:r>
+      <w:r>
+        <w:rPr>
+          <w:rFonts w:hint="eastAsia"/>
+        </w:rPr>
+        <w:t>的像素值</w:t>
+      </w:r>
+      <w:r>
+        <w:rPr>
+          <w:rFonts w:hint="eastAsia"/>
+        </w:rPr>
+        <w:t>，</w:t>
+      </w:r>
+      <w:r>
+        <w:rPr>
+          <w:position w:val="-6"/>
+        </w:rPr>
+        <w:object w:dxaOrig="260" w:dyaOrig="220" w14:anchorId="402303B5">
+          <v:shape id="_x0000_i1070" type="#_x0000_t75" style="width:12.8pt;height:10.6pt" o:ole="">
+            <v:imagedata r:id="rId114" o:title=""/>
+          </v:shape>
+          <o:OLEObject Type="Embed" ProgID="Equation.DSMT4" ShapeID="_x0000_i1070" DrawAspect="Content" ObjectID="_1771124994" r:id="rId115"/>
+        </w:object>
+      </w:r>
+      <w:r>
+        <w:rPr>
+          <w:rFonts w:hint="eastAsia"/>
+        </w:rPr>
+        <w:t>和</w:t>
+      </w:r>
+      <w:r>
+        <w:rPr>
+          <w:position w:val="-6"/>
+        </w:rPr>
+        <w:object w:dxaOrig="200" w:dyaOrig="220" w14:anchorId="4271563F">
+          <v:shape id="_x0000_i1071" type="#_x0000_t75" style="width:10.6pt;height:10.6pt" o:ole="">
+            <v:imagedata r:id="rId116" o:title=""/>
+          </v:shape>
+          <o:OLEObject Type="Embed" ProgID="Equation.DSMT4" ShapeID="_x0000_i1071" DrawAspect="Content" ObjectID="_1771124995" r:id="rId117"/>
         </w:object>
       </w:r>
       <w:r>
@@ -9615,10 +11542,10 @@
           <w:position w:val="-32"/>
         </w:rPr>
         <w:object w:dxaOrig="4140" w:dyaOrig="740" w14:anchorId="786B7DC7">
-          <v:shape id="_x0000_i1937" type="#_x0000_t75" style="width:207.25pt;height:36.6pt" o:ole="">
-            <v:imagedata r:id="rId113" o:title=""/>
+          <v:shape id="_x0000_i1072" type="#_x0000_t75" style="width:207.15pt;height:36.65pt" o:ole="">
+            <v:imagedata r:id="rId118" o:title=""/>
           </v:shape>
-          <o:OLEObject Type="Embed" ProgID="Equation.DSMT4" ShapeID="_x0000_i1937" DrawAspect="Content" ObjectID="_1770846647" r:id="rId114"/>
+          <o:OLEObject Type="Embed" ProgID="Equation.DSMT4" ShapeID="_x0000_i1072" DrawAspect="Content" ObjectID="_1771124996" r:id="rId119"/>
         </w:object>
       </w:r>
       <w:r>
@@ -9642,25 +11569,51 @@
       <w:r>
         <w:instrText>(</w:instrText>
       </w:r>
-      <w:fldSimple w:instr=" SEQ MTChap \c \* Arabic \* MERGEFORMAT ">
-        <w:r>
-          <w:rPr>
-            <w:noProof/>
-          </w:rPr>
-          <w:instrText>2</w:instrText>
-        </w:r>
-      </w:fldSimple>
+      <w:r>
+        <w:fldChar w:fldCharType="begin"/>
+      </w:r>
+      <w:r>
+        <w:instrText xml:space="preserve"> SEQ MTChap \c \* Arabic \* MERGEFORMAT </w:instrText>
+      </w:r>
+      <w:r>
+        <w:fldChar w:fldCharType="separate"/>
+      </w:r>
+      <w:r>
+        <w:rPr>
+          <w:noProof/>
+        </w:rPr>
+        <w:instrText>2</w:instrText>
+      </w:r>
+      <w:r>
+        <w:rPr>
+          <w:noProof/>
+        </w:rPr>
+        <w:fldChar w:fldCharType="end"/>
+      </w:r>
       <w:r>
         <w:instrText>-</w:instrText>
       </w:r>
-      <w:fldSimple w:instr=" SEQ MTEqn \c \* Arabic \* MERGEFORMAT ">
-        <w:r>
-          <w:rPr>
-            <w:noProof/>
-          </w:rPr>
-          <w:instrText>15</w:instrText>
-        </w:r>
-      </w:fldSimple>
+      <w:r>
+        <w:fldChar w:fldCharType="begin"/>
+      </w:r>
+      <w:r>
+        <w:instrText xml:space="preserve"> SEQ MTEqn \c \* Arabic \* MERGEFORMAT </w:instrText>
+      </w:r>
+      <w:r>
+        <w:fldChar w:fldCharType="separate"/>
+      </w:r>
+      <w:r>
+        <w:rPr>
+          <w:noProof/>
+        </w:rPr>
+        <w:instrText>15</w:instrText>
+      </w:r>
+      <w:r>
+        <w:rPr>
+          <w:noProof/>
+        </w:rPr>
+        <w:fldChar w:fldCharType="end"/>
+      </w:r>
       <w:r>
         <w:instrText>)</w:instrText>
       </w:r>
@@ -9680,10 +11633,10 @@
           <w:position w:val="-12"/>
         </w:rPr>
         <w:object w:dxaOrig="300" w:dyaOrig="360" w14:anchorId="682D9B2B">
-          <v:shape id="_x0000_i1938" type="#_x0000_t75" style="width:15pt;height:18.3pt" o:ole="">
-            <v:imagedata r:id="rId115" o:title=""/>
+          <v:shape id="_x0000_i1073" type="#_x0000_t75" style="width:15pt;height:18.1pt" o:ole="">
+            <v:imagedata r:id="rId120" o:title=""/>
           </v:shape>
-          <o:OLEObject Type="Embed" ProgID="Equation.DSMT4" ShapeID="_x0000_i1938" DrawAspect="Content" ObjectID="_1770846648" r:id="rId116"/>
+          <o:OLEObject Type="Embed" ProgID="Equation.DSMT4" ShapeID="_x0000_i1073" DrawAspect="Content" ObjectID="_1771124997" r:id="rId121"/>
         </w:object>
       </w:r>
       <w:r>
@@ -9697,10 +11650,10 @@
           <w:position w:val="-14"/>
         </w:rPr>
         <w:object w:dxaOrig="300" w:dyaOrig="380" w14:anchorId="4FF93357">
-          <v:shape id="_x0000_i1939" type="#_x0000_t75" style="width:15pt;height:19.15pt" o:ole="">
-            <v:imagedata r:id="rId117" o:title=""/>
+          <v:shape id="_x0000_i1074" type="#_x0000_t75" style="width:15pt;height:19pt" o:ole="">
+            <v:imagedata r:id="rId122" o:title=""/>
           </v:shape>
-          <o:OLEObject Type="Embed" ProgID="Equation.DSMT4" ShapeID="_x0000_i1939" DrawAspect="Content" ObjectID="_1770846649" r:id="rId118"/>
+          <o:OLEObject Type="Embed" ProgID="Equation.DSMT4" ShapeID="_x0000_i1074" DrawAspect="Content" ObjectID="_1771124998" r:id="rId123"/>
         </w:object>
       </w:r>
       <w:r>
@@ -9714,10 +11667,10 @@
           <w:position w:val="-6"/>
         </w:rPr>
         <w:object w:dxaOrig="200" w:dyaOrig="220" w14:anchorId="3C1BDF00">
-          <v:shape id="_x0000_i1940" type="#_x0000_t75" style="width:10.4pt;height:10.8pt" o:ole="">
-            <v:imagedata r:id="rId119" o:title=""/>
+          <v:shape id="_x0000_i1075" type="#_x0000_t75" style="width:10.6pt;height:10.6pt" o:ole="">
+            <v:imagedata r:id="rId124" o:title=""/>
           </v:shape>
-          <o:OLEObject Type="Embed" ProgID="Equation.DSMT4" ShapeID="_x0000_i1940" DrawAspect="Content" ObjectID="_1770846650" r:id="rId120"/>
+          <o:OLEObject Type="Embed" ProgID="Equation.DSMT4" ShapeID="_x0000_i1075" DrawAspect="Content" ObjectID="_1771124999" r:id="rId125"/>
         </w:object>
       </w:r>
       <w:r>
@@ -9731,10 +11684,10 @@
           <w:position w:val="-10"/>
         </w:rPr>
         <w:object w:dxaOrig="220" w:dyaOrig="260" w14:anchorId="2C558080">
-          <v:shape id="_x0000_i1941" type="#_x0000_t75" style="width:10.8pt;height:12.9pt" o:ole="">
-            <v:imagedata r:id="rId121" o:title=""/>
+          <v:shape id="_x0000_i1076" type="#_x0000_t75" style="width:10.6pt;height:12.8pt" o:ole="">
+            <v:imagedata r:id="rId126" o:title=""/>
           </v:shape>
-          <o:OLEObject Type="Embed" ProgID="Equation.DSMT4" ShapeID="_x0000_i1941" DrawAspect="Content" ObjectID="_1770846651" r:id="rId122"/>
+          <o:OLEObject Type="Embed" ProgID="Equation.DSMT4" ShapeID="_x0000_i1076" DrawAspect="Content" ObjectID="_1771125000" r:id="rId127"/>
         </w:object>
       </w:r>
       <w:r>
@@ -9748,10 +11701,10 @@
           <w:position w:val="-12"/>
         </w:rPr>
         <w:object w:dxaOrig="320" w:dyaOrig="380" w14:anchorId="377C790A">
-          <v:shape id="_x0000_i1942" type="#_x0000_t75" style="width:16.25pt;height:19.15pt" o:ole="">
-            <v:imagedata r:id="rId123" o:title=""/>
+          <v:shape id="_x0000_i1077" type="#_x0000_t75" style="width:16.35pt;height:19pt" o:ole="">
+            <v:imagedata r:id="rId128" o:title=""/>
           </v:shape>
-          <o:OLEObject Type="Embed" ProgID="Equation.DSMT4" ShapeID="_x0000_i1942" DrawAspect="Content" ObjectID="_1770846652" r:id="rId124"/>
+          <o:OLEObject Type="Embed" ProgID="Equation.DSMT4" ShapeID="_x0000_i1077" DrawAspect="Content" ObjectID="_1771125001" r:id="rId129"/>
         </w:object>
       </w:r>
       <w:r>
@@ -9765,10 +11718,10 @@
           <w:position w:val="-14"/>
         </w:rPr>
         <w:object w:dxaOrig="320" w:dyaOrig="400" w14:anchorId="6176A1C1">
-          <v:shape id="_x0000_i1943" type="#_x0000_t75" style="width:16.25pt;height:19.55pt" o:ole="">
-            <v:imagedata r:id="rId125" o:title=""/>
+          <v:shape id="_x0000_i1078" type="#_x0000_t75" style="width:16.35pt;height:19.45pt" o:ole="">
+            <v:imagedata r:id="rId130" o:title=""/>
           </v:shape>
-          <o:OLEObject Type="Embed" ProgID="Equation.DSMT4" ShapeID="_x0000_i1943" DrawAspect="Content" ObjectID="_1770846653" r:id="rId126"/>
+          <o:OLEObject Type="Embed" ProgID="Equation.DSMT4" ShapeID="_x0000_i1078" DrawAspect="Content" ObjectID="_1771125002" r:id="rId131"/>
         </w:object>
       </w:r>
       <w:r>
@@ -9782,10 +11735,10 @@
           <w:position w:val="-6"/>
         </w:rPr>
         <w:object w:dxaOrig="200" w:dyaOrig="220" w14:anchorId="37FABA07">
-          <v:shape id="_x0000_i1944" type="#_x0000_t75" style="width:10.4pt;height:10.8pt" o:ole="">
-            <v:imagedata r:id="rId119" o:title=""/>
+          <v:shape id="_x0000_i1079" type="#_x0000_t75" style="width:10.6pt;height:10.6pt" o:ole="">
+            <v:imagedata r:id="rId124" o:title=""/>
           </v:shape>
-          <o:OLEObject Type="Embed" ProgID="Equation.DSMT4" ShapeID="_x0000_i1944" DrawAspect="Content" ObjectID="_1770846654" r:id="rId127"/>
+          <o:OLEObject Type="Embed" ProgID="Equation.DSMT4" ShapeID="_x0000_i1079" DrawAspect="Content" ObjectID="_1771125003" r:id="rId132"/>
         </w:object>
       </w:r>
       <w:r>
@@ -9799,10 +11752,10 @@
           <w:position w:val="-10"/>
         </w:rPr>
         <w:object w:dxaOrig="220" w:dyaOrig="260" w14:anchorId="28BF68F3">
-          <v:shape id="_x0000_i1945" type="#_x0000_t75" style="width:10.8pt;height:12.9pt" o:ole="">
-            <v:imagedata r:id="rId121" o:title=""/>
+          <v:shape id="_x0000_i1080" type="#_x0000_t75" style="width:10.6pt;height:12.8pt" o:ole="">
+            <v:imagedata r:id="rId126" o:title=""/>
           </v:shape>
-          <o:OLEObject Type="Embed" ProgID="Equation.DSMT4" ShapeID="_x0000_i1945" DrawAspect="Content" ObjectID="_1770846655" r:id="rId128"/>
+          <o:OLEObject Type="Embed" ProgID="Equation.DSMT4" ShapeID="_x0000_i1080" DrawAspect="Content" ObjectID="_1771125004" r:id="rId133"/>
         </w:object>
       </w:r>
       <w:r>
@@ -9816,10 +11769,10 @@
           <w:position w:val="-14"/>
         </w:rPr>
         <w:object w:dxaOrig="360" w:dyaOrig="380" w14:anchorId="5540E1E5">
-          <v:shape id="_x0000_i1946" type="#_x0000_t75" style="width:18.3pt;height:19.15pt" o:ole="">
-            <v:imagedata r:id="rId129" o:title=""/>
+          <v:shape id="_x0000_i1081" type="#_x0000_t75" style="width:18.1pt;height:19pt" o:ole="">
+            <v:imagedata r:id="rId134" o:title=""/>
           </v:shape>
-          <o:OLEObject Type="Embed" ProgID="Equation.DSMT4" ShapeID="_x0000_i1946" DrawAspect="Content" ObjectID="_1770846656" r:id="rId130"/>
+          <o:OLEObject Type="Embed" ProgID="Equation.DSMT4" ShapeID="_x0000_i1081" DrawAspect="Content" ObjectID="_1771125005" r:id="rId135"/>
         </w:object>
       </w:r>
       <w:r>
@@ -9833,10 +11786,10 @@
           <w:position w:val="-6"/>
         </w:rPr>
         <w:object w:dxaOrig="200" w:dyaOrig="220" w14:anchorId="4F441D30">
-          <v:shape id="_x0000_i1947" type="#_x0000_t75" style="width:10.4pt;height:10.8pt" o:ole="">
-            <v:imagedata r:id="rId119" o:title=""/>
+          <v:shape id="_x0000_i1082" type="#_x0000_t75" style="width:10.6pt;height:10.6pt" o:ole="">
+            <v:imagedata r:id="rId124" o:title=""/>
           </v:shape>
-          <o:OLEObject Type="Embed" ProgID="Equation.DSMT4" ShapeID="_x0000_i1947" DrawAspect="Content" ObjectID="_1770846657" r:id="rId131"/>
+          <o:OLEObject Type="Embed" ProgID="Equation.DSMT4" ShapeID="_x0000_i1082" DrawAspect="Content" ObjectID="_1771125006" r:id="rId136"/>
         </w:object>
       </w:r>
       <w:r>
@@ -9850,10 +11803,10 @@
           <w:position w:val="-10"/>
         </w:rPr>
         <w:object w:dxaOrig="220" w:dyaOrig="260" w14:anchorId="03209D7F">
-          <v:shape id="_x0000_i1948" type="#_x0000_t75" style="width:10.8pt;height:12.9pt" o:ole="">
-            <v:imagedata r:id="rId121" o:title=""/>
+          <v:shape id="_x0000_i1083" type="#_x0000_t75" style="width:10.6pt;height:12.8pt" o:ole="">
+            <v:imagedata r:id="rId126" o:title=""/>
           </v:shape>
-          <o:OLEObject Type="Embed" ProgID="Equation.DSMT4" ShapeID="_x0000_i1948" DrawAspect="Content" ObjectID="_1770846658" r:id="rId132"/>
+          <o:OLEObject Type="Embed" ProgID="Equation.DSMT4" ShapeID="_x0000_i1083" DrawAspect="Content" ObjectID="_1771125007" r:id="rId137"/>
         </w:object>
       </w:r>
       <w:r>
@@ -9867,10 +11820,10 @@
           <w:position w:val="-12"/>
         </w:rPr>
         <w:object w:dxaOrig="279" w:dyaOrig="360" w14:anchorId="46B8D69B">
-          <v:shape id="_x0000_i1949" type="#_x0000_t75" style="width:14.15pt;height:18.3pt" o:ole="">
-            <v:imagedata r:id="rId133" o:title=""/>
+          <v:shape id="_x0000_i1084" type="#_x0000_t75" style="width:14.15pt;height:18.1pt" o:ole="">
+            <v:imagedata r:id="rId138" o:title=""/>
           </v:shape>
-          <o:OLEObject Type="Embed" ProgID="Equation.DSMT4" ShapeID="_x0000_i1949" DrawAspect="Content" ObjectID="_1770846659" r:id="rId134"/>
+          <o:OLEObject Type="Embed" ProgID="Equation.DSMT4" ShapeID="_x0000_i1084" DrawAspect="Content" ObjectID="_1771125008" r:id="rId139"/>
         </w:object>
       </w:r>
       <w:r>
@@ -9884,10 +11837,10 @@
           <w:position w:val="-12"/>
         </w:rPr>
         <w:object w:dxaOrig="300" w:dyaOrig="360" w14:anchorId="2DE35E90">
-          <v:shape id="_x0000_i1950" type="#_x0000_t75" style="width:15pt;height:18.3pt" o:ole="">
-            <v:imagedata r:id="rId135" o:title=""/>
+          <v:shape id="_x0000_i1085" type="#_x0000_t75" style="width:15pt;height:18.1pt" o:ole="">
+            <v:imagedata r:id="rId140" o:title=""/>
           </v:shape>
-          <o:OLEObject Type="Embed" ProgID="Equation.DSMT4" ShapeID="_x0000_i1950" DrawAspect="Content" ObjectID="_1770846660" r:id="rId136"/>
+          <o:OLEObject Type="Embed" ProgID="Equation.DSMT4" ShapeID="_x0000_i1085" DrawAspect="Content" ObjectID="_1771125009" r:id="rId141"/>
         </w:object>
       </w:r>
       <w:r>
@@ -9961,6 +11914,7 @@
         <w:rPr>
           <w:rFonts w:hint="eastAsia"/>
         </w:rPr>
+        <w:lastRenderedPageBreak/>
         <w:t>如式（</w:t>
       </w:r>
       <w:r>
@@ -10012,10 +11966,10 @@
           <w:position w:val="-30"/>
         </w:rPr>
         <w:object w:dxaOrig="4640" w:dyaOrig="720" w14:anchorId="24F95FC5">
-          <v:shape id="_x0000_i1951" type="#_x0000_t75" style="width:232.25pt;height:36.2pt" o:ole="">
-            <v:imagedata r:id="rId137" o:title=""/>
+          <v:shape id="_x0000_i1086" type="#_x0000_t75" style="width:232.35pt;height:36.2pt" o:ole="">
+            <v:imagedata r:id="rId142" o:title=""/>
           </v:shape>
-          <o:OLEObject Type="Embed" ProgID="Equation.DSMT4" ShapeID="_x0000_i1951" DrawAspect="Content" ObjectID="_1770846661" r:id="rId138"/>
+          <o:OLEObject Type="Embed" ProgID="Equation.DSMT4" ShapeID="_x0000_i1086" DrawAspect="Content" ObjectID="_1771125010" r:id="rId143"/>
         </w:object>
       </w:r>
       <w:r>
@@ -10039,25 +11993,54 @@
       <w:r>
         <w:instrText>(</w:instrText>
       </w:r>
-      <w:fldSimple w:instr=" SEQ MTChap \c \* Arabic \* MERGEFORMAT ">
-        <w:r>
-          <w:rPr>
-            <w:noProof/>
-          </w:rPr>
-          <w:instrText>2</w:instrText>
-        </w:r>
-      </w:fldSimple>
+      <w:r>
+        <w:fldChar w:fldCharType="begin"/>
+      </w:r>
+      <w:r>
+        <w:instrText xml:space="preserve"> SEQ MTChap \c \* Arabic \* MERGEFORMAT </w:instrText>
+      </w:r>
+      <w:r>
+        <w:fldChar w:fldCharType="separate"/>
+      </w:r>
+      <w:r>
+        <w:rPr>
+          <w:noProof/>
+        </w:rPr>
+        <w:instrText>2</w:instrText>
+      </w:r>
+      <w:r>
+        <w:rPr>
+          <w:noProof/>
+        </w:rPr>
+        <w:fldChar w:fldCharType="end"/>
+      </w:r>
       <w:r>
         <w:instrText>-</w:instrText>
       </w:r>
-      <w:fldSimple w:instr=" SEQ MTEqn \c \* Arabic \* MERGEFORMAT ">
-        <w:r>
-          <w:rPr>
-            <w:noProof/>
-          </w:rPr>
-          <w:instrText>16</w:instrText>
-        </w:r>
-      </w:fldSimple>
+      <w:r>
+        <w:fldChar w:fldCharType="begin"/>
+      </w:r>
+      <w:r>
+        <w:instrText xml:space="preserve"> SEQ MTEqn \c \* Arabic \* </w:instrText>
+      </w:r>
+      <w:r>
+        <w:instrText xml:space="preserve">MERGEFORMAT </w:instrText>
+      </w:r>
+      <w:r>
+        <w:fldChar w:fldCharType="separate"/>
+      </w:r>
+      <w:r>
+        <w:rPr>
+          <w:noProof/>
+        </w:rPr>
+        <w:instrText>16</w:instrText>
+      </w:r>
+      <w:r>
+        <w:rPr>
+          <w:noProof/>
+        </w:rPr>
+        <w:fldChar w:fldCharType="end"/>
+      </w:r>
       <w:r>
         <w:instrText>)</w:instrText>
       </w:r>
@@ -10066,6 +12049,11 @@
       </w:r>
     </w:p>
     <w:p>
+      <w:pPr>
+        <w:rPr>
+          <w:rFonts w:hint="eastAsia"/>
+        </w:rPr>
+      </w:pPr>
       <w:r>
         <w:rPr>
           <w:rFonts w:hint="eastAsia"/>
@@ -10077,10 +12065,10 @@
           <w:position w:val="-12"/>
         </w:rPr>
         <w:object w:dxaOrig="540" w:dyaOrig="360" w14:anchorId="6FAB2DAB">
-          <v:shape id="_x0000_i1952" type="#_x0000_t75" style="width:27.05pt;height:18.3pt" o:ole="">
-            <v:imagedata r:id="rId139" o:title=""/>
+          <v:shape id="_x0000_i1087" type="#_x0000_t75" style="width:26.95pt;height:18.1pt" o:ole="">
+            <v:imagedata r:id="rId144" o:title=""/>
           </v:shape>
-          <o:OLEObject Type="Embed" ProgID="Equation.DSMT4" ShapeID="_x0000_i1952" DrawAspect="Content" ObjectID="_1770846662" r:id="rId140"/>
+          <o:OLEObject Type="Embed" ProgID="Equation.DSMT4" ShapeID="_x0000_i1087" DrawAspect="Content" ObjectID="_1771125011" r:id="rId145"/>
         </w:object>
       </w:r>
       <w:r>
@@ -10094,10 +12082,10 @@
           <w:position w:val="-12"/>
         </w:rPr>
         <w:object w:dxaOrig="560" w:dyaOrig="360" w14:anchorId="79276F1E">
-          <v:shape id="_x0000_i1953" type="#_x0000_t75" style="width:27.9pt;height:18.3pt" o:ole="">
-            <v:imagedata r:id="rId141" o:title=""/>
+          <v:shape id="_x0000_i1088" type="#_x0000_t75" style="width:27.85pt;height:18.1pt" o:ole="">
+            <v:imagedata r:id="rId146" o:title=""/>
           </v:shape>
-          <o:OLEObject Type="Embed" ProgID="Equation.DSMT4" ShapeID="_x0000_i1953" DrawAspect="Content" ObjectID="_1770846663" r:id="rId142"/>
+          <o:OLEObject Type="Embed" ProgID="Equation.DSMT4" ShapeID="_x0000_i1088" DrawAspect="Content" ObjectID="_1771125012" r:id="rId147"/>
         </w:object>
       </w:r>
       <w:r>
@@ -10111,10 +12099,10 @@
           <w:position w:val="-6"/>
         </w:rPr>
         <w:object w:dxaOrig="200" w:dyaOrig="220" w14:anchorId="56DE721D">
-          <v:shape id="_x0000_i1954" type="#_x0000_t75" style="width:10.4pt;height:10.8pt" o:ole="">
-            <v:imagedata r:id="rId119" o:title=""/>
+          <v:shape id="_x0000_i1089" type="#_x0000_t75" style="width:10.6pt;height:10.6pt" o:ole="">
+            <v:imagedata r:id="rId124" o:title=""/>
           </v:shape>
-          <o:OLEObject Type="Embed" ProgID="Equation.DSMT4" ShapeID="_x0000_i1954" DrawAspect="Content" ObjectID="_1770846664" r:id="rId143"/>
+          <o:OLEObject Type="Embed" ProgID="Equation.DSMT4" ShapeID="_x0000_i1089" DrawAspect="Content" ObjectID="_1771125013" r:id="rId148"/>
         </w:object>
       </w:r>
       <w:r>
@@ -10128,10 +12116,10 @@
           <w:position w:val="-10"/>
         </w:rPr>
         <w:object w:dxaOrig="220" w:dyaOrig="260" w14:anchorId="2ECCACB6">
-          <v:shape id="_x0000_i1955" type="#_x0000_t75" style="width:10.8pt;height:12.9pt" o:ole="">
-            <v:imagedata r:id="rId121" o:title=""/>
+          <v:shape id="_x0000_i1090" type="#_x0000_t75" style="width:10.6pt;height:12.8pt" o:ole="">
+            <v:imagedata r:id="rId126" o:title=""/>
           </v:shape>
-          <o:OLEObject Type="Embed" ProgID="Equation.DSMT4" ShapeID="_x0000_i1955" DrawAspect="Content" ObjectID="_1770846665" r:id="rId144"/>
+          <o:OLEObject Type="Embed" ProgID="Equation.DSMT4" ShapeID="_x0000_i1090" DrawAspect="Content" ObjectID="_1771125014" r:id="rId149"/>
         </w:object>
       </w:r>
       <w:r>
@@ -10151,10 +12139,10 @@
           <w:position w:val="-6"/>
         </w:rPr>
         <w:object w:dxaOrig="139" w:dyaOrig="279" w14:anchorId="24B3FE2D">
-          <v:shape id="_x0000_i1956" type="#_x0000_t75" style="width:6.65pt;height:14.15pt" o:ole="">
-            <v:imagedata r:id="rId145" o:title=""/>
+          <v:shape id="_x0000_i1091" type="#_x0000_t75" style="width:6.65pt;height:14.15pt" o:ole="">
+            <v:imagedata r:id="rId150" o:title=""/>
           </v:shape>
-          <o:OLEObject Type="Embed" ProgID="Equation.DSMT4" ShapeID="_x0000_i1956" DrawAspect="Content" ObjectID="_1770846666" r:id="rId146"/>
+          <o:OLEObject Type="Embed" ProgID="Equation.DSMT4" ShapeID="_x0000_i1091" DrawAspect="Content" ObjectID="_1771125015" r:id="rId151"/>
         </w:object>
       </w:r>
       <w:r>
@@ -10168,75 +12156,10 @@
           <w:position w:val="-12"/>
         </w:rPr>
         <w:object w:dxaOrig="320" w:dyaOrig="360" w14:anchorId="3F28563A">
-          <v:shape id="_x0000_i1957" type="#_x0000_t75" style="width:16.25pt;height:18.3pt" o:ole="">
-            <v:imagedata r:id="rId147" o:title=""/>
-          </v:shape>
-          <o:OLEObject Type="Embed" ProgID="Equation.DSMT4" ShapeID="_x0000_i1957" DrawAspect="Content" ObjectID="_1770846667" r:id="rId148"/>
-        </w:object>
-      </w:r>
-      <w:r>
-        <w:rPr>
-          <w:rFonts w:hint="eastAsia"/>
-        </w:rPr>
-        <w:t>和</w:t>
-      </w:r>
-      <w:r>
-        <w:rPr>
-          <w:position w:val="-12"/>
-        </w:rPr>
-        <w:object w:dxaOrig="300" w:dyaOrig="360" w14:anchorId="327169BB">
-          <v:shape id="_x0000_i1958" type="#_x0000_t75" style="width:15pt;height:18.3pt" o:ole="">
-            <v:imagedata r:id="rId149" o:title=""/>
-          </v:shape>
-          <o:OLEObject Type="Embed" ProgID="Equation.DSMT4" ShapeID="_x0000_i1958" DrawAspect="Content" ObjectID="_1770846668" r:id="rId150"/>
-        </w:object>
-      </w:r>
-      <w:r>
-        <w:rPr>
-          <w:rFonts w:hint="eastAsia"/>
-        </w:rPr>
-        <w:t>分别表示</w:t>
-      </w:r>
-      <w:r>
-        <w:rPr>
-          <w:rFonts w:hint="eastAsia"/>
-        </w:rPr>
-        <w:t>第</w:t>
-      </w:r>
-      <w:r>
-        <w:rPr>
-          <w:position w:val="-6"/>
-        </w:rPr>
-        <w:object w:dxaOrig="139" w:dyaOrig="279" w14:anchorId="57E2C81C">
-          <v:shape id="_x0000_i1959" type="#_x0000_t75" style="width:6.65pt;height:14.15pt" o:ole="">
-            <v:imagedata r:id="rId145" o:title=""/>
-          </v:shape>
-          <o:OLEObject Type="Embed" ProgID="Equation.DSMT4" ShapeID="_x0000_i1959" DrawAspect="Content" ObjectID="_1770846669" r:id="rId151"/>
-        </w:object>
-      </w:r>
-      <w:proofErr w:type="gramStart"/>
-      <w:r>
-        <w:rPr>
-          <w:rFonts w:hint="eastAsia"/>
-        </w:rPr>
-        <w:t>层特征</w:t>
-      </w:r>
-      <w:proofErr w:type="gramEnd"/>
-      <w:r>
-        <w:rPr>
-          <w:rFonts w:hint="eastAsia"/>
-        </w:rPr>
-        <w:t>表示的高度和宽度。</w:t>
-      </w:r>
-      <w:r>
-        <w:rPr>
-          <w:position w:val="-6"/>
-        </w:rPr>
-        <w:object w:dxaOrig="200" w:dyaOrig="279" w14:anchorId="4448526B">
-          <v:shape id="_x0000_i1960" type="#_x0000_t75" style="width:10.4pt;height:14.15pt" o:ole="">
+          <v:shape id="_x0000_i1092" type="#_x0000_t75" style="width:16.35pt;height:18.1pt" o:ole="">
             <v:imagedata r:id="rId152" o:title=""/>
           </v:shape>
-          <o:OLEObject Type="Embed" ProgID="Equation.DSMT4" ShapeID="_x0000_i1960" DrawAspect="Content" ObjectID="_1770846670" r:id="rId153"/>
+          <o:OLEObject Type="Embed" ProgID="Equation.DSMT4" ShapeID="_x0000_i1092" DrawAspect="Content" ObjectID="_1771125016" r:id="rId153"/>
         </w:object>
       </w:r>
       <w:r>
@@ -10247,19 +12170,84 @@
       </w:r>
       <w:r>
         <w:rPr>
-          <w:position w:val="-6"/>
-        </w:rPr>
-        <w:object w:dxaOrig="240" w:dyaOrig="220" w14:anchorId="6B6DD80B">
-          <v:shape id="_x0000_i1961" type="#_x0000_t75" style="width:12.05pt;height:10.8pt" o:ole="">
+          <w:position w:val="-12"/>
+        </w:rPr>
+        <w:object w:dxaOrig="300" w:dyaOrig="360" w14:anchorId="327169BB">
+          <v:shape id="_x0000_i1093" type="#_x0000_t75" style="width:15pt;height:18.1pt" o:ole="">
             <v:imagedata r:id="rId154" o:title=""/>
           </v:shape>
-          <o:OLEObject Type="Embed" ProgID="Equation.DSMT4" ShapeID="_x0000_i1961" DrawAspect="Content" ObjectID="_1770846671" r:id="rId155"/>
+          <o:OLEObject Type="Embed" ProgID="Equation.DSMT4" ShapeID="_x0000_i1093" DrawAspect="Content" ObjectID="_1771125017" r:id="rId155"/>
         </w:object>
       </w:r>
       <w:r>
         <w:rPr>
           <w:rFonts w:hint="eastAsia"/>
         </w:rPr>
+        <w:t>分别表示</w:t>
+      </w:r>
+      <w:r>
+        <w:rPr>
+          <w:rFonts w:hint="eastAsia"/>
+        </w:rPr>
+        <w:t>第</w:t>
+      </w:r>
+      <w:r>
+        <w:rPr>
+          <w:position w:val="-6"/>
+        </w:rPr>
+        <w:object w:dxaOrig="139" w:dyaOrig="279" w14:anchorId="57E2C81C">
+          <v:shape id="_x0000_i1094" type="#_x0000_t75" style="width:6.65pt;height:14.15pt" o:ole="">
+            <v:imagedata r:id="rId150" o:title=""/>
+          </v:shape>
+          <o:OLEObject Type="Embed" ProgID="Equation.DSMT4" ShapeID="_x0000_i1094" DrawAspect="Content" ObjectID="_1771125018" r:id="rId156"/>
+        </w:object>
+      </w:r>
+      <w:proofErr w:type="gramStart"/>
+      <w:r>
+        <w:rPr>
+          <w:rFonts w:hint="eastAsia"/>
+        </w:rPr>
+        <w:t>层特征</w:t>
+      </w:r>
+      <w:proofErr w:type="gramEnd"/>
+      <w:r>
+        <w:rPr>
+          <w:rFonts w:hint="eastAsia"/>
+        </w:rPr>
+        <w:t>表示的高度和宽度。</w:t>
+      </w:r>
+      <w:r>
+        <w:rPr>
+          <w:position w:val="-6"/>
+        </w:rPr>
+        <w:object w:dxaOrig="200" w:dyaOrig="279" w14:anchorId="4448526B">
+          <v:shape id="_x0000_i1095" type="#_x0000_t75" style="width:10.6pt;height:14.15pt" o:ole="">
+            <v:imagedata r:id="rId157" o:title=""/>
+          </v:shape>
+          <o:OLEObject Type="Embed" ProgID="Equation.DSMT4" ShapeID="_x0000_i1095" DrawAspect="Content" ObjectID="_1771125019" r:id="rId158"/>
+        </w:object>
+      </w:r>
+      <w:r>
+        <w:rPr>
+          <w:rFonts w:hint="eastAsia"/>
+        </w:rPr>
+        <w:t>和</w:t>
+      </w:r>
+      <w:r>
+        <w:rPr>
+          <w:position w:val="-6"/>
+        </w:rPr>
+        <w:object w:dxaOrig="240" w:dyaOrig="220" w14:anchorId="6B6DD80B">
+          <v:shape id="_x0000_i1096" type="#_x0000_t75" style="width:11.95pt;height:10.6pt" o:ole="">
+            <v:imagedata r:id="rId159" o:title=""/>
+          </v:shape>
+          <o:OLEObject Type="Embed" ProgID="Equation.DSMT4" ShapeID="_x0000_i1096" DrawAspect="Content" ObjectID="_1771125020" r:id="rId160"/>
+        </w:object>
+      </w:r>
+      <w:r>
+        <w:rPr>
+          <w:rFonts w:hint="eastAsia"/>
+        </w:rPr>
         <w:t>是特征表示中的位置索引。</w:t>
       </w:r>
       <w:r>
@@ -10267,10 +12255,10 @@
           <w:position w:val="-14"/>
         </w:rPr>
         <w:object w:dxaOrig="340" w:dyaOrig="440" w14:anchorId="50945C87">
-          <v:shape id="_x0000_i1962" type="#_x0000_t75" style="width:17.05pt;height:21.65pt" o:ole="">
-            <v:imagedata r:id="rId156" o:title=""/>
+          <v:shape id="_x0000_i1097" type="#_x0000_t75" style="width:17.25pt;height:21.65pt" o:ole="">
+            <v:imagedata r:id="rId161" o:title=""/>
           </v:shape>
-          <o:OLEObject Type="Embed" ProgID="Equation.DSMT4" ShapeID="_x0000_i1962" DrawAspect="Content" ObjectID="_1770846672" r:id="rId157"/>
+          <o:OLEObject Type="Embed" ProgID="Equation.DSMT4" ShapeID="_x0000_i1097" DrawAspect="Content" ObjectID="_1771125021" r:id="rId162"/>
         </w:object>
       </w:r>
       <w:r>
@@ -10296,6 +12284,189 @@
     </w:p>
     <w:p>
       <w:pPr>
+        <w:keepNext/>
+        <w:keepLines/>
+        <w:adjustRightInd w:val="0"/>
+        <w:snapToGrid w:val="0"/>
+        <w:spacing w:beforeLines="50" w:before="195" w:afterLines="50" w:after="195" w:line="324" w:lineRule="auto"/>
+        <w:outlineLvl w:val="1"/>
+        <w:rPr>
+          <w:rFonts w:eastAsia="黑体"/>
+          <w:kern w:val="0"/>
+          <w:sz w:val="30"/>
+          <w:szCs w:val="30"/>
+        </w:rPr>
+      </w:pPr>
+      <w:r>
+        <w:rPr>
+          <w:rFonts w:eastAsia="黑体"/>
+          <w:kern w:val="0"/>
+          <w:sz w:val="30"/>
+          <w:szCs w:val="30"/>
+        </w:rPr>
+        <w:t>2.</w:t>
+      </w:r>
+      <w:r>
+        <w:rPr>
+          <w:rFonts w:eastAsia="黑体"/>
+          <w:kern w:val="0"/>
+          <w:sz w:val="30"/>
+          <w:szCs w:val="30"/>
+        </w:rPr>
+        <w:t>4</w:t>
+      </w:r>
+      <w:r>
+        <w:rPr>
+          <w:rFonts w:eastAsia="黑体" w:hint="eastAsia"/>
+          <w:kern w:val="0"/>
+          <w:sz w:val="30"/>
+          <w:szCs w:val="30"/>
+        </w:rPr>
+        <w:t xml:space="preserve"> </w:t>
+      </w:r>
+      <w:r>
+        <w:rPr>
+          <w:rFonts w:eastAsia="黑体" w:hint="eastAsia"/>
+          <w:kern w:val="0"/>
+          <w:sz w:val="30"/>
+          <w:szCs w:val="30"/>
+          <w:lang w:val="zh-CN"/>
+        </w:rPr>
+        <w:t>本章小结</w:t>
+      </w:r>
+    </w:p>
+    <w:p>
+      <w:pPr>
+        <w:ind w:firstLineChars="200" w:firstLine="498"/>
+      </w:pPr>
+      <w:r>
+        <w:rPr>
+          <w:rFonts w:hint="eastAsia"/>
+        </w:rPr>
+        <w:t>本章</w:t>
+      </w:r>
+      <w:r>
+        <w:rPr>
+          <w:rFonts w:hint="eastAsia"/>
+        </w:rPr>
+        <w:t>介绍</w:t>
+      </w:r>
+      <w:r>
+        <w:rPr>
+          <w:rFonts w:hint="eastAsia"/>
+        </w:rPr>
+        <w:t>了</w:t>
+      </w:r>
+      <w:proofErr w:type="gramStart"/>
+      <w:r>
+        <w:rPr>
+          <w:rFonts w:hint="eastAsia"/>
+        </w:rPr>
+        <w:t>图像超</w:t>
+      </w:r>
+      <w:proofErr w:type="gramEnd"/>
+      <w:r>
+        <w:rPr>
+          <w:rFonts w:hint="eastAsia"/>
+        </w:rPr>
+        <w:t>分辨率技术中卷积神经网络（</w:t>
+      </w:r>
+      <w:r>
+        <w:rPr>
+          <w:rFonts w:hint="eastAsia"/>
+        </w:rPr>
+        <w:t>CNN</w:t>
+      </w:r>
+      <w:r>
+        <w:rPr>
+          <w:rFonts w:hint="eastAsia"/>
+        </w:rPr>
+        <w:t>）和</w:t>
+      </w:r>
+      <w:r>
+        <w:rPr>
+          <w:rFonts w:hint="eastAsia"/>
+        </w:rPr>
+        <w:t>Transformer</w:t>
+      </w:r>
+      <w:r>
+        <w:rPr>
+          <w:rFonts w:hint="eastAsia"/>
+        </w:rPr>
+        <w:t>网络的关键原理与应用，展示了它们在</w:t>
+      </w:r>
+      <w:r>
+        <w:rPr>
+          <w:rFonts w:hint="eastAsia"/>
+        </w:rPr>
+        <w:t>图像恢复</w:t>
+      </w:r>
+      <w:r>
+        <w:rPr>
+          <w:rFonts w:hint="eastAsia"/>
+        </w:rPr>
+        <w:t>领域的强大能力。本章深入分析了</w:t>
+      </w:r>
+      <w:r>
+        <w:rPr>
+          <w:rFonts w:hint="eastAsia"/>
+        </w:rPr>
+        <w:t>CNN</w:t>
+      </w:r>
+      <w:r>
+        <w:rPr>
+          <w:rFonts w:hint="eastAsia"/>
+        </w:rPr>
+        <w:t>的基础组件和</w:t>
+      </w:r>
+      <w:r>
+        <w:rPr>
+          <w:rFonts w:hint="eastAsia"/>
+        </w:rPr>
+        <w:t>Transformer</w:t>
+      </w:r>
+      <w:r>
+        <w:rPr>
+          <w:rFonts w:hint="eastAsia"/>
+        </w:rPr>
+        <w:t>网络的自注意力机制，展示了它们如何有效地提取图像特征以及通过网络架构创新显著提高</w:t>
+      </w:r>
+      <w:proofErr w:type="gramStart"/>
+      <w:r>
+        <w:rPr>
+          <w:rFonts w:hint="eastAsia"/>
+        </w:rPr>
+        <w:t>图像超</w:t>
+      </w:r>
+      <w:proofErr w:type="gramEnd"/>
+      <w:r>
+        <w:rPr>
+          <w:rFonts w:hint="eastAsia"/>
+        </w:rPr>
+        <w:t>分辨率的性能。此外，还介绍了相关的数据集、损失函数和评价指标，为深入理解和进一步研究</w:t>
+      </w:r>
+      <w:proofErr w:type="gramStart"/>
+      <w:r>
+        <w:rPr>
+          <w:rFonts w:hint="eastAsia"/>
+        </w:rPr>
+        <w:t>图像超</w:t>
+      </w:r>
+      <w:proofErr w:type="gramEnd"/>
+      <w:r>
+        <w:rPr>
+          <w:rFonts w:hint="eastAsia"/>
+        </w:rPr>
+        <w:t>分辨率领域提供了全面的视角。</w:t>
+      </w:r>
+    </w:p>
+    <w:p>
+      <w:pPr>
+        <w:rPr>
+          <w:rFonts w:eastAsia="黑体" w:hint="eastAsia"/>
+          <w:sz w:val="30"/>
+          <w:szCs w:val="30"/>
+        </w:rPr>
         <w:sectPr>
           <w:pgSz w:w="11906" w:h="16838" w:code="9"/>
           <w:pgMar w:top="1814" w:right="1588" w:bottom="1701" w:left="1701" w:header="1300" w:footer="1300" w:gutter="0"/>
@@ -10458,152 +12629,29 @@
     </w:p>
     <w:p>
       <w:pPr>
-        <w:pStyle w:val="ac"/>
-        <w:adjustRightInd w:val="0"/>
-        <w:snapToGrid w:val="0"/>
-        <w:spacing w:line="300" w:lineRule="auto"/>
-        <w:ind w:firstLineChars="196" w:firstLine="488"/>
-      </w:pPr>
-      <w:r>
-        <w:rPr>
-          <w:rFonts w:hint="eastAsia"/>
-        </w:rPr>
-        <w:t>利用现成的商用软件来研究流场，可以免去对</w:t>
-      </w:r>
-      <w:r>
-        <w:rPr>
-          <w:rFonts w:hint="eastAsia"/>
-        </w:rPr>
-        <w:t>N-S</w:t>
-      </w:r>
-      <w:r>
-        <w:rPr>
-          <w:rFonts w:hint="eastAsia"/>
-        </w:rPr>
-        <w:t>方程求解程序的</w:t>
-      </w:r>
-      <w:r>
-        <w:t>……</w:t>
-      </w:r>
-    </w:p>
-    <w:p>
-      <w:pPr>
-        <w:pStyle w:val="ac"/>
-        <w:adjustRightInd w:val="0"/>
-        <w:snapToGrid w:val="0"/>
-        <w:spacing w:line="300" w:lineRule="auto"/>
-        <w:ind w:firstLineChars="0" w:firstLine="0"/>
-      </w:pPr>
-      <w:r>
-        <w:t>……</w:t>
-      </w:r>
-    </w:p>
-    <w:p>
-      <w:pPr>
-        <w:pStyle w:val="MTDisplayEquation"/>
-      </w:pPr>
-      <w:r>
-        <w:tab/>
-      </w:r>
-      <w:r>
-        <w:rPr>
-          <w:position w:val="-10"/>
-        </w:rPr>
-        <w:object w:dxaOrig="800" w:dyaOrig="320" w14:anchorId="530656A2">
-          <v:shape id="_x0000_i2676" type="#_x0000_t75" style="width:39.95pt;height:15.8pt" o:ole="">
-            <v:imagedata r:id="rId158" o:title=""/>
-          </v:shape>
-          <o:OLEObject Type="Embed" ProgID="Equation.DSMT4" ShapeID="_x0000_i2676" DrawAspect="Content" ObjectID="_1770846673" r:id="rId159"/>
-        </w:object>
-      </w:r>
-      <w:r>
-        <w:tab/>
-      </w:r>
-      <w:r>
-        <w:fldChar w:fldCharType="begin"/>
-      </w:r>
-      <w:r>
-        <w:instrText xml:space="preserve"> MACROBUTTON MTPlaceRef \* MERGEFORMAT </w:instrText>
-      </w:r>
-      <w:r>
-        <w:fldChar w:fldCharType="begin"/>
-      </w:r>
-      <w:r>
-        <w:instrText xml:space="preserve"> SEQ MTEqn \h \* MERGEFORMAT </w:instrText>
-      </w:r>
-      <w:r>
-        <w:fldChar w:fldCharType="end"/>
-      </w:r>
-      <w:r>
-        <w:instrText>(</w:instrText>
-      </w:r>
-      <w:fldSimple w:instr=" SEQ MTChap \c \* Arabic \* MERGEFORMAT ">
-        <w:r>
-          <w:rPr>
-            <w:noProof/>
-          </w:rPr>
-          <w:instrText>3</w:instrText>
-        </w:r>
-      </w:fldSimple>
-      <w:r>
-        <w:instrText>-</w:instrText>
-      </w:r>
-      <w:fldSimple w:instr=" SEQ MTEqn \c \* Arabic \* MERGEFORMAT ">
-        <w:r>
-          <w:rPr>
-            <w:noProof/>
-          </w:rPr>
-          <w:instrText>1</w:instrText>
-        </w:r>
-      </w:fldSimple>
-      <w:r>
-        <w:instrText>)</w:instrText>
-      </w:r>
-      <w:r>
-        <w:fldChar w:fldCharType="end"/>
-      </w:r>
-      <w:r>
-        <w:fldChar w:fldCharType="begin"/>
-      </w:r>
-      <w:r>
-        <w:instrText xml:space="preserve"> MACROBUTTON MTPlaceRef \* MERGEFORMAT </w:instrText>
-      </w:r>
-      <w:r>
-        <w:fldChar w:fldCharType="begin"/>
-      </w:r>
-      <w:r>
-        <w:instrText xml:space="preserve"> SEQ MTEqn \h \* MERGEFORMAT </w:instrText>
-      </w:r>
-      <w:r>
-        <w:fldChar w:fldCharType="end"/>
-      </w:r>
-      <w:r>
-        <w:instrText>(</w:instrText>
-      </w:r>
-      <w:fldSimple w:instr=" SEQ MTChap \c \* Arabic \* MERGEFORMAT ">
-        <w:r>
-          <w:rPr>
-            <w:noProof/>
-          </w:rPr>
-          <w:instrText>3</w:instrText>
-        </w:r>
-      </w:fldSimple>
-      <w:r>
-        <w:instrText>-</w:instrText>
-      </w:r>
-      <w:fldSimple w:instr=" SEQ MTEqn \c \* Arabic \* MERGEFORMAT ">
-        <w:r>
-          <w:rPr>
-            <w:noProof/>
-          </w:rPr>
-          <w:instrText>2</w:instrText>
-        </w:r>
-      </w:fldSimple>
-      <w:r>
-        <w:instrText>)</w:instrText>
-      </w:r>
-      <w:r>
-        <w:fldChar w:fldCharType="end"/>
+        <w:rPr>
+          <w:rFonts w:hint="eastAsia"/>
+        </w:rPr>
+      </w:pPr>
+      <w:r>
+        <w:rPr>
+          <w:rFonts w:hint="eastAsia"/>
+        </w:rPr>
+        <w:t>打算安盛打</w:t>
+      </w:r>
+      <w:proofErr w:type="gramStart"/>
+      <w:r>
+        <w:rPr>
+          <w:rFonts w:hint="eastAsia"/>
+        </w:rPr>
+        <w:t>萨</w:t>
+      </w:r>
+      <w:proofErr w:type="gramEnd"/>
+      <w:r>
+        <w:rPr>
+          <w:rFonts w:hint="eastAsia"/>
+        </w:rPr>
+        <w:t>达打算</w:t>
       </w:r>
     </w:p>
     <w:p>
@@ -10649,530 +12697,53 @@
         <w:spacing w:line="300" w:lineRule="auto"/>
       </w:pPr>
       <w:r>
-        <w:t xml:space="preserve">    </w:t>
-      </w:r>
-      <w:r>
-        <w:t>本文采用</w:t>
-      </w:r>
-      <w:r>
         <w:t>……</w:t>
       </w:r>
-      <w:r>
-        <w:t>，则每一个方向上的</w:t>
-      </w:r>
-      <w:r>
-        <w:t>……</w:t>
-      </w:r>
-      <w:r>
-        <w:t>由以下两个公式求得</w:t>
-      </w:r>
-    </w:p>
-    <w:p>
-      <w:pPr>
-        <w:tabs>
-          <w:tab w:val="left" w:pos="1173"/>
-        </w:tabs>
+    </w:p>
+    <w:p>
+      <w:pPr>
+        <w:pStyle w:val="3"/>
+        <w:spacing w:line="324" w:lineRule="auto"/>
+      </w:pPr>
+      <w:r>
+        <w:t>3</w:t>
+      </w:r>
+      <w:r>
+        <w:t>.</w:t>
+      </w:r>
+      <w:r>
+        <w:t>1</w:t>
+      </w:r>
+      <w:r>
+        <w:t>.</w:t>
+      </w:r>
+      <w:r>
+        <w:t>2</w:t>
+      </w:r>
+      <w:r>
+        <w:rPr>
+          <w:rFonts w:hint="eastAsia"/>
+        </w:rPr>
+        <w:t xml:space="preserve"> </w:t>
+      </w:r>
+      <w:r>
+        <w:t>FLUENT</w:t>
+      </w:r>
+      <w:r>
+        <w:rPr>
+          <w:rFonts w:hint="eastAsia"/>
+        </w:rPr>
+        <w:t>仿真结果分析</w:t>
+      </w:r>
+    </w:p>
+    <w:p>
+      <w:pPr>
         <w:adjustRightInd w:val="0"/>
         <w:snapToGrid w:val="0"/>
         <w:spacing w:line="300" w:lineRule="auto"/>
-        <w:jc w:val="right"/>
-      </w:pPr>
-      <w:r>
-        <w:rPr>
-          <w:position w:val="-30"/>
-        </w:rPr>
-        <w:object w:dxaOrig="1640" w:dyaOrig="760" w14:anchorId="3561F397">
-          <v:shape id="_x0000_i1891" type="#_x0000_t75" style="width:82pt;height:37.85pt" o:ole="">
-            <v:imagedata r:id="rId160" o:title=""/>
-          </v:shape>
-          <o:OLEObject Type="Embed" ProgID="Equation.3" ShapeID="_x0000_i1891" DrawAspect="Content" ObjectID="_1770846674" r:id="rId161"/>
-        </w:object>
-      </w:r>
-      <w:r>
-        <w:t xml:space="preserve">   </w:t>
-      </w:r>
-      <w:r>
-        <w:rPr>
-          <w:rFonts w:hint="eastAsia"/>
-        </w:rPr>
-        <w:t xml:space="preserve">    </w:t>
-      </w:r>
-      <w:r>
-        <w:t xml:space="preserve">                     (</w:t>
-      </w:r>
-      <w:r>
-        <w:rPr>
-          <w:rFonts w:hint="eastAsia"/>
-        </w:rPr>
-        <w:t>4</w:t>
-      </w:r>
-      <w:r>
-        <w:t>-</w:t>
-      </w:r>
-      <w:r>
-        <w:rPr>
-          <w:rFonts w:hint="eastAsia"/>
-        </w:rPr>
-        <w:t>1</w:t>
-      </w:r>
-      <w:r>
-        <w:t>)</w:t>
-      </w:r>
-    </w:p>
-    <w:p>
-      <w:pPr>
-        <w:tabs>
-          <w:tab w:val="left" w:pos="1173"/>
-        </w:tabs>
-        <w:adjustRightInd w:val="0"/>
-        <w:snapToGrid w:val="0"/>
-        <w:spacing w:line="300" w:lineRule="auto"/>
-        <w:jc w:val="right"/>
-      </w:pPr>
-      <w:r>
-        <w:rPr>
-          <w:position w:val="-32"/>
-        </w:rPr>
-        <w:object w:dxaOrig="1640" w:dyaOrig="700" w14:anchorId="09CAA706">
-          <v:shape id="_x0000_i1892" type="#_x0000_t75" style="width:82pt;height:35.4pt" o:ole="">
-            <v:imagedata r:id="rId162" o:title=""/>
-          </v:shape>
-          <o:OLEObject Type="Embed" ProgID="Equation.3" ShapeID="_x0000_i1892" DrawAspect="Content" ObjectID="_1770846675" r:id="rId163"/>
-        </w:object>
-      </w:r>
-      <w:r>
-        <w:t xml:space="preserve"> </w:t>
-      </w:r>
-      <w:r>
-        <w:rPr>
-          <w:rFonts w:hint="eastAsia"/>
-        </w:rPr>
-        <w:t xml:space="preserve">        </w:t>
-      </w:r>
-      <w:r>
-        <w:t xml:space="preserve">                    (</w:t>
-      </w:r>
-      <w:r>
-        <w:rPr>
-          <w:rFonts w:hint="eastAsia"/>
-        </w:rPr>
-        <w:t>4</w:t>
-      </w:r>
-      <w:r>
-        <w:t>-</w:t>
-      </w:r>
-      <w:r>
-        <w:rPr>
-          <w:rFonts w:hint="eastAsia"/>
-        </w:rPr>
-        <w:t>2</w:t>
-      </w:r>
-      <w:r>
-        <w:t>)</w:t>
-      </w:r>
-    </w:p>
-    <w:p>
-      <w:pPr>
-        <w:adjustRightInd w:val="0"/>
-        <w:snapToGrid w:val="0"/>
-        <w:spacing w:line="300" w:lineRule="auto"/>
-      </w:pPr>
-      <w:r>
-        <w:t>式中</w:t>
-      </w:r>
-      <w:r>
-        <w:t xml:space="preserve">  </w:t>
-      </w:r>
-      <w:r>
-        <w:rPr>
-          <w:position w:val="-14"/>
-        </w:rPr>
-        <w:object w:dxaOrig="320" w:dyaOrig="340" w14:anchorId="3E764960">
-          <v:shape id="_x0000_i1893" type="#_x0000_t75" style="width:16.25pt;height:17.05pt" o:ole="">
-            <v:imagedata r:id="rId164" o:title=""/>
-          </v:shape>
-          <o:OLEObject Type="Embed" ProgID="Equation.3" ShapeID="_x0000_i1893" DrawAspect="Content" ObjectID="_1770846676" r:id="rId165"/>
-        </w:object>
-      </w:r>
-      <w:r>
-        <w:t>——</w:t>
-      </w:r>
-      <w:r>
-        <w:rPr>
-          <w:rFonts w:hint="eastAsia"/>
-        </w:rPr>
-        <w:t xml:space="preserve"> </w:t>
-      </w:r>
-      <w:r>
-        <w:t>多孔质材料的平均粒子直径</w:t>
-      </w:r>
-      <w:r>
-        <w:rPr>
-          <w:rFonts w:hint="eastAsia"/>
-        </w:rPr>
-        <w:t>(</w:t>
-      </w:r>
-      <w:r>
-        <w:t>m</w:t>
-      </w:r>
-      <w:r>
-        <w:rPr>
-          <w:rFonts w:hint="eastAsia"/>
-        </w:rPr>
-        <w:t>)</w:t>
-      </w:r>
-      <w:r>
-        <w:t>；</w:t>
-      </w:r>
-    </w:p>
-    <w:p>
-      <w:pPr>
-        <w:adjustRightInd w:val="0"/>
-        <w:snapToGrid w:val="0"/>
-        <w:spacing w:line="300" w:lineRule="auto"/>
-        <w:ind w:firstLineChars="332" w:firstLine="827"/>
-      </w:pPr>
-      <w:r>
-        <w:rPr>
-          <w:position w:val="-10"/>
-        </w:rPr>
-        <w:object w:dxaOrig="240" w:dyaOrig="260" w14:anchorId="5AE9CA8E">
-          <v:shape id="_x0000_i1894" type="#_x0000_t75" style="width:12.05pt;height:12.9pt" o:ole="">
-            <v:imagedata r:id="rId166" o:title=""/>
-          </v:shape>
-          <o:OLEObject Type="Embed" ProgID="Equation.3" ShapeID="_x0000_i1894" DrawAspect="Content" ObjectID="_1770846677" r:id="rId167"/>
-        </w:object>
-      </w:r>
-      <w:r>
-        <w:t>——</w:t>
-      </w:r>
-      <w:r>
-        <w:rPr>
-          <w:rFonts w:hint="eastAsia"/>
-        </w:rPr>
-        <w:t xml:space="preserve"> </w:t>
-      </w:r>
-      <w:r>
-        <w:t>孔隙度</w:t>
-      </w:r>
-      <w:r>
-        <w:rPr>
-          <w:rFonts w:hint="eastAsia"/>
-        </w:rPr>
-        <w:t>（</w:t>
-      </w:r>
-      <w:r>
-        <w:t>孔隙体积占总体积的百分比</w:t>
-      </w:r>
-      <w:r>
-        <w:rPr>
-          <w:rFonts w:hint="eastAsia"/>
-        </w:rPr>
-        <w:t>）</w:t>
-      </w:r>
-      <w:r>
-        <w:t>；</w:t>
-      </w:r>
-      <w:r>
-        <w:rPr>
-          <w:rFonts w:hint="eastAsia"/>
-        </w:rPr>
-        <w:t xml:space="preserve"> </w:t>
-      </w:r>
-    </w:p>
-    <w:p>
-      <w:pPr>
-        <w:adjustRightInd w:val="0"/>
-        <w:snapToGrid w:val="0"/>
-        <w:spacing w:line="300" w:lineRule="auto"/>
-        <w:ind w:firstLineChars="332" w:firstLine="827"/>
-      </w:pPr>
-      <w:r>
-        <w:rPr>
-          <w:position w:val="-10"/>
-        </w:rPr>
-        <w:object w:dxaOrig="200" w:dyaOrig="320" w14:anchorId="560C8BE4">
-          <v:shape id="_x0000_i1895" type="#_x0000_t75" style="width:10.4pt;height:16.25pt" o:ole="">
-            <v:imagedata r:id="rId168" o:title=""/>
-          </v:shape>
-          <o:OLEObject Type="Embed" ProgID="Equation.3" ShapeID="_x0000_i1895" DrawAspect="Content" ObjectID="_1770846678" r:id="rId169"/>
-        </w:object>
-      </w:r>
-      <w:r>
-        <w:t>——</w:t>
-      </w:r>
-      <w:r>
-        <w:rPr>
-          <w:rFonts w:hint="eastAsia"/>
-        </w:rPr>
-        <w:t xml:space="preserve"> </w:t>
-      </w:r>
-      <w:r>
-        <w:t>特征渗透性或固有渗透性，与材料的结构性质有关</w:t>
-      </w:r>
-      <w:r>
-        <w:rPr>
-          <w:rFonts w:hint="eastAsia"/>
-        </w:rPr>
-        <w:t>(</w:t>
-      </w:r>
-      <w:r>
-        <w:t>m</w:t>
-      </w:r>
-      <w:r>
-        <w:rPr>
-          <w:vertAlign w:val="superscript"/>
-        </w:rPr>
-        <w:t>2</w:t>
-      </w:r>
-      <w:r>
-        <w:rPr>
-          <w:rFonts w:hint="eastAsia"/>
-        </w:rPr>
-        <w:t>)</w:t>
-      </w:r>
-      <w:r>
-        <w:t>。</w:t>
-      </w:r>
-    </w:p>
-    <w:p>
-      <w:pPr>
-        <w:adjustRightInd w:val="0"/>
-        <w:snapToGrid w:val="0"/>
-        <w:spacing w:line="300" w:lineRule="auto"/>
-      </w:pPr>
-      <w:r>
-        <w:t>……</w:t>
-      </w:r>
-    </w:p>
-    <w:p>
-      <w:pPr>
-        <w:pStyle w:val="3"/>
-        <w:spacing w:line="324" w:lineRule="auto"/>
-      </w:pPr>
-      <w:r>
-        <w:t>3</w:t>
-      </w:r>
-      <w:r>
-        <w:t>.</w:t>
-      </w:r>
-      <w:r>
-        <w:t>1</w:t>
-      </w:r>
-      <w:r>
-        <w:t>.</w:t>
-      </w:r>
-      <w:r>
-        <w:t>2</w:t>
-      </w:r>
-      <w:r>
-        <w:rPr>
-          <w:rFonts w:hint="eastAsia"/>
-        </w:rPr>
-        <w:t xml:space="preserve"> </w:t>
-      </w:r>
-      <w:r>
-        <w:t>FLUENT</w:t>
-      </w:r>
-      <w:r>
-        <w:rPr>
-          <w:rFonts w:hint="eastAsia"/>
-        </w:rPr>
-        <w:t>仿真结果分析</w:t>
-      </w:r>
-    </w:p>
-    <w:p>
-      <w:pPr>
-        <w:adjustRightInd w:val="0"/>
-        <w:snapToGrid w:val="0"/>
-        <w:spacing w:line="300" w:lineRule="auto"/>
-        <w:ind w:firstLineChars="196" w:firstLine="488"/>
-      </w:pPr>
-      <w:r>
-        <w:rPr>
-          <w:rFonts w:hint="eastAsia"/>
-        </w:rPr>
-        <w:t>图</w:t>
-      </w:r>
-      <w:r>
-        <w:rPr>
-          <w:rFonts w:hint="eastAsia"/>
-        </w:rPr>
-        <w:t>4-6</w:t>
-      </w:r>
-      <w:r>
-        <w:rPr>
-          <w:rFonts w:hint="eastAsia"/>
-        </w:rPr>
-        <w:t>表示出在局部多孔质圆柱塞的半径不同时，局部多孔质圆柱塞内和气膜内的压力分布变化情况。其中的半径分别是</w:t>
-      </w:r>
-      <w:proofErr w:type="spellStart"/>
-      <w:r>
-        <w:rPr>
-          <w:rFonts w:hint="eastAsia"/>
-          <w:i/>
-        </w:rPr>
-        <w:t>rr</w:t>
-      </w:r>
-      <w:proofErr w:type="spellEnd"/>
-      <w:r>
-        <w:rPr>
-          <w:rFonts w:hint="eastAsia"/>
-        </w:rPr>
-        <w:t>=</w:t>
-      </w:r>
-      <w:smartTag w:uri="urn:schemas-microsoft-com:office:smarttags" w:element="chmetcnv">
-        <w:smartTagPr>
-          <w:attr w:name="UnitName" w:val="mm"/>
-          <w:attr w:name="SourceValue" w:val="1.5"/>
-          <w:attr w:name="HasSpace" w:val="False"/>
-          <w:attr w:name="Negative" w:val="False"/>
-          <w:attr w:name="NumberType" w:val="1"/>
-          <w:attr w:name="TCSC" w:val="0"/>
-        </w:smartTagPr>
-        <w:r>
-          <w:rPr>
-            <w:rFonts w:hint="eastAsia"/>
-          </w:rPr>
-          <w:t>1.5mm</w:t>
-        </w:r>
-      </w:smartTag>
-      <w:r>
-        <w:rPr>
-          <w:rFonts w:hint="eastAsia"/>
-        </w:rPr>
-        <w:t>，</w:t>
-      </w:r>
-      <w:smartTag w:uri="urn:schemas-microsoft-com:office:smarttags" w:element="chmetcnv">
-        <w:smartTagPr>
-          <w:attr w:name="UnitName" w:val="mm"/>
-          <w:attr w:name="SourceValue" w:val="2.5"/>
-          <w:attr w:name="HasSpace" w:val="False"/>
-          <w:attr w:name="Negative" w:val="False"/>
-          <w:attr w:name="NumberType" w:val="1"/>
-          <w:attr w:name="TCSC" w:val="0"/>
-        </w:smartTagPr>
-        <w:r>
-          <w:rPr>
-            <w:rFonts w:hint="eastAsia"/>
-          </w:rPr>
-          <w:t>2.5mm</w:t>
-        </w:r>
-      </w:smartTag>
-      <w:r>
-        <w:rPr>
-          <w:rFonts w:hint="eastAsia"/>
-        </w:rPr>
-        <w:t>，</w:t>
-      </w:r>
-      <w:smartTag w:uri="urn:schemas-microsoft-com:office:smarttags" w:element="chmetcnv">
-        <w:smartTagPr>
-          <w:attr w:name="UnitName" w:val="mm"/>
-          <w:attr w:name="SourceValue" w:val="3.5"/>
-          <w:attr w:name="HasSpace" w:val="False"/>
-          <w:attr w:name="Negative" w:val="False"/>
-          <w:attr w:name="NumberType" w:val="1"/>
-          <w:attr w:name="TCSC" w:val="0"/>
-        </w:smartTagPr>
-        <w:r>
-          <w:rPr>
-            <w:rFonts w:hint="eastAsia"/>
-          </w:rPr>
-          <w:t>3.5mm</w:t>
-        </w:r>
-      </w:smartTag>
-      <w:r>
-        <w:rPr>
-          <w:rFonts w:hint="eastAsia"/>
-        </w:rPr>
-        <w:t>，</w:t>
-      </w:r>
-      <w:smartTag w:uri="urn:schemas-microsoft-com:office:smarttags" w:element="chmetcnv">
-        <w:smartTagPr>
-          <w:attr w:name="UnitName" w:val="mm"/>
-          <w:attr w:name="SourceValue" w:val="4.5"/>
-          <w:attr w:name="HasSpace" w:val="False"/>
-          <w:attr w:name="Negative" w:val="False"/>
-          <w:attr w:name="NumberType" w:val="1"/>
-          <w:attr w:name="TCSC" w:val="0"/>
-        </w:smartTagPr>
-        <w:r>
-          <w:rPr>
-            <w:rFonts w:hint="eastAsia"/>
-          </w:rPr>
-          <w:t>4.5mm</w:t>
-        </w:r>
-      </w:smartTag>
-      <w:r>
-        <w:rPr>
-          <w:rFonts w:hint="eastAsia"/>
-        </w:rPr>
-        <w:t>。从图</w:t>
-      </w:r>
-      <w:r>
-        <w:rPr>
-          <w:rFonts w:hint="eastAsia"/>
-        </w:rPr>
-        <w:t>4-6</w:t>
-      </w:r>
-      <w:r>
-        <w:rPr>
-          <w:rFonts w:hint="eastAsia"/>
-        </w:rPr>
-        <w:t>可知，由于节流半径不同，导致节流效果产生很大的不同，其中，半径小的节流效果明显，图</w:t>
-      </w:r>
-      <w:r>
-        <w:rPr>
-          <w:rFonts w:hint="eastAsia"/>
-        </w:rPr>
-        <w:t>4</w:t>
-      </w:r>
-      <w:smartTag w:uri="urn:schemas-microsoft-com:office:smarttags" w:element="chmetcnv">
-        <w:smartTagPr>
-          <w:attr w:name="UnitName" w:val="a"/>
-          <w:attr w:name="SourceValue" w:val="6"/>
-          <w:attr w:name="HasSpace" w:val="True"/>
-          <w:attr w:name="Negative" w:val="True"/>
-          <w:attr w:name="NumberType" w:val="1"/>
-          <w:attr w:name="TCSC" w:val="0"/>
-        </w:smartTagPr>
-        <w:r>
-          <w:rPr>
-            <w:rFonts w:hint="eastAsia"/>
-          </w:rPr>
-          <w:t>-6 a</w:t>
-        </w:r>
-      </w:smartTag>
-      <w:r>
-        <w:rPr>
-          <w:rFonts w:hint="eastAsia"/>
-        </w:rPr>
-        <w:t>)</w:t>
-      </w:r>
-      <w:r>
-        <w:rPr>
-          <w:rFonts w:hint="eastAsia"/>
-        </w:rPr>
-        <w:t>对应的压力变化最明显，而图</w:t>
-      </w:r>
-      <w:r>
-        <w:rPr>
-          <w:rFonts w:hint="eastAsia"/>
-        </w:rPr>
-        <w:t>4-6 d)</w:t>
-      </w:r>
-      <w:r>
-        <w:rPr>
-          <w:rFonts w:hint="eastAsia"/>
-        </w:rPr>
-        <w:t>的变化非常小，这导致了气膜内的压力分布产生了很大的不同。从而使承载能力随着半径的增加而得到很大的提高。</w:t>
-      </w:r>
-    </w:p>
-    <w:p>
-      <w:pPr>
-        <w:tabs>
-          <w:tab w:val="left" w:pos="498"/>
-        </w:tabs>
+        <w:rPr>
+          <w:rFonts w:hint="eastAsia"/>
+        </w:rPr>
       </w:pPr>
     </w:p>
     <w:p>
@@ -11566,12 +13137,12 @@
       </w:r>
       <w:smartTag w:uri="urn:schemas-microsoft-com:office:smarttags" w:element="chmetcnv">
         <w:smartTagPr>
+          <w:attr w:name="TCSC" w:val="0"/>
+          <w:attr w:name="NumberType" w:val="1"/>
+          <w:attr w:name="Negative" w:val="False"/>
+          <w:attr w:name="HasSpace" w:val="False"/>
+          <w:attr w:name="SourceValue" w:val="16"/>
           <w:attr w:name="UnitName" w:val="℃"/>
-          <w:attr w:name="SourceValue" w:val="16"/>
-          <w:attr w:name="HasSpace" w:val="False"/>
-          <w:attr w:name="Negative" w:val="False"/>
-          <w:attr w:name="NumberType" w:val="1"/>
-          <w:attr w:name="TCSC" w:val="0"/>
         </w:smartTagPr>
         <w:r>
           <w:rPr>
@@ -11619,12 +13190,12 @@
       </w:r>
       <w:smartTag w:uri="urn:schemas-microsoft-com:office:smarttags" w:element="chmetcnv">
         <w:smartTagPr>
+          <w:attr w:name="TCSC" w:val="0"/>
+          <w:attr w:name="NumberType" w:val="1"/>
+          <w:attr w:name="Negative" w:val="False"/>
+          <w:attr w:name="HasSpace" w:val="False"/>
+          <w:attr w:name="SourceValue" w:val="5.31"/>
           <w:attr w:name="UnitName" w:val="mm"/>
-          <w:attr w:name="SourceValue" w:val="5.31"/>
-          <w:attr w:name="HasSpace" w:val="False"/>
-          <w:attr w:name="Negative" w:val="False"/>
-          <w:attr w:name="NumberType" w:val="1"/>
-          <w:attr w:name="TCSC" w:val="0"/>
         </w:smartTagPr>
         <w:r>
           <w:rPr>
@@ -14636,10 +16207,10 @@
         <w:adjustRightInd w:val="0"/>
         <w:ind w:left="479" w:hangingChars="189" w:hanging="479"/>
         <w:sectPr>
-          <w:headerReference w:type="even" r:id="rId170"/>
-          <w:headerReference w:type="default" r:id="rId171"/>
-          <w:footerReference w:type="even" r:id="rId172"/>
-          <w:footerReference w:type="default" r:id="rId173"/>
+          <w:headerReference w:type="even" r:id="rId163"/>
+          <w:headerReference w:type="default" r:id="rId164"/>
+          <w:footerReference w:type="even" r:id="rId165"/>
+          <w:footerReference w:type="default" r:id="rId166"/>
           <w:pgSz w:w="11906" w:h="16838" w:code="9"/>
           <w:pgMar w:top="1814" w:right="1588" w:bottom="1701" w:left="1701" w:header="1300" w:footer="1300" w:gutter="0"/>
           <w:pgNumType w:start="7"/>
@@ -15417,9 +16988,9 @@
       </w:r>
     </w:p>
     <w:sectPr>
-      <w:headerReference w:type="even" r:id="rId174"/>
-      <w:headerReference w:type="default" r:id="rId175"/>
-      <w:footerReference w:type="default" r:id="rId176"/>
+      <w:headerReference w:type="even" r:id="rId167"/>
+      <w:headerReference w:type="default" r:id="rId168"/>
+      <w:footerReference w:type="default" r:id="rId169"/>
       <w:type w:val="oddPage"/>
       <w:pgSz w:w="11906" w:h="16838" w:code="9"/>
       <w:pgMar w:top="1814" w:right="1588" w:bottom="1701" w:left="1701" w:header="1300" w:footer="1300" w:gutter="0"/>
@@ -17231,6 +18802,7 @@
   <w:style w:type="paragraph" w:default="1" w:styleId="a">
     <w:name w:val="Normal"/>
     <w:qFormat/>
+    <w:rsid w:val="00AE1981"/>
     <w:pPr>
       <w:widowControl w:val="0"/>
       <w:jc w:val="both"/>
@@ -17330,7 +18902,6 @@
   <w:style w:type="character" w:default="1" w:styleId="a0">
     <w:name w:val="Default Paragraph Font"/>
     <w:uiPriority w:val="1"/>
-    <w:semiHidden/>
     <w:unhideWhenUsed/>
   </w:style>
   <w:style w:type="table" w:default="1" w:styleId="a1">
